--- a/WebContent/docx/实体瘤分子残留病灶MRD检测报告-基石.docx
+++ b/WebContent/docx/实体瘤分子残留病灶MRD检测报告-基石.docx
@@ -5,10 +5,13 @@
     <w:p>
       <w:pPr>
         <w:rPr>
-          <w:rFonts w:hint="eastAsia"/>
-        </w:rPr>
-      </w:pPr>
-      <w:r>
+          <w:rFonts w:hint="eastAsia" w:ascii="黑体" w:hAnsi="黑体" w:eastAsia="黑体" w:cs="黑体"/>
+        </w:rPr>
+      </w:pPr>
+      <w:r>
+        <w:rPr>
+          <w:rFonts w:hint="eastAsia" w:ascii="黑体" w:hAnsi="黑体" w:eastAsia="黑体" w:cs="黑体"/>
+        </w:rPr>
         <w:drawing>
           <wp:anchor distT="0" distB="0" distL="0" distR="0" simplePos="0" relativeHeight="251659264" behindDoc="1" locked="0" layoutInCell="1" allowOverlap="1">
             <wp:simplePos x="0" y="0"/>
@@ -58,17 +61,20 @@
         <w:widowControl/>
         <w:jc w:val="left"/>
         <w:rPr>
-          <w:rFonts w:hint="eastAsia"/>
-        </w:rPr>
-      </w:pPr>
-      <w:r>
+          <w:rFonts w:hint="eastAsia" w:ascii="黑体" w:hAnsi="黑体" w:eastAsia="黑体" w:cs="黑体"/>
+        </w:rPr>
+      </w:pPr>
+      <w:r>
+        <w:rPr>
+          <w:rFonts w:hint="eastAsia" w:ascii="黑体" w:hAnsi="黑体" w:eastAsia="黑体" w:cs="黑体"/>
+        </w:rPr>
         <w:br w:type="page"/>
       </w:r>
     </w:p>
     <w:p>
       <w:pPr>
         <w:rPr>
-          <w:rFonts w:hint="eastAsia"/>
+          <w:rFonts w:hint="eastAsia" w:ascii="黑体" w:hAnsi="黑体" w:eastAsia="黑体" w:cs="黑体"/>
         </w:rPr>
       </w:pPr>
     </w:p>
@@ -353,7 +359,7 @@
         <w:ind w:left="105" w:leftChars="50" w:right="105" w:rightChars="50"/>
         <w:jc w:val="left"/>
         <w:rPr>
-          <w:rFonts w:hint="eastAsia" w:ascii="微软雅黑" w:hAnsi="微软雅黑" w:eastAsia="微软雅黑" w:cs="Heiti SC Medium"/>
+          <w:rFonts w:hint="eastAsia" w:ascii="黑体" w:hAnsi="黑体" w:eastAsia="黑体" w:cs="黑体"/>
           <w:b/>
           <w:bCs/>
           <w:color w:val="005BAB"/>
@@ -365,17 +371,20 @@
     <w:p>
       <w:pPr>
         <w:rPr>
-          <w:rFonts w:hint="eastAsia"/>
-        </w:rPr>
-      </w:pPr>
-    </w:p>
-    <w:p>
-      <w:pPr>
-        <w:rPr>
-          <w:rFonts w:hint="eastAsia"/>
-        </w:rPr>
-      </w:pPr>
-      <w:r>
+          <w:rFonts w:hint="eastAsia" w:ascii="黑体" w:hAnsi="黑体" w:eastAsia="黑体" w:cs="黑体"/>
+        </w:rPr>
+      </w:pPr>
+    </w:p>
+    <w:p>
+      <w:pPr>
+        <w:rPr>
+          <w:rFonts w:hint="eastAsia" w:ascii="黑体" w:hAnsi="黑体" w:eastAsia="黑体" w:cs="黑体"/>
+        </w:rPr>
+      </w:pPr>
+      <w:r>
+        <w:rPr>
+          <w:rFonts w:hint="eastAsia" w:ascii="黑体" w:hAnsi="黑体" w:eastAsia="黑体" w:cs="黑体"/>
+        </w:rPr>
         <w:br w:type="page"/>
       </w:r>
     </w:p>
@@ -389,31 +398,31 @@
         <w:jc w:val="left"/>
         <w:outlineLvl w:val="9"/>
         <w:rPr>
-          <w:rFonts w:hint="eastAsia" w:eastAsia="黑体"/>
+          <w:rFonts w:hint="eastAsia" w:ascii="黑体" w:hAnsi="黑体" w:eastAsia="黑体" w:cs="黑体"/>
           <w:color w:val="01528E"/>
           <w:sz w:val="36"/>
           <w:szCs w:val="36"/>
         </w:rPr>
       </w:pPr>
       <w:bookmarkStart w:id="0" w:name="_Toc81408789"/>
-      <w:bookmarkStart w:id="1" w:name="_Toc117522755"/>
+      <w:bookmarkStart w:id="1" w:name="_Toc114664075"/>
       <w:bookmarkStart w:id="2" w:name="_Toc116571888"/>
-      <w:bookmarkStart w:id="3" w:name="_Toc114664075"/>
-      <w:r>
-        <w:rPr>
-          <w:rFonts w:hint="eastAsia" w:eastAsia="黑体"/>
+      <w:bookmarkStart w:id="3" w:name="_Toc117522755"/>
+      <w:r>
+        <w:rPr>
+          <w:rFonts w:hint="eastAsia" w:ascii="黑体" w:hAnsi="黑体" w:eastAsia="黑体" w:cs="黑体"/>
           <w:color w:val="01528E"/>
           <w:sz w:val="36"/>
           <w:szCs w:val="36"/>
         </w:rPr>
         <w:tab/>
       </w:r>
-      <w:bookmarkStart w:id="4" w:name="_Toc205305054"/>
-      <w:bookmarkStart w:id="5" w:name="_Toc14652"/>
-      <w:bookmarkStart w:id="6" w:name="_Toc21118"/>
-      <w:r>
-        <w:rPr>
-          <w:rFonts w:hint="eastAsia" w:eastAsia="黑体"/>
+      <w:bookmarkStart w:id="4" w:name="_Toc21118"/>
+      <w:bookmarkStart w:id="5" w:name="_Toc205305054"/>
+      <w:bookmarkStart w:id="6" w:name="_Toc14652"/>
+      <w:r>
+        <w:rPr>
+          <w:rFonts w:hint="eastAsia" w:ascii="黑体" w:hAnsi="黑体" w:eastAsia="黑体" w:cs="黑体"/>
           <w:color w:val="01528E"/>
           <w:sz w:val="36"/>
           <w:szCs w:val="36"/>
@@ -431,7 +440,7 @@
     <w:p>
       <w:pPr>
         <w:rPr>
-          <w:rFonts w:hint="eastAsia" w:ascii="黑体" w:hAnsi="黑体" w:eastAsia="黑体"/>
+          <w:rFonts w:hint="eastAsia" w:ascii="黑体" w:hAnsi="黑体" w:eastAsia="黑体" w:cs="黑体"/>
           <w:b/>
           <w:bCs/>
           <w:color w:val="01528E"/>
@@ -449,7 +458,7 @@
         <w:spacing w:line="360" w:lineRule="auto"/>
         <w:ind w:left="0" w:leftChars="0" w:firstLine="0" w:firstLineChars="0"/>
         <w:rPr>
-          <w:rFonts w:hint="eastAsia" w:ascii="黑体" w:hAnsi="黑体" w:eastAsia="黑体" w:cs="宋体"/>
+          <w:rFonts w:hint="eastAsia" w:ascii="黑体" w:hAnsi="黑体" w:eastAsia="黑体" w:cs="黑体"/>
           <w:b/>
           <w:bCs/>
           <w:color w:val="01528E"/>
@@ -509,7 +518,7 @@
       </w:r>
       <w:r>
         <w:rPr>
-          <w:rFonts w:hint="eastAsia" w:ascii="黑体" w:hAnsi="黑体" w:eastAsia="黑体" w:cs="宋体"/>
+          <w:rFonts w:hint="eastAsia" w:ascii="黑体" w:hAnsi="黑体" w:eastAsia="黑体" w:cs="黑体"/>
           <w:b/>
           <w:bCs/>
           <w:color w:val="01528E"/>
@@ -522,7 +531,7 @@
       </w:r>
       <w:r>
         <w:rPr>
-          <w:rFonts w:hint="eastAsia" w:ascii="黑体" w:hAnsi="黑体" w:eastAsia="黑体" w:cs="宋体"/>
+          <w:rFonts w:hint="eastAsia" w:ascii="黑体" w:hAnsi="黑体" w:eastAsia="黑体" w:cs="黑体"/>
           <w:b/>
           <w:bCs/>
           <w:color w:val="01528E"/>
@@ -535,7 +544,7 @@
       </w:r>
       <w:r>
         <w:rPr>
-          <w:rFonts w:hint="eastAsia" w:ascii="黑体" w:hAnsi="黑体" w:eastAsia="黑体" w:cs="宋体"/>
+          <w:rFonts w:hint="eastAsia" w:ascii="黑体" w:hAnsi="黑体" w:eastAsia="黑体" w:cs="黑体"/>
           <w:b/>
           <w:bCs/>
           <w:color w:val="01528E"/>
@@ -548,7 +557,7 @@
       </w:r>
       <w:r>
         <w:rPr>
-          <w:rFonts w:hint="eastAsia" w:ascii="黑体" w:hAnsi="黑体" w:eastAsia="黑体" w:cs="宋体"/>
+          <w:rFonts w:hint="eastAsia" w:ascii="黑体" w:hAnsi="黑体" w:eastAsia="黑体" w:cs="黑体"/>
           <w:b/>
           <w:bCs/>
           <w:color w:val="01528E"/>
@@ -561,7 +570,7 @@
       </w:r>
       <w:r>
         <w:rPr>
-          <w:rFonts w:hint="eastAsia" w:ascii="黑体" w:hAnsi="黑体" w:eastAsia="黑体" w:cs="宋体"/>
+          <w:rFonts w:hint="eastAsia" w:ascii="黑体" w:hAnsi="黑体" w:eastAsia="黑体" w:cs="黑体"/>
           <w:b/>
           <w:bCs/>
           <w:color w:val="01528E"/>
@@ -574,7 +583,7 @@
       </w:r>
       <w:r>
         <w:rPr>
-          <w:rFonts w:hint="eastAsia" w:ascii="黑体" w:hAnsi="黑体" w:eastAsia="黑体" w:cs="宋体"/>
+          <w:rFonts w:hint="eastAsia" w:ascii="黑体" w:hAnsi="黑体" w:eastAsia="黑体" w:cs="黑体"/>
           <w:b/>
           <w:bCs/>
           <w:color w:val="01528E"/>
@@ -587,7 +596,7 @@
       </w:r>
       <w:r>
         <w:rPr>
-          <w:rFonts w:hint="eastAsia" w:ascii="黑体" w:hAnsi="黑体" w:eastAsia="黑体" w:cs="宋体"/>
+          <w:rFonts w:hint="eastAsia" w:ascii="黑体" w:hAnsi="黑体" w:eastAsia="黑体" w:cs="黑体"/>
           <w:b/>
           <w:bCs/>
           <w:color w:val="01528E"/>
@@ -600,7 +609,7 @@
       </w:r>
       <w:r>
         <w:rPr>
-          <w:rFonts w:hint="eastAsia" w:ascii="黑体" w:hAnsi="黑体" w:eastAsia="黑体" w:cs="宋体"/>
+          <w:rFonts w:hint="eastAsia" w:ascii="黑体" w:hAnsi="黑体" w:eastAsia="黑体" w:cs="黑体"/>
           <w:b/>
           <w:bCs/>
           <w:color w:val="01528E"/>
@@ -613,7 +622,7 @@
       </w:r>
       <w:r>
         <w:rPr>
-          <w:rFonts w:hint="eastAsia" w:ascii="黑体" w:hAnsi="黑体" w:eastAsia="黑体" w:cs="宋体"/>
+          <w:rFonts w:hint="eastAsia" w:ascii="黑体" w:hAnsi="黑体" w:eastAsia="黑体" w:cs="黑体"/>
           <w:b/>
           <w:bCs/>
           <w:color w:val="01528E"/>
@@ -626,7 +635,7 @@
       </w:r>
       <w:r>
         <w:rPr>
-          <w:rFonts w:hint="eastAsia" w:ascii="黑体" w:hAnsi="黑体" w:eastAsia="黑体" w:cs="宋体"/>
+          <w:rFonts w:hint="eastAsia" w:ascii="黑体" w:hAnsi="黑体" w:eastAsia="黑体" w:cs="黑体"/>
           <w:b/>
           <w:bCs/>
           <w:color w:val="01528E"/>
@@ -639,7 +648,7 @@
       </w:r>
       <w:r>
         <w:rPr>
-          <w:rFonts w:hint="eastAsia" w:ascii="黑体" w:hAnsi="黑体" w:eastAsia="黑体" w:cs="宋体"/>
+          <w:rFonts w:hint="eastAsia" w:ascii="黑体" w:hAnsi="黑体" w:eastAsia="黑体" w:cs="黑体"/>
           <w:b/>
           <w:bCs/>
           <w:color w:val="01528E"/>
@@ -1261,7 +1270,7 @@
     <w:p>
       <w:pPr>
         <w:rPr>
-          <w:rFonts w:hint="eastAsia"/>
+          <w:rFonts w:hint="eastAsia" w:ascii="黑体" w:hAnsi="黑体" w:eastAsia="黑体" w:cs="黑体"/>
         </w:rPr>
       </w:pPr>
     </w:p>
@@ -1274,7 +1283,7 @@
         <w:spacing w:line="360" w:lineRule="auto"/>
         <w:ind w:left="0" w:leftChars="0" w:firstLine="0" w:firstLineChars="0"/>
         <w:rPr>
-          <w:rFonts w:hint="eastAsia" w:ascii="黑体" w:hAnsi="黑体" w:eastAsia="黑体" w:cs="宋体"/>
+          <w:rFonts w:hint="eastAsia" w:ascii="黑体" w:hAnsi="黑体" w:eastAsia="黑体" w:cs="黑体"/>
           <w:b/>
           <w:bCs/>
           <w:color w:val="01528E"/>
@@ -1286,7 +1295,7 @@
       </w:pPr>
       <w:r>
         <w:rPr>
-          <w:rFonts w:hint="eastAsia" w:ascii="黑体" w:hAnsi="黑体" w:eastAsia="黑体" w:cs="宋体"/>
+          <w:rFonts w:hint="eastAsia" w:ascii="黑体" w:hAnsi="黑体" w:eastAsia="黑体" w:cs="黑体"/>
           <w:b/>
           <w:bCs/>
           <w:color w:val="01528E"/>
@@ -1299,7 +1308,7 @@
       </w:r>
       <w:r>
         <w:rPr>
-          <w:rFonts w:hint="eastAsia" w:ascii="黑体" w:hAnsi="黑体" w:eastAsia="黑体" w:cs="宋体"/>
+          <w:rFonts w:hint="eastAsia" w:ascii="黑体" w:hAnsi="黑体" w:eastAsia="黑体" w:cs="黑体"/>
           <w:b/>
           <w:bCs/>
           <w:color w:val="01528E"/>
@@ -1312,7 +1321,7 @@
       </w:r>
       <w:r>
         <w:rPr>
-          <w:rFonts w:hint="eastAsia" w:ascii="黑体" w:hAnsi="黑体" w:eastAsia="黑体" w:cs="宋体"/>
+          <w:rFonts w:hint="eastAsia" w:ascii="黑体" w:hAnsi="黑体" w:eastAsia="黑体" w:cs="黑体"/>
           <w:b/>
           <w:bCs/>
           <w:color w:val="01528E"/>
@@ -1325,7 +1334,7 @@
       </w:r>
       <w:r>
         <w:rPr>
-          <w:rFonts w:hint="eastAsia" w:ascii="黑体" w:hAnsi="黑体" w:eastAsia="黑体" w:cs="宋体"/>
+          <w:rFonts w:hint="eastAsia" w:ascii="黑体" w:hAnsi="黑体" w:eastAsia="黑体" w:cs="黑体"/>
           <w:b/>
           <w:bCs/>
           <w:color w:val="01528E"/>
@@ -1338,7 +1347,7 @@
       </w:r>
       <w:r>
         <w:rPr>
-          <w:rFonts w:hint="eastAsia" w:ascii="黑体" w:hAnsi="黑体" w:eastAsia="黑体" w:cs="宋体"/>
+          <w:rFonts w:hint="eastAsia" w:ascii="黑体" w:hAnsi="黑体" w:eastAsia="黑体" w:cs="黑体"/>
           <w:b/>
           <w:bCs/>
           <w:color w:val="01528E"/>
@@ -1351,7 +1360,7 @@
       </w:r>
       <w:r>
         <w:rPr>
-          <w:rFonts w:hint="eastAsia" w:ascii="黑体" w:hAnsi="黑体" w:eastAsia="黑体" w:cs="宋体"/>
+          <w:rFonts w:hint="eastAsia" w:ascii="黑体" w:hAnsi="黑体" w:eastAsia="黑体" w:cs="黑体"/>
           <w:b/>
           <w:bCs/>
           <w:color w:val="01528E"/>
@@ -1364,7 +1373,7 @@
       </w:r>
       <w:r>
         <w:rPr>
-          <w:rFonts w:hint="eastAsia" w:ascii="黑体" w:hAnsi="黑体" w:eastAsia="黑体" w:cs="宋体"/>
+          <w:rFonts w:hint="eastAsia" w:ascii="黑体" w:hAnsi="黑体" w:eastAsia="黑体" w:cs="黑体"/>
           <w:b/>
           <w:bCs/>
           <w:color w:val="01528E"/>
@@ -1377,7 +1386,7 @@
       </w:r>
       <w:r>
         <w:rPr>
-          <w:rFonts w:hint="eastAsia" w:ascii="黑体" w:hAnsi="黑体" w:eastAsia="黑体" w:cs="宋体"/>
+          <w:rFonts w:hint="eastAsia" w:ascii="黑体" w:hAnsi="黑体" w:eastAsia="黑体" w:cs="黑体"/>
           <w:b/>
           <w:bCs/>
           <w:color w:val="01528E"/>
@@ -1390,7 +1399,7 @@
       </w:r>
       <w:r>
         <w:rPr>
-          <w:rFonts w:hint="eastAsia" w:ascii="黑体" w:hAnsi="黑体" w:eastAsia="黑体" w:cs="宋体"/>
+          <w:rFonts w:hint="eastAsia" w:ascii="黑体" w:hAnsi="黑体" w:eastAsia="黑体" w:cs="黑体"/>
           <w:b/>
           <w:bCs/>
           <w:color w:val="01528E"/>
@@ -1403,7 +1412,7 @@
       </w:r>
       <w:r>
         <w:rPr>
-          <w:rFonts w:hint="eastAsia" w:ascii="黑体" w:hAnsi="黑体" w:eastAsia="黑体" w:cs="宋体"/>
+          <w:rFonts w:hint="eastAsia" w:ascii="黑体" w:hAnsi="黑体" w:eastAsia="黑体" w:cs="黑体"/>
           <w:b/>
           <w:bCs/>
           <w:color w:val="01528E"/>
@@ -1416,7 +1425,7 @@
       </w:r>
       <w:r>
         <w:rPr>
-          <w:rFonts w:hint="eastAsia" w:ascii="黑体" w:hAnsi="黑体" w:eastAsia="黑体" w:cs="宋体"/>
+          <w:rFonts w:hint="eastAsia" w:ascii="黑体" w:hAnsi="黑体" w:eastAsia="黑体" w:cs="黑体"/>
           <w:b/>
           <w:bCs/>
           <w:color w:val="01528E"/>
@@ -2038,7 +2047,7 @@
     <w:p>
       <w:pPr>
         <w:rPr>
-          <w:rFonts w:hint="eastAsia"/>
+          <w:rFonts w:hint="eastAsia" w:ascii="黑体" w:hAnsi="黑体" w:eastAsia="黑体" w:cs="黑体"/>
         </w:rPr>
       </w:pPr>
     </w:p>
@@ -2051,7 +2060,7 @@
         <w:spacing w:line="360" w:lineRule="auto"/>
         <w:ind w:left="0" w:leftChars="0" w:firstLine="0" w:firstLineChars="0"/>
         <w:rPr>
-          <w:rFonts w:hint="eastAsia" w:ascii="黑体" w:hAnsi="黑体" w:eastAsia="黑体" w:cs="宋体"/>
+          <w:rFonts w:hint="eastAsia" w:ascii="黑体" w:hAnsi="黑体" w:eastAsia="黑体" w:cs="黑体"/>
           <w:b/>
           <w:bCs/>
           <w:color w:val="01528E"/>
@@ -2063,7 +2072,7 @@
       </w:pPr>
       <w:r>
         <w:rPr>
-          <w:rFonts w:hint="eastAsia" w:ascii="黑体" w:hAnsi="黑体" w:eastAsia="黑体" w:cs="宋体"/>
+          <w:rFonts w:hint="eastAsia" w:ascii="黑体" w:hAnsi="黑体" w:eastAsia="黑体" w:cs="黑体"/>
           <w:b/>
           <w:bCs/>
           <w:color w:val="01528E"/>
@@ -2076,7 +2085,7 @@
       </w:r>
       <w:r>
         <w:rPr>
-          <w:rFonts w:hint="eastAsia" w:ascii="黑体" w:hAnsi="黑体" w:eastAsia="黑体" w:cs="宋体"/>
+          <w:rFonts w:hint="eastAsia" w:ascii="黑体" w:hAnsi="黑体" w:eastAsia="黑体" w:cs="黑体"/>
           <w:b/>
           <w:bCs/>
           <w:color w:val="01528E"/>
@@ -2089,7 +2098,7 @@
       </w:r>
       <w:r>
         <w:rPr>
-          <w:rFonts w:hint="eastAsia" w:ascii="黑体" w:hAnsi="黑体" w:eastAsia="黑体" w:cs="宋体"/>
+          <w:rFonts w:hint="eastAsia" w:ascii="黑体" w:hAnsi="黑体" w:eastAsia="黑体" w:cs="黑体"/>
           <w:b/>
           <w:bCs/>
           <w:color w:val="01528E"/>
@@ -2102,7 +2111,7 @@
       </w:r>
       <w:r>
         <w:rPr>
-          <w:rFonts w:hint="eastAsia" w:ascii="黑体" w:hAnsi="黑体" w:eastAsia="黑体" w:cs="宋体"/>
+          <w:rFonts w:hint="eastAsia" w:ascii="黑体" w:hAnsi="黑体" w:eastAsia="黑体" w:cs="黑体"/>
           <w:b/>
           <w:bCs/>
           <w:color w:val="01528E"/>
@@ -2115,7 +2124,7 @@
       </w:r>
       <w:r>
         <w:rPr>
-          <w:rFonts w:hint="eastAsia" w:ascii="黑体" w:hAnsi="黑体" w:eastAsia="黑体" w:cs="宋体"/>
+          <w:rFonts w:hint="eastAsia" w:ascii="黑体" w:hAnsi="黑体" w:eastAsia="黑体" w:cs="黑体"/>
           <w:b/>
           <w:bCs/>
           <w:color w:val="01528E"/>
@@ -2128,7 +2137,7 @@
       </w:r>
       <w:r>
         <w:rPr>
-          <w:rFonts w:hint="eastAsia" w:ascii="黑体" w:hAnsi="黑体" w:eastAsia="黑体" w:cs="宋体"/>
+          <w:rFonts w:hint="eastAsia" w:ascii="黑体" w:hAnsi="黑体" w:eastAsia="黑体" w:cs="黑体"/>
           <w:b/>
           <w:bCs/>
           <w:color w:val="01528E"/>
@@ -2141,7 +2150,7 @@
       </w:r>
       <w:r>
         <w:rPr>
-          <w:rFonts w:hint="eastAsia" w:ascii="黑体" w:hAnsi="黑体" w:eastAsia="黑体" w:cs="宋体"/>
+          <w:rFonts w:hint="eastAsia" w:ascii="黑体" w:hAnsi="黑体" w:eastAsia="黑体" w:cs="黑体"/>
           <w:b/>
           <w:bCs/>
           <w:color w:val="01528E"/>
@@ -2154,7 +2163,7 @@
       </w:r>
       <w:r>
         <w:rPr>
-          <w:rFonts w:hint="eastAsia" w:ascii="黑体" w:hAnsi="黑体" w:eastAsia="黑体" w:cs="宋体"/>
+          <w:rFonts w:hint="eastAsia" w:ascii="黑体" w:hAnsi="黑体" w:eastAsia="黑体" w:cs="黑体"/>
           <w:b/>
           <w:bCs/>
           <w:color w:val="01528E"/>
@@ -2167,7 +2176,7 @@
       </w:r>
       <w:r>
         <w:rPr>
-          <w:rFonts w:hint="eastAsia" w:ascii="黑体" w:hAnsi="黑体" w:eastAsia="黑体" w:cs="宋体"/>
+          <w:rFonts w:hint="eastAsia" w:ascii="黑体" w:hAnsi="黑体" w:eastAsia="黑体" w:cs="黑体"/>
           <w:b/>
           <w:bCs/>
           <w:color w:val="01528E"/>
@@ -2180,7 +2189,7 @@
       </w:r>
       <w:r>
         <w:rPr>
-          <w:rFonts w:hint="eastAsia" w:ascii="黑体" w:hAnsi="黑体" w:eastAsia="黑体" w:cs="宋体"/>
+          <w:rFonts w:hint="eastAsia" w:ascii="黑体" w:hAnsi="黑体" w:eastAsia="黑体" w:cs="黑体"/>
           <w:b/>
           <w:bCs/>
           <w:color w:val="01528E"/>
@@ -2193,7 +2202,7 @@
       </w:r>
       <w:r>
         <w:rPr>
-          <w:rFonts w:hint="eastAsia" w:ascii="黑体" w:hAnsi="黑体" w:eastAsia="黑体" w:cs="宋体"/>
+          <w:rFonts w:hint="eastAsia" w:ascii="黑体" w:hAnsi="黑体" w:eastAsia="黑体" w:cs="黑体"/>
           <w:b/>
           <w:bCs/>
           <w:color w:val="01528E"/>
@@ -2617,7 +2626,7 @@
         </w:tabs>
         <w:spacing w:line="360" w:lineRule="auto"/>
         <w:rPr>
-          <w:rFonts w:hint="eastAsia" w:ascii="黑体" w:hAnsi="黑体" w:eastAsia="黑体"/>
+          <w:rFonts w:hint="eastAsia" w:ascii="黑体" w:hAnsi="黑体" w:eastAsia="黑体" w:cs="黑体"/>
           <w:sz w:val="24"/>
           <w:szCs w:val="24"/>
         </w:rPr>
@@ -2645,10 +2654,13 @@
         <w:widowControl/>
         <w:jc w:val="left"/>
         <w:rPr>
-          <w:rFonts w:hint="eastAsia"/>
-        </w:rPr>
-      </w:pPr>
-      <w:r>
+          <w:rFonts w:hint="eastAsia" w:ascii="黑体" w:hAnsi="黑体" w:eastAsia="黑体" w:cs="黑体"/>
+        </w:rPr>
+      </w:pPr>
+      <w:r>
+        <w:rPr>
+          <w:rFonts w:hint="eastAsia" w:ascii="黑体" w:hAnsi="黑体" w:eastAsia="黑体" w:cs="黑体"/>
+        </w:rPr>
         <w:br w:type="page"/>
       </w:r>
     </w:p>
@@ -2759,8 +2771,8 @@
         </w:tblCellMar>
       </w:tblPr>
       <w:tblGrid>
-        <w:gridCol w:w="1909"/>
-        <w:gridCol w:w="1859"/>
+        <w:gridCol w:w="1753"/>
+        <w:gridCol w:w="2015"/>
         <w:gridCol w:w="1344"/>
         <w:gridCol w:w="791"/>
         <w:gridCol w:w="898"/>
@@ -2801,7 +2813,7 @@
             <w:pPr>
               <w:jc w:val="center"/>
               <w:rPr>
-                <w:rFonts w:ascii="Times New Roman" w:hAnsi="Times New Roman" w:eastAsia="宋体" w:cs="Times New Roman"/>
+                <w:rFonts w:hint="eastAsia" w:ascii="黑体" w:hAnsi="黑体" w:eastAsia="黑体" w:cs="黑体"/>
                 <w:kern w:val="0"/>
                 <w:sz w:val="28"/>
                 <w:szCs w:val="28"/>
@@ -2843,7 +2855,7 @@
         </w:trPr>
         <w:tc>
           <w:tcPr>
-            <w:tcW w:w="1909" w:type="dxa"/>
+            <w:tcW w:w="1753" w:type="dxa"/>
             <w:vAlign w:val="center"/>
           </w:tcPr>
           <w:p>
@@ -2869,7 +2881,7 @@
         </w:tc>
         <w:tc>
           <w:tcPr>
-            <w:tcW w:w="1859" w:type="dxa"/>
+            <w:tcW w:w="2015" w:type="dxa"/>
             <w:vAlign w:val="center"/>
           </w:tcPr>
           <w:p>
@@ -3026,7 +3038,7 @@
         </w:trPr>
         <w:tc>
           <w:tcPr>
-            <w:tcW w:w="1909" w:type="dxa"/>
+            <w:tcW w:w="1753" w:type="dxa"/>
             <w:vAlign w:val="center"/>
           </w:tcPr>
           <w:p>
@@ -3051,7 +3063,7 @@
         </w:tc>
         <w:tc>
           <w:tcPr>
-            <w:tcW w:w="1859" w:type="dxa"/>
+            <w:tcW w:w="2015" w:type="dxa"/>
             <w:vAlign w:val="center"/>
           </w:tcPr>
           <w:p>
@@ -3120,7 +3132,7 @@
                 <w:kern w:val="0"/>
                 <w:lang w:val="en-US" w:eastAsia="zh-CN"/>
               </w:rPr>
-              <w:t>{{specimenttype}}</w:t>
+              <w:t>{{specimentype}}</w:t>
             </w:r>
           </w:p>
         </w:tc>
@@ -3148,7 +3160,7 @@
         </w:trPr>
         <w:tc>
           <w:tcPr>
-            <w:tcW w:w="1909" w:type="dxa"/>
+            <w:tcW w:w="1753" w:type="dxa"/>
             <w:vAlign w:val="center"/>
           </w:tcPr>
           <w:p>
@@ -3174,7 +3186,7 @@
         </w:tc>
         <w:tc>
           <w:tcPr>
-            <w:tcW w:w="7832" w:type="dxa"/>
+            <w:tcW w:w="7988" w:type="dxa"/>
             <w:gridSpan w:val="7"/>
             <w:vAlign w:val="center"/>
           </w:tcPr>
@@ -3231,7 +3243,7 @@
         </w:trPr>
         <w:tc>
           <w:tcPr>
-            <w:tcW w:w="1909" w:type="dxa"/>
+            <w:tcW w:w="1753" w:type="dxa"/>
             <w:vAlign w:val="center"/>
           </w:tcPr>
           <w:p>
@@ -3257,7 +3269,7 @@
         </w:tc>
         <w:tc>
           <w:tcPr>
-            <w:tcW w:w="7832" w:type="dxa"/>
+            <w:tcW w:w="7988" w:type="dxa"/>
             <w:gridSpan w:val="7"/>
             <w:vAlign w:val="center"/>
           </w:tcPr>
@@ -3305,7 +3317,7 @@
         </w:trPr>
         <w:tc>
           <w:tcPr>
-            <w:tcW w:w="1909" w:type="dxa"/>
+            <w:tcW w:w="1753" w:type="dxa"/>
             <w:vAlign w:val="center"/>
           </w:tcPr>
           <w:p>
@@ -3331,7 +3343,7 @@
         </w:tc>
         <w:tc>
           <w:tcPr>
-            <w:tcW w:w="7832" w:type="dxa"/>
+            <w:tcW w:w="7988" w:type="dxa"/>
             <w:gridSpan w:val="7"/>
             <w:vAlign w:val="center"/>
           </w:tcPr>
@@ -3378,7 +3390,7 @@
         </w:trPr>
         <w:tc>
           <w:tcPr>
-            <w:tcW w:w="1909" w:type="dxa"/>
+            <w:tcW w:w="1753" w:type="dxa"/>
             <w:vAlign w:val="center"/>
           </w:tcPr>
           <w:p>
@@ -3404,7 +3416,7 @@
         </w:tc>
         <w:tc>
           <w:tcPr>
-            <w:tcW w:w="3994" w:type="dxa"/>
+            <w:tcW w:w="4150" w:type="dxa"/>
             <w:gridSpan w:val="3"/>
             <w:vAlign w:val="center"/>
           </w:tcPr>
@@ -3483,10 +3495,13 @@
     <w:p>
       <w:pPr>
         <w:rPr>
-          <w:rFonts w:hint="eastAsia"/>
-        </w:rPr>
-      </w:pPr>
-      <w:r>
+          <w:rFonts w:hint="eastAsia" w:ascii="黑体" w:hAnsi="黑体" w:eastAsia="黑体" w:cs="黑体"/>
+        </w:rPr>
+      </w:pPr>
+      <w:r>
+        <w:rPr>
+          <w:rFonts w:hint="eastAsia" w:ascii="黑体" w:hAnsi="黑体" w:eastAsia="黑体" w:cs="黑体"/>
+        </w:rPr>
         <w:br w:type="page"/>
       </w:r>
     </w:p>
@@ -3496,11 +3511,11 @@
         <w:spacing w:after="312" w:afterLines="100"/>
         <w:jc w:val="center"/>
         <w:rPr>
-          <w:rFonts w:hint="eastAsia"/>
-        </w:rPr>
-      </w:pPr>
-      <w:bookmarkStart w:id="11" w:name="_Toc7383"/>
-      <w:bookmarkStart w:id="12" w:name="_Toc114664078"/>
+          <w:rFonts w:hint="eastAsia" w:ascii="黑体" w:hAnsi="黑体" w:eastAsia="黑体" w:cs="黑体"/>
+        </w:rPr>
+      </w:pPr>
+      <w:bookmarkStart w:id="11" w:name="_Toc114664078"/>
+      <w:bookmarkStart w:id="12" w:name="_Toc7383"/>
       <w:bookmarkStart w:id="13" w:name="_Toc93496791"/>
       <w:r>
         <w:rPr>
@@ -3583,7 +3598,7 @@
             <w:pPr>
               <w:jc w:val="center"/>
               <w:rPr>
-                <w:rFonts w:ascii="Times New Roman" w:hAnsi="Times New Roman" w:eastAsia="黑体" w:cs="Times New Roman"/>
+                <w:rFonts w:hint="eastAsia" w:ascii="黑体" w:hAnsi="黑体" w:eastAsia="黑体" w:cs="黑体"/>
                 <w:b/>
                 <w:i w:val="0"/>
                 <w:color w:val="FFFFFF"/>
@@ -3594,7 +3609,7 @@
             </w:pPr>
             <w:r>
               <w:rPr>
-                <w:rFonts w:ascii="Times New Roman" w:hAnsi="Times New Roman" w:eastAsia="黑体" w:cs="Times New Roman"/>
+                <w:rFonts w:hint="eastAsia" w:ascii="黑体" w:hAnsi="黑体" w:eastAsia="黑体" w:cs="黑体"/>
                 <w:b/>
                 <w:i w:val="0"/>
                 <w:color w:val="FFFFFF"/>
@@ -3616,7 +3631,7 @@
             <w:pPr>
               <w:jc w:val="center"/>
               <w:rPr>
-                <w:rFonts w:ascii="Times New Roman" w:hAnsi="Times New Roman" w:eastAsia="黑体" w:cs="Times New Roman"/>
+                <w:rFonts w:hint="eastAsia" w:ascii="黑体" w:hAnsi="黑体" w:eastAsia="黑体" w:cs="黑体"/>
                 <w:b/>
                 <w:color w:val="FFFFFF"/>
                 <w:kern w:val="0"/>
@@ -3626,7 +3641,7 @@
             </w:pPr>
             <w:r>
               <w:rPr>
-                <w:rFonts w:ascii="Times New Roman" w:hAnsi="Times New Roman" w:eastAsia="黑体" w:cs="Times New Roman"/>
+                <w:rFonts w:hint="eastAsia" w:ascii="黑体" w:hAnsi="黑体" w:eastAsia="黑体" w:cs="黑体"/>
                 <w:b/>
                 <w:color w:val="FFFFFF"/>
                 <w:kern w:val="0"/>
@@ -3647,7 +3662,7 @@
             <w:pPr>
               <w:jc w:val="center"/>
               <w:rPr>
-                <w:rFonts w:ascii="Times New Roman" w:hAnsi="Times New Roman" w:eastAsia="黑体" w:cs="Times New Roman"/>
+                <w:rFonts w:hint="eastAsia" w:ascii="黑体" w:hAnsi="黑体" w:eastAsia="黑体" w:cs="黑体"/>
                 <w:b/>
                 <w:color w:val="FFFFFF"/>
                 <w:kern w:val="0"/>
@@ -3657,7 +3672,7 @@
             </w:pPr>
             <w:r>
               <w:rPr>
-                <w:rFonts w:ascii="Times New Roman" w:hAnsi="Times New Roman" w:eastAsia="黑体" w:cs="Times New Roman"/>
+                <w:rFonts w:hint="eastAsia" w:ascii="黑体" w:hAnsi="黑体" w:eastAsia="黑体" w:cs="黑体"/>
                 <w:b/>
                 <w:color w:val="FFFFFF"/>
                 <w:kern w:val="0"/>
@@ -3699,7 +3714,7 @@
             <w:pPr>
               <w:jc w:val="center"/>
               <w:rPr>
-                <w:rFonts w:ascii="Times New Roman" w:hAnsi="Times New Roman" w:eastAsia="黑体" w:cs="Times New Roman"/>
+                <w:rFonts w:hint="eastAsia" w:ascii="黑体" w:hAnsi="黑体" w:eastAsia="黑体" w:cs="黑体"/>
                 <w:b/>
                 <w:bCs/>
                 <w:color w:val="01528E"/>
@@ -3710,7 +3725,7 @@
             </w:pPr>
             <w:r>
               <w:rPr>
-                <w:rFonts w:hint="eastAsia" w:ascii="Times New Roman" w:hAnsi="Times New Roman" w:eastAsia="黑体" w:cs="Times New Roman"/>
+                <w:rFonts w:hint="eastAsia" w:ascii="黑体" w:hAnsi="黑体" w:eastAsia="黑体" w:cs="黑体"/>
                 <w:b/>
                 <w:bCs/>
                 <w:color w:val="01528E"/>
@@ -3772,7 +3787,7 @@
             </w:r>
             <w:r>
               <w:rPr>
-                <w:rFonts w:ascii="黑体" w:hAnsi="黑体" w:eastAsia="黑体" w:cs="黑体"/>
+                <w:rFonts w:hint="eastAsia" w:ascii="黑体" w:hAnsi="黑体" w:eastAsia="黑体" w:cs="黑体"/>
                 <w:color w:val="595959"/>
                 <w:kern w:val="0"/>
                 <w:sz w:val="18"/>
@@ -3810,7 +3825,7 @@
             </w:pPr>
             <w:r>
               <w:rPr>
-                <w:rFonts w:hint="default" w:ascii="黑体" w:hAnsi="黑体" w:eastAsia="黑体" w:cs="黑体"/>
+                <w:rFonts w:hint="eastAsia" w:ascii="黑体" w:hAnsi="黑体" w:eastAsia="黑体" w:cs="黑体"/>
                 <w:color w:val="595959"/>
                 <w:kern w:val="0"/>
                 <w:sz w:val="18"/>
@@ -3832,7 +3847,7 @@
             </w:r>
             <w:r>
               <w:rPr>
-                <w:rFonts w:hint="default" w:ascii="黑体" w:hAnsi="黑体" w:eastAsia="黑体" w:cs="黑体"/>
+                <w:rFonts w:hint="eastAsia" w:ascii="黑体" w:hAnsi="黑体" w:eastAsia="黑体" w:cs="黑体"/>
                 <w:color w:val="595959"/>
                 <w:kern w:val="0"/>
                 <w:sz w:val="18"/>
@@ -3874,7 +3889,7 @@
             <w:pPr>
               <w:jc w:val="center"/>
               <w:rPr>
-                <w:rFonts w:ascii="Times New Roman" w:hAnsi="Times New Roman" w:eastAsia="黑体" w:cs="Times New Roman"/>
+                <w:rFonts w:hint="eastAsia" w:ascii="黑体" w:hAnsi="黑体" w:eastAsia="黑体" w:cs="黑体"/>
                 <w:b w:val="0"/>
                 <w:bCs/>
                 <w:color w:val="01528E"/>
@@ -3885,7 +3900,7 @@
             </w:pPr>
             <w:r>
               <w:rPr>
-                <w:rFonts w:hint="eastAsia" w:ascii="Times New Roman" w:hAnsi="Times New Roman" w:eastAsia="黑体" w:cs="Times New Roman"/>
+                <w:rFonts w:hint="eastAsia" w:ascii="黑体" w:hAnsi="黑体" w:eastAsia="黑体" w:cs="黑体"/>
                 <w:b/>
                 <w:bCs/>
                 <w:color w:val="01528E"/>
@@ -3897,7 +3912,7 @@
             </w:r>
             <w:r>
               <w:rPr>
-                <w:rFonts w:ascii="Times New Roman" w:hAnsi="Times New Roman" w:eastAsia="黑体" w:cs="Times New Roman"/>
+                <w:rFonts w:hint="eastAsia" w:ascii="黑体" w:hAnsi="黑体" w:eastAsia="黑体" w:cs="黑体"/>
                 <w:b/>
                 <w:bCs/>
                 <w:color w:val="01528E"/>
@@ -3909,7 +3924,7 @@
             </w:r>
             <w:r>
               <w:rPr>
-                <w:rFonts w:hint="eastAsia" w:ascii="Times New Roman" w:hAnsi="Times New Roman" w:eastAsia="黑体" w:cs="Times New Roman"/>
+                <w:rFonts w:hint="eastAsia" w:ascii="黑体" w:hAnsi="黑体" w:eastAsia="黑体" w:cs="黑体"/>
                 <w:b/>
                 <w:bCs/>
                 <w:color w:val="01528E"/>
@@ -3921,7 +3936,7 @@
             </w:r>
             <w:r>
               <w:rPr>
-                <w:rFonts w:ascii="Times New Roman" w:hAnsi="Times New Roman" w:eastAsia="黑体" w:cs="Times New Roman"/>
+                <w:rFonts w:hint="eastAsia" w:ascii="黑体" w:hAnsi="黑体" w:eastAsia="黑体" w:cs="黑体"/>
                 <w:b/>
                 <w:bCs/>
                 <w:color w:val="01528E"/>
@@ -3933,7 +3948,7 @@
             </w:r>
             <w:r>
               <w:rPr>
-                <w:rFonts w:hint="eastAsia" w:ascii="Times New Roman" w:hAnsi="Times New Roman" w:eastAsia="黑体" w:cs="Times New Roman"/>
+                <w:rFonts w:hint="eastAsia" w:ascii="黑体" w:hAnsi="黑体" w:eastAsia="黑体" w:cs="黑体"/>
                 <w:b/>
                 <w:bCs/>
                 <w:color w:val="01528E"/>
@@ -3973,7 +3988,7 @@
             </w:r>
             <w:r>
               <w:rPr>
-                <w:rFonts w:ascii="黑体" w:hAnsi="黑体" w:eastAsia="黑体" w:cs="黑体"/>
+                <w:rFonts w:hint="eastAsia" w:ascii="黑体" w:hAnsi="黑体" w:eastAsia="黑体" w:cs="黑体"/>
                 <w:color w:val="595959"/>
                 <w:kern w:val="0"/>
                 <w:sz w:val="18"/>
@@ -4011,7 +4026,7 @@
             </w:pPr>
             <w:r>
               <w:rPr>
-                <w:rFonts w:hint="default" w:ascii="黑体" w:hAnsi="黑体" w:eastAsia="黑体" w:cs="黑体"/>
+                <w:rFonts w:hint="eastAsia" w:ascii="黑体" w:hAnsi="黑体" w:eastAsia="黑体" w:cs="黑体"/>
                 <w:color w:val="595959"/>
                 <w:kern w:val="0"/>
                 <w:sz w:val="18"/>
@@ -4053,7 +4068,7 @@
             <w:pPr>
               <w:jc w:val="center"/>
               <w:rPr>
-                <w:rFonts w:ascii="Times New Roman" w:hAnsi="Times New Roman" w:eastAsia="黑体" w:cs="Times New Roman"/>
+                <w:rFonts w:hint="eastAsia" w:ascii="黑体" w:hAnsi="黑体" w:eastAsia="黑体" w:cs="黑体"/>
                 <w:b/>
                 <w:color w:val="01528E"/>
                 <w:kern w:val="0"/>
@@ -4063,7 +4078,7 @@
             </w:pPr>
             <w:r>
               <w:rPr>
-                <w:rFonts w:hint="eastAsia" w:ascii="Times New Roman" w:hAnsi="Times New Roman" w:eastAsia="黑体" w:cs="Times New Roman"/>
+                <w:rFonts w:hint="eastAsia" w:ascii="黑体" w:hAnsi="黑体" w:eastAsia="黑体" w:cs="黑体"/>
                 <w:b/>
                 <w:bCs/>
                 <w:color w:val="01528E"/>
@@ -4180,7 +4195,7 @@
       <w:pPr>
         <w:rPr>
           <w:rStyle w:val="28"/>
-          <w:rFonts w:hint="eastAsia"/>
+          <w:rFonts w:hint="eastAsia" w:ascii="黑体" w:hAnsi="黑体" w:eastAsia="黑体" w:cs="黑体"/>
         </w:rPr>
       </w:pPr>
     </w:p>
@@ -4190,7 +4205,7 @@
         <w:widowControl/>
         <w:jc w:val="left"/>
         <w:rPr>
-          <w:rFonts w:hint="eastAsia" w:ascii="微软雅黑" w:hAnsi="微软雅黑" w:eastAsia="微软雅黑"/>
+          <w:rFonts w:hint="eastAsia" w:ascii="黑体" w:hAnsi="黑体" w:eastAsia="黑体" w:cs="黑体"/>
           <w:b/>
           <w:bCs/>
           <w:color w:val="5B9CD6"/>
@@ -4202,10 +4217,13 @@
     <w:p>
       <w:pPr>
         <w:rPr>
-          <w:rFonts w:hint="eastAsia"/>
-        </w:rPr>
-      </w:pPr>
-      <w:r>
+          <w:rFonts w:hint="eastAsia" w:ascii="黑体" w:hAnsi="黑体" w:eastAsia="黑体" w:cs="黑体"/>
+        </w:rPr>
+      </w:pPr>
+      <w:r>
+        <w:rPr>
+          <w:rFonts w:hint="eastAsia" w:ascii="黑体" w:hAnsi="黑体" w:eastAsia="黑体" w:cs="黑体"/>
+        </w:rPr>
         <w:br w:type="page"/>
       </w:r>
     </w:p>
@@ -5579,7 +5597,6 @@
           </w:tblCellMar>
         </w:tblPrEx>
         <w:trPr>
-          <w:wAfter w:w="0" w:type="auto"/>
           <w:trHeight w:val="510" w:hRule="atLeast"/>
           <w:jc w:val="center"/>
         </w:trPr>
@@ -6058,10 +6075,13 @@
     <w:p>
       <w:pPr>
         <w:rPr>
-          <w:rFonts w:hint="eastAsia"/>
-        </w:rPr>
-      </w:pPr>
-      <w:r>
+          <w:rFonts w:hint="eastAsia" w:ascii="黑体" w:hAnsi="黑体" w:eastAsia="黑体" w:cs="黑体"/>
+        </w:rPr>
+      </w:pPr>
+      <w:r>
+        <w:rPr>
+          <w:rFonts w:hint="eastAsia" w:ascii="黑体" w:hAnsi="黑体" w:eastAsia="黑体" w:cs="黑体"/>
+        </w:rPr>
         <w:br w:type="page"/>
       </w:r>
     </w:p>
@@ -6244,14 +6264,14 @@
             <w:pPr>
               <w:pStyle w:val="26"/>
               <w:rPr>
-                <w:rFonts w:hint="eastAsia" w:ascii="黑体" w:hAnsi="黑体" w:eastAsia="黑体" w:cs="Times New Roman"/>
+                <w:rFonts w:hint="eastAsia" w:ascii="黑体" w:hAnsi="黑体" w:eastAsia="黑体" w:cs="黑体"/>
                 <w:sz w:val="21"/>
                 <w:szCs w:val="21"/>
               </w:rPr>
             </w:pPr>
             <w:r>
               <w:rPr>
-                <w:rFonts w:hint="eastAsia" w:ascii="黑体" w:hAnsi="黑体" w:eastAsia="黑体" w:cs="Times New Roman"/>
+                <w:rFonts w:hint="eastAsia" w:ascii="黑体" w:hAnsi="黑体" w:eastAsia="黑体" w:cs="黑体"/>
                 <w:sz w:val="21"/>
                 <w:szCs w:val="21"/>
               </w:rPr>
@@ -6273,14 +6293,14 @@
             <w:pPr>
               <w:pStyle w:val="26"/>
               <w:rPr>
-                <w:rFonts w:hint="eastAsia" w:ascii="黑体" w:hAnsi="黑体" w:eastAsia="黑体"/>
+                <w:rFonts w:hint="eastAsia" w:ascii="黑体" w:hAnsi="黑体" w:eastAsia="黑体" w:cs="黑体"/>
                 <w:sz w:val="21"/>
                 <w:szCs w:val="21"/>
               </w:rPr>
             </w:pPr>
             <w:r>
               <w:rPr>
-                <w:rFonts w:hint="eastAsia" w:ascii="黑体" w:hAnsi="黑体" w:eastAsia="黑体" w:cs="Times New Roman"/>
+                <w:rFonts w:hint="eastAsia" w:ascii="黑体" w:hAnsi="黑体" w:eastAsia="黑体" w:cs="黑体"/>
                 <w:sz w:val="21"/>
                 <w:szCs w:val="21"/>
               </w:rPr>
@@ -6302,14 +6322,14 @@
             <w:pPr>
               <w:pStyle w:val="26"/>
               <w:rPr>
-                <w:rFonts w:hint="eastAsia" w:ascii="黑体" w:hAnsi="黑体" w:eastAsia="黑体"/>
+                <w:rFonts w:hint="eastAsia" w:ascii="黑体" w:hAnsi="黑体" w:eastAsia="黑体" w:cs="黑体"/>
                 <w:sz w:val="21"/>
                 <w:szCs w:val="21"/>
               </w:rPr>
             </w:pPr>
             <w:r>
               <w:rPr>
-                <w:rFonts w:hint="eastAsia" w:ascii="黑体" w:hAnsi="黑体" w:eastAsia="黑体"/>
+                <w:rFonts w:hint="eastAsia" w:ascii="黑体" w:hAnsi="黑体" w:eastAsia="黑体" w:cs="黑体"/>
                 <w:sz w:val="21"/>
                 <w:szCs w:val="21"/>
               </w:rPr>
@@ -6445,10 +6465,13 @@
       <w:pPr>
         <w:pStyle w:val="37"/>
         <w:spacing w:after="156"/>
-      </w:pPr>
-      <w:r>
-        <w:rPr>
-          <w:rFonts w:hint="eastAsia"/>
+        <w:rPr>
+          <w:rFonts w:hint="eastAsia" w:ascii="黑体" w:hAnsi="黑体" w:eastAsia="黑体" w:cs="黑体"/>
+        </w:rPr>
+      </w:pPr>
+      <w:r>
+        <w:rPr>
+          <w:rFonts w:hint="eastAsia" w:ascii="黑体" w:hAnsi="黑体" w:eastAsia="黑体" w:cs="黑体"/>
         </w:rPr>
         <w:t>临床意义：</w:t>
       </w:r>
@@ -6511,16 +6534,19 @@
       <w:pPr>
         <w:pStyle w:val="37"/>
         <w:spacing w:after="156"/>
-      </w:pPr>
-      <w:r>
-        <w:rPr>
-          <w:rFonts w:ascii="Times New Roman" w:hAnsi="Times New Roman"/>
+        <w:rPr>
+          <w:rFonts w:hint="eastAsia" w:ascii="黑体" w:hAnsi="黑体" w:eastAsia="黑体" w:cs="黑体"/>
+        </w:rPr>
+      </w:pPr>
+      <w:r>
+        <w:rPr>
+          <w:rFonts w:hint="eastAsia" w:ascii="黑体" w:hAnsi="黑体" w:eastAsia="黑体" w:cs="黑体"/>
         </w:rPr>
         <w:t>MRD</w:t>
       </w:r>
       <w:r>
         <w:rPr>
-          <w:rFonts w:hint="eastAsia"/>
+          <w:rFonts w:hint="eastAsia" w:ascii="黑体" w:hAnsi="黑体" w:eastAsia="黑体" w:cs="黑体"/>
         </w:rPr>
         <w:t>指标解析：</w:t>
       </w:r>
@@ -6565,10 +6591,13 @@
       <w:pPr>
         <w:pStyle w:val="37"/>
         <w:spacing w:after="156"/>
-      </w:pPr>
-      <w:r>
-        <w:rPr>
-          <w:rFonts w:hint="eastAsia"/>
+        <w:rPr>
+          <w:rFonts w:hint="eastAsia" w:ascii="黑体" w:hAnsi="黑体" w:eastAsia="黑体" w:cs="黑体"/>
+        </w:rPr>
+      </w:pPr>
+      <w:r>
+        <w:rPr>
+          <w:rFonts w:hint="eastAsia" w:ascii="黑体" w:hAnsi="黑体" w:eastAsia="黑体" w:cs="黑体"/>
         </w:rPr>
         <w:t>文献报道：</w:t>
       </w:r>
@@ -6633,7 +6662,7 @@
         <w:spacing w:line="240" w:lineRule="auto"/>
         <w:ind w:firstLine="360" w:firstLineChars="200"/>
         <w:rPr>
-          <w:rFonts w:hint="eastAsia" w:ascii="黑体" w:hAnsi="黑体" w:cs="黑体"/>
+          <w:rFonts w:hint="eastAsia" w:ascii="黑体" w:hAnsi="黑体" w:eastAsia="黑体" w:cs="黑体"/>
           <w:szCs w:val="18"/>
         </w:rPr>
       </w:pPr>
@@ -6646,7 +6675,7 @@
       </w:r>
       <w:r>
         <w:rPr>
-          <w:rFonts w:hint="eastAsia" w:ascii="黑体" w:hAnsi="黑体" w:cs="黑体"/>
+          <w:rFonts w:hint="eastAsia" w:ascii="黑体" w:hAnsi="黑体" w:eastAsia="黑体" w:cs="黑体"/>
           <w:szCs w:val="18"/>
         </w:rPr>
         <w:t>时MRD检测较传统影像学更早提示肿瘤复发（中位5.8个月）[PMID: 34785539]。美国NCCN结肠癌指南提示，术后ctDNA是I-III期结肠癌复发风险升高的标志物。中国《实体瘤分子残留病灶检测共识》推荐意见：实体瘤MRD的Landmark检测（治疗后首次检测）大多选择在根治性治疗后1个月内进行，MRD动态监测有助于提升检测性能。中国《非小细胞肺癌分子残留病灶专家共识》建议对术后患者MRD进行密切随访管理，每3~6个月进行一次MRD检测。</w:t>
@@ -6682,14 +6711,14 @@
         <w:pStyle w:val="5"/>
         <w:spacing w:before="93"/>
         <w:rPr>
-          <w:rFonts w:hint="eastAsia" w:ascii="黑体" w:hAnsi="黑体" w:eastAsia="黑体" w:cs="Courier New"/>
+          <w:rFonts w:hint="eastAsia" w:ascii="黑体" w:hAnsi="黑体" w:eastAsia="黑体" w:cs="黑体"/>
           <w:color w:val="595959"/>
           <w:kern w:val="2"/>
         </w:rPr>
       </w:pPr>
       <w:r>
         <w:rPr>
-          <w:rFonts w:hint="eastAsia" w:ascii="黑体" w:hAnsi="黑体" w:eastAsia="黑体" w:cs="Courier New"/>
+          <w:rFonts w:hint="eastAsia" w:ascii="黑体" w:hAnsi="黑体" w:eastAsia="黑体" w:cs="黑体"/>
           <w:color w:val="595959"/>
           <w:kern w:val="2"/>
         </w:rPr>
@@ -6699,10 +6728,13 @@
     <w:p>
       <w:pPr>
         <w:rPr>
-          <w:rFonts w:hint="eastAsia"/>
-        </w:rPr>
-      </w:pPr>
-      <w:r>
+          <w:rFonts w:hint="eastAsia" w:ascii="黑体" w:hAnsi="黑体" w:eastAsia="黑体" w:cs="黑体"/>
+        </w:rPr>
+      </w:pPr>
+      <w:r>
+        <w:rPr>
+          <w:rFonts w:hint="eastAsia" w:ascii="黑体" w:hAnsi="黑体" w:eastAsia="黑体" w:cs="黑体"/>
+        </w:rPr>
         <w:br w:type="page"/>
       </w:r>
     </w:p>
@@ -6726,7 +6758,7 @@
       <w:bookmarkStart w:id="24" w:name="_Toc5882"/>
       <w:r>
         <w:rPr>
-          <w:rFonts w:ascii="黑体" w:hAnsi="黑体" w:eastAsia="黑体" w:cs="黑体"/>
+          <w:rFonts w:hint="eastAsia" w:ascii="黑体" w:hAnsi="黑体" w:eastAsia="黑体" w:cs="黑体"/>
           <w:color w:val="01528E"/>
           <w:kern w:val="0"/>
           <w:sz w:val="36"/>
@@ -6737,7 +6769,7 @@
       <w:bookmarkEnd w:id="23"/>
       <w:r>
         <w:rPr>
-          <w:rFonts w:ascii="黑体" w:hAnsi="黑体" w:eastAsia="黑体" w:cs="黑体"/>
+          <w:rFonts w:hint="eastAsia" w:ascii="黑体" w:hAnsi="黑体" w:eastAsia="黑体" w:cs="黑体"/>
           <w:color w:val="01528E"/>
           <w:kern w:val="0"/>
           <w:sz w:val="36"/>
@@ -6760,7 +6792,7 @@
     <w:p>
       <w:pPr>
         <w:rPr>
-          <w:rFonts w:hint="eastAsia"/>
+          <w:rFonts w:hint="eastAsia" w:ascii="黑体" w:hAnsi="黑体" w:eastAsia="黑体" w:cs="黑体"/>
         </w:rPr>
       </w:pPr>
     </w:p>
@@ -6768,7 +6800,7 @@
       <w:pPr>
         <w:jc w:val="center"/>
         <w:rPr>
-          <w:rFonts w:hint="default" w:ascii="微软雅黑" w:hAnsi="微软雅黑" w:eastAsia="微软雅黑" w:cs="微软雅黑"/>
+          <w:rFonts w:hint="eastAsia" w:ascii="黑体" w:hAnsi="黑体" w:eastAsia="黑体" w:cs="黑体"/>
           <w:b/>
           <w:bCs/>
           <w:sz w:val="18"/>
@@ -6778,7 +6810,7 @@
       </w:pPr>
       <w:r>
         <w:rPr>
-          <w:rFonts w:hint="eastAsia" w:ascii="微软雅黑" w:hAnsi="微软雅黑" w:eastAsia="微软雅黑" w:cs="微软雅黑"/>
+          <w:rFonts w:hint="eastAsia" w:ascii="黑体" w:hAnsi="黑体" w:eastAsia="黑体" w:cs="黑体"/>
           <w:b/>
           <w:bCs/>
           <w:sz w:val="18"/>
@@ -6813,7 +6845,7 @@
         <w:widowControl/>
         <w:jc w:val="left"/>
         <w:rPr>
-          <w:rFonts w:hint="eastAsia" w:ascii="宋体" w:hAnsi="宋体" w:eastAsia="宋体"/>
+          <w:rFonts w:hint="eastAsia" w:ascii="黑体" w:hAnsi="黑体" w:eastAsia="黑体" w:cs="黑体"/>
           <w:kern w:val="0"/>
           <w:sz w:val="24"/>
           <w:szCs w:val="24"/>
@@ -6821,7 +6853,7 @@
       </w:pPr>
       <w:r>
         <w:rPr>
-          <w:rFonts w:hint="eastAsia" w:ascii="黑体" w:hAnsi="黑体" w:eastAsia="黑体"/>
+          <w:rFonts w:hint="eastAsia" w:ascii="黑体" w:hAnsi="黑体" w:eastAsia="黑体" w:cs="黑体"/>
           <w:b/>
           <w:bCs/>
           <w:color w:val="01528E"/>
@@ -6833,7 +6865,7 @@
       </w:r>
       <w:r>
         <w:rPr>
-          <w:rFonts w:hint="eastAsia" w:ascii="宋体" w:hAnsi="宋体" w:eastAsia="宋体"/>
+          <w:rFonts w:hint="eastAsia" w:ascii="黑体" w:hAnsi="黑体" w:eastAsia="黑体" w:cs="黑体"/>
           <w:b/>
           <w:bCs/>
           <w:color w:val="01528E"/>
@@ -6873,10 +6905,13 @@
     <w:p>
       <w:pPr>
         <w:rPr>
-          <w:rFonts w:hint="eastAsia"/>
-        </w:rPr>
-      </w:pPr>
-      <w:r>
+          <w:rFonts w:hint="eastAsia" w:ascii="黑体" w:hAnsi="黑体" w:eastAsia="黑体" w:cs="黑体"/>
+        </w:rPr>
+      </w:pPr>
+      <w:r>
+        <w:rPr>
+          <w:rFonts w:hint="eastAsia" w:ascii="黑体" w:hAnsi="黑体" w:eastAsia="黑体" w:cs="黑体"/>
+        </w:rPr>
         <w:br w:type="page"/>
       </w:r>
     </w:p>
@@ -6909,7 +6944,7 @@
       </w:r>
       <w:r>
         <w:rPr>
-          <w:rFonts w:ascii="黑体" w:hAnsi="黑体" w:eastAsia="黑体" w:cs="黑体"/>
+          <w:rFonts w:hint="eastAsia" w:ascii="黑体" w:hAnsi="黑体" w:eastAsia="黑体" w:cs="黑体"/>
           <w:color w:val="01528E"/>
           <w:kern w:val="0"/>
           <w:sz w:val="36"/>
@@ -6919,7 +6954,7 @@
       </w:r>
       <w:r>
         <w:rPr>
-          <w:rFonts w:ascii="Times New Roman" w:hAnsi="Times New Roman" w:eastAsia="黑体" w:cs="Times New Roman"/>
+          <w:rFonts w:hint="eastAsia" w:ascii="黑体" w:hAnsi="黑体" w:eastAsia="黑体" w:cs="黑体"/>
           <w:color w:val="01528E"/>
           <w:kern w:val="0"/>
           <w:sz w:val="36"/>
@@ -6929,7 +6964,7 @@
       </w:r>
       <w:r>
         <w:rPr>
-          <w:rFonts w:ascii="黑体" w:hAnsi="黑体" w:eastAsia="黑体" w:cs="黑体"/>
+          <w:rFonts w:hint="eastAsia" w:ascii="黑体" w:hAnsi="黑体" w:eastAsia="黑体" w:cs="黑体"/>
           <w:color w:val="01528E"/>
           <w:kern w:val="0"/>
           <w:sz w:val="36"/>
@@ -6944,17 +6979,17 @@
         <w:pStyle w:val="43"/>
         <w:outlineLvl w:val="9"/>
         <w:rPr>
-          <w:rFonts w:hint="eastAsia"/>
+          <w:rFonts w:hint="eastAsia" w:ascii="黑体" w:hAnsi="黑体" w:eastAsia="黑体" w:cs="黑体"/>
           <w:sz w:val="32"/>
           <w:szCs w:val="32"/>
         </w:rPr>
       </w:pPr>
-      <w:bookmarkStart w:id="26" w:name="_Toc205305063"/>
-      <w:bookmarkStart w:id="27" w:name="_Toc11900"/>
-      <w:bookmarkStart w:id="28" w:name="_Toc8808"/>
-      <w:r>
-        <w:rPr>
-          <w:rFonts w:hint="eastAsia"/>
+      <w:bookmarkStart w:id="26" w:name="_Toc8808"/>
+      <w:bookmarkStart w:id="27" w:name="_Toc205305063"/>
+      <w:bookmarkStart w:id="28" w:name="_Toc11900"/>
+      <w:r>
+        <w:rPr>
+          <w:rFonts w:hint="eastAsia" w:ascii="黑体" w:hAnsi="黑体" w:eastAsia="黑体" w:cs="黑体"/>
           <w:sz w:val="32"/>
           <w:szCs w:val="32"/>
         </w:rPr>
@@ -7606,10 +7641,13 @@
     <w:p>
       <w:pPr>
         <w:rPr>
-          <w:rFonts w:hint="eastAsia"/>
-        </w:rPr>
-      </w:pPr>
-      <w:r>
+          <w:rFonts w:hint="eastAsia" w:ascii="黑体" w:hAnsi="黑体" w:eastAsia="黑体" w:cs="黑体"/>
+        </w:rPr>
+      </w:pPr>
+      <w:r>
+        <w:rPr>
+          <w:rFonts w:hint="eastAsia" w:ascii="黑体" w:hAnsi="黑体" w:eastAsia="黑体" w:cs="黑体"/>
+        </w:rPr>
         <w:br w:type="page"/>
       </w:r>
     </w:p>
@@ -7661,7 +7699,7 @@
         <w:pStyle w:val="2"/>
         <w:jc w:val="center"/>
         <w:rPr>
-          <w:rFonts w:hint="eastAsia" w:eastAsia="黑体"/>
+          <w:rFonts w:hint="eastAsia" w:ascii="黑体" w:hAnsi="黑体" w:eastAsia="黑体" w:cs="黑体"/>
           <w:bCs w:val="0"/>
           <w:color w:val="01528E"/>
           <w:sz w:val="36"/>
@@ -7671,7 +7709,7 @@
       <w:bookmarkStart w:id="31" w:name="_Toc30924"/>
       <w:r>
         <w:rPr>
-          <w:rFonts w:hint="eastAsia" w:eastAsia="黑体"/>
+          <w:rFonts w:hint="eastAsia" w:ascii="黑体" w:hAnsi="黑体" w:eastAsia="黑体" w:cs="黑体"/>
           <w:bCs w:val="0"/>
           <w:color w:val="01528E"/>
           <w:sz w:val="36"/>
@@ -7950,7 +7988,7 @@
       </w:pPr>
       <w:r>
         <w:rPr>
-          <w:rFonts w:hint="eastAsia" w:ascii="黑体" w:hAnsi="黑体" w:eastAsia="黑体"/>
+          <w:rFonts w:hint="eastAsia" w:ascii="黑体" w:hAnsi="黑体" w:eastAsia="黑体" w:cs="黑体"/>
           <w:color w:val="595959" w:themeColor="text1" w:themeTint="A6"/>
           <w14:textFill>
             <w14:solidFill>
@@ -7965,14 +8003,14 @@
       </w:r>
       <w:r>
         <w:rPr>
-          <w:rFonts w:hint="eastAsia" w:ascii="黑体" w:hAnsi="黑体" w:eastAsia="黑体"/>
+          <w:rFonts w:hint="eastAsia" w:ascii="黑体" w:hAnsi="黑体" w:eastAsia="黑体" w:cs="黑体"/>
           <w:color w:val="595959"/>
         </w:rPr>
         <w:t>测序平台，对血浆游离D</w:t>
       </w:r>
       <w:r>
         <w:rPr>
-          <w:rFonts w:hint="eastAsia" w:ascii="黑体" w:hAnsi="黑体" w:eastAsia="黑体"/>
+          <w:rFonts w:hint="eastAsia" w:ascii="黑体" w:hAnsi="黑体" w:eastAsia="黑体" w:cs="黑体"/>
           <w:color w:val="595959" w:themeColor="text1" w:themeTint="A6"/>
           <w14:textFill>
             <w14:solidFill>
@@ -8102,7 +8140,7 @@
               <w:spacing w:line="360" w:lineRule="auto"/>
               <w:jc w:val="left"/>
               <w:rPr>
-                <w:rFonts w:hint="eastAsia" w:ascii="黑体" w:hAnsi="黑体" w:eastAsia="黑体" w:cs="Heiti SC Light"/>
+                <w:rFonts w:hint="eastAsia" w:ascii="黑体" w:hAnsi="黑体" w:eastAsia="黑体" w:cs="黑体"/>
                 <w:sz w:val="18"/>
                 <w:szCs w:val="18"/>
               </w:rPr>
@@ -8113,14 +8151,14 @@
               <w:spacing w:line="360" w:lineRule="auto"/>
               <w:jc w:val="center"/>
               <w:rPr>
-                <w:rFonts w:hint="eastAsia" w:ascii="黑体" w:hAnsi="黑体" w:eastAsia="黑体" w:cs="Heiti SC Light"/>
+                <w:rFonts w:hint="eastAsia" w:ascii="黑体" w:hAnsi="黑体" w:eastAsia="黑体" w:cs="黑体"/>
                 <w:sz w:val="18"/>
                 <w:szCs w:val="18"/>
               </w:rPr>
             </w:pPr>
             <w:r>
               <w:rPr>
-                <w:rFonts w:hint="eastAsia" w:ascii="黑体" w:hAnsi="黑体" w:eastAsia="黑体" w:cs="Heiti SC Light"/>
+                <w:rFonts w:hint="eastAsia" w:ascii="黑体" w:hAnsi="黑体" w:eastAsia="黑体" w:cs="黑体"/>
                 <w:color w:val="595959" w:themeColor="text1" w:themeTint="A6"/>
                 <w:sz w:val="18"/>
                 <w:szCs w:val="18"/>
@@ -8137,7 +8175,7 @@
             </w:r>
             <w:r>
               <w:rPr>
-                <w:rFonts w:ascii="黑体" w:hAnsi="黑体" w:eastAsia="黑体" w:cs="Heiti SC Light"/>
+                <w:rFonts w:hint="eastAsia" w:ascii="黑体" w:hAnsi="黑体" w:eastAsia="黑体" w:cs="黑体"/>
                 <w:sz w:val="18"/>
                 <w:szCs w:val="18"/>
               </w:rPr>
@@ -8192,7 +8230,7 @@
             </w:r>
             <w:r>
               <w:rPr>
-                <w:rFonts w:hint="eastAsia" w:ascii="黑体" w:hAnsi="黑体" w:eastAsia="黑体" w:cs="Heiti SC Light"/>
+                <w:rFonts w:hint="eastAsia" w:ascii="黑体" w:hAnsi="黑体" w:eastAsia="黑体" w:cs="黑体"/>
                 <w:sz w:val="18"/>
                 <w:szCs w:val="18"/>
               </w:rPr>
@@ -8214,7 +8252,7 @@
               <w:spacing w:line="360" w:lineRule="auto"/>
               <w:jc w:val="left"/>
               <w:rPr>
-                <w:rFonts w:hint="eastAsia" w:ascii="黑体" w:hAnsi="黑体" w:eastAsia="黑体"/>
+                <w:rFonts w:hint="eastAsia" w:ascii="黑体" w:hAnsi="黑体" w:eastAsia="黑体" w:cs="黑体"/>
                 <w:bCs/>
                 <w:sz w:val="22"/>
               </w:rPr>
@@ -8235,7 +8273,7 @@
               <w:spacing w:line="360" w:lineRule="auto"/>
               <w:jc w:val="left"/>
               <w:rPr>
-                <w:rFonts w:hint="eastAsia" w:ascii="黑体" w:hAnsi="黑体" w:eastAsia="黑体" w:cs="Heiti SC Light"/>
+                <w:rFonts w:hint="eastAsia" w:ascii="黑体" w:hAnsi="黑体" w:eastAsia="黑体" w:cs="黑体"/>
                 <w:sz w:val="18"/>
                 <w:szCs w:val="18"/>
               </w:rPr>
@@ -8246,7 +8284,7 @@
               <w:spacing w:line="360" w:lineRule="auto"/>
               <w:jc w:val="left"/>
               <w:rPr>
-                <w:rFonts w:hint="eastAsia" w:ascii="黑体" w:hAnsi="黑体" w:eastAsia="黑体" w:cs="Heiti SC Light"/>
+                <w:rFonts w:hint="eastAsia" w:ascii="黑体" w:hAnsi="黑体" w:eastAsia="黑体" w:cs="黑体"/>
                 <w:sz w:val="18"/>
                 <w:szCs w:val="18"/>
               </w:rPr>
@@ -8257,14 +8295,14 @@
               <w:spacing w:line="360" w:lineRule="auto"/>
               <w:jc w:val="left"/>
               <w:rPr>
-                <w:rFonts w:hint="eastAsia" w:ascii="黑体" w:hAnsi="黑体" w:eastAsia="黑体" w:cs="Heiti SC Light"/>
+                <w:rFonts w:hint="eastAsia" w:ascii="黑体" w:hAnsi="黑体" w:eastAsia="黑体" w:cs="黑体"/>
                 <w:sz w:val="18"/>
                 <w:szCs w:val="18"/>
               </w:rPr>
             </w:pPr>
             <w:r>
               <w:rPr>
-                <w:rFonts w:hint="eastAsia" w:ascii="黑体" w:hAnsi="黑体" w:eastAsia="黑体" w:cs="Heiti SC Light"/>
+                <w:rFonts w:hint="eastAsia" w:ascii="黑体" w:hAnsi="黑体" w:eastAsia="黑体" w:cs="黑体"/>
                 <w:color w:val="595959" w:themeColor="text1" w:themeTint="A6"/>
                 <w:sz w:val="18"/>
                 <w:szCs w:val="18"/>
@@ -8281,7 +8319,7 @@
             </w:r>
             <w:r>
               <w:rPr>
-                <w:rFonts w:hint="eastAsia" w:ascii="黑体" w:hAnsi="黑体" w:eastAsia="黑体" w:cs="Heiti SC Light"/>
+                <w:rFonts w:hint="eastAsia" w:ascii="黑体" w:hAnsi="黑体" w:eastAsia="黑体" w:cs="黑体"/>
                 <w:sz w:val="18"/>
                 <w:szCs w:val="18"/>
               </w:rPr>
@@ -8303,14 +8341,14 @@
               <w:spacing w:line="360" w:lineRule="auto"/>
               <w:jc w:val="left"/>
               <w:rPr>
-                <w:rFonts w:hint="eastAsia" w:ascii="黑体" w:hAnsi="黑体" w:eastAsia="黑体" w:cs="Heiti SC Light"/>
+                <w:rFonts w:hint="eastAsia" w:ascii="黑体" w:hAnsi="黑体" w:eastAsia="黑体" w:cs="黑体"/>
                 <w:sz w:val="18"/>
                 <w:szCs w:val="18"/>
               </w:rPr>
             </w:pPr>
             <w:r>
               <w:rPr>
-                <w:rFonts w:ascii="黑体" w:hAnsi="黑体" w:eastAsia="黑体" w:cs="Heiti SC Light"/>
+                <w:rFonts w:hint="eastAsia" w:ascii="黑体" w:hAnsi="黑体" w:eastAsia="黑体" w:cs="黑体"/>
                 <w:sz w:val="18"/>
                 <w:szCs w:val="18"/>
               </w:rPr>
@@ -8378,7 +8416,7 @@
           <w:p>
             <w:pPr>
               <w:rPr>
-                <w:rFonts w:hint="eastAsia" w:ascii="黑体" w:hAnsi="黑体" w:eastAsia="黑体"/>
+                <w:rFonts w:hint="eastAsia" w:ascii="黑体" w:hAnsi="黑体" w:eastAsia="黑体" w:cs="黑体"/>
                 <w:sz w:val="22"/>
               </w:rPr>
             </w:pPr>
@@ -8393,14 +8431,14 @@
           <w:p>
             <w:pPr>
               <w:rPr>
-                <w:rFonts w:hint="eastAsia" w:ascii="黑体" w:hAnsi="黑体" w:eastAsia="黑体" w:cs="Heiti SC Light"/>
+                <w:rFonts w:hint="eastAsia" w:ascii="黑体" w:hAnsi="黑体" w:eastAsia="黑体" w:cs="黑体"/>
                 <w:sz w:val="18"/>
                 <w:szCs w:val="18"/>
               </w:rPr>
             </w:pPr>
             <w:r>
               <w:rPr>
-                <w:rFonts w:hint="eastAsia" w:ascii="黑体" w:hAnsi="黑体" w:eastAsia="黑体" w:cs="Heiti SC Light"/>
+                <w:rFonts w:hint="eastAsia" w:ascii="黑体" w:hAnsi="黑体" w:eastAsia="黑体" w:cs="黑体"/>
                 <w:color w:val="595959" w:themeColor="text1" w:themeTint="A6"/>
                 <w:sz w:val="18"/>
                 <w:szCs w:val="18"/>
@@ -8422,55 +8460,59 @@
     <w:p>
       <w:pPr>
         <w:rPr>
-          <w:rFonts w:hint="eastAsia"/>
-        </w:rPr>
-      </w:pPr>
-    </w:p>
-    <w:p>
-      <w:pPr>
-        <w:rPr>
-          <w:rFonts w:hint="eastAsia"/>
-        </w:rPr>
-      </w:pPr>
-    </w:p>
-    <w:p>
-      <w:pPr>
-        <w:rPr>
-          <w:rFonts w:hint="eastAsia"/>
-        </w:rPr>
-      </w:pPr>
-      <w:r>
-        <w:rPr>
-          <w:rFonts w:hint="eastAsia"/>
+          <w:rFonts w:hint="eastAsia" w:ascii="黑体" w:hAnsi="黑体" w:eastAsia="黑体" w:cs="黑体"/>
+        </w:rPr>
+      </w:pPr>
+    </w:p>
+    <w:p>
+      <w:pPr>
+        <w:rPr>
+          <w:rFonts w:hint="eastAsia" w:ascii="黑体" w:hAnsi="黑体" w:eastAsia="黑体" w:cs="黑体"/>
+        </w:rPr>
+      </w:pPr>
+    </w:p>
+    <w:p>
+      <w:pPr>
+        <w:rPr>
+          <w:rFonts w:hint="eastAsia" w:ascii="黑体" w:hAnsi="黑体" w:eastAsia="黑体" w:cs="黑体"/>
+        </w:rPr>
+      </w:pPr>
+      <w:r>
+        <w:rPr>
+          <w:rFonts w:hint="eastAsia" w:ascii="黑体" w:hAnsi="黑体" w:eastAsia="黑体" w:cs="黑体"/>
         </w:rPr>
         <w:t xml:space="preserve"> </w:t>
       </w:r>
       <w:r>
+        <w:rPr>
+          <w:rFonts w:hint="eastAsia" w:ascii="黑体" w:hAnsi="黑体" w:eastAsia="黑体" w:cs="黑体"/>
+        </w:rPr>
         <w:t xml:space="preserve">                                                              </w:t>
       </w:r>
       <w:r>
         <w:rPr>
-          <w:rFonts w:hint="eastAsia"/>
+          <w:rFonts w:hint="eastAsia" w:ascii="黑体" w:hAnsi="黑体" w:eastAsia="黑体" w:cs="黑体"/>
         </w:rPr>
         <w:t xml:space="preserve"> </w:t>
       </w:r>
-      <w:bookmarkStart w:id="33" w:name="_GoBack"/>
-      <w:bookmarkEnd w:id="33"/>
-    </w:p>
-    <w:p>
-      <w:pPr>
-        <w:rPr>
-          <w:rFonts w:hint="eastAsia"/>
-        </w:rPr>
-      </w:pPr>
-    </w:p>
-    <w:p>
-      <w:pPr>
-        <w:rPr>
-          <w:rFonts w:hint="eastAsia"/>
-        </w:rPr>
-      </w:pPr>
-      <w:r>
+    </w:p>
+    <w:p>
+      <w:pPr>
+        <w:rPr>
+          <w:rFonts w:hint="eastAsia" w:ascii="黑体" w:hAnsi="黑体" w:eastAsia="黑体" w:cs="黑体"/>
+        </w:rPr>
+      </w:pPr>
+    </w:p>
+    <w:p>
+      <w:pPr>
+        <w:rPr>
+          <w:rFonts w:hint="eastAsia" w:ascii="黑体" w:hAnsi="黑体" w:eastAsia="黑体" w:cs="黑体"/>
+        </w:rPr>
+      </w:pPr>
+      <w:r>
+        <w:rPr>
+          <w:rFonts w:hint="eastAsia" w:ascii="黑体" w:hAnsi="黑体" w:eastAsia="黑体" w:cs="黑体"/>
+        </w:rPr>
         <w:br w:type="page"/>
       </w:r>
     </w:p>
@@ -9989,7 +10031,21 @@
           <w:shd w:val="clear" w:color="auto" w:fill="FFFFFF"/>
           <w:lang w:eastAsia="zh-CN" w:bidi="ar"/>
         </w:rPr>
-        <w:t>Tie J, Wang Y, Tomasetti C, et al. Circulating tumor DNA analysis detects minimal residual disease and predicts recurrence in patients with stage II colon cancer. Sci Transl Med. 2016;8(346):346ra92 [PMID: 27384348]</w:t>
+        <w:t xml:space="preserve">Tie J, Wang Y, Tomasetti C, et al. Circulating tumor DNA analysis detects minimal residual disease and predicts </w:t>
+      </w:r>
+      <w:bookmarkStart w:id="33" w:name="_GoBack"/>
+      <w:bookmarkEnd w:id="33"/>
+      <w:r>
+        <w:rPr>
+          <w:rFonts w:hint="eastAsia" w:ascii="黑体" w:hAnsi="黑体" w:eastAsia="黑体" w:cs="黑体"/>
+          <w:color w:val="595959"/>
+          <w:sz w:val="18"/>
+          <w:szCs w:val="18"/>
+          <w:highlight w:val="none"/>
+          <w:shd w:val="clear" w:color="auto" w:fill="FFFFFF"/>
+          <w:lang w:eastAsia="zh-CN" w:bidi="ar"/>
+        </w:rPr>
+        <w:t>recurrence in patients with stage II colon cancer. Sci Transl Med. 2016;8(346):346ra92 [PMID: 27384348]</w:t>
       </w:r>
     </w:p>
     <w:p>
@@ -10323,19 +10379,19 @@
         <w:widowControl/>
         <w:jc w:val="left"/>
         <w:rPr>
-          <w:rFonts w:hint="eastAsia"/>
-        </w:rPr>
-      </w:pPr>
-    </w:p>
-    <w:p>
-      <w:pPr>
-        <w:rPr>
-          <w:rFonts w:hint="eastAsia"/>
-        </w:rPr>
-      </w:pPr>
-      <w:r>
-        <w:rPr>
-          <w:rFonts w:hint="eastAsia"/>
+          <w:rFonts w:hint="eastAsia" w:ascii="黑体" w:hAnsi="黑体" w:eastAsia="黑体" w:cs="黑体"/>
+        </w:rPr>
+      </w:pPr>
+    </w:p>
+    <w:p>
+      <w:pPr>
+        <w:rPr>
+          <w:rFonts w:hint="eastAsia" w:ascii="黑体" w:hAnsi="黑体" w:eastAsia="黑体" w:cs="黑体"/>
+        </w:rPr>
+      </w:pPr>
+      <w:r>
+        <w:rPr>
+          <w:rFonts w:hint="eastAsia" w:ascii="黑体" w:hAnsi="黑体" w:eastAsia="黑体" w:cs="黑体"/>
           <w:b/>
           <w:bCs/>
           <w:color w:val="005BAB"/>
@@ -10349,10 +10405,10 @@
               <wp:posOffset>-19050</wp:posOffset>
             </wp:positionH>
             <wp:positionV relativeFrom="paragraph">
-              <wp:posOffset>-1020445</wp:posOffset>
+              <wp:posOffset>-1316990</wp:posOffset>
             </wp:positionV>
-            <wp:extent cx="7741920" cy="10596880"/>
-            <wp:effectExtent l="0" t="0" r="0" b="0"/>
+            <wp:extent cx="7741920" cy="10893425"/>
+            <wp:effectExtent l="0" t="0" r="0" b="3175"/>
             <wp:wrapNone/>
             <wp:docPr id="11" name="图片 24"/>
             <wp:cNvGraphicFramePr/>
@@ -10373,7 +10429,7 @@
                   <pic:spPr>
                     <a:xfrm>
                       <a:off x="0" y="0"/>
-                      <a:ext cx="7741919" cy="10596880"/>
+                      <a:ext cx="7741919" cy="10893425"/>
                     </a:xfrm>
                     <a:prstGeom prst="rect">
                       <a:avLst/>
@@ -11238,10 +11294,10 @@
     <w:lsdException w:unhideWhenUsed="0" w:uiPriority="0" w:semiHidden="0" w:name="HTML Acronym"/>
     <w:lsdException w:unhideWhenUsed="0" w:uiPriority="0" w:semiHidden="0" w:name="HTML Address"/>
     <w:lsdException w:unhideWhenUsed="0" w:uiPriority="0" w:semiHidden="0" w:name="HTML Cite"/>
-    <w:lsdException w:unhideWhenUsed="0" w:uiPriority="0" w:semiHidden="0" w:name="HTML Code"/>
+    <w:lsdException w:qFormat="1" w:unhideWhenUsed="0" w:uiPriority="0" w:semiHidden="0" w:name="HTML Code"/>
     <w:lsdException w:unhideWhenUsed="0" w:uiPriority="0" w:semiHidden="0" w:name="HTML Definition"/>
     <w:lsdException w:uiPriority="0" w:name="HTML Keyboard"/>
-    <w:lsdException w:unhideWhenUsed="0" w:uiPriority="0" w:semiHidden="0" w:name="HTML Preformatted"/>
+    <w:lsdException w:qFormat="1" w:unhideWhenUsed="0" w:uiPriority="0" w:semiHidden="0" w:name="HTML Preformatted"/>
     <w:lsdException w:unhideWhenUsed="0" w:uiPriority="0" w:semiHidden="0" w:name="HTML Sample"/>
     <w:lsdException w:unhideWhenUsed="0" w:uiPriority="0" w:semiHidden="0" w:name="HTML Typewriter"/>
     <w:lsdException w:unhideWhenUsed="0" w:uiPriority="0" w:semiHidden="0" w:name="HTML Variable"/>
@@ -11622,6 +11678,7 @@
   <w:style w:type="paragraph" w:styleId="12">
     <w:name w:val="HTML Preformatted"/>
     <w:basedOn w:val="1"/>
+    <w:qFormat/>
     <w:uiPriority w:val="0"/>
     <w:pPr>
       <w:tabs>
@@ -11718,6 +11775,7 @@
   <w:style w:type="character" w:styleId="19">
     <w:name w:val="HTML Code"/>
     <w:basedOn w:val="17"/>
+    <w:qFormat/>
     <w:uiPriority w:val="0"/>
     <w:rPr>
       <w:rFonts w:ascii="Courier New" w:hAnsi="Courier New"/>

--- a/WebContent/docx/实体瘤分子残留病灶MRD检测报告-基石.docx
+++ b/WebContent/docx/实体瘤分子残留病灶MRD检测报告-基石.docx
@@ -8,6 +8,60 @@
           <w:rFonts w:hint="eastAsia" w:ascii="黑体" w:hAnsi="黑体" w:eastAsia="黑体" w:cs="黑体"/>
         </w:rPr>
       </w:pPr>
+      <w:r>
+        <w:rPr>
+          <w:color w:val="7F7F7F"/>
+          <w:sz w:val="20"/>
+          <w:szCs w:val="20"/>
+          <w:lang w:eastAsia="zh-CN"/>
+        </w:rPr>
+        <w:drawing>
+          <wp:anchor distT="0" distB="0" distL="0" distR="0" simplePos="0" relativeHeight="251663360" behindDoc="0" locked="0" layoutInCell="1" allowOverlap="1">
+            <wp:simplePos x="0" y="0"/>
+            <wp:positionH relativeFrom="column">
+              <wp:posOffset>4738370</wp:posOffset>
+            </wp:positionH>
+            <wp:positionV relativeFrom="paragraph">
+              <wp:posOffset>-79375</wp:posOffset>
+            </wp:positionV>
+            <wp:extent cx="1369060" cy="389255"/>
+            <wp:effectExtent l="0" t="0" r="2540" b="6985"/>
+            <wp:wrapNone/>
+            <wp:docPr id="2" name="图片 2" descr="C:\Users\JT\Desktop\2019.3.1-诺禾致源logo-最新版\logo-透明底.pnglogo-透明底"/>
+            <wp:cNvGraphicFramePr>
+              <a:graphicFrameLocks xmlns:a="http://schemas.openxmlformats.org/drawingml/2006/main" noChangeAspect="1"/>
+            </wp:cNvGraphicFramePr>
+            <a:graphic xmlns:a="http://schemas.openxmlformats.org/drawingml/2006/main">
+              <a:graphicData uri="http://schemas.openxmlformats.org/drawingml/2006/picture">
+                <pic:pic xmlns:pic="http://schemas.openxmlformats.org/drawingml/2006/picture">
+                  <pic:nvPicPr>
+                    <pic:cNvPr id="2" name="图片 2" descr="C:\Users\JT\Desktop\2019.3.1-诺禾致源logo-最新版\logo-透明底.pnglogo-透明底"/>
+                    <pic:cNvPicPr>
+                      <a:picLocks noChangeAspect="1"/>
+                    </pic:cNvPicPr>
+                  </pic:nvPicPr>
+                  <pic:blipFill>
+                    <a:blip r:embed="rId6"/>
+                    <a:srcRect/>
+                    <a:stretch>
+                      <a:fillRect/>
+                    </a:stretch>
+                  </pic:blipFill>
+                  <pic:spPr>
+                    <a:xfrm>
+                      <a:off x="0" y="0"/>
+                      <a:ext cx="1369060" cy="389255"/>
+                    </a:xfrm>
+                    <a:prstGeom prst="rect">
+                      <a:avLst/>
+                    </a:prstGeom>
+                  </pic:spPr>
+                </pic:pic>
+              </a:graphicData>
+            </a:graphic>
+          </wp:anchor>
+        </w:drawing>
+      </w:r>
       <w:r>
         <w:rPr>
           <w:rFonts w:hint="eastAsia" w:ascii="黑体" w:hAnsi="黑体" w:eastAsia="黑体" w:cs="黑体"/>
@@ -34,7 +88,7 @@
                     <pic:cNvPicPr/>
                   </pic:nvPicPr>
                   <pic:blipFill>
-                    <a:blip r:embed="rId6" cstate="print"/>
+                    <a:blip r:embed="rId7" cstate="print"/>
                     <a:srcRect/>
                     <a:stretch>
                       <a:fillRect/>
@@ -404,10 +458,10 @@
           <w:szCs w:val="36"/>
         </w:rPr>
       </w:pPr>
-      <w:bookmarkStart w:id="0" w:name="_Toc81408789"/>
-      <w:bookmarkStart w:id="1" w:name="_Toc114664075"/>
-      <w:bookmarkStart w:id="2" w:name="_Toc116571888"/>
-      <w:bookmarkStart w:id="3" w:name="_Toc117522755"/>
+      <w:bookmarkStart w:id="0" w:name="_Toc116571888"/>
+      <w:bookmarkStart w:id="1" w:name="_Toc117522755"/>
+      <w:bookmarkStart w:id="2" w:name="_Toc81408789"/>
+      <w:bookmarkStart w:id="3" w:name="_Toc114664075"/>
       <w:r>
         <w:rPr>
           <w:rFonts w:hint="eastAsia" w:ascii="黑体" w:hAnsi="黑体" w:eastAsia="黑体" w:cs="黑体"/>
@@ -417,8 +471,8 @@
         </w:rPr>
         <w:tab/>
       </w:r>
-      <w:bookmarkStart w:id="4" w:name="_Toc21118"/>
-      <w:bookmarkStart w:id="5" w:name="_Toc205305054"/>
+      <w:bookmarkStart w:id="4" w:name="_Toc205305054"/>
+      <w:bookmarkStart w:id="5" w:name="_Toc21118"/>
       <w:bookmarkStart w:id="6" w:name="_Toc14652"/>
       <w:r>
         <w:rPr>
@@ -2693,8 +2747,8 @@
         </w:rPr>
       </w:pPr>
       <w:bookmarkStart w:id="7" w:name="_Toc10000"/>
-      <w:bookmarkStart w:id="8" w:name="_Toc114664077"/>
-      <w:bookmarkStart w:id="9" w:name="_Toc93496790"/>
+      <w:bookmarkStart w:id="8" w:name="_Toc93496790"/>
+      <w:bookmarkStart w:id="9" w:name="_Toc114664077"/>
       <w:r>
         <w:rPr>
           <w:rFonts w:hint="eastAsia" w:ascii="黑体" w:hAnsi="黑体" w:eastAsia="黑体" w:cs="黑体"/>
@@ -3783,27 +3837,7 @@
                 <w:sz w:val="18"/>
                 <w:szCs w:val="20"/>
               </w:rPr>
-              <w:t>（mo</w:t>
-            </w:r>
-            <w:r>
-              <w:rPr>
-                <w:rFonts w:hint="eastAsia" w:ascii="黑体" w:hAnsi="黑体" w:eastAsia="黑体" w:cs="黑体"/>
-                <w:color w:val="595959"/>
-                <w:kern w:val="0"/>
-                <w:sz w:val="18"/>
-                <w:szCs w:val="20"/>
-              </w:rPr>
-              <w:t>lecular residual disease,MRD</w:t>
-            </w:r>
-            <w:r>
-              <w:rPr>
-                <w:rFonts w:hint="eastAsia" w:ascii="黑体" w:hAnsi="黑体" w:eastAsia="黑体" w:cs="黑体"/>
-                <w:color w:val="595959"/>
-                <w:kern w:val="0"/>
-                <w:sz w:val="18"/>
-                <w:szCs w:val="20"/>
-              </w:rPr>
-              <w:t>）</w:t>
+              <w:t>（molecular residual disease,MRD）</w:t>
             </w:r>
           </w:p>
         </w:tc>
@@ -3832,29 +3866,7 @@
                 <w:szCs w:val="20"/>
                 <w:lang w:val="en-US" w:eastAsia="zh-CN"/>
               </w:rPr>
-              <w:t>{{mrd</w:t>
-            </w:r>
-            <w:r>
-              <w:rPr>
-                <w:rFonts w:hint="eastAsia" w:ascii="黑体" w:hAnsi="黑体" w:eastAsia="黑体" w:cs="黑体"/>
-                <w:color w:val="595959"/>
-                <w:kern w:val="0"/>
-                <w:sz w:val="18"/>
-                <w:szCs w:val="20"/>
-                <w:lang w:val="en-US" w:eastAsia="zh-CN"/>
-              </w:rPr>
-              <w:t>.</w:t>
-            </w:r>
-            <w:r>
-              <w:rPr>
-                <w:rFonts w:hint="eastAsia" w:ascii="黑体" w:hAnsi="黑体" w:eastAsia="黑体" w:cs="黑体"/>
-                <w:color w:val="595959"/>
-                <w:kern w:val="0"/>
-                <w:sz w:val="18"/>
-                <w:szCs w:val="20"/>
-                <w:lang w:val="en-US" w:eastAsia="zh-CN"/>
-              </w:rPr>
-              <w:t>mrd_status}}</w:t>
+              <w:t>{{mrd.mrd_status}}</w:t>
             </w:r>
           </w:p>
         </w:tc>
@@ -3908,55 +3920,7 @@
                 <w:sz w:val="22"/>
                 <w:szCs w:val="20"/>
               </w:rPr>
-              <w:t>c</w:t>
-            </w:r>
-            <w:r>
-              <w:rPr>
-                <w:rFonts w:hint="eastAsia" w:ascii="黑体" w:hAnsi="黑体" w:eastAsia="黑体" w:cs="黑体"/>
-                <w:b/>
-                <w:bCs/>
-                <w:color w:val="01528E"/>
-                <w:kern w:val="0"/>
-                <w:sz w:val="22"/>
-                <w:szCs w:val="20"/>
-              </w:rPr>
-              <w:t>tDNA</w:t>
-            </w:r>
-            <w:r>
-              <w:rPr>
-                <w:rFonts w:hint="eastAsia" w:ascii="黑体" w:hAnsi="黑体" w:eastAsia="黑体" w:cs="黑体"/>
-                <w:b/>
-                <w:bCs/>
-                <w:color w:val="01528E"/>
-                <w:kern w:val="0"/>
-                <w:sz w:val="22"/>
-                <w:szCs w:val="20"/>
-              </w:rPr>
-              <w:t>含量（MTM</w:t>
-            </w:r>
-            <w:r>
-              <w:rPr>
-                <w:rFonts w:hint="eastAsia" w:ascii="黑体" w:hAnsi="黑体" w:eastAsia="黑体" w:cs="黑体"/>
-                <w:b/>
-                <w:bCs/>
-                <w:color w:val="01528E"/>
-                <w:kern w:val="0"/>
-                <w:sz w:val="22"/>
-                <w:szCs w:val="20"/>
-              </w:rPr>
-              <w:t>/mL</w:t>
-            </w:r>
-            <w:r>
-              <w:rPr>
-                <w:rFonts w:hint="eastAsia" w:ascii="黑体" w:hAnsi="黑体" w:eastAsia="黑体" w:cs="黑体"/>
-                <w:b/>
-                <w:bCs/>
-                <w:color w:val="01528E"/>
-                <w:kern w:val="0"/>
-                <w:sz w:val="22"/>
-                <w:szCs w:val="20"/>
-              </w:rPr>
-              <w:t>）</w:t>
+              <w:t>ctDNA含量（MTM/mL）</w:t>
             </w:r>
           </w:p>
         </w:tc>
@@ -3984,27 +3948,7 @@
                 <w:sz w:val="18"/>
                 <w:szCs w:val="20"/>
               </w:rPr>
-              <w:t>循环肿瘤DNA（cir</w:t>
-            </w:r>
-            <w:r>
-              <w:rPr>
-                <w:rFonts w:hint="eastAsia" w:ascii="黑体" w:hAnsi="黑体" w:eastAsia="黑体" w:cs="黑体"/>
-                <w:color w:val="595959"/>
-                <w:kern w:val="0"/>
-                <w:sz w:val="18"/>
-                <w:szCs w:val="20"/>
-              </w:rPr>
-              <w:t>culating tumor DNA</w:t>
-            </w:r>
-            <w:r>
-              <w:rPr>
-                <w:rFonts w:hint="eastAsia" w:ascii="黑体" w:hAnsi="黑体" w:eastAsia="黑体" w:cs="黑体"/>
-                <w:color w:val="595959"/>
-                <w:kern w:val="0"/>
-                <w:sz w:val="18"/>
-                <w:szCs w:val="20"/>
-              </w:rPr>
-              <w:t>）含量</w:t>
+              <w:t>循环肿瘤DNA（circulating tumor DNA）含量</w:t>
             </w:r>
           </w:p>
         </w:tc>
@@ -6187,8 +6131,8 @@
         </w:rPr>
       </w:pPr>
       <w:bookmarkStart w:id="20" w:name="_Toc8569"/>
-      <w:bookmarkStart w:id="21" w:name="_Toc488"/>
-      <w:bookmarkStart w:id="22" w:name="_Toc116571898"/>
+      <w:bookmarkStart w:id="21" w:name="_Toc116571898"/>
+      <w:bookmarkStart w:id="22" w:name="_Toc488"/>
       <w:r>
         <w:rPr>
           <w:rFonts w:hint="eastAsia" w:ascii="黑体" w:hAnsi="黑体" w:eastAsia="黑体" w:cs="黑体"/>
@@ -6542,13 +6486,7 @@
         <w:rPr>
           <w:rFonts w:hint="eastAsia" w:ascii="黑体" w:hAnsi="黑体" w:eastAsia="黑体" w:cs="黑体"/>
         </w:rPr>
-        <w:t>MRD</w:t>
-      </w:r>
-      <w:r>
-        <w:rPr>
-          <w:rFonts w:hint="eastAsia" w:ascii="黑体" w:hAnsi="黑体" w:eastAsia="黑体" w:cs="黑体"/>
-        </w:rPr>
-        <w:t>指标解析：</w:t>
+        <w:t>MRD指标解析：</w:t>
       </w:r>
     </w:p>
     <w:p>
@@ -6671,14 +6609,7 @@
           <w:rFonts w:hint="eastAsia" w:ascii="黑体" w:hAnsi="黑体" w:eastAsia="黑体" w:cs="黑体"/>
           <w:szCs w:val="18"/>
         </w:rPr>
-        <w:t>目前，肿瘤的组织病理分型、分级和分期是肿瘤生物学行为评估和治疗方案制定的核心依据，但即使病理分型、分级和分期相同的患者，肿瘤预后也存在显著差异。这些传统指标无法区分复发高风险患者和长期无瘤生存的低风险患者。近年来，MRD检测在结直肠癌、肺癌、乳腺癌等多种实体瘤中积累了大量证据，表明MRD检测可有效区分复发风险，可作为预后分层的重要指标 [PMID: 28445469；PMID: 34505064；PMID: 35543554；PMID: 28899864；PMID:26311728；PMID: 27384348；PMID: 31711920；PMID: 26154128；PMID: 31059311；PMID:34625408；ESMO2019 110P]。多项研究已证实MRD阳性实体瘤患者的无疾病生存期（DFS）与总生存期（OS）显著降低，复发风险显著升高（HR=3.1~43.4）[PMID:31088829]。约一半的复发患者（中位56%）在术后首次血样中可检测到MRD阳性，近九成（中位89%）的复发患者在持续随访监控血样中可检测到MRD阳性；同</w:t>
-      </w:r>
-      <w:r>
-        <w:rPr>
-          <w:rFonts w:hint="eastAsia" w:ascii="黑体" w:hAnsi="黑体" w:eastAsia="黑体" w:cs="黑体"/>
-          <w:szCs w:val="18"/>
-        </w:rPr>
-        <w:t>时MRD检测较传统影像学更早提示肿瘤复发（中位5.8个月）[PMID: 34785539]。美国NCCN结肠癌指南提示，术后ctDNA是I-III期结肠癌复发风险升高的标志物。中国《实体瘤分子残留病灶检测共识》推荐意见：实体瘤MRD的Landmark检测（治疗后首次检测）大多选择在根治性治疗后1个月内进行，MRD动态监测有助于提升检测性能。中国《非小细胞肺癌分子残留病灶专家共识》建议对术后患者MRD进行密切随访管理，每3~6个月进行一次MRD检测。</w:t>
+        <w:t>目前，肿瘤的组织病理分型、分级和分期是肿瘤生物学行为评估和治疗方案制定的核心依据，但即使病理分型、分级和分期相同的患者，肿瘤预后也存在显著差异。这些传统指标无法区分复发高风险患者和长期无瘤生存的低风险患者。近年来，MRD检测在结直肠癌、肺癌、乳腺癌等多种实体瘤中积累了大量证据，表明MRD检测可有效区分复发风险，可作为预后分层的重要指标 [PMID: 28445469；PMID: 34505064；PMID: 35543554；PMID: 28899864；PMID:26311728；PMID: 27384348；PMID: 31711920；PMID: 26154128；PMID: 31059311；PMID:34625408；ESMO2019 110P]。多项研究已证实MRD阳性实体瘤患者的无疾病生存期（DFS）与总生存期（OS）显著降低，复发风险显著升高（HR=3.1~43.4）[PMID:31088829]。约一半的复发患者（中位56%）在术后首次血样中可检测到MRD阳性，近九成（中位89%）的复发患者在持续随访监控血样中可检测到MRD阳性；同时MRD检测较传统影像学更早提示肿瘤复发（中位5.8个月）[PMID: 34785539]。美国NCCN结肠癌指南提示，术后ctDNA是I-III期结肠癌复发风险升高的标志物。中国《实体瘤分子残留病灶检测共识》推荐意见：实体瘤MRD的Landmark检测（治疗后首次检测）大多选择在根治性治疗后1个月内进行，MRD动态监测有助于提升检测性能。中国《非小细胞肺癌分子残留病灶专家共识》建议对术后患者MRD进行密切随访管理，每3~6个月进行一次MRD检测。</w:t>
       </w:r>
     </w:p>
     <w:p>
@@ -6775,17 +6706,7 @@
           <w:sz w:val="36"/>
           <w:szCs w:val="36"/>
         </w:rPr>
-        <w:t xml:space="preserve"> ctDNA</w:t>
-      </w:r>
-      <w:r>
-        <w:rPr>
-          <w:rFonts w:hint="eastAsia" w:ascii="黑体" w:hAnsi="黑体" w:eastAsia="黑体" w:cs="黑体"/>
-          <w:color w:val="01528E"/>
-          <w:kern w:val="0"/>
-          <w:sz w:val="36"/>
-          <w:szCs w:val="36"/>
-        </w:rPr>
-        <w:t>变化趋势</w:t>
+        <w:t xml:space="preserve"> ctDNA变化趋势</w:t>
       </w:r>
       <w:bookmarkEnd w:id="24"/>
     </w:p>
@@ -6861,19 +6782,7 @@
           <w:sz w:val="18"/>
           <w:szCs w:val="18"/>
         </w:rPr>
-        <w:t>备注：</w:t>
-      </w:r>
-      <w:r>
-        <w:rPr>
-          <w:rFonts w:hint="eastAsia" w:ascii="黑体" w:hAnsi="黑体" w:eastAsia="黑体" w:cs="黑体"/>
-          <w:b/>
-          <w:bCs/>
-          <w:color w:val="01528E"/>
-          <w:kern w:val="0"/>
-          <w:sz w:val="18"/>
-          <w:szCs w:val="18"/>
-        </w:rPr>
-        <w:t xml:space="preserve"> </w:t>
+        <w:t xml:space="preserve">备注： </w:t>
       </w:r>
     </w:p>
     <w:p>
@@ -6940,37 +6849,7 @@
           <w:sz w:val="36"/>
           <w:szCs w:val="36"/>
         </w:rPr>
-        <w:t>3</w:t>
-      </w:r>
-      <w:r>
-        <w:rPr>
-          <w:rFonts w:hint="eastAsia" w:ascii="黑体" w:hAnsi="黑体" w:eastAsia="黑体" w:cs="黑体"/>
-          <w:color w:val="01528E"/>
-          <w:kern w:val="0"/>
-          <w:sz w:val="36"/>
-          <w:szCs w:val="36"/>
-        </w:rPr>
-        <w:t>. 循环肿瘤</w:t>
-      </w:r>
-      <w:r>
-        <w:rPr>
-          <w:rFonts w:hint="eastAsia" w:ascii="黑体" w:hAnsi="黑体" w:eastAsia="黑体" w:cs="黑体"/>
-          <w:color w:val="01528E"/>
-          <w:kern w:val="0"/>
-          <w:sz w:val="36"/>
-          <w:szCs w:val="36"/>
-        </w:rPr>
-        <w:t>DNA</w:t>
-      </w:r>
-      <w:r>
-        <w:rPr>
-          <w:rFonts w:hint="eastAsia" w:ascii="黑体" w:hAnsi="黑体" w:eastAsia="黑体" w:cs="黑体"/>
-          <w:color w:val="01528E"/>
-          <w:kern w:val="0"/>
-          <w:sz w:val="36"/>
-          <w:szCs w:val="36"/>
-        </w:rPr>
-        <w:t>检测结果</w:t>
+        <w:t>3. 循环肿瘤DNA检测结果</w:t>
       </w:r>
       <w:bookmarkEnd w:id="25"/>
     </w:p>
@@ -6984,9 +6863,9 @@
           <w:szCs w:val="32"/>
         </w:rPr>
       </w:pPr>
-      <w:bookmarkStart w:id="26" w:name="_Toc8808"/>
-      <w:bookmarkStart w:id="27" w:name="_Toc205305063"/>
-      <w:bookmarkStart w:id="28" w:name="_Toc11900"/>
+      <w:bookmarkStart w:id="26" w:name="_Toc205305063"/>
+      <w:bookmarkStart w:id="27" w:name="_Toc11900"/>
+      <w:bookmarkStart w:id="28" w:name="_Toc8808"/>
       <w:r>
         <w:rPr>
           <w:rFonts w:hint="eastAsia" w:ascii="黑体" w:hAnsi="黑体" w:eastAsia="黑体" w:cs="黑体"/>
@@ -8197,7 +8076,7 @@
                           </pic:cNvPicPr>
                         </pic:nvPicPr>
                         <pic:blipFill>
-                          <a:blip r:embed="rId7" cstate="print">
+                          <a:blip r:embed="rId8" cstate="print">
                             <a:extLst>
                               <a:ext uri="{28A0092B-C50C-407E-A947-70E740481C1C}">
                                 <a14:useLocalDpi xmlns:a14="http://schemas.microsoft.com/office/drawing/2010/main" val="0"/>
@@ -8370,7 +8249,7 @@
                           </pic:cNvPicPr>
                         </pic:nvPicPr>
                         <pic:blipFill>
-                          <a:blip r:embed="rId8" cstate="print"/>
+                          <a:blip r:embed="rId9" cstate="print"/>
                           <a:stretch>
                             <a:fillRect/>
                           </a:stretch>
@@ -8481,19 +8360,7 @@
         <w:rPr>
           <w:rFonts w:hint="eastAsia" w:ascii="黑体" w:hAnsi="黑体" w:eastAsia="黑体" w:cs="黑体"/>
         </w:rPr>
-        <w:t xml:space="preserve"> </w:t>
-      </w:r>
-      <w:r>
-        <w:rPr>
-          <w:rFonts w:hint="eastAsia" w:ascii="黑体" w:hAnsi="黑体" w:eastAsia="黑体" w:cs="黑体"/>
-        </w:rPr>
-        <w:t xml:space="preserve">                                                              </w:t>
-      </w:r>
-      <w:r>
-        <w:rPr>
-          <w:rFonts w:hint="eastAsia" w:ascii="黑体" w:hAnsi="黑体" w:eastAsia="黑体" w:cs="黑体"/>
-        </w:rPr>
-        <w:t xml:space="preserve"> </w:t>
+        <w:t xml:space="preserve">                                                                </w:t>
       </w:r>
     </w:p>
     <w:p>
@@ -10031,21 +9898,7 @@
           <w:shd w:val="clear" w:color="auto" w:fill="FFFFFF"/>
           <w:lang w:eastAsia="zh-CN" w:bidi="ar"/>
         </w:rPr>
-        <w:t xml:space="preserve">Tie J, Wang Y, Tomasetti C, et al. Circulating tumor DNA analysis detects minimal residual disease and predicts </w:t>
-      </w:r>
-      <w:bookmarkStart w:id="33" w:name="_GoBack"/>
-      <w:bookmarkEnd w:id="33"/>
-      <w:r>
-        <w:rPr>
-          <w:rFonts w:hint="eastAsia" w:ascii="黑体" w:hAnsi="黑体" w:eastAsia="黑体" w:cs="黑体"/>
-          <w:color w:val="595959"/>
-          <w:sz w:val="18"/>
-          <w:szCs w:val="18"/>
-          <w:highlight w:val="none"/>
-          <w:shd w:val="clear" w:color="auto" w:fill="FFFFFF"/>
-          <w:lang w:eastAsia="zh-CN" w:bidi="ar"/>
-        </w:rPr>
-        <w:t>recurrence in patients with stage II colon cancer. Sci Transl Med. 2016;8(346):346ra92 [PMID: 27384348]</w:t>
+        <w:t>Tie J, Wang Y, Tomasetti C, et al. Circulating tumor DNA analysis detects minimal residual disease and predicts recurrence in patients with stage II colon cancer. Sci Transl Med. 2016;8(346):346ra92 [PMID: 27384348]</w:t>
       </w:r>
     </w:p>
     <w:p>
@@ -10389,6 +10242,5166 @@
           <w:rFonts w:hint="eastAsia" w:ascii="黑体" w:hAnsi="黑体" w:eastAsia="黑体" w:cs="黑体"/>
         </w:rPr>
       </w:pPr>
+      <w:bookmarkStart w:id="33" w:name="_GoBack"/>
+      <w:bookmarkEnd w:id="33"/>
+      <w:r>
+        <w:rPr>
+          <w:sz w:val="15"/>
+        </w:rPr>
+        <mc:AlternateContent>
+          <mc:Choice Requires="wps">
+            <w:drawing>
+              <wp:anchor distT="0" distB="0" distL="114300" distR="114300" simplePos="0" relativeHeight="251664384" behindDoc="0" locked="0" layoutInCell="1" allowOverlap="1">
+                <wp:simplePos x="0" y="0"/>
+                <wp:positionH relativeFrom="column">
+                  <wp:posOffset>-636270</wp:posOffset>
+                </wp:positionH>
+                <wp:positionV relativeFrom="paragraph">
+                  <wp:posOffset>-1207770</wp:posOffset>
+                </wp:positionV>
+                <wp:extent cx="4175125" cy="5801995"/>
+                <wp:effectExtent l="0" t="0" r="635" b="4445"/>
+                <wp:wrapNone/>
+                <wp:docPr id="42" name="文本框 42"/>
+                <wp:cNvGraphicFramePr/>
+                <a:graphic xmlns:a="http://schemas.openxmlformats.org/drawingml/2006/main">
+                  <a:graphicData uri="http://schemas.microsoft.com/office/word/2010/wordprocessingShape">
+                    <wps:wsp>
+                      <wps:cNvSpPr txBox="1"/>
+                      <wps:spPr>
+                        <a:xfrm>
+                          <a:off x="0" y="0"/>
+                          <a:ext cx="4175125" cy="5801995"/>
+                        </a:xfrm>
+                        <a:prstGeom prst="rect">
+                          <a:avLst/>
+                        </a:prstGeom>
+                        <a:solidFill>
+                          <a:schemeClr val="lt1"/>
+                        </a:solidFill>
+                        <a:ln w="6350">
+                          <a:noFill/>
+                        </a:ln>
+                      </wps:spPr>
+                      <wps:style>
+                        <a:lnRef idx="0">
+                          <a:schemeClr val="accent1"/>
+                        </a:lnRef>
+                        <a:fillRef idx="0">
+                          <a:schemeClr val="accent1"/>
+                        </a:fillRef>
+                        <a:effectRef idx="0">
+                          <a:schemeClr val="accent1"/>
+                        </a:effectRef>
+                        <a:fontRef idx="minor">
+                          <a:schemeClr val="dk1"/>
+                        </a:fontRef>
+                      </wps:style>
+                      <wps:txbx>
+                        <w:txbxContent>
+                          <w:tbl>
+                            <w:tblPr>
+                              <w:tblStyle w:val="16"/>
+                              <w:tblW w:w="0" w:type="auto"/>
+                              <w:tblInd w:w="0" w:type="dxa"/>
+                              <w:tblBorders>
+                                <w:top w:val="single" w:color="auto" w:sz="4" w:space="0"/>
+                                <w:left w:val="single" w:color="auto" w:sz="4" w:space="0"/>
+                                <w:bottom w:val="single" w:color="auto" w:sz="4" w:space="0"/>
+                                <w:right w:val="single" w:color="auto" w:sz="4" w:space="0"/>
+                                <w:insideH w:val="single" w:color="auto" w:sz="4" w:space="0"/>
+                                <w:insideV w:val="single" w:color="auto" w:sz="4" w:space="0"/>
+                              </w:tblBorders>
+                              <w:tblLayout w:type="autofit"/>
+                              <w:tblCellMar>
+                                <w:top w:w="0" w:type="dxa"/>
+                                <w:left w:w="108" w:type="dxa"/>
+                                <w:bottom w:w="0" w:type="dxa"/>
+                                <w:right w:w="108" w:type="dxa"/>
+                              </w:tblCellMar>
+                            </w:tblPr>
+                            <w:tblGrid>
+                              <w:gridCol w:w="1569"/>
+                              <w:gridCol w:w="1569"/>
+                              <w:gridCol w:w="1569"/>
+                              <w:gridCol w:w="1570"/>
+                            </w:tblGrid>
+                            <w:tr>
+                              <w:tblPrEx>
+                                <w:tblBorders>
+                                  <w:top w:val="single" w:color="auto" w:sz="4" w:space="0"/>
+                                  <w:left w:val="single" w:color="auto" w:sz="4" w:space="0"/>
+                                  <w:bottom w:val="single" w:color="auto" w:sz="4" w:space="0"/>
+                                  <w:right w:val="single" w:color="auto" w:sz="4" w:space="0"/>
+                                  <w:insideH w:val="single" w:color="auto" w:sz="4" w:space="0"/>
+                                  <w:insideV w:val="single" w:color="auto" w:sz="4" w:space="0"/>
+                                </w:tblBorders>
+                                <w:tblCellMar>
+                                  <w:top w:w="0" w:type="dxa"/>
+                                  <w:left w:w="108" w:type="dxa"/>
+                                  <w:bottom w:w="0" w:type="dxa"/>
+                                  <w:right w:w="108" w:type="dxa"/>
+                                </w:tblCellMar>
+                              </w:tblPrEx>
+                              <w:tc>
+                                <w:tcPr>
+                                  <w:tcW w:w="1569" w:type="dxa"/>
+                                  <w:shd w:val="clear" w:color="auto" w:fill="auto"/>
+                                  <w:vAlign w:val="top"/>
+                                </w:tcPr>
+                                <w:p>
+                                  <w:pPr>
+                                    <w:keepNext w:val="0"/>
+                                    <w:keepLines w:val="0"/>
+                                    <w:suppressLineNumbers w:val="0"/>
+                                    <w:spacing w:before="0" w:beforeAutospacing="0" w:after="0" w:afterAutospacing="0"/>
+                                    <w:ind w:left="0" w:leftChars="0" w:right="0" w:rightChars="0"/>
+                                    <w:jc w:val="center"/>
+                                    <w:rPr>
+                                      <w:rFonts w:hint="eastAsia" w:ascii="微软雅黑" w:hAnsi="微软雅黑" w:eastAsia="微软雅黑" w:cs="微软雅黑"/>
+                                      <w:b w:val="0"/>
+                                      <w:bCs/>
+                                      <w:color w:val="auto"/>
+                                      <w:kern w:val="2"/>
+                                      <w:sz w:val="18"/>
+                                      <w:szCs w:val="18"/>
+                                      <w:vertAlign w:val="baseline"/>
+                                      <w:lang w:val="en-US" w:eastAsia="zh-CN" w:bidi="ar-SA"/>
+                                    </w:rPr>
+                                  </w:pPr>
+                                  <w:r>
+                                    <w:rPr>
+                                      <w:rFonts w:hint="eastAsia" w:ascii="微软雅黑" w:hAnsi="微软雅黑" w:eastAsia="微软雅黑" w:cs="微软雅黑"/>
+                                      <w:b w:val="0"/>
+                                      <w:bCs/>
+                                      <w:color w:val="auto"/>
+                                      <w:sz w:val="18"/>
+                                      <w:szCs w:val="18"/>
+                                      <w:lang w:eastAsia="zh-CN"/>
+                                    </w:rPr>
+                                    <w:t>门诊/住院号：</w:t>
+                                  </w:r>
+                                </w:p>
+                              </w:tc>
+                              <w:tc>
+                                <w:tcPr>
+                                  <w:tcW w:w="1569" w:type="dxa"/>
+                                  <w:shd w:val="clear" w:color="auto" w:fill="auto"/>
+                                  <w:vAlign w:val="top"/>
+                                </w:tcPr>
+                                <w:p>
+                                  <w:pPr>
+                                    <w:keepNext w:val="0"/>
+                                    <w:keepLines w:val="0"/>
+                                    <w:suppressLineNumbers w:val="0"/>
+                                    <w:spacing w:before="0" w:beforeAutospacing="0" w:after="0" w:afterAutospacing="0"/>
+                                    <w:ind w:left="0" w:leftChars="0" w:right="0" w:rightChars="0"/>
+                                    <w:jc w:val="center"/>
+                                    <w:rPr>
+                                      <w:rFonts w:hint="eastAsia" w:ascii="微软雅黑" w:hAnsi="微软雅黑" w:eastAsia="微软雅黑" w:cs="微软雅黑"/>
+                                      <w:b w:val="0"/>
+                                      <w:bCs/>
+                                      <w:color w:val="auto"/>
+                                      <w:kern w:val="2"/>
+                                      <w:sz w:val="18"/>
+                                      <w:szCs w:val="18"/>
+                                      <w:vertAlign w:val="baseline"/>
+                                      <w:lang w:val="en-US" w:eastAsia="zh-CN" w:bidi="ar-SA"/>
+                                    </w:rPr>
+                                  </w:pPr>
+                                  <w:r>
+                                    <w:rPr>
+                                      <w:rFonts w:hint="eastAsia" w:ascii="微软雅黑" w:hAnsi="微软雅黑" w:eastAsia="微软雅黑" w:cs="微软雅黑"/>
+                                      <w:b w:val="0"/>
+                                      <w:bCs/>
+                                      <w:color w:val="auto"/>
+                                      <w:sz w:val="18"/>
+                                      <w:szCs w:val="18"/>
+                                      <w:lang w:val="en-US" w:eastAsia="zh-CN"/>
+                                    </w:rPr>
+                                    <w:t>-</w:t>
+                                  </w:r>
+                                </w:p>
+                              </w:tc>
+                              <w:tc>
+                                <w:tcPr>
+                                  <w:tcW w:w="1569" w:type="dxa"/>
+                                  <w:shd w:val="clear" w:color="auto" w:fill="auto"/>
+                                  <w:vAlign w:val="top"/>
+                                </w:tcPr>
+                                <w:p>
+                                  <w:pPr>
+                                    <w:keepNext w:val="0"/>
+                                    <w:keepLines w:val="0"/>
+                                    <w:suppressLineNumbers w:val="0"/>
+                                    <w:spacing w:before="0" w:beforeAutospacing="0" w:after="0" w:afterAutospacing="0"/>
+                                    <w:ind w:left="0" w:leftChars="0" w:right="0" w:rightChars="0"/>
+                                    <w:jc w:val="center"/>
+                                    <w:rPr>
+                                      <w:rFonts w:hint="eastAsia" w:ascii="微软雅黑" w:hAnsi="微软雅黑" w:eastAsia="微软雅黑" w:cs="微软雅黑"/>
+                                      <w:b w:val="0"/>
+                                      <w:bCs/>
+                                      <w:color w:val="auto"/>
+                                      <w:kern w:val="2"/>
+                                      <w:sz w:val="18"/>
+                                      <w:szCs w:val="18"/>
+                                      <w:vertAlign w:val="baseline"/>
+                                      <w:lang w:val="en-US" w:eastAsia="zh-CN" w:bidi="ar-SA"/>
+                                    </w:rPr>
+                                  </w:pPr>
+                                  <w:r>
+                                    <w:rPr>
+                                      <w:rFonts w:hint="eastAsia" w:ascii="微软雅黑" w:hAnsi="微软雅黑" w:eastAsia="微软雅黑" w:cs="微软雅黑"/>
+                                      <w:b w:val="0"/>
+                                      <w:bCs/>
+                                      <w:color w:val="auto"/>
+                                      <w:sz w:val="18"/>
+                                      <w:szCs w:val="18"/>
+                                      <w:vertAlign w:val="baseline"/>
+                                      <w:lang w:val="en-US" w:eastAsia="zh-CN"/>
+                                    </w:rPr>
+                                    <w:t>标本接收时间：</w:t>
+                                  </w:r>
+                                </w:p>
+                              </w:tc>
+                              <w:tc>
+                                <w:tcPr>
+                                  <w:tcW w:w="1570" w:type="dxa"/>
+                                  <w:shd w:val="clear" w:color="auto" w:fill="auto"/>
+                                  <w:vAlign w:val="top"/>
+                                </w:tcPr>
+                                <w:p>
+                                  <w:pPr>
+                                    <w:keepNext w:val="0"/>
+                                    <w:keepLines w:val="0"/>
+                                    <w:suppressLineNumbers w:val="0"/>
+                                    <w:spacing w:before="0" w:beforeAutospacing="0" w:after="0" w:afterAutospacing="0"/>
+                                    <w:ind w:left="0" w:leftChars="0" w:right="0" w:rightChars="0"/>
+                                    <w:jc w:val="center"/>
+                                    <w:rPr>
+                                      <w:rFonts w:hint="eastAsia" w:ascii="微软雅黑" w:hAnsi="微软雅黑" w:eastAsia="微软雅黑" w:cs="微软雅黑"/>
+                                      <w:b w:val="0"/>
+                                      <w:bCs/>
+                                      <w:color w:val="auto"/>
+                                      <w:kern w:val="2"/>
+                                      <w:sz w:val="18"/>
+                                      <w:szCs w:val="18"/>
+                                      <w:vertAlign w:val="baseline"/>
+                                      <w:lang w:val="en-US" w:eastAsia="zh-CN" w:bidi="ar-SA"/>
+                                    </w:rPr>
+                                  </w:pPr>
+                                  <w:r>
+                                    <w:rPr>
+                                      <w:rFonts w:hint="eastAsia" w:ascii="微软雅黑" w:hAnsi="微软雅黑" w:eastAsia="微软雅黑" w:cs="微软雅黑"/>
+                                      <w:b w:val="0"/>
+                                      <w:bCs/>
+                                      <w:color w:val="auto"/>
+                                      <w:sz w:val="18"/>
+                                      <w:szCs w:val="18"/>
+                                      <w:vertAlign w:val="baseline"/>
+                                      <w:lang w:val="en-US" w:eastAsia="zh-CN"/>
+                                    </w:rPr>
+                                    <w:t>-</w:t>
+                                  </w:r>
+                                </w:p>
+                              </w:tc>
+                            </w:tr>
+                            <w:tr>
+                              <w:tblPrEx>
+                                <w:tblBorders>
+                                  <w:top w:val="single" w:color="auto" w:sz="4" w:space="0"/>
+                                  <w:left w:val="single" w:color="auto" w:sz="4" w:space="0"/>
+                                  <w:bottom w:val="single" w:color="auto" w:sz="4" w:space="0"/>
+                                  <w:right w:val="single" w:color="auto" w:sz="4" w:space="0"/>
+                                  <w:insideH w:val="single" w:color="auto" w:sz="4" w:space="0"/>
+                                  <w:insideV w:val="single" w:color="auto" w:sz="4" w:space="0"/>
+                                </w:tblBorders>
+                                <w:tblCellMar>
+                                  <w:top w:w="0" w:type="dxa"/>
+                                  <w:left w:w="108" w:type="dxa"/>
+                                  <w:bottom w:w="0" w:type="dxa"/>
+                                  <w:right w:w="108" w:type="dxa"/>
+                                </w:tblCellMar>
+                              </w:tblPrEx>
+                              <w:tc>
+                                <w:tcPr>
+                                  <w:tcW w:w="1569" w:type="dxa"/>
+                                  <w:shd w:val="clear" w:color="auto" w:fill="auto"/>
+                                  <w:vAlign w:val="center"/>
+                                </w:tcPr>
+                                <w:p>
+                                  <w:pPr>
+                                    <w:keepNext w:val="0"/>
+                                    <w:keepLines w:val="0"/>
+                                    <w:pageBreakBefore w:val="0"/>
+                                    <w:widowControl/>
+                                    <w:suppressLineNumbers w:val="0"/>
+                                    <w:kinsoku/>
+                                    <w:wordWrap/>
+                                    <w:overflowPunct/>
+                                    <w:topLinePunct w:val="0"/>
+                                    <w:autoSpaceDE/>
+                                    <w:autoSpaceDN/>
+                                    <w:bidi w:val="0"/>
+                                    <w:adjustRightInd/>
+                                    <w:snapToGrid/>
+                                    <w:spacing w:before="0" w:beforeAutospacing="0" w:after="0" w:afterAutospacing="0"/>
+                                    <w:ind w:left="0" w:leftChars="0" w:right="0" w:rightChars="0"/>
+                                    <w:jc w:val="center"/>
+                                    <w:textAlignment w:val="auto"/>
+                                    <w:rPr>
+                                      <w:rFonts w:hint="eastAsia" w:ascii="微软雅黑" w:hAnsi="微软雅黑" w:eastAsia="微软雅黑" w:cs="微软雅黑"/>
+                                      <w:bCs/>
+                                      <w:color w:val="auto"/>
+                                      <w:kern w:val="2"/>
+                                      <w:sz w:val="18"/>
+                                      <w:szCs w:val="18"/>
+                                      <w:lang w:val="en-US" w:eastAsia="zh-CN" w:bidi="ar-SA"/>
+                                    </w:rPr>
+                                  </w:pPr>
+                                  <w:r>
+                                    <w:rPr>
+                                      <w:rFonts w:hint="eastAsia" w:ascii="微软雅黑" w:hAnsi="微软雅黑" w:eastAsia="微软雅黑" w:cs="微软雅黑"/>
+                                      <w:bCs/>
+                                      <w:color w:val="auto"/>
+                                      <w:sz w:val="18"/>
+                                      <w:szCs w:val="18"/>
+                                      <w:lang w:eastAsia="zh-CN"/>
+                                    </w:rPr>
+                                    <w:t>送检</w:t>
+                                  </w:r>
+                                  <w:r>
+                                    <w:rPr>
+                                      <w:rFonts w:hint="default" w:ascii="微软雅黑" w:hAnsi="微软雅黑" w:eastAsia="微软雅黑" w:cs="微软雅黑"/>
+                                      <w:bCs/>
+                                      <w:color w:val="auto"/>
+                                      <w:sz w:val="18"/>
+                                      <w:szCs w:val="18"/>
+                                      <w:lang w:eastAsia="zh-CN"/>
+                                    </w:rPr>
+                                    <w:t>医院</w:t>
+                                  </w:r>
+                                  <w:r>
+                                    <w:rPr>
+                                      <w:rFonts w:hint="eastAsia" w:ascii="微软雅黑" w:hAnsi="微软雅黑" w:eastAsia="微软雅黑" w:cs="微软雅黑"/>
+                                      <w:bCs/>
+                                      <w:color w:val="auto"/>
+                                      <w:sz w:val="18"/>
+                                      <w:szCs w:val="18"/>
+                                      <w:lang w:eastAsia="zh-CN"/>
+                                    </w:rPr>
+                                    <w:t>：</w:t>
+                                  </w:r>
+                                </w:p>
+                              </w:tc>
+                              <w:tc>
+                                <w:tcPr>
+                                  <w:tcW w:w="1569" w:type="dxa"/>
+                                  <w:shd w:val="clear" w:color="auto" w:fill="auto"/>
+                                  <w:vAlign w:val="center"/>
+                                </w:tcPr>
+                                <w:p>
+                                  <w:pPr>
+                                    <w:keepNext w:val="0"/>
+                                    <w:keepLines w:val="0"/>
+                                    <w:pageBreakBefore w:val="0"/>
+                                    <w:widowControl/>
+                                    <w:suppressLineNumbers w:val="0"/>
+                                    <w:kinsoku/>
+                                    <w:wordWrap/>
+                                    <w:overflowPunct/>
+                                    <w:topLinePunct w:val="0"/>
+                                    <w:autoSpaceDE/>
+                                    <w:autoSpaceDN/>
+                                    <w:bidi w:val="0"/>
+                                    <w:adjustRightInd/>
+                                    <w:snapToGrid/>
+                                    <w:spacing w:before="0" w:beforeAutospacing="0" w:after="0" w:afterAutospacing="0"/>
+                                    <w:ind w:left="0" w:leftChars="0" w:right="0" w:rightChars="0"/>
+                                    <w:jc w:val="center"/>
+                                    <w:textAlignment w:val="auto"/>
+                                    <w:rPr>
+                                      <w:rFonts w:hint="eastAsia" w:ascii="微软雅黑" w:hAnsi="微软雅黑" w:eastAsia="微软雅黑" w:cs="微软雅黑"/>
+                                      <w:bCs/>
+                                      <w:color w:val="auto"/>
+                                      <w:kern w:val="2"/>
+                                      <w:sz w:val="18"/>
+                                      <w:szCs w:val="18"/>
+                                      <w:lang w:val="en-US" w:eastAsia="zh-CN" w:bidi="ar-SA"/>
+                                    </w:rPr>
+                                  </w:pPr>
+                                  <w:r>
+                                    <w:rPr>
+                                      <w:rFonts w:hint="eastAsia" w:ascii="微软雅黑" w:hAnsi="微软雅黑" w:eastAsia="微软雅黑" w:cs="微软雅黑"/>
+                                      <w:bCs/>
+                                      <w:color w:val="auto"/>
+                                      <w:sz w:val="18"/>
+                                      <w:szCs w:val="18"/>
+                                      <w:lang w:val="en-US" w:eastAsia="zh-CN"/>
+                                    </w:rPr>
+                                    <w:t>-</w:t>
+                                  </w:r>
+                                </w:p>
+                              </w:tc>
+                              <w:tc>
+                                <w:tcPr>
+                                  <w:tcW w:w="1569" w:type="dxa"/>
+                                  <w:shd w:val="clear" w:color="auto" w:fill="auto"/>
+                                  <w:vAlign w:val="top"/>
+                                </w:tcPr>
+                                <w:p>
+                                  <w:pPr>
+                                    <w:keepNext w:val="0"/>
+                                    <w:keepLines w:val="0"/>
+                                    <w:suppressLineNumbers w:val="0"/>
+                                    <w:spacing w:before="0" w:beforeAutospacing="0" w:after="0" w:afterAutospacing="0"/>
+                                    <w:ind w:left="0" w:leftChars="0" w:right="0" w:rightChars="0"/>
+                                    <w:jc w:val="center"/>
+                                    <w:rPr>
+                                      <w:rFonts w:hint="eastAsia" w:ascii="微软雅黑" w:hAnsi="微软雅黑" w:eastAsia="微软雅黑" w:cs="微软雅黑"/>
+                                      <w:b w:val="0"/>
+                                      <w:bCs/>
+                                      <w:color w:val="auto"/>
+                                      <w:kern w:val="2"/>
+                                      <w:sz w:val="18"/>
+                                      <w:szCs w:val="18"/>
+                                      <w:vertAlign w:val="baseline"/>
+                                      <w:lang w:val="en-US" w:eastAsia="zh-CN" w:bidi="ar-SA"/>
+                                    </w:rPr>
+                                  </w:pPr>
+                                  <w:r>
+                                    <w:rPr>
+                                      <w:rFonts w:hint="eastAsia" w:ascii="微软雅黑" w:hAnsi="微软雅黑" w:eastAsia="微软雅黑" w:cs="微软雅黑"/>
+                                      <w:b w:val="0"/>
+                                      <w:bCs/>
+                                      <w:color w:val="auto"/>
+                                      <w:sz w:val="18"/>
+                                      <w:szCs w:val="18"/>
+                                      <w:vertAlign w:val="baseline"/>
+                                      <w:lang w:val="en-US" w:eastAsia="zh-CN"/>
+                                    </w:rPr>
+                                    <w:t>标本采集时间：</w:t>
+                                  </w:r>
+                                </w:p>
+                              </w:tc>
+                              <w:tc>
+                                <w:tcPr>
+                                  <w:tcW w:w="1570" w:type="dxa"/>
+                                  <w:shd w:val="clear" w:color="auto" w:fill="auto"/>
+                                  <w:vAlign w:val="top"/>
+                                </w:tcPr>
+                                <w:p>
+                                  <w:pPr>
+                                    <w:keepNext w:val="0"/>
+                                    <w:keepLines w:val="0"/>
+                                    <w:suppressLineNumbers w:val="0"/>
+                                    <w:spacing w:before="0" w:beforeAutospacing="0" w:after="0" w:afterAutospacing="0"/>
+                                    <w:ind w:left="0" w:leftChars="0" w:right="0" w:rightChars="0"/>
+                                    <w:jc w:val="center"/>
+                                    <w:rPr>
+                                      <w:rFonts w:hint="eastAsia" w:ascii="微软雅黑" w:hAnsi="微软雅黑" w:eastAsia="微软雅黑" w:cs="微软雅黑"/>
+                                      <w:b w:val="0"/>
+                                      <w:bCs/>
+                                      <w:color w:val="auto"/>
+                                      <w:kern w:val="2"/>
+                                      <w:sz w:val="18"/>
+                                      <w:szCs w:val="18"/>
+                                      <w:vertAlign w:val="baseline"/>
+                                      <w:lang w:val="en-US" w:eastAsia="zh-CN" w:bidi="ar-SA"/>
+                                    </w:rPr>
+                                  </w:pPr>
+                                  <w:r>
+                                    <w:rPr>
+                                      <w:rFonts w:hint="eastAsia" w:ascii="微软雅黑" w:hAnsi="微软雅黑" w:eastAsia="微软雅黑" w:cs="微软雅黑"/>
+                                      <w:b w:val="0"/>
+                                      <w:bCs/>
+                                      <w:color w:val="auto"/>
+                                      <w:sz w:val="18"/>
+                                      <w:szCs w:val="18"/>
+                                      <w:vertAlign w:val="baseline"/>
+                                      <w:lang w:val="en-US" w:eastAsia="zh-CN"/>
+                                    </w:rPr>
+                                    <w:t>-</w:t>
+                                  </w:r>
+                                </w:p>
+                              </w:tc>
+                            </w:tr>
+                          </w:tbl>
+                          <w:p>
+                            <w:pPr>
+                              <w:keepNext w:val="0"/>
+                              <w:keepLines w:val="0"/>
+                              <w:pageBreakBefore w:val="0"/>
+                              <w:widowControl/>
+                              <w:kinsoku/>
+                              <w:wordWrap/>
+                              <w:overflowPunct/>
+                              <w:topLinePunct w:val="0"/>
+                              <w:bidi w:val="0"/>
+                              <w:adjustRightInd/>
+                              <w:snapToGrid w:val="0"/>
+                              <w:jc w:val="left"/>
+                              <w:textAlignment w:val="auto"/>
+                              <w:rPr>
+                                <w:rFonts w:hint="eastAsia" w:ascii="Times New Roman" w:hAnsi="Times New Roman" w:eastAsia="微软雅黑" w:cs="Times New Roman"/>
+                                <w:b/>
+                                <w:bCs/>
+                                <w:kern w:val="0"/>
+                                <w:sz w:val="21"/>
+                                <w:szCs w:val="21"/>
+                                <w:lang w:val="en-US" w:eastAsia="zh-CN" w:bidi="ar-SA"/>
+                              </w:rPr>
+                            </w:pPr>
+                          </w:p>
+                          <w:p>
+                            <w:pPr>
+                              <w:keepNext w:val="0"/>
+                              <w:keepLines w:val="0"/>
+                              <w:pageBreakBefore w:val="0"/>
+                              <w:widowControl/>
+                              <w:kinsoku/>
+                              <w:wordWrap/>
+                              <w:overflowPunct/>
+                              <w:topLinePunct w:val="0"/>
+                              <w:bidi w:val="0"/>
+                              <w:adjustRightInd/>
+                              <w:snapToGrid w:val="0"/>
+                              <w:jc w:val="left"/>
+                              <w:textAlignment w:val="auto"/>
+                              <w:rPr>
+                                <w:rFonts w:hint="eastAsia" w:ascii="Times New Roman" w:hAnsi="Times New Roman" w:eastAsia="微软雅黑" w:cs="Times New Roman"/>
+                                <w:b/>
+                                <w:bCs/>
+                                <w:kern w:val="0"/>
+                                <w:sz w:val="21"/>
+                                <w:szCs w:val="21"/>
+                                <w:lang w:val="en-US" w:eastAsia="zh-CN" w:bidi="ar-SA"/>
+                              </w:rPr>
+                            </w:pPr>
+                            <w:r>
+                              <w:rPr>
+                                <w:rFonts w:hint="eastAsia" w:ascii="Times New Roman" w:hAnsi="Times New Roman" w:eastAsia="微软雅黑" w:cs="Times New Roman"/>
+                                <w:b/>
+                                <w:bCs/>
+                                <w:kern w:val="0"/>
+                                <w:sz w:val="21"/>
+                                <w:szCs w:val="21"/>
+                                <w:lang w:val="en-US" w:eastAsia="zh-CN" w:bidi="ar-SA"/>
+                              </w:rPr>
+                              <w:t>广州诺禾医学检验实验室</w:t>
+                            </w:r>
+                          </w:p>
+                          <w:p>
+                            <w:pPr>
+                              <w:keepNext w:val="0"/>
+                              <w:keepLines w:val="0"/>
+                              <w:pageBreakBefore w:val="0"/>
+                              <w:widowControl/>
+                              <w:kinsoku/>
+                              <w:wordWrap/>
+                              <w:overflowPunct/>
+                              <w:topLinePunct w:val="0"/>
+                              <w:bidi w:val="0"/>
+                              <w:adjustRightInd/>
+                              <w:snapToGrid w:val="0"/>
+                              <w:jc w:val="left"/>
+                              <w:textAlignment w:val="auto"/>
+                              <w:rPr>
+                                <w:rFonts w:hint="eastAsia" w:ascii="Times New Roman" w:hAnsi="Times New Roman" w:eastAsia="微软雅黑" w:cs="Times New Roman"/>
+                                <w:b/>
+                                <w:bCs/>
+                                <w:kern w:val="0"/>
+                                <w:sz w:val="21"/>
+                                <w:szCs w:val="21"/>
+                                <w:lang w:val="en-US" w:eastAsia="zh-CN" w:bidi="ar-SA"/>
+                              </w:rPr>
+                            </w:pPr>
+                            <w:r>
+                              <w:rPr>
+                                <w:rFonts w:hint="eastAsia" w:ascii="Times New Roman" w:hAnsi="Times New Roman" w:eastAsia="微软雅黑" w:cs="Times New Roman"/>
+                                <w:b w:val="0"/>
+                                <w:bCs w:val="0"/>
+                                <w:kern w:val="0"/>
+                                <w:sz w:val="21"/>
+                                <w:szCs w:val="21"/>
+                                <w:lang w:val="en-US" w:eastAsia="zh-CN" w:bidi="ar-SA"/>
+                              </w:rPr>
+                              <w:t>广州市黄埔区开源大道11号C6栋702室</w:t>
+                            </w:r>
+                          </w:p>
+                          <w:p>
+                            <w:pPr>
+                              <w:keepNext w:val="0"/>
+                              <w:keepLines w:val="0"/>
+                              <w:pageBreakBefore w:val="0"/>
+                              <w:widowControl/>
+                              <w:kinsoku/>
+                              <w:wordWrap/>
+                              <w:overflowPunct/>
+                              <w:topLinePunct w:val="0"/>
+                              <w:bidi w:val="0"/>
+                              <w:adjustRightInd/>
+                              <w:snapToGrid w:val="0"/>
+                              <w:jc w:val="left"/>
+                              <w:textAlignment w:val="auto"/>
+                              <w:rPr>
+                                <w:rFonts w:hint="eastAsia" w:ascii="Times New Roman" w:hAnsi="Times New Roman" w:eastAsia="微软雅黑" w:cs="Times New Roman"/>
+                                <w:b/>
+                                <w:bCs/>
+                                <w:kern w:val="0"/>
+                                <w:sz w:val="21"/>
+                                <w:szCs w:val="21"/>
+                                <w:lang w:val="en-US" w:eastAsia="zh-CN" w:bidi="ar-SA"/>
+                              </w:rPr>
+                            </w:pPr>
+                            <w:r>
+                              <w:rPr>
+                                <w:rFonts w:hint="eastAsia" w:ascii="Times New Roman" w:hAnsi="Times New Roman" w:eastAsia="微软雅黑" w:cs="Times New Roman"/>
+                                <w:b/>
+                                <w:bCs/>
+                                <w:kern w:val="0"/>
+                                <w:sz w:val="21"/>
+                                <w:szCs w:val="21"/>
+                                <w:lang w:val="en-US" w:eastAsia="zh-CN" w:bidi="ar-SA"/>
+                              </w:rPr>
+                              <w:t>上海诺禾医学检验实验室</w:t>
+                            </w:r>
+                          </w:p>
+                          <w:p>
+                            <w:pPr>
+                              <w:keepNext w:val="0"/>
+                              <w:keepLines w:val="0"/>
+                              <w:pageBreakBefore w:val="0"/>
+                              <w:widowControl/>
+                              <w:kinsoku/>
+                              <w:wordWrap/>
+                              <w:overflowPunct/>
+                              <w:topLinePunct w:val="0"/>
+                              <w:bidi w:val="0"/>
+                              <w:adjustRightInd/>
+                              <w:snapToGrid w:val="0"/>
+                              <w:jc w:val="left"/>
+                              <w:textAlignment w:val="auto"/>
+                              <w:rPr>
+                                <w:rFonts w:hint="eastAsia" w:ascii="Times New Roman" w:hAnsi="Times New Roman" w:eastAsia="微软雅黑" w:cs="Times New Roman"/>
+                                <w:b/>
+                                <w:bCs/>
+                                <w:kern w:val="0"/>
+                                <w:sz w:val="21"/>
+                                <w:szCs w:val="21"/>
+                                <w:lang w:val="en-US" w:eastAsia="zh-CN" w:bidi="ar-SA"/>
+                              </w:rPr>
+                            </w:pPr>
+                            <w:r>
+                              <w:rPr>
+                                <w:rFonts w:hint="eastAsia" w:ascii="Times New Roman" w:hAnsi="Times New Roman" w:eastAsia="微软雅黑" w:cs="Times New Roman"/>
+                                <w:b w:val="0"/>
+                                <w:bCs w:val="0"/>
+                                <w:kern w:val="0"/>
+                                <w:sz w:val="21"/>
+                                <w:szCs w:val="21"/>
+                                <w:lang w:val="en-US" w:eastAsia="zh-CN" w:bidi="ar-SA"/>
+                              </w:rPr>
+                              <w:t>上海市闵行区绿洲环路396弄9号201室</w:t>
+                            </w:r>
+                          </w:p>
+                          <w:p>
+                            <w:pPr>
+                              <w:keepNext w:val="0"/>
+                              <w:keepLines w:val="0"/>
+                              <w:pageBreakBefore w:val="0"/>
+                              <w:widowControl/>
+                              <w:kinsoku/>
+                              <w:wordWrap/>
+                              <w:overflowPunct/>
+                              <w:topLinePunct w:val="0"/>
+                              <w:bidi w:val="0"/>
+                              <w:adjustRightInd/>
+                              <w:snapToGrid w:val="0"/>
+                              <w:jc w:val="left"/>
+                              <w:textAlignment w:val="auto"/>
+                              <w:rPr>
+                                <w:rFonts w:hint="eastAsia" w:ascii="Times New Roman" w:hAnsi="Times New Roman" w:eastAsia="微软雅黑" w:cs="Times New Roman"/>
+                                <w:b/>
+                                <w:bCs/>
+                                <w:kern w:val="0"/>
+                                <w:sz w:val="21"/>
+                                <w:szCs w:val="21"/>
+                                <w:lang w:val="en-US" w:eastAsia="zh-CN" w:bidi="ar-SA"/>
+                              </w:rPr>
+                            </w:pPr>
+                            <w:r>
+                              <w:rPr>
+                                <w:rFonts w:hint="eastAsia" w:ascii="Times New Roman" w:hAnsi="Times New Roman" w:eastAsia="微软雅黑" w:cs="Times New Roman"/>
+                                <w:b/>
+                                <w:bCs/>
+                                <w:kern w:val="0"/>
+                                <w:sz w:val="21"/>
+                                <w:szCs w:val="21"/>
+                                <w:lang w:val="en-US" w:eastAsia="zh-CN" w:bidi="ar-SA"/>
+                              </w:rPr>
+                              <w:t>天津诺禾医学检验实验室</w:t>
+                            </w:r>
+                          </w:p>
+                          <w:p>
+                            <w:pPr>
+                              <w:keepNext w:val="0"/>
+                              <w:keepLines w:val="0"/>
+                              <w:pageBreakBefore w:val="0"/>
+                              <w:tabs>
+                                <w:tab w:val="left" w:pos="6770"/>
+                              </w:tabs>
+                              <w:kinsoku/>
+                              <w:wordWrap/>
+                              <w:overflowPunct/>
+                              <w:topLinePunct w:val="0"/>
+                              <w:bidi w:val="0"/>
+                              <w:adjustRightInd/>
+                              <w:snapToGrid w:val="0"/>
+                              <w:spacing w:before="27"/>
+                              <w:jc w:val="left"/>
+                              <w:textAlignment w:val="auto"/>
+                              <w:rPr>
+                                <w:rFonts w:hint="eastAsia" w:ascii="Times New Roman" w:hAnsi="Times New Roman" w:eastAsia="微软雅黑" w:cs="Times New Roman"/>
+                                <w:b w:val="0"/>
+                                <w:bCs w:val="0"/>
+                                <w:kern w:val="0"/>
+                                <w:sz w:val="21"/>
+                                <w:szCs w:val="21"/>
+                                <w:lang w:val="en-US" w:eastAsia="zh-CN" w:bidi="ar-SA"/>
+                              </w:rPr>
+                            </w:pPr>
+                            <w:r>
+                              <w:rPr>
+                                <w:rFonts w:hint="eastAsia" w:ascii="Times New Roman" w:hAnsi="Times New Roman" w:eastAsia="微软雅黑" w:cs="Times New Roman"/>
+                                <w:b w:val="0"/>
+                                <w:bCs w:val="0"/>
+                                <w:kern w:val="0"/>
+                                <w:sz w:val="21"/>
+                                <w:szCs w:val="21"/>
+                                <w:lang w:val="en-US" w:eastAsia="zh-CN" w:bidi="ar-SA"/>
+                              </w:rPr>
+                              <w:t>天津市武清区创业总部基地B07</w:t>
+                            </w:r>
+                          </w:p>
+                          <w:p>
+                            <w:pPr>
+                              <w:keepNext w:val="0"/>
+                              <w:keepLines w:val="0"/>
+                              <w:pageBreakBefore w:val="0"/>
+                              <w:tabs>
+                                <w:tab w:val="left" w:pos="6770"/>
+                              </w:tabs>
+                              <w:kinsoku/>
+                              <w:wordWrap/>
+                              <w:overflowPunct/>
+                              <w:topLinePunct w:val="0"/>
+                              <w:bidi w:val="0"/>
+                              <w:adjustRightInd/>
+                              <w:snapToGrid w:val="0"/>
+                              <w:spacing w:before="27"/>
+                              <w:jc w:val="left"/>
+                              <w:textAlignment w:val="auto"/>
+                              <w:rPr>
+                                <w:rFonts w:hint="eastAsia" w:ascii="Times New Roman" w:hAnsi="Times New Roman" w:eastAsia="微软雅黑" w:cs="Times New Roman"/>
+                                <w:b w:val="0"/>
+                                <w:bCs w:val="0"/>
+                                <w:kern w:val="0"/>
+                                <w:sz w:val="21"/>
+                                <w:szCs w:val="21"/>
+                                <w:lang w:val="en-US" w:eastAsia="zh-CN" w:bidi="ar-SA"/>
+                              </w:rPr>
+                            </w:pPr>
+                          </w:p>
+                          <w:p>
+                            <w:pPr>
+                              <w:keepNext w:val="0"/>
+                              <w:keepLines w:val="0"/>
+                              <w:pageBreakBefore w:val="0"/>
+                              <w:widowControl/>
+                              <w:kinsoku/>
+                              <w:wordWrap/>
+                              <w:overflowPunct/>
+                              <w:topLinePunct w:val="0"/>
+                              <w:bidi w:val="0"/>
+                              <w:adjustRightInd/>
+                              <w:snapToGrid w:val="0"/>
+                              <w:jc w:val="left"/>
+                              <w:textAlignment w:val="auto"/>
+                              <w:rPr>
+                                <w:rFonts w:ascii="Times New Roman" w:hAnsi="Times New Roman" w:eastAsia="等线" w:cs="宋体"/>
+                                <w:kern w:val="0"/>
+                                <w:sz w:val="21"/>
+                                <w:szCs w:val="21"/>
+                                <w:lang w:val="en-US" w:eastAsia="zh-CN" w:bidi="ar-SA"/>
+                              </w:rPr>
+                            </w:pPr>
+                            <w:r>
+                              <w:rPr>
+                                <w:rFonts w:ascii="宋体" w:hAnsi="宋体" w:eastAsia="宋体" w:cs="宋体"/>
+                                <w:kern w:val="0"/>
+                                <w:sz w:val="21"/>
+                                <w:szCs w:val="21"/>
+                                <w:lang w:val="en-US" w:eastAsia="en-US" w:bidi="ar-SA"/>
+                              </w:rPr>
+                              <w:drawing>
+                                <wp:inline distT="0" distB="0" distL="114935" distR="114935">
+                                  <wp:extent cx="438785" cy="438785"/>
+                                  <wp:effectExtent l="0" t="0" r="3175" b="3175"/>
+                                  <wp:docPr id="63" name="图片 4" descr="IMG_256"/>
+                                  <wp:cNvGraphicFramePr>
+                                    <a:graphicFrameLocks xmlns:a="http://schemas.openxmlformats.org/drawingml/2006/main" noChangeAspect="1"/>
+                                  </wp:cNvGraphicFramePr>
+                                  <a:graphic xmlns:a="http://schemas.openxmlformats.org/drawingml/2006/main">
+                                    <a:graphicData uri="http://schemas.openxmlformats.org/drawingml/2006/picture">
+                                      <pic:pic xmlns:pic="http://schemas.openxmlformats.org/drawingml/2006/picture">
+                                        <pic:nvPicPr>
+                                          <pic:cNvPr id="63" name="图片 4" descr="IMG_256"/>
+                                          <pic:cNvPicPr>
+                                            <a:picLocks noChangeAspect="1"/>
+                                          </pic:cNvPicPr>
+                                        </pic:nvPicPr>
+                                        <pic:blipFill>
+                                          <a:blip r:embed="rId10"/>
+                                          <a:stretch>
+                                            <a:fillRect/>
+                                          </a:stretch>
+                                        </pic:blipFill>
+                                        <pic:spPr>
+                                          <a:xfrm>
+                                            <a:off x="0" y="0"/>
+                                            <a:ext cx="438785" cy="438785"/>
+                                          </a:xfrm>
+                                          <a:prstGeom prst="rect">
+                                            <a:avLst/>
+                                          </a:prstGeom>
+                                          <a:noFill/>
+                                          <a:ln w="9525">
+                                            <a:noFill/>
+                                          </a:ln>
+                                        </pic:spPr>
+                                      </pic:pic>
+                                    </a:graphicData>
+                                  </a:graphic>
+                                </wp:inline>
+                              </w:drawing>
+                            </w:r>
+                            <w:r>
+                              <w:rPr>
+                                <w:rFonts w:hint="eastAsia" w:ascii="宋体" w:hAnsi="宋体" w:eastAsia="宋体" w:cs="宋体"/>
+                                <w:kern w:val="0"/>
+                                <w:sz w:val="21"/>
+                                <w:szCs w:val="21"/>
+                                <w:lang w:val="en-US" w:eastAsia="zh-CN" w:bidi="ar-SA"/>
+                              </w:rPr>
+                              <w:t xml:space="preserve">   </w:t>
+                            </w:r>
+                            <w:r>
+                              <w:rPr>
+                                <w:rFonts w:ascii="宋体" w:hAnsi="宋体" w:eastAsia="宋体" w:cs="宋体"/>
+                                <w:kern w:val="0"/>
+                                <w:sz w:val="21"/>
+                                <w:szCs w:val="21"/>
+                                <w:lang w:val="en-US" w:eastAsia="en-US" w:bidi="ar-SA"/>
+                              </w:rPr>
+                              <w:drawing>
+                                <wp:inline distT="0" distB="0" distL="114935" distR="114935">
+                                  <wp:extent cx="439420" cy="439420"/>
+                                  <wp:effectExtent l="0" t="0" r="2540" b="2540"/>
+                                  <wp:docPr id="64" name="图片 3" descr="IMG_256"/>
+                                  <wp:cNvGraphicFramePr>
+                                    <a:graphicFrameLocks xmlns:a="http://schemas.openxmlformats.org/drawingml/2006/main" noChangeAspect="1"/>
+                                  </wp:cNvGraphicFramePr>
+                                  <a:graphic xmlns:a="http://schemas.openxmlformats.org/drawingml/2006/main">
+                                    <a:graphicData uri="http://schemas.openxmlformats.org/drawingml/2006/picture">
+                                      <pic:pic xmlns:pic="http://schemas.openxmlformats.org/drawingml/2006/picture">
+                                        <pic:nvPicPr>
+                                          <pic:cNvPr id="64" name="图片 3" descr="IMG_256"/>
+                                          <pic:cNvPicPr>
+                                            <a:picLocks noChangeAspect="1"/>
+                                          </pic:cNvPicPr>
+                                        </pic:nvPicPr>
+                                        <pic:blipFill>
+                                          <a:blip r:embed="rId11"/>
+                                          <a:stretch>
+                                            <a:fillRect/>
+                                          </a:stretch>
+                                        </pic:blipFill>
+                                        <pic:spPr>
+                                          <a:xfrm>
+                                            <a:off x="0" y="0"/>
+                                            <a:ext cx="439420" cy="439420"/>
+                                          </a:xfrm>
+                                          <a:prstGeom prst="rect">
+                                            <a:avLst/>
+                                          </a:prstGeom>
+                                          <a:noFill/>
+                                          <a:ln w="9525">
+                                            <a:noFill/>
+                                          </a:ln>
+                                        </pic:spPr>
+                                      </pic:pic>
+                                    </a:graphicData>
+                                  </a:graphic>
+                                </wp:inline>
+                              </w:drawing>
+                            </w:r>
+                            <w:r>
+                              <w:rPr>
+                                <w:rFonts w:hint="eastAsia" w:ascii="宋体" w:hAnsi="宋体" w:eastAsia="宋体" w:cs="宋体"/>
+                                <w:kern w:val="0"/>
+                                <w:sz w:val="21"/>
+                                <w:szCs w:val="21"/>
+                                <w:lang w:val="en-US" w:eastAsia="zh-CN" w:bidi="ar-SA"/>
+                              </w:rPr>
+                              <w:t xml:space="preserve">   </w:t>
+                            </w:r>
+                            <w:r>
+                              <w:rPr>
+                                <w:rFonts w:ascii="宋体" w:hAnsi="宋体" w:eastAsia="宋体" w:cs="宋体"/>
+                                <w:color w:val="7F7F7F"/>
+                                <w:kern w:val="0"/>
+                                <w:sz w:val="20"/>
+                                <w:szCs w:val="20"/>
+                                <w:lang w:eastAsia="zh-CN"/>
+                              </w:rPr>
+                              <w:drawing>
+                                <wp:inline distT="0" distB="0" distL="0" distR="0">
+                                  <wp:extent cx="1369060" cy="389255"/>
+                                  <wp:effectExtent l="0" t="0" r="2540" b="6985"/>
+                                  <wp:docPr id="65" name="图片 65" descr="C:\Users\JT\Desktop\2019.3.1-诺禾致源logo-最新版\logo-透明底.pnglogo-透明底"/>
+                                  <wp:cNvGraphicFramePr>
+                                    <a:graphicFrameLocks xmlns:a="http://schemas.openxmlformats.org/drawingml/2006/main" noChangeAspect="1"/>
+                                  </wp:cNvGraphicFramePr>
+                                  <a:graphic xmlns:a="http://schemas.openxmlformats.org/drawingml/2006/main">
+                                    <a:graphicData uri="http://schemas.openxmlformats.org/drawingml/2006/picture">
+                                      <pic:pic xmlns:pic="http://schemas.openxmlformats.org/drawingml/2006/picture">
+                                        <pic:nvPicPr>
+                                          <pic:cNvPr id="65" name="图片 65" descr="C:\Users\JT\Desktop\2019.3.1-诺禾致源logo-最新版\logo-透明底.pnglogo-透明底"/>
+                                          <pic:cNvPicPr>
+                                            <a:picLocks noChangeAspect="1"/>
+                                          </pic:cNvPicPr>
+                                        </pic:nvPicPr>
+                                        <pic:blipFill>
+                                          <a:blip r:embed="rId6"/>
+                                          <a:srcRect/>
+                                          <a:stretch>
+                                            <a:fillRect/>
+                                          </a:stretch>
+                                        </pic:blipFill>
+                                        <pic:spPr>
+                                          <a:xfrm>
+                                            <a:off x="0" y="0"/>
+                                            <a:ext cx="1369060" cy="389255"/>
+                                          </a:xfrm>
+                                          <a:prstGeom prst="rect">
+                                            <a:avLst/>
+                                          </a:prstGeom>
+                                        </pic:spPr>
+                                      </pic:pic>
+                                    </a:graphicData>
+                                  </a:graphic>
+                                </wp:inline>
+                              </w:drawing>
+                            </w:r>
+                          </w:p>
+                          <w:p>
+                            <w:pPr>
+                              <w:keepNext w:val="0"/>
+                              <w:keepLines w:val="0"/>
+                              <w:pageBreakBefore w:val="0"/>
+                              <w:widowControl/>
+                              <w:kinsoku/>
+                              <w:wordWrap/>
+                              <w:overflowPunct/>
+                              <w:topLinePunct w:val="0"/>
+                              <w:bidi w:val="0"/>
+                              <w:adjustRightInd/>
+                              <w:snapToGrid w:val="0"/>
+                              <w:jc w:val="left"/>
+                              <w:textAlignment w:val="auto"/>
+                              <w:rPr>
+                                <w:rFonts w:hint="eastAsia" w:ascii="微软雅黑" w:hAnsi="微软雅黑" w:eastAsia="微软雅黑" w:cs="微软雅黑"/>
+                                <w:b/>
+                                <w:bCs/>
+                                <w:color w:val="0083C3"/>
+                                <w:kern w:val="0"/>
+                                <w:sz w:val="21"/>
+                                <w:szCs w:val="21"/>
+                                <w:lang w:val="en-US" w:eastAsia="zh-CN" w:bidi="ar-SA"/>
+                              </w:rPr>
+                            </w:pPr>
+                            <w:r>
+                              <w:rPr>
+                                <w:rFonts w:hint="eastAsia" w:ascii="微软雅黑" w:hAnsi="微软雅黑" w:eastAsia="微软雅黑" w:cs="微软雅黑"/>
+                                <w:b/>
+                                <w:bCs/>
+                                <w:color w:val="0083C3"/>
+                                <w:kern w:val="0"/>
+                                <w:sz w:val="21"/>
+                                <w:szCs w:val="21"/>
+                                <w:lang w:val="en-US" w:eastAsia="zh-CN" w:bidi="ar-SA"/>
+                              </w:rPr>
+                              <w:t>诺禾医学   诺禾在线</w:t>
+                            </w:r>
+                          </w:p>
+                          <w:p>
+                            <w:pPr>
+                              <w:keepNext w:val="0"/>
+                              <w:keepLines w:val="0"/>
+                              <w:pageBreakBefore w:val="0"/>
+                              <w:widowControl/>
+                              <w:kinsoku/>
+                              <w:wordWrap/>
+                              <w:overflowPunct/>
+                              <w:topLinePunct w:val="0"/>
+                              <w:bidi w:val="0"/>
+                              <w:adjustRightInd/>
+                              <w:snapToGrid w:val="0"/>
+                              <w:jc w:val="left"/>
+                              <w:textAlignment w:val="auto"/>
+                              <w:rPr>
+                                <w:rFonts w:ascii="Times New Roman" w:hAnsi="Times New Roman" w:eastAsia="等线" w:cs="宋体"/>
+                                <w:color w:val="0083C3"/>
+                                <w:kern w:val="0"/>
+                                <w:sz w:val="21"/>
+                                <w:szCs w:val="21"/>
+                                <w:lang w:val="en-US" w:eastAsia="zh-CN" w:bidi="ar-SA"/>
+                              </w:rPr>
+                            </w:pPr>
+                            <w:r>
+                              <w:rPr>
+                                <w:rFonts w:ascii="Times New Roman" w:hAnsi="Times New Roman" w:eastAsia="等线" w:cs="宋体"/>
+                                <w:b/>
+                                <w:bCs/>
+                                <w:color w:val="0083C3"/>
+                                <w:kern w:val="0"/>
+                                <w:sz w:val="21"/>
+                                <w:szCs w:val="21"/>
+                                <w:lang w:val="en-US" w:eastAsia="en-US" w:bidi="ar-SA"/>
+                              </w:rPr>
+                              <w:t>www.novogene.com</w:t>
+                            </w:r>
+                          </w:p>
+                          <w:p>
+                            <w:pPr>
+                              <w:keepNext w:val="0"/>
+                              <w:keepLines w:val="0"/>
+                              <w:pageBreakBefore w:val="0"/>
+                              <w:widowControl/>
+                              <w:kinsoku/>
+                              <w:wordWrap/>
+                              <w:overflowPunct/>
+                              <w:topLinePunct w:val="0"/>
+                              <w:bidi w:val="0"/>
+                              <w:adjustRightInd/>
+                              <w:snapToGrid w:val="0"/>
+                              <w:ind w:left="420" w:hanging="420" w:hangingChars="200"/>
+                              <w:jc w:val="left"/>
+                              <w:textAlignment w:val="auto"/>
+                              <w:rPr>
+                                <w:rFonts w:hint="eastAsia" w:ascii="微软雅黑" w:hAnsi="微软雅黑" w:eastAsia="微软雅黑" w:cs="微软雅黑"/>
+                                <w:b/>
+                                <w:bCs/>
+                                <w:kern w:val="0"/>
+                                <w:sz w:val="21"/>
+                                <w:szCs w:val="21"/>
+                                <w:lang w:val="en-US" w:eastAsia="zh-CN" w:bidi="ar-SA"/>
+                              </w:rPr>
+                            </w:pPr>
+                            <w:r>
+                              <w:rPr>
+                                <w:rFonts w:hint="eastAsia" w:ascii="微软雅黑" w:hAnsi="微软雅黑" w:eastAsia="微软雅黑" w:cs="微软雅黑"/>
+                                <w:b/>
+                                <w:bCs/>
+                                <w:kern w:val="0"/>
+                                <w:sz w:val="21"/>
+                                <w:szCs w:val="21"/>
+                                <w:lang w:val="en-US" w:eastAsia="zh-CN" w:bidi="ar-SA"/>
+                              </w:rPr>
+                              <w:t>中国 · 美国 · 英国 · 新加坡 · 荷兰 · 日本</w:t>
+                            </w:r>
+                          </w:p>
+                          <w:p>
+                            <w:pPr>
+                              <w:keepNext w:val="0"/>
+                              <w:keepLines w:val="0"/>
+                              <w:pageBreakBefore w:val="0"/>
+                              <w:widowControl/>
+                              <w:kinsoku/>
+                              <w:wordWrap/>
+                              <w:overflowPunct/>
+                              <w:topLinePunct w:val="0"/>
+                              <w:bidi w:val="0"/>
+                              <w:adjustRightInd/>
+                              <w:snapToGrid w:val="0"/>
+                              <w:jc w:val="left"/>
+                              <w:textAlignment w:val="auto"/>
+                              <w:rPr>
+                                <w:rFonts w:ascii="Times New Roman" w:hAnsi="Times New Roman" w:eastAsia="等线" w:cs="宋体"/>
+                                <w:kern w:val="0"/>
+                                <w:sz w:val="21"/>
+                                <w:szCs w:val="21"/>
+                                <w:lang w:val="en-US" w:eastAsia="en-US" w:bidi="ar-SA"/>
+                              </w:rPr>
+                            </w:pPr>
+                            <w:r>
+                              <w:rPr>
+                                <w:rFonts w:ascii="Times New Roman" w:hAnsi="Times New Roman" w:eastAsia="等线" w:cs="宋体"/>
+                                <w:kern w:val="0"/>
+                                <w:sz w:val="21"/>
+                                <w:szCs w:val="21"/>
+                                <w:lang w:val="en-US" w:eastAsia="en-US" w:bidi="ar-SA"/>
+                              </w:rPr>
+                              <w:t>China</w:t>
+                            </w:r>
+                            <w:r>
+                              <w:rPr>
+                                <w:rFonts w:hint="eastAsia" w:ascii="Times New Roman" w:hAnsi="Times New Roman" w:eastAsia="等线" w:cs="宋体"/>
+                                <w:kern w:val="0"/>
+                                <w:sz w:val="21"/>
+                                <w:szCs w:val="21"/>
+                                <w:lang w:val="en-US" w:eastAsia="zh-CN" w:bidi="ar-SA"/>
+                              </w:rPr>
+                              <w:t xml:space="preserve"> </w:t>
+                            </w:r>
+                            <w:r>
+                              <w:rPr>
+                                <w:rFonts w:ascii="Times New Roman" w:hAnsi="Times New Roman" w:eastAsia="等线" w:cs="宋体"/>
+                                <w:b/>
+                                <w:bCs/>
+                                <w:kern w:val="0"/>
+                                <w:sz w:val="21"/>
+                                <w:szCs w:val="21"/>
+                                <w:lang w:val="en-US" w:eastAsia="zh-CN" w:bidi="ar-SA"/>
+                              </w:rPr>
+                              <w:t>·</w:t>
+                            </w:r>
+                            <w:r>
+                              <w:rPr>
+                                <w:rFonts w:hint="eastAsia" w:ascii="Times New Roman" w:hAnsi="Times New Roman" w:eastAsia="等线" w:cs="宋体"/>
+                                <w:b/>
+                                <w:bCs/>
+                                <w:kern w:val="0"/>
+                                <w:sz w:val="21"/>
+                                <w:szCs w:val="21"/>
+                                <w:lang w:val="en-US" w:eastAsia="zh-CN" w:bidi="ar-SA"/>
+                              </w:rPr>
+                              <w:t xml:space="preserve"> </w:t>
+                            </w:r>
+                            <w:r>
+                              <w:rPr>
+                                <w:rFonts w:ascii="Times New Roman" w:hAnsi="Times New Roman" w:eastAsia="等线" w:cs="宋体"/>
+                                <w:kern w:val="0"/>
+                                <w:sz w:val="21"/>
+                                <w:szCs w:val="21"/>
+                                <w:lang w:val="en-US" w:eastAsia="en-US" w:bidi="ar-SA"/>
+                              </w:rPr>
+                              <w:t>USA</w:t>
+                            </w:r>
+                            <w:r>
+                              <w:rPr>
+                                <w:rFonts w:hint="eastAsia" w:ascii="Times New Roman" w:hAnsi="Times New Roman" w:eastAsia="等线" w:cs="宋体"/>
+                                <w:kern w:val="0"/>
+                                <w:sz w:val="21"/>
+                                <w:szCs w:val="21"/>
+                                <w:lang w:val="en-US" w:eastAsia="zh-CN" w:bidi="ar-SA"/>
+                              </w:rPr>
+                              <w:t xml:space="preserve"> </w:t>
+                            </w:r>
+                            <w:r>
+                              <w:rPr>
+                                <w:rFonts w:ascii="Times New Roman" w:hAnsi="Times New Roman" w:eastAsia="等线" w:cs="宋体"/>
+                                <w:b/>
+                                <w:bCs/>
+                                <w:kern w:val="0"/>
+                                <w:sz w:val="21"/>
+                                <w:szCs w:val="21"/>
+                                <w:lang w:val="en-US" w:eastAsia="zh-CN" w:bidi="ar-SA"/>
+                              </w:rPr>
+                              <w:t>·</w:t>
+                            </w:r>
+                            <w:r>
+                              <w:rPr>
+                                <w:rFonts w:hint="eastAsia" w:ascii="Times New Roman" w:hAnsi="Times New Roman" w:eastAsia="等线" w:cs="宋体"/>
+                                <w:b/>
+                                <w:bCs/>
+                                <w:kern w:val="0"/>
+                                <w:sz w:val="21"/>
+                                <w:szCs w:val="21"/>
+                                <w:lang w:val="en-US" w:eastAsia="zh-CN" w:bidi="ar-SA"/>
+                              </w:rPr>
+                              <w:t xml:space="preserve"> </w:t>
+                            </w:r>
+                            <w:r>
+                              <w:rPr>
+                                <w:rFonts w:ascii="Times New Roman" w:hAnsi="Times New Roman" w:eastAsia="等线" w:cs="宋体"/>
+                                <w:kern w:val="0"/>
+                                <w:sz w:val="21"/>
+                                <w:szCs w:val="21"/>
+                                <w:lang w:val="en-US" w:eastAsia="en-US" w:bidi="ar-SA"/>
+                              </w:rPr>
+                              <w:t>UK</w:t>
+                            </w:r>
+                            <w:r>
+                              <w:rPr>
+                                <w:rFonts w:hint="eastAsia" w:ascii="Times New Roman" w:hAnsi="Times New Roman" w:eastAsia="等线" w:cs="宋体"/>
+                                <w:kern w:val="0"/>
+                                <w:sz w:val="21"/>
+                                <w:szCs w:val="21"/>
+                                <w:lang w:val="en-US" w:eastAsia="zh-CN" w:bidi="ar-SA"/>
+                              </w:rPr>
+                              <w:t xml:space="preserve"> </w:t>
+                            </w:r>
+                            <w:r>
+                              <w:rPr>
+                                <w:rFonts w:ascii="Times New Roman" w:hAnsi="Times New Roman" w:eastAsia="等线" w:cs="宋体"/>
+                                <w:b/>
+                                <w:bCs/>
+                                <w:kern w:val="0"/>
+                                <w:sz w:val="21"/>
+                                <w:szCs w:val="21"/>
+                                <w:lang w:val="en-US" w:eastAsia="zh-CN" w:bidi="ar-SA"/>
+                              </w:rPr>
+                              <w:t>·</w:t>
+                            </w:r>
+                            <w:r>
+                              <w:rPr>
+                                <w:rFonts w:hint="eastAsia" w:ascii="Times New Roman" w:hAnsi="Times New Roman" w:eastAsia="等线" w:cs="宋体"/>
+                                <w:b/>
+                                <w:bCs/>
+                                <w:kern w:val="0"/>
+                                <w:sz w:val="21"/>
+                                <w:szCs w:val="21"/>
+                                <w:lang w:val="en-US" w:eastAsia="zh-CN" w:bidi="ar-SA"/>
+                              </w:rPr>
+                              <w:t xml:space="preserve"> </w:t>
+                            </w:r>
+                            <w:r>
+                              <w:rPr>
+                                <w:rFonts w:ascii="Times New Roman" w:hAnsi="Times New Roman" w:eastAsia="等线" w:cs="宋体"/>
+                                <w:kern w:val="0"/>
+                                <w:sz w:val="21"/>
+                                <w:szCs w:val="21"/>
+                                <w:lang w:val="en-US" w:eastAsia="en-US" w:bidi="ar-SA"/>
+                              </w:rPr>
+                              <w:t>Singapore</w:t>
+                            </w:r>
+                            <w:r>
+                              <w:rPr>
+                                <w:rFonts w:hint="eastAsia" w:ascii="Times New Roman" w:hAnsi="Times New Roman" w:eastAsia="等线" w:cs="宋体"/>
+                                <w:kern w:val="0"/>
+                                <w:sz w:val="21"/>
+                                <w:szCs w:val="21"/>
+                                <w:lang w:val="en-US" w:eastAsia="zh-CN" w:bidi="ar-SA"/>
+                              </w:rPr>
+                              <w:t xml:space="preserve"> </w:t>
+                            </w:r>
+                            <w:r>
+                              <w:rPr>
+                                <w:rFonts w:ascii="Times New Roman" w:hAnsi="Times New Roman" w:eastAsia="等线" w:cs="宋体"/>
+                                <w:b/>
+                                <w:bCs/>
+                                <w:kern w:val="0"/>
+                                <w:sz w:val="21"/>
+                                <w:szCs w:val="21"/>
+                                <w:lang w:val="en-US" w:eastAsia="zh-CN" w:bidi="ar-SA"/>
+                              </w:rPr>
+                              <w:t>·</w:t>
+                            </w:r>
+                            <w:r>
+                              <w:rPr>
+                                <w:rFonts w:hint="eastAsia" w:ascii="Times New Roman" w:hAnsi="Times New Roman" w:eastAsia="等线" w:cs="宋体"/>
+                                <w:b/>
+                                <w:bCs/>
+                                <w:kern w:val="0"/>
+                                <w:sz w:val="21"/>
+                                <w:szCs w:val="21"/>
+                                <w:lang w:val="en-US" w:eastAsia="zh-CN" w:bidi="ar-SA"/>
+                              </w:rPr>
+                              <w:t xml:space="preserve"> </w:t>
+                            </w:r>
+                            <w:r>
+                              <w:rPr>
+                                <w:rFonts w:ascii="Times New Roman" w:hAnsi="Times New Roman" w:eastAsia="等线" w:cs="宋体"/>
+                                <w:kern w:val="0"/>
+                                <w:sz w:val="21"/>
+                                <w:szCs w:val="21"/>
+                                <w:lang w:val="en-US" w:eastAsia="en-US" w:bidi="ar-SA"/>
+                              </w:rPr>
+                              <w:t>Netherlands</w:t>
+                            </w:r>
+                            <w:r>
+                              <w:rPr>
+                                <w:rFonts w:hint="eastAsia" w:ascii="Times New Roman" w:hAnsi="Times New Roman" w:eastAsia="等线" w:cs="宋体"/>
+                                <w:kern w:val="0"/>
+                                <w:sz w:val="21"/>
+                                <w:szCs w:val="21"/>
+                                <w:lang w:val="en-US" w:eastAsia="zh-CN" w:bidi="ar-SA"/>
+                              </w:rPr>
+                              <w:t xml:space="preserve"> </w:t>
+                            </w:r>
+                            <w:r>
+                              <w:rPr>
+                                <w:rFonts w:ascii="Times New Roman" w:hAnsi="Times New Roman" w:eastAsia="等线" w:cs="宋体"/>
+                                <w:b/>
+                                <w:bCs/>
+                                <w:kern w:val="0"/>
+                                <w:sz w:val="21"/>
+                                <w:szCs w:val="21"/>
+                                <w:lang w:val="en-US" w:eastAsia="zh-CN" w:bidi="ar-SA"/>
+                              </w:rPr>
+                              <w:t>·</w:t>
+                            </w:r>
+                            <w:r>
+                              <w:rPr>
+                                <w:rFonts w:hint="eastAsia" w:ascii="Times New Roman" w:hAnsi="Times New Roman" w:eastAsia="等线" w:cs="宋体"/>
+                                <w:b/>
+                                <w:bCs/>
+                                <w:kern w:val="0"/>
+                                <w:sz w:val="21"/>
+                                <w:szCs w:val="21"/>
+                                <w:lang w:val="en-US" w:eastAsia="zh-CN" w:bidi="ar-SA"/>
+                              </w:rPr>
+                              <w:t xml:space="preserve"> </w:t>
+                            </w:r>
+                            <w:r>
+                              <w:rPr>
+                                <w:rFonts w:hint="eastAsia" w:ascii="Times New Roman" w:hAnsi="Times New Roman" w:eastAsia="等线" w:cs="宋体"/>
+                                <w:kern w:val="0"/>
+                                <w:sz w:val="21"/>
+                                <w:szCs w:val="21"/>
+                                <w:lang w:val="en-US" w:eastAsia="zh-CN" w:bidi="ar-SA"/>
+                              </w:rPr>
+                              <w:t>J</w:t>
+                            </w:r>
+                            <w:r>
+                              <w:rPr>
+                                <w:rFonts w:ascii="Times New Roman" w:hAnsi="Times New Roman" w:eastAsia="等线" w:cs="宋体"/>
+                                <w:kern w:val="0"/>
+                                <w:sz w:val="21"/>
+                                <w:szCs w:val="21"/>
+                                <w:lang w:val="en-US" w:eastAsia="en-US" w:bidi="ar-SA"/>
+                              </w:rPr>
+                              <w:t>apan</w:t>
+                            </w:r>
+                          </w:p>
+                          <w:p>
+                            <w:pPr>
+                              <w:keepNext w:val="0"/>
+                              <w:keepLines w:val="0"/>
+                              <w:pageBreakBefore w:val="0"/>
+                              <w:numPr>
+                                <w:ilvl w:val="0"/>
+                                <w:numId w:val="0"/>
+                              </w:numPr>
+                              <w:kinsoku/>
+                              <w:wordWrap/>
+                              <w:overflowPunct/>
+                              <w:topLinePunct w:val="0"/>
+                              <w:bidi w:val="0"/>
+                              <w:adjustRightInd/>
+                              <w:snapToGrid w:val="0"/>
+                              <w:ind w:leftChars="0"/>
+                              <w:jc w:val="left"/>
+                              <w:textAlignment w:val="auto"/>
+                              <w:rPr>
+                                <w:rFonts w:hint="default" w:ascii="Times New Roman" w:hAnsi="Times New Roman" w:eastAsia="微软雅黑" w:cs="Times New Roman"/>
+                                <w:color w:val="auto"/>
+                                <w:kern w:val="0"/>
+                                <w:sz w:val="24"/>
+                                <w:szCs w:val="24"/>
+                                <w:lang w:eastAsia="zh-CN"/>
+                              </w:rPr>
+                            </w:pPr>
+                            <w:r>
+                              <w:rPr>
+                                <w:rFonts w:hint="default" w:ascii="Times New Roman" w:hAnsi="Times New Roman" w:eastAsia="微软雅黑" w:cs="Times New Roman"/>
+                                <w:color w:val="auto"/>
+                                <w:kern w:val="0"/>
+                                <w:sz w:val="24"/>
+                                <w:szCs w:val="24"/>
+                                <w:lang w:eastAsia="zh-CN"/>
+                              </w:rPr>
+                              <w:t>{% if testedby == “1” %}</w:t>
+                            </w:r>
+                          </w:p>
+                          <w:p>
+                            <w:pPr>
+                              <w:keepNext w:val="0"/>
+                              <w:keepLines w:val="0"/>
+                              <w:pageBreakBefore w:val="0"/>
+                              <w:numPr>
+                                <w:ilvl w:val="0"/>
+                                <w:numId w:val="0"/>
+                              </w:numPr>
+                              <w:kinsoku/>
+                              <w:wordWrap/>
+                              <w:overflowPunct/>
+                              <w:topLinePunct w:val="0"/>
+                              <w:bidi w:val="0"/>
+                              <w:adjustRightInd/>
+                              <w:snapToGrid w:val="0"/>
+                              <w:ind w:leftChars="0"/>
+                              <w:jc w:val="left"/>
+                              <w:textAlignment w:val="auto"/>
+                              <w:rPr>
+                                <w:rFonts w:hint="default" w:ascii="Times New Roman" w:hAnsi="Times New Roman" w:eastAsia="微软雅黑" w:cs="Times New Roman"/>
+                                <w:kern w:val="0"/>
+                                <w:sz w:val="24"/>
+                                <w:szCs w:val="24"/>
+                                <w:lang w:eastAsia="zh-CN"/>
+                              </w:rPr>
+                            </w:pPr>
+                          </w:p>
+                          <w:tbl>
+                            <w:tblPr>
+                              <w:tblStyle w:val="61"/>
+                              <w:tblW w:w="4447" w:type="dxa"/>
+                              <w:tblInd w:w="0" w:type="dxa"/>
+                              <w:tblLayout w:type="fixed"/>
+                              <w:tblCellMar>
+                                <w:top w:w="0" w:type="dxa"/>
+                                <w:left w:w="0" w:type="dxa"/>
+                                <w:bottom w:w="0" w:type="dxa"/>
+                                <w:right w:w="0" w:type="dxa"/>
+                              </w:tblCellMar>
+                            </w:tblPr>
+                            <w:tblGrid>
+                              <w:gridCol w:w="835"/>
+                              <w:gridCol w:w="1392"/>
+                              <w:gridCol w:w="984"/>
+                              <w:gridCol w:w="1236"/>
+                            </w:tblGrid>
+                            <w:tr>
+                              <w:tblPrEx>
+                                <w:tblCellMar>
+                                  <w:top w:w="0" w:type="dxa"/>
+                                  <w:left w:w="0" w:type="dxa"/>
+                                  <w:bottom w:w="0" w:type="dxa"/>
+                                  <w:right w:w="0" w:type="dxa"/>
+                                </w:tblCellMar>
+                              </w:tblPrEx>
+                              <w:trPr>
+                                <w:trHeight w:val="441" w:hRule="exact"/>
+                              </w:trPr>
+                              <w:tc>
+                                <w:tcPr>
+                                  <w:tcW w:w="835" w:type="dxa"/>
+                                  <w:vAlign w:val="center"/>
+                                </w:tcPr>
+                                <w:p>
+                                  <w:pPr>
+                                    <w:keepNext w:val="0"/>
+                                    <w:keepLines w:val="0"/>
+                                    <w:pageBreakBefore w:val="0"/>
+                                    <w:widowControl w:val="0"/>
+                                    <w:kinsoku/>
+                                    <w:wordWrap/>
+                                    <w:overflowPunct/>
+                                    <w:topLinePunct w:val="0"/>
+                                    <w:bidi w:val="0"/>
+                                    <w:adjustRightInd/>
+                                    <w:snapToGrid w:val="0"/>
+                                    <w:spacing w:before="13"/>
+                                    <w:ind w:left="13" w:right="95"/>
+                                    <w:jc w:val="both"/>
+                                    <w:textAlignment w:val="auto"/>
+                                    <w:rPr>
+                                      <w:rFonts w:ascii="Times New Roman" w:hAnsi="Times New Roman" w:eastAsia="宋体" w:cs="Times New Roman"/>
+                                      <w:b/>
+                                      <w:sz w:val="18"/>
+                                      <w:szCs w:val="18"/>
+                                      <w:lang w:val="en-US" w:eastAsia="en-US" w:bidi="ar-SA"/>
+                                    </w:rPr>
+                                  </w:pPr>
+                                  <w:r>
+                                    <w:rPr>
+                                      <w:rFonts w:ascii="Times New Roman" w:hAnsi="Times New Roman" w:eastAsia="宋体" w:cs="Times New Roman"/>
+                                      <w:b/>
+                                      <w:sz w:val="18"/>
+                                      <w:szCs w:val="18"/>
+                                      <w:lang w:val="en-US" w:eastAsia="en-US" w:bidi="ar-SA"/>
+                                    </w:rPr>
+                                    <w:t>检测人：</w:t>
+                                  </w:r>
+                                </w:p>
+                              </w:tc>
+                              <w:tc>
+                                <w:tcPr>
+                                  <w:tcW w:w="1392" w:type="dxa"/>
+                                  <w:vAlign w:val="center"/>
+                                </w:tcPr>
+                                <w:p>
+                                  <w:pPr>
+                                    <w:keepNext w:val="0"/>
+                                    <w:keepLines w:val="0"/>
+                                    <w:pageBreakBefore w:val="0"/>
+                                    <w:widowControl w:val="0"/>
+                                    <w:kinsoku/>
+                                    <w:wordWrap/>
+                                    <w:overflowPunct/>
+                                    <w:topLinePunct w:val="0"/>
+                                    <w:bidi w:val="0"/>
+                                    <w:adjustRightInd/>
+                                    <w:snapToGrid w:val="0"/>
+                                    <w:spacing w:before="13"/>
+                                    <w:jc w:val="both"/>
+                                    <w:textAlignment w:val="auto"/>
+                                    <w:rPr>
+                                      <w:rFonts w:ascii="Times New Roman" w:hAnsi="Times New Roman" w:eastAsia="宋体" w:cs="Times New Roman"/>
+                                      <w:b/>
+                                      <w:sz w:val="18"/>
+                                      <w:szCs w:val="18"/>
+                                      <w:lang w:val="en-US" w:eastAsia="en-US" w:bidi="ar-SA"/>
+                                    </w:rPr>
+                                  </w:pPr>
+                                  <w:r>
+                                    <w:rPr>
+                                      <w:rFonts w:ascii="宋体" w:hAnsi="宋体" w:eastAsia="宋体" w:cs="宋体"/>
+                                      <w:sz w:val="18"/>
+                                      <w:szCs w:val="18"/>
+                                      <w:lang w:val="en-US" w:eastAsia="en-US" w:bidi="ar-SA"/>
+                                    </w:rPr>
+                                    <w:drawing>
+                                      <wp:inline distT="0" distB="0" distL="114300" distR="114300">
+                                        <wp:extent cx="655955" cy="294640"/>
+                                        <wp:effectExtent l="0" t="0" r="14605" b="10160"/>
+                                        <wp:docPr id="66" name="图片 6" descr="蔡冬雪"/>
+                                        <wp:cNvGraphicFramePr>
+                                          <a:graphicFrameLocks xmlns:a="http://schemas.openxmlformats.org/drawingml/2006/main" noChangeAspect="1"/>
+                                        </wp:cNvGraphicFramePr>
+                                        <a:graphic xmlns:a="http://schemas.openxmlformats.org/drawingml/2006/main">
+                                          <a:graphicData uri="http://schemas.openxmlformats.org/drawingml/2006/picture">
+                                            <pic:pic xmlns:pic="http://schemas.openxmlformats.org/drawingml/2006/picture">
+                                              <pic:nvPicPr>
+                                                <pic:cNvPr id="66" name="图片 6" descr="蔡冬雪"/>
+                                                <pic:cNvPicPr>
+                                                  <a:picLocks noChangeAspect="1"/>
+                                                </pic:cNvPicPr>
+                                              </pic:nvPicPr>
+                                              <pic:blipFill>
+                                                <a:blip r:embed="rId12">
+                                                  <a:clrChange>
+                                                    <a:clrFrom>
+                                                      <a:srgbClr val="FFFFFF">
+                                                        <a:alpha val="100000"/>
+                                                      </a:srgbClr>
+                                                    </a:clrFrom>
+                                                    <a:clrTo>
+                                                      <a:srgbClr val="FFFFFF">
+                                                        <a:alpha val="100000"/>
+                                                        <a:alpha val="0"/>
+                                                      </a:srgbClr>
+                                                    </a:clrTo>
+                                                  </a:clrChange>
+                                                </a:blip>
+                                                <a:srcRect l="18656" t="33322" r="18897" b="26699"/>
+                                                <a:stretch>
+                                                  <a:fillRect/>
+                                                </a:stretch>
+                                              </pic:blipFill>
+                                              <pic:spPr>
+                                                <a:xfrm>
+                                                  <a:off x="0" y="0"/>
+                                                  <a:ext cx="655955" cy="294640"/>
+                                                </a:xfrm>
+                                                <a:prstGeom prst="rect">
+                                                  <a:avLst/>
+                                                </a:prstGeom>
+                                              </pic:spPr>
+                                            </pic:pic>
+                                          </a:graphicData>
+                                        </a:graphic>
+                                      </wp:inline>
+                                    </w:drawing>
+                                  </w:r>
+                                </w:p>
+                              </w:tc>
+                              <w:tc>
+                                <w:tcPr>
+                                  <w:tcW w:w="984" w:type="dxa"/>
+                                  <w:vAlign w:val="center"/>
+                                </w:tcPr>
+                                <w:p>
+                                  <w:pPr>
+                                    <w:keepNext w:val="0"/>
+                                    <w:keepLines w:val="0"/>
+                                    <w:pageBreakBefore w:val="0"/>
+                                    <w:widowControl w:val="0"/>
+                                    <w:kinsoku/>
+                                    <w:wordWrap/>
+                                    <w:overflowPunct/>
+                                    <w:topLinePunct w:val="0"/>
+                                    <w:bidi w:val="0"/>
+                                    <w:adjustRightInd/>
+                                    <w:snapToGrid w:val="0"/>
+                                    <w:spacing w:before="13"/>
+                                    <w:jc w:val="both"/>
+                                    <w:textAlignment w:val="auto"/>
+                                    <w:rPr>
+                                      <w:rFonts w:ascii="Times New Roman" w:hAnsi="Times New Roman" w:eastAsia="宋体" w:cs="Times New Roman"/>
+                                      <w:b/>
+                                      <w:sz w:val="18"/>
+                                      <w:szCs w:val="18"/>
+                                      <w:lang w:val="en-US" w:eastAsia="en-US" w:bidi="ar-SA"/>
+                                    </w:rPr>
+                                  </w:pPr>
+                                  <w:r>
+                                    <w:rPr>
+                                      <w:rFonts w:ascii="Times New Roman" w:hAnsi="Times New Roman" w:eastAsia="宋体" w:cs="Times New Roman"/>
+                                      <w:b/>
+                                      <w:sz w:val="18"/>
+                                      <w:szCs w:val="18"/>
+                                      <w:lang w:val="en-US" w:eastAsia="en-US" w:bidi="ar-SA"/>
+                                    </w:rPr>
+                                    <w:t>复核人</w:t>
+                                  </w:r>
+                                  <w:r>
+                                    <w:rPr>
+                                      <w:rFonts w:ascii="Times New Roman" w:hAnsi="Times New Roman" w:eastAsia="宋体" w:cs="Times New Roman"/>
+                                      <w:b/>
+                                      <w:sz w:val="18"/>
+                                      <w:szCs w:val="18"/>
+                                      <w:lang w:val="en-US" w:eastAsia="zh-CN" w:bidi="ar-SA"/>
+                                    </w:rPr>
+                                    <w:t>：</w:t>
+                                  </w:r>
+                                </w:p>
+                              </w:tc>
+                              <w:tc>
+                                <w:tcPr>
+                                  <w:tcW w:w="1236" w:type="dxa"/>
+                                  <w:vAlign w:val="center"/>
+                                </w:tcPr>
+                                <w:p>
+                                  <w:pPr>
+                                    <w:keepNext w:val="0"/>
+                                    <w:keepLines w:val="0"/>
+                                    <w:pageBreakBefore w:val="0"/>
+                                    <w:widowControl w:val="0"/>
+                                    <w:kinsoku/>
+                                    <w:wordWrap/>
+                                    <w:overflowPunct/>
+                                    <w:topLinePunct w:val="0"/>
+                                    <w:bidi w:val="0"/>
+                                    <w:adjustRightInd/>
+                                    <w:snapToGrid w:val="0"/>
+                                    <w:spacing w:before="13"/>
+                                    <w:ind w:right="15"/>
+                                    <w:jc w:val="both"/>
+                                    <w:textAlignment w:val="auto"/>
+                                    <w:rPr>
+                                      <w:rFonts w:ascii="Times New Roman" w:hAnsi="Times New Roman" w:eastAsia="宋体" w:cs="Times New Roman"/>
+                                      <w:b/>
+                                      <w:sz w:val="18"/>
+                                      <w:szCs w:val="18"/>
+                                      <w:lang w:val="en-US" w:eastAsia="en-US" w:bidi="ar-SA"/>
+                                    </w:rPr>
+                                  </w:pPr>
+                                  <w:r>
+                                    <w:rPr>
+                                      <w:rFonts w:ascii="宋体" w:hAnsi="宋体" w:eastAsia="宋体" w:cs="宋体"/>
+                                      <w:sz w:val="18"/>
+                                      <w:szCs w:val="18"/>
+                                      <w:lang w:val="en-US" w:eastAsia="en-US" w:bidi="ar-SA"/>
+                                    </w:rPr>
+                                    <w:drawing>
+                                      <wp:inline distT="0" distB="0" distL="114300" distR="114300">
+                                        <wp:extent cx="524510" cy="297180"/>
+                                        <wp:effectExtent l="0" t="0" r="0" b="6985"/>
+                                        <wp:docPr id="67" name="图片 4" descr="王建丽"/>
+                                        <wp:cNvGraphicFramePr>
+                                          <a:graphicFrameLocks xmlns:a="http://schemas.openxmlformats.org/drawingml/2006/main" noChangeAspect="1"/>
+                                        </wp:cNvGraphicFramePr>
+                                        <a:graphic xmlns:a="http://schemas.openxmlformats.org/drawingml/2006/main">
+                                          <a:graphicData uri="http://schemas.openxmlformats.org/drawingml/2006/picture">
+                                            <pic:pic xmlns:pic="http://schemas.openxmlformats.org/drawingml/2006/picture">
+                                              <pic:nvPicPr>
+                                                <pic:cNvPr id="67" name="图片 4" descr="王建丽"/>
+                                                <pic:cNvPicPr>
+                                                  <a:picLocks noChangeAspect="1"/>
+                                                </pic:cNvPicPr>
+                                              </pic:nvPicPr>
+                                              <pic:blipFill>
+                                                <a:blip r:embed="rId13">
+                                                  <a:clrChange>
+                                                    <a:clrFrom>
+                                                      <a:srgbClr val="FFFFFF">
+                                                        <a:alpha val="100000"/>
+                                                      </a:srgbClr>
+                                                    </a:clrFrom>
+                                                    <a:clrTo>
+                                                      <a:srgbClr val="FFFFFF">
+                                                        <a:alpha val="100000"/>
+                                                        <a:alpha val="0"/>
+                                                      </a:srgbClr>
+                                                    </a:clrTo>
+                                                  </a:clrChange>
+                                                </a:blip>
+                                                <a:stretch>
+                                                  <a:fillRect/>
+                                                </a:stretch>
+                                              </pic:blipFill>
+                                              <pic:spPr>
+                                                <a:xfrm>
+                                                  <a:off x="0" y="0"/>
+                                                  <a:ext cx="524510" cy="297180"/>
+                                                </a:xfrm>
+                                                <a:prstGeom prst="rect">
+                                                  <a:avLst/>
+                                                </a:prstGeom>
+                                              </pic:spPr>
+                                            </pic:pic>
+                                          </a:graphicData>
+                                        </a:graphic>
+                                      </wp:inline>
+                                    </w:drawing>
+                                  </w:r>
+                                </w:p>
+                              </w:tc>
+                            </w:tr>
+                            <w:tr>
+                              <w:tblPrEx>
+                                <w:tblCellMar>
+                                  <w:top w:w="0" w:type="dxa"/>
+                                  <w:left w:w="0" w:type="dxa"/>
+                                  <w:bottom w:w="0" w:type="dxa"/>
+                                  <w:right w:w="0" w:type="dxa"/>
+                                </w:tblCellMar>
+                              </w:tblPrEx>
+                              <w:trPr>
+                                <w:trHeight w:val="457" w:hRule="exact"/>
+                              </w:trPr>
+                              <w:tc>
+                                <w:tcPr>
+                                  <w:tcW w:w="835" w:type="dxa"/>
+                                  <w:vAlign w:val="center"/>
+                                </w:tcPr>
+                                <w:p>
+                                  <w:pPr>
+                                    <w:keepNext w:val="0"/>
+                                    <w:keepLines w:val="0"/>
+                                    <w:pageBreakBefore w:val="0"/>
+                                    <w:widowControl w:val="0"/>
+                                    <w:kinsoku/>
+                                    <w:wordWrap/>
+                                    <w:overflowPunct/>
+                                    <w:topLinePunct w:val="0"/>
+                                    <w:bidi w:val="0"/>
+                                    <w:adjustRightInd/>
+                                    <w:snapToGrid w:val="0"/>
+                                    <w:spacing w:line="341" w:lineRule="exact"/>
+                                    <w:ind w:left="13" w:right="165"/>
+                                    <w:jc w:val="both"/>
+                                    <w:textAlignment w:val="auto"/>
+                                    <w:rPr>
+                                      <w:rFonts w:ascii="Times New Roman" w:hAnsi="Times New Roman" w:eastAsia="宋体" w:cs="Times New Roman"/>
+                                      <w:b/>
+                                      <w:sz w:val="18"/>
+                                      <w:szCs w:val="18"/>
+                                      <w:lang w:val="en-US" w:eastAsia="en-US" w:bidi="ar-SA"/>
+                                    </w:rPr>
+                                  </w:pPr>
+                                  <w:r>
+                                    <w:rPr>
+                                      <w:rFonts w:ascii="Times New Roman" w:hAnsi="Times New Roman" w:eastAsia="宋体" w:cs="Times New Roman"/>
+                                      <w:b/>
+                                      <w:sz w:val="18"/>
+                                      <w:szCs w:val="18"/>
+                                      <w:lang w:val="en-US" w:eastAsia="en-US" w:bidi="ar-SA"/>
+                                    </w:rPr>
+                                    <w:t>日</w:t>
+                                  </w:r>
+                                  <w:r>
+                                    <w:rPr>
+                                      <w:rFonts w:ascii="Times New Roman" w:hAnsi="Times New Roman" w:eastAsia="宋体" w:cs="Times New Roman"/>
+                                      <w:b/>
+                                      <w:sz w:val="18"/>
+                                      <w:szCs w:val="18"/>
+                                      <w:lang w:val="en-US" w:eastAsia="zh-CN" w:bidi="ar-SA"/>
+                                    </w:rPr>
+                                    <w:t xml:space="preserve">  </w:t>
+                                  </w:r>
+                                  <w:r>
+                                    <w:rPr>
+                                      <w:rFonts w:ascii="Times New Roman" w:hAnsi="Times New Roman" w:eastAsia="宋体" w:cs="Times New Roman"/>
+                                      <w:b/>
+                                      <w:sz w:val="18"/>
+                                      <w:szCs w:val="18"/>
+                                      <w:lang w:val="en-US" w:eastAsia="en-US" w:bidi="ar-SA"/>
+                                    </w:rPr>
+                                    <w:t>期：</w:t>
+                                  </w:r>
+                                </w:p>
+                              </w:tc>
+                              <w:tc>
+                                <w:tcPr>
+                                  <w:tcW w:w="1392" w:type="dxa"/>
+                                  <w:vAlign w:val="center"/>
+                                </w:tcPr>
+                                <w:p>
+                                  <w:pPr>
+                                    <w:keepNext w:val="0"/>
+                                    <w:keepLines w:val="0"/>
+                                    <w:pageBreakBefore w:val="0"/>
+                                    <w:widowControl w:val="0"/>
+                                    <w:kinsoku/>
+                                    <w:wordWrap/>
+                                    <w:overflowPunct/>
+                                    <w:topLinePunct w:val="0"/>
+                                    <w:bidi w:val="0"/>
+                                    <w:adjustRightInd/>
+                                    <w:snapToGrid w:val="0"/>
+                                    <w:spacing w:line="363" w:lineRule="exact"/>
+                                    <w:jc w:val="both"/>
+                                    <w:textAlignment w:val="auto"/>
+                                    <w:rPr>
+                                      <w:rFonts w:ascii="Times New Roman" w:hAnsi="Times New Roman" w:eastAsia="宋体" w:cs="Times New Roman"/>
+                                      <w:sz w:val="18"/>
+                                      <w:szCs w:val="18"/>
+                                      <w:lang w:val="en-US" w:eastAsia="en-US" w:bidi="ar-SA"/>
+                                    </w:rPr>
+                                  </w:pPr>
+                                  <w:r>
+                                    <w:rPr>
+                                      <w:rFonts w:ascii="Times New Roman" w:hAnsi="Times New Roman" w:eastAsia="宋体" w:cs="Times New Roman"/>
+                                      <w:kern w:val="2"/>
+                                      <w:sz w:val="18"/>
+                                      <w:szCs w:val="18"/>
+                                      <w:lang w:val="en-US" w:eastAsia="zh-CN" w:bidi="ar-SA"/>
+                                    </w:rPr>
+                                    <w:t>{{ reportdate }}</w:t>
+                                  </w:r>
+                                </w:p>
+                              </w:tc>
+                              <w:tc>
+                                <w:tcPr>
+                                  <w:tcW w:w="984" w:type="dxa"/>
+                                  <w:vAlign w:val="center"/>
+                                </w:tcPr>
+                                <w:p>
+                                  <w:pPr>
+                                    <w:keepNext w:val="0"/>
+                                    <w:keepLines w:val="0"/>
+                                    <w:pageBreakBefore w:val="0"/>
+                                    <w:widowControl w:val="0"/>
+                                    <w:kinsoku/>
+                                    <w:wordWrap/>
+                                    <w:overflowPunct/>
+                                    <w:topLinePunct w:val="0"/>
+                                    <w:bidi w:val="0"/>
+                                    <w:adjustRightInd/>
+                                    <w:snapToGrid w:val="0"/>
+                                    <w:spacing w:line="341" w:lineRule="exact"/>
+                                    <w:jc w:val="both"/>
+                                    <w:textAlignment w:val="auto"/>
+                                    <w:rPr>
+                                      <w:rFonts w:ascii="Times New Roman" w:hAnsi="Times New Roman" w:eastAsia="宋体" w:cs="Times New Roman"/>
+                                      <w:b/>
+                                      <w:sz w:val="18"/>
+                                      <w:szCs w:val="18"/>
+                                      <w:lang w:val="en-US" w:eastAsia="en-US" w:bidi="ar-SA"/>
+                                    </w:rPr>
+                                  </w:pPr>
+                                  <w:r>
+                                    <w:rPr>
+                                      <w:rFonts w:ascii="Times New Roman" w:hAnsi="Times New Roman" w:eastAsia="宋体" w:cs="Times New Roman"/>
+                                      <w:b/>
+                                      <w:sz w:val="18"/>
+                                      <w:szCs w:val="18"/>
+                                      <w:lang w:val="en-US" w:eastAsia="en-US" w:bidi="ar-SA"/>
+                                    </w:rPr>
+                                    <w:t>日</w:t>
+                                  </w:r>
+                                  <w:r>
+                                    <w:rPr>
+                                      <w:rFonts w:ascii="Times New Roman" w:hAnsi="Times New Roman" w:eastAsia="宋体" w:cs="Times New Roman"/>
+                                      <w:b/>
+                                      <w:sz w:val="18"/>
+                                      <w:szCs w:val="18"/>
+                                      <w:lang w:val="en-US" w:eastAsia="zh-CN" w:bidi="ar-SA"/>
+                                    </w:rPr>
+                                    <w:t xml:space="preserve">  </w:t>
+                                  </w:r>
+                                  <w:r>
+                                    <w:rPr>
+                                      <w:rFonts w:ascii="Times New Roman" w:hAnsi="Times New Roman" w:eastAsia="宋体" w:cs="Times New Roman"/>
+                                      <w:b/>
+                                      <w:sz w:val="18"/>
+                                      <w:szCs w:val="18"/>
+                                      <w:lang w:val="en-US" w:eastAsia="en-US" w:bidi="ar-SA"/>
+                                    </w:rPr>
+                                    <w:t>期：</w:t>
+                                  </w:r>
+                                </w:p>
+                              </w:tc>
+                              <w:tc>
+                                <w:tcPr>
+                                  <w:tcW w:w="1236" w:type="dxa"/>
+                                  <w:vAlign w:val="center"/>
+                                </w:tcPr>
+                                <w:p>
+                                  <w:pPr>
+                                    <w:keepNext w:val="0"/>
+                                    <w:keepLines w:val="0"/>
+                                    <w:pageBreakBefore w:val="0"/>
+                                    <w:widowControl w:val="0"/>
+                                    <w:kinsoku/>
+                                    <w:wordWrap/>
+                                    <w:overflowPunct/>
+                                    <w:topLinePunct w:val="0"/>
+                                    <w:bidi w:val="0"/>
+                                    <w:adjustRightInd/>
+                                    <w:snapToGrid w:val="0"/>
+                                    <w:spacing w:line="363" w:lineRule="exact"/>
+                                    <w:ind w:right="15"/>
+                                    <w:jc w:val="both"/>
+                                    <w:textAlignment w:val="auto"/>
+                                    <w:rPr>
+                                      <w:rFonts w:ascii="Times New Roman" w:hAnsi="Times New Roman" w:eastAsia="宋体" w:cs="Times New Roman"/>
+                                      <w:sz w:val="18"/>
+                                      <w:szCs w:val="18"/>
+                                      <w:lang w:val="en-US" w:eastAsia="en-US" w:bidi="ar-SA"/>
+                                    </w:rPr>
+                                  </w:pPr>
+                                  <w:r>
+                                    <w:rPr>
+                                      <w:rFonts w:ascii="Times New Roman" w:hAnsi="Times New Roman" w:eastAsia="宋体" w:cs="Times New Roman"/>
+                                      <w:kern w:val="2"/>
+                                      <w:sz w:val="18"/>
+                                      <w:szCs w:val="18"/>
+                                      <w:lang w:val="en-US" w:eastAsia="zh-CN" w:bidi="ar-SA"/>
+                                    </w:rPr>
+                                    <w:t>{{ reportdate }}</w:t>
+                                  </w:r>
+                                </w:p>
+                              </w:tc>
+                            </w:tr>
+                          </w:tbl>
+                          <w:p>
+                            <w:pPr>
+                              <w:keepNext w:val="0"/>
+                              <w:keepLines w:val="0"/>
+                              <w:pageBreakBefore w:val="0"/>
+                              <w:kinsoku/>
+                              <w:wordWrap/>
+                              <w:overflowPunct/>
+                              <w:topLinePunct w:val="0"/>
+                              <w:bidi w:val="0"/>
+                              <w:adjustRightInd/>
+                              <w:snapToGrid w:val="0"/>
+                              <w:jc w:val="left"/>
+                              <w:textAlignment w:val="auto"/>
+                              <w:rPr>
+                                <w:rFonts w:hint="default" w:ascii="宋体" w:hAnsi="宋体" w:eastAsia="宋体" w:cs="宋体"/>
+                                <w:kern w:val="0"/>
+                                <w:sz w:val="18"/>
+                                <w:szCs w:val="18"/>
+                                <w:lang w:val="en-US" w:eastAsia="zh-CN"/>
+                              </w:rPr>
+                            </w:pPr>
+                            <w:r>
+                              <w:rPr>
+                                <w:rFonts w:hint="eastAsia" w:ascii="Times New Roman" w:hAnsi="Times New Roman" w:eastAsia="微软雅黑" w:cs="Times New Roman"/>
+                                <w:kern w:val="0"/>
+                                <w:sz w:val="18"/>
+                                <w:szCs w:val="18"/>
+                                <w:lang w:eastAsia="zh-CN"/>
+                              </w:rPr>
+                              <w:t xml:space="preserve">{% endif %}{% if testedby == </w:t>
+                            </w:r>
+                            <w:r>
+                              <w:rPr>
+                                <w:rFonts w:ascii="Times New Roman" w:hAnsi="Times New Roman" w:eastAsia="微软雅黑" w:cs="Times New Roman"/>
+                                <w:kern w:val="0"/>
+                                <w:sz w:val="18"/>
+                                <w:szCs w:val="18"/>
+                                <w:lang w:eastAsia="zh-CN"/>
+                              </w:rPr>
+                              <w:t>“</w:t>
+                            </w:r>
+                            <w:r>
+                              <w:rPr>
+                                <w:rFonts w:hint="eastAsia" w:ascii="Times New Roman" w:hAnsi="Times New Roman" w:eastAsia="微软雅黑" w:cs="Times New Roman"/>
+                                <w:kern w:val="0"/>
+                                <w:sz w:val="18"/>
+                                <w:szCs w:val="18"/>
+                                <w:lang w:eastAsia="zh-CN"/>
+                              </w:rPr>
+                              <w:t>2</w:t>
+                            </w:r>
+                            <w:r>
+                              <w:rPr>
+                                <w:rFonts w:ascii="Times New Roman" w:hAnsi="Times New Roman" w:eastAsia="微软雅黑" w:cs="Times New Roman"/>
+                                <w:kern w:val="0"/>
+                                <w:sz w:val="18"/>
+                                <w:szCs w:val="18"/>
+                                <w:lang w:eastAsia="zh-CN"/>
+                              </w:rPr>
+                              <w:t>”</w:t>
+                            </w:r>
+                            <w:r>
+                              <w:rPr>
+                                <w:rFonts w:hint="eastAsia" w:ascii="Times New Roman" w:hAnsi="Times New Roman" w:eastAsia="微软雅黑" w:cs="Times New Roman"/>
+                                <w:kern w:val="0"/>
+                                <w:sz w:val="18"/>
+                                <w:szCs w:val="18"/>
+                                <w:lang w:eastAsia="zh-CN"/>
+                              </w:rPr>
+                              <w:t xml:space="preserve"> %}</w:t>
+                            </w:r>
+                          </w:p>
+                          <w:p>
+                            <w:pPr>
+                              <w:keepNext w:val="0"/>
+                              <w:keepLines w:val="0"/>
+                              <w:pageBreakBefore w:val="0"/>
+                              <w:kinsoku/>
+                              <w:wordWrap/>
+                              <w:overflowPunct/>
+                              <w:topLinePunct w:val="0"/>
+                              <w:bidi w:val="0"/>
+                              <w:adjustRightInd/>
+                              <w:snapToGrid w:val="0"/>
+                              <w:jc w:val="left"/>
+                              <w:textAlignment w:val="auto"/>
+                              <w:rPr>
+                                <w:rFonts w:ascii="宋体" w:hAnsi="宋体" w:eastAsia="宋体" w:cs="宋体"/>
+                                <w:kern w:val="0"/>
+                                <w:sz w:val="18"/>
+                                <w:szCs w:val="18"/>
+                                <w:lang w:eastAsia="zh-CN"/>
+                              </w:rPr>
+                            </w:pPr>
+                          </w:p>
+                          <w:tbl>
+                            <w:tblPr>
+                              <w:tblStyle w:val="61"/>
+                              <w:tblW w:w="4543" w:type="dxa"/>
+                              <w:tblInd w:w="0" w:type="dxa"/>
+                              <w:tblLayout w:type="fixed"/>
+                              <w:tblCellMar>
+                                <w:top w:w="0" w:type="dxa"/>
+                                <w:left w:w="0" w:type="dxa"/>
+                                <w:bottom w:w="0" w:type="dxa"/>
+                                <w:right w:w="0" w:type="dxa"/>
+                              </w:tblCellMar>
+                            </w:tblPr>
+                            <w:tblGrid>
+                              <w:gridCol w:w="835"/>
+                              <w:gridCol w:w="1308"/>
+                              <w:gridCol w:w="912"/>
+                              <w:gridCol w:w="1488"/>
+                            </w:tblGrid>
+                            <w:tr>
+                              <w:tblPrEx>
+                                <w:tblCellMar>
+                                  <w:top w:w="0" w:type="dxa"/>
+                                  <w:left w:w="0" w:type="dxa"/>
+                                  <w:bottom w:w="0" w:type="dxa"/>
+                                  <w:right w:w="0" w:type="dxa"/>
+                                </w:tblCellMar>
+                              </w:tblPrEx>
+                              <w:trPr>
+                                <w:trHeight w:val="441" w:hRule="exact"/>
+                              </w:trPr>
+                              <w:tc>
+                                <w:tcPr>
+                                  <w:tcW w:w="835" w:type="dxa"/>
+                                  <w:vAlign w:val="center"/>
+                                </w:tcPr>
+                                <w:p>
+                                  <w:pPr>
+                                    <w:keepNext w:val="0"/>
+                                    <w:keepLines w:val="0"/>
+                                    <w:pageBreakBefore w:val="0"/>
+                                    <w:widowControl w:val="0"/>
+                                    <w:kinsoku/>
+                                    <w:wordWrap/>
+                                    <w:overflowPunct/>
+                                    <w:topLinePunct w:val="0"/>
+                                    <w:bidi w:val="0"/>
+                                    <w:adjustRightInd/>
+                                    <w:snapToGrid w:val="0"/>
+                                    <w:spacing w:before="13"/>
+                                    <w:ind w:left="13" w:right="95"/>
+                                    <w:jc w:val="both"/>
+                                    <w:textAlignment w:val="auto"/>
+                                    <w:rPr>
+                                      <w:rFonts w:ascii="Times New Roman" w:hAnsi="Times New Roman" w:eastAsia="宋体" w:cs="Times New Roman"/>
+                                      <w:b/>
+                                      <w:sz w:val="18"/>
+                                      <w:szCs w:val="18"/>
+                                      <w:lang w:val="en-US" w:eastAsia="en-US" w:bidi="ar-SA"/>
+                                    </w:rPr>
+                                  </w:pPr>
+                                  <w:r>
+                                    <w:rPr>
+                                      <w:rFonts w:ascii="Times New Roman" w:hAnsi="Times New Roman" w:eastAsia="宋体" w:cs="Times New Roman"/>
+                                      <w:b/>
+                                      <w:sz w:val="18"/>
+                                      <w:szCs w:val="18"/>
+                                      <w:lang w:val="en-US" w:eastAsia="en-US" w:bidi="ar-SA"/>
+                                    </w:rPr>
+                                    <w:t>检测人：</w:t>
+                                  </w:r>
+                                </w:p>
+                              </w:tc>
+                              <w:tc>
+                                <w:tcPr>
+                                  <w:tcW w:w="1308" w:type="dxa"/>
+                                  <w:vAlign w:val="center"/>
+                                </w:tcPr>
+                                <w:p>
+                                  <w:pPr>
+                                    <w:keepNext w:val="0"/>
+                                    <w:keepLines w:val="0"/>
+                                    <w:pageBreakBefore w:val="0"/>
+                                    <w:widowControl w:val="0"/>
+                                    <w:kinsoku/>
+                                    <w:wordWrap/>
+                                    <w:overflowPunct/>
+                                    <w:topLinePunct w:val="0"/>
+                                    <w:bidi w:val="0"/>
+                                    <w:adjustRightInd/>
+                                    <w:snapToGrid w:val="0"/>
+                                    <w:spacing w:before="13"/>
+                                    <w:jc w:val="both"/>
+                                    <w:textAlignment w:val="auto"/>
+                                    <w:rPr>
+                                      <w:rFonts w:ascii="Times New Roman" w:hAnsi="Times New Roman" w:eastAsia="宋体" w:cs="Times New Roman"/>
+                                      <w:b/>
+                                      <w:sz w:val="18"/>
+                                      <w:szCs w:val="18"/>
+                                      <w:lang w:val="en-US" w:eastAsia="en-US" w:bidi="ar-SA"/>
+                                    </w:rPr>
+                                  </w:pPr>
+                                  <w:r>
+                                    <w:rPr>
+                                      <w:rFonts w:ascii="宋体" w:hAnsi="宋体" w:eastAsia="宋体" w:cs="宋体"/>
+                                      <w:sz w:val="18"/>
+                                      <w:szCs w:val="18"/>
+                                      <w:lang w:val="en-US" w:eastAsia="en-US" w:bidi="ar-SA"/>
+                                    </w:rPr>
+                                    <w:drawing>
+                                      <wp:inline distT="0" distB="0" distL="114300" distR="114300">
+                                        <wp:extent cx="604520" cy="325755"/>
+                                        <wp:effectExtent l="0" t="0" r="0" b="0"/>
+                                        <wp:docPr id="31" name="图片 1"/>
+                                        <wp:cNvGraphicFramePr>
+                                          <a:graphicFrameLocks xmlns:a="http://schemas.openxmlformats.org/drawingml/2006/main" noChangeAspect="1"/>
+                                        </wp:cNvGraphicFramePr>
+                                        <a:graphic xmlns:a="http://schemas.openxmlformats.org/drawingml/2006/main">
+                                          <a:graphicData uri="http://schemas.openxmlformats.org/drawingml/2006/picture">
+                                            <pic:pic xmlns:pic="http://schemas.openxmlformats.org/drawingml/2006/picture">
+                                              <pic:nvPicPr>
+                                                <pic:cNvPr id="31" name="图片 1"/>
+                                                <pic:cNvPicPr>
+                                                  <a:picLocks noChangeAspect="1"/>
+                                                </pic:cNvPicPr>
+                                              </pic:nvPicPr>
+                                              <pic:blipFill>
+                                                <a:blip r:embed="rId14">
+                                                  <a:clrChange>
+                                                    <a:clrFrom>
+                                                      <a:srgbClr val="FFFFFF">
+                                                        <a:alpha val="100000"/>
+                                                      </a:srgbClr>
+                                                    </a:clrFrom>
+                                                    <a:clrTo>
+                                                      <a:srgbClr val="FFFFFF">
+                                                        <a:alpha val="100000"/>
+                                                        <a:alpha val="0"/>
+                                                      </a:srgbClr>
+                                                    </a:clrTo>
+                                                  </a:clrChange>
+                                                </a:blip>
+                                                <a:srcRect l="10922" t="11667"/>
+                                                <a:stretch>
+                                                  <a:fillRect/>
+                                                </a:stretch>
+                                              </pic:blipFill>
+                                              <pic:spPr>
+                                                <a:xfrm>
+                                                  <a:off x="0" y="0"/>
+                                                  <a:ext cx="604520" cy="325755"/>
+                                                </a:xfrm>
+                                                <a:prstGeom prst="rect">
+                                                  <a:avLst/>
+                                                </a:prstGeom>
+                                                <a:noFill/>
+                                                <a:ln>
+                                                  <a:noFill/>
+                                                </a:ln>
+                                              </pic:spPr>
+                                            </pic:pic>
+                                          </a:graphicData>
+                                        </a:graphic>
+                                      </wp:inline>
+                                    </w:drawing>
+                                  </w:r>
+                                </w:p>
+                              </w:tc>
+                              <w:tc>
+                                <w:tcPr>
+                                  <w:tcW w:w="912" w:type="dxa"/>
+                                  <w:vAlign w:val="center"/>
+                                </w:tcPr>
+                                <w:p>
+                                  <w:pPr>
+                                    <w:keepNext w:val="0"/>
+                                    <w:keepLines w:val="0"/>
+                                    <w:pageBreakBefore w:val="0"/>
+                                    <w:widowControl w:val="0"/>
+                                    <w:kinsoku/>
+                                    <w:wordWrap/>
+                                    <w:overflowPunct/>
+                                    <w:topLinePunct w:val="0"/>
+                                    <w:bidi w:val="0"/>
+                                    <w:adjustRightInd/>
+                                    <w:snapToGrid w:val="0"/>
+                                    <w:spacing w:before="13"/>
+                                    <w:jc w:val="both"/>
+                                    <w:textAlignment w:val="auto"/>
+                                    <w:rPr>
+                                      <w:rFonts w:ascii="Times New Roman" w:hAnsi="Times New Roman" w:eastAsia="宋体" w:cs="Times New Roman"/>
+                                      <w:b/>
+                                      <w:sz w:val="18"/>
+                                      <w:szCs w:val="18"/>
+                                      <w:lang w:val="en-US" w:eastAsia="en-US" w:bidi="ar-SA"/>
+                                    </w:rPr>
+                                  </w:pPr>
+                                  <w:r>
+                                    <w:rPr>
+                                      <w:rFonts w:ascii="Times New Roman" w:hAnsi="Times New Roman" w:eastAsia="宋体" w:cs="Times New Roman"/>
+                                      <w:b/>
+                                      <w:sz w:val="18"/>
+                                      <w:szCs w:val="18"/>
+                                      <w:lang w:val="en-US" w:eastAsia="en-US" w:bidi="ar-SA"/>
+                                    </w:rPr>
+                                    <w:t>复核人</w:t>
+                                  </w:r>
+                                  <w:r>
+                                    <w:rPr>
+                                      <w:rFonts w:ascii="Times New Roman" w:hAnsi="Times New Roman" w:eastAsia="宋体" w:cs="Times New Roman"/>
+                                      <w:b/>
+                                      <w:sz w:val="18"/>
+                                      <w:szCs w:val="18"/>
+                                      <w:lang w:val="en-US" w:eastAsia="zh-CN" w:bidi="ar-SA"/>
+                                    </w:rPr>
+                                    <w:t>：</w:t>
+                                  </w:r>
+                                </w:p>
+                              </w:tc>
+                              <w:tc>
+                                <w:tcPr>
+                                  <w:tcW w:w="1488" w:type="dxa"/>
+                                  <w:vAlign w:val="center"/>
+                                </w:tcPr>
+                                <w:p>
+                                  <w:pPr>
+                                    <w:keepNext w:val="0"/>
+                                    <w:keepLines w:val="0"/>
+                                    <w:pageBreakBefore w:val="0"/>
+                                    <w:widowControl w:val="0"/>
+                                    <w:kinsoku/>
+                                    <w:wordWrap/>
+                                    <w:overflowPunct/>
+                                    <w:topLinePunct w:val="0"/>
+                                    <w:bidi w:val="0"/>
+                                    <w:adjustRightInd/>
+                                    <w:snapToGrid w:val="0"/>
+                                    <w:spacing w:before="13"/>
+                                    <w:ind w:right="15"/>
+                                    <w:jc w:val="both"/>
+                                    <w:textAlignment w:val="auto"/>
+                                    <w:rPr>
+                                      <w:rFonts w:ascii="Times New Roman" w:hAnsi="Times New Roman" w:eastAsia="宋体" w:cs="Times New Roman"/>
+                                      <w:b/>
+                                      <w:sz w:val="18"/>
+                                      <w:szCs w:val="18"/>
+                                      <w:lang w:val="en-US" w:eastAsia="en-US" w:bidi="ar-SA"/>
+                                    </w:rPr>
+                                  </w:pPr>
+                                  <w:r>
+                                    <w:rPr>
+                                      <w:rFonts w:ascii="宋体" w:hAnsi="宋体" w:eastAsia="宋体" w:cs="宋体"/>
+                                      <w:sz w:val="18"/>
+                                      <w:szCs w:val="18"/>
+                                      <w:lang w:val="en-US" w:eastAsia="en-US" w:bidi="ar-SA"/>
+                                    </w:rPr>
+                                    <w:drawing>
+                                      <wp:inline distT="0" distB="0" distL="114300" distR="114300">
+                                        <wp:extent cx="563245" cy="319405"/>
+                                        <wp:effectExtent l="0" t="0" r="0" b="635"/>
+                                        <wp:docPr id="22" name="图片 4" descr="王建丽"/>
+                                        <wp:cNvGraphicFramePr>
+                                          <a:graphicFrameLocks xmlns:a="http://schemas.openxmlformats.org/drawingml/2006/main" noChangeAspect="1"/>
+                                        </wp:cNvGraphicFramePr>
+                                        <a:graphic xmlns:a="http://schemas.openxmlformats.org/drawingml/2006/main">
+                                          <a:graphicData uri="http://schemas.openxmlformats.org/drawingml/2006/picture">
+                                            <pic:pic xmlns:pic="http://schemas.openxmlformats.org/drawingml/2006/picture">
+                                              <pic:nvPicPr>
+                                                <pic:cNvPr id="22" name="图片 4" descr="王建丽"/>
+                                                <pic:cNvPicPr>
+                                                  <a:picLocks noChangeAspect="1"/>
+                                                </pic:cNvPicPr>
+                                              </pic:nvPicPr>
+                                              <pic:blipFill>
+                                                <a:blip r:embed="rId13">
+                                                  <a:clrChange>
+                                                    <a:clrFrom>
+                                                      <a:srgbClr val="FFFFFF">
+                                                        <a:alpha val="100000"/>
+                                                      </a:srgbClr>
+                                                    </a:clrFrom>
+                                                    <a:clrTo>
+                                                      <a:srgbClr val="FFFFFF">
+                                                        <a:alpha val="100000"/>
+                                                        <a:alpha val="0"/>
+                                                      </a:srgbClr>
+                                                    </a:clrTo>
+                                                  </a:clrChange>
+                                                </a:blip>
+                                                <a:stretch>
+                                                  <a:fillRect/>
+                                                </a:stretch>
+                                              </pic:blipFill>
+                                              <pic:spPr>
+                                                <a:xfrm>
+                                                  <a:off x="0" y="0"/>
+                                                  <a:ext cx="563245" cy="319405"/>
+                                                </a:xfrm>
+                                                <a:prstGeom prst="rect">
+                                                  <a:avLst/>
+                                                </a:prstGeom>
+                                              </pic:spPr>
+                                            </pic:pic>
+                                          </a:graphicData>
+                                        </a:graphic>
+                                      </wp:inline>
+                                    </w:drawing>
+                                  </w:r>
+                                </w:p>
+                              </w:tc>
+                            </w:tr>
+                            <w:tr>
+                              <w:tblPrEx>
+                                <w:tblCellMar>
+                                  <w:top w:w="0" w:type="dxa"/>
+                                  <w:left w:w="0" w:type="dxa"/>
+                                  <w:bottom w:w="0" w:type="dxa"/>
+                                  <w:right w:w="0" w:type="dxa"/>
+                                </w:tblCellMar>
+                              </w:tblPrEx>
+                              <w:trPr>
+                                <w:trHeight w:val="457" w:hRule="exact"/>
+                              </w:trPr>
+                              <w:tc>
+                                <w:tcPr>
+                                  <w:tcW w:w="835" w:type="dxa"/>
+                                  <w:vAlign w:val="center"/>
+                                </w:tcPr>
+                                <w:p>
+                                  <w:pPr>
+                                    <w:keepNext w:val="0"/>
+                                    <w:keepLines w:val="0"/>
+                                    <w:pageBreakBefore w:val="0"/>
+                                    <w:widowControl w:val="0"/>
+                                    <w:kinsoku/>
+                                    <w:wordWrap/>
+                                    <w:overflowPunct/>
+                                    <w:topLinePunct w:val="0"/>
+                                    <w:bidi w:val="0"/>
+                                    <w:adjustRightInd/>
+                                    <w:snapToGrid w:val="0"/>
+                                    <w:spacing w:line="341" w:lineRule="exact"/>
+                                    <w:ind w:left="13" w:right="165"/>
+                                    <w:jc w:val="both"/>
+                                    <w:textAlignment w:val="auto"/>
+                                    <w:rPr>
+                                      <w:rFonts w:ascii="Times New Roman" w:hAnsi="Times New Roman" w:eastAsia="宋体" w:cs="Times New Roman"/>
+                                      <w:b/>
+                                      <w:sz w:val="18"/>
+                                      <w:szCs w:val="18"/>
+                                      <w:lang w:val="en-US" w:eastAsia="en-US" w:bidi="ar-SA"/>
+                                    </w:rPr>
+                                  </w:pPr>
+                                  <w:r>
+                                    <w:rPr>
+                                      <w:rFonts w:ascii="Times New Roman" w:hAnsi="Times New Roman" w:eastAsia="宋体" w:cs="Times New Roman"/>
+                                      <w:b/>
+                                      <w:sz w:val="18"/>
+                                      <w:szCs w:val="18"/>
+                                      <w:lang w:val="en-US" w:eastAsia="en-US" w:bidi="ar-SA"/>
+                                    </w:rPr>
+                                    <w:t>日</w:t>
+                                  </w:r>
+                                  <w:r>
+                                    <w:rPr>
+                                      <w:rFonts w:ascii="Times New Roman" w:hAnsi="Times New Roman" w:eastAsia="宋体" w:cs="Times New Roman"/>
+                                      <w:b/>
+                                      <w:sz w:val="18"/>
+                                      <w:szCs w:val="18"/>
+                                      <w:lang w:val="en-US" w:eastAsia="zh-CN" w:bidi="ar-SA"/>
+                                    </w:rPr>
+                                    <w:t xml:space="preserve">  </w:t>
+                                  </w:r>
+                                  <w:r>
+                                    <w:rPr>
+                                      <w:rFonts w:ascii="Times New Roman" w:hAnsi="Times New Roman" w:eastAsia="宋体" w:cs="Times New Roman"/>
+                                      <w:b/>
+                                      <w:sz w:val="18"/>
+                                      <w:szCs w:val="18"/>
+                                      <w:lang w:val="en-US" w:eastAsia="en-US" w:bidi="ar-SA"/>
+                                    </w:rPr>
+                                    <w:t>期：</w:t>
+                                  </w:r>
+                                </w:p>
+                              </w:tc>
+                              <w:tc>
+                                <w:tcPr>
+                                  <w:tcW w:w="1308" w:type="dxa"/>
+                                  <w:vAlign w:val="center"/>
+                                </w:tcPr>
+                                <w:p>
+                                  <w:pPr>
+                                    <w:keepNext w:val="0"/>
+                                    <w:keepLines w:val="0"/>
+                                    <w:pageBreakBefore w:val="0"/>
+                                    <w:widowControl w:val="0"/>
+                                    <w:kinsoku/>
+                                    <w:wordWrap/>
+                                    <w:overflowPunct/>
+                                    <w:topLinePunct w:val="0"/>
+                                    <w:bidi w:val="0"/>
+                                    <w:adjustRightInd/>
+                                    <w:snapToGrid w:val="0"/>
+                                    <w:spacing w:line="363" w:lineRule="exact"/>
+                                    <w:jc w:val="both"/>
+                                    <w:textAlignment w:val="auto"/>
+                                    <w:rPr>
+                                      <w:rFonts w:ascii="Times New Roman" w:hAnsi="Times New Roman" w:eastAsia="宋体" w:cs="Times New Roman"/>
+                                      <w:sz w:val="18"/>
+                                      <w:szCs w:val="18"/>
+                                      <w:lang w:val="en-US" w:eastAsia="en-US" w:bidi="ar-SA"/>
+                                    </w:rPr>
+                                  </w:pPr>
+                                  <w:r>
+                                    <w:rPr>
+                                      <w:rFonts w:ascii="Times New Roman" w:hAnsi="Times New Roman" w:eastAsia="宋体" w:cs="Times New Roman"/>
+                                      <w:kern w:val="2"/>
+                                      <w:sz w:val="18"/>
+                                      <w:szCs w:val="18"/>
+                                      <w:lang w:val="en-US" w:eastAsia="zh-CN" w:bidi="ar-SA"/>
+                                    </w:rPr>
+                                    <w:t>{{ reportdate }}</w:t>
+                                  </w:r>
+                                </w:p>
+                              </w:tc>
+                              <w:tc>
+                                <w:tcPr>
+                                  <w:tcW w:w="912" w:type="dxa"/>
+                                  <w:vAlign w:val="center"/>
+                                </w:tcPr>
+                                <w:p>
+                                  <w:pPr>
+                                    <w:keepNext w:val="0"/>
+                                    <w:keepLines w:val="0"/>
+                                    <w:pageBreakBefore w:val="0"/>
+                                    <w:widowControl w:val="0"/>
+                                    <w:kinsoku/>
+                                    <w:wordWrap/>
+                                    <w:overflowPunct/>
+                                    <w:topLinePunct w:val="0"/>
+                                    <w:bidi w:val="0"/>
+                                    <w:adjustRightInd/>
+                                    <w:snapToGrid w:val="0"/>
+                                    <w:spacing w:line="341" w:lineRule="exact"/>
+                                    <w:jc w:val="both"/>
+                                    <w:textAlignment w:val="auto"/>
+                                    <w:rPr>
+                                      <w:rFonts w:ascii="Times New Roman" w:hAnsi="Times New Roman" w:eastAsia="宋体" w:cs="Times New Roman"/>
+                                      <w:b/>
+                                      <w:sz w:val="18"/>
+                                      <w:szCs w:val="18"/>
+                                      <w:lang w:val="en-US" w:eastAsia="en-US" w:bidi="ar-SA"/>
+                                    </w:rPr>
+                                  </w:pPr>
+                                  <w:r>
+                                    <w:rPr>
+                                      <w:rFonts w:ascii="Times New Roman" w:hAnsi="Times New Roman" w:eastAsia="宋体" w:cs="Times New Roman"/>
+                                      <w:b/>
+                                      <w:sz w:val="18"/>
+                                      <w:szCs w:val="18"/>
+                                      <w:lang w:val="en-US" w:eastAsia="en-US" w:bidi="ar-SA"/>
+                                    </w:rPr>
+                                    <w:t>日</w:t>
+                                  </w:r>
+                                  <w:r>
+                                    <w:rPr>
+                                      <w:rFonts w:ascii="Times New Roman" w:hAnsi="Times New Roman" w:eastAsia="宋体" w:cs="Times New Roman"/>
+                                      <w:b/>
+                                      <w:sz w:val="18"/>
+                                      <w:szCs w:val="18"/>
+                                      <w:lang w:val="en-US" w:eastAsia="zh-CN" w:bidi="ar-SA"/>
+                                    </w:rPr>
+                                    <w:t xml:space="preserve">  </w:t>
+                                  </w:r>
+                                  <w:r>
+                                    <w:rPr>
+                                      <w:rFonts w:ascii="Times New Roman" w:hAnsi="Times New Roman" w:eastAsia="宋体" w:cs="Times New Roman"/>
+                                      <w:b/>
+                                      <w:sz w:val="18"/>
+                                      <w:szCs w:val="18"/>
+                                      <w:lang w:val="en-US" w:eastAsia="en-US" w:bidi="ar-SA"/>
+                                    </w:rPr>
+                                    <w:t>期：</w:t>
+                                  </w:r>
+                                </w:p>
+                              </w:tc>
+                              <w:tc>
+                                <w:tcPr>
+                                  <w:tcW w:w="1488" w:type="dxa"/>
+                                  <w:vAlign w:val="center"/>
+                                </w:tcPr>
+                                <w:p>
+                                  <w:pPr>
+                                    <w:keepNext w:val="0"/>
+                                    <w:keepLines w:val="0"/>
+                                    <w:pageBreakBefore w:val="0"/>
+                                    <w:widowControl w:val="0"/>
+                                    <w:kinsoku/>
+                                    <w:wordWrap/>
+                                    <w:overflowPunct/>
+                                    <w:topLinePunct w:val="0"/>
+                                    <w:bidi w:val="0"/>
+                                    <w:adjustRightInd/>
+                                    <w:snapToGrid w:val="0"/>
+                                    <w:spacing w:line="363" w:lineRule="exact"/>
+                                    <w:ind w:right="15"/>
+                                    <w:jc w:val="both"/>
+                                    <w:textAlignment w:val="auto"/>
+                                    <w:rPr>
+                                      <w:rFonts w:ascii="Times New Roman" w:hAnsi="Times New Roman" w:eastAsia="宋体" w:cs="Times New Roman"/>
+                                      <w:sz w:val="18"/>
+                                      <w:szCs w:val="18"/>
+                                      <w:lang w:val="en-US" w:eastAsia="en-US" w:bidi="ar-SA"/>
+                                    </w:rPr>
+                                  </w:pPr>
+                                  <w:r>
+                                    <w:rPr>
+                                      <w:rFonts w:ascii="Times New Roman" w:hAnsi="Times New Roman" w:eastAsia="宋体" w:cs="Times New Roman"/>
+                                      <w:kern w:val="2"/>
+                                      <w:sz w:val="18"/>
+                                      <w:szCs w:val="18"/>
+                                      <w:lang w:val="en-US" w:eastAsia="zh-CN" w:bidi="ar-SA"/>
+                                    </w:rPr>
+                                    <w:t>{{ reportdate }}</w:t>
+                                  </w:r>
+                                </w:p>
+                              </w:tc>
+                            </w:tr>
+                          </w:tbl>
+                          <w:p>
+                            <w:pPr>
+                              <w:keepNext w:val="0"/>
+                              <w:keepLines w:val="0"/>
+                              <w:pageBreakBefore w:val="0"/>
+                              <w:widowControl/>
+                              <w:kinsoku/>
+                              <w:wordWrap/>
+                              <w:overflowPunct/>
+                              <w:topLinePunct w:val="0"/>
+                              <w:bidi w:val="0"/>
+                              <w:adjustRightInd/>
+                              <w:snapToGrid w:val="0"/>
+                              <w:jc w:val="left"/>
+                              <w:textAlignment w:val="auto"/>
+                              <w:rPr>
+                                <w:rFonts w:hint="default" w:ascii="Times New Roman" w:hAnsi="Times New Roman" w:eastAsia="等线" w:cs="宋体"/>
+                                <w:sz w:val="18"/>
+                                <w:szCs w:val="18"/>
+                                <w:lang w:val="en-US" w:eastAsia="zh-CN" w:bidi="ar-SA"/>
+                              </w:rPr>
+                            </w:pPr>
+                            <w:r>
+                              <w:rPr>
+                                <w:rFonts w:hint="eastAsia" w:ascii="Times New Roman" w:hAnsi="Times New Roman" w:eastAsia="微软雅黑" w:cs="Times New Roman"/>
+                                <w:kern w:val="0"/>
+                                <w:sz w:val="18"/>
+                                <w:szCs w:val="18"/>
+                                <w:lang w:eastAsia="zh-CN"/>
+                              </w:rPr>
+                              <w:t>{% endif %}</w:t>
+                            </w:r>
+                          </w:p>
+                        </w:txbxContent>
+                      </wps:txbx>
+                      <wps:bodyPr rot="0" spcFirstLastPara="0" vertOverflow="overflow" horzOverflow="overflow" vert="horz" wrap="square" lIns="91440" tIns="45720" rIns="91440" bIns="45720" numCol="1" spcCol="0" rtlCol="0" fromWordArt="0" anchor="t" anchorCtr="0" forceAA="0" compatLnSpc="1">
+                        <a:noAutofit/>
+                      </wps:bodyPr>
+                    </wps:wsp>
+                  </a:graphicData>
+                </a:graphic>
+              </wp:anchor>
+            </w:drawing>
+          </mc:Choice>
+          <mc:Fallback>
+            <w:pict>
+              <v:shape id="_x0000_s1026" o:spid="_x0000_s1026" o:spt="202" type="#_x0000_t202" style="position:absolute;left:0pt;margin-left:-50.1pt;margin-top:-95.1pt;height:456.85pt;width:328.75pt;z-index:251664384;mso-width-relative:page;mso-height-relative:page;" fillcolor="#FFFFFF [3201]" filled="t" stroked="f" coordsize="21600,21600" o:gfxdata="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">
+                <v:fill on="t" focussize="0,0"/>
+                <v:stroke on="f" weight="0.5pt"/>
+                <v:imagedata o:title=""/>
+                <o:lock v:ext="edit" aspectratio="f"/>
+                <v:textbox>
+                  <w:txbxContent>
+                    <w:tbl>
+                      <w:tblPr>
+                        <w:tblStyle w:val="16"/>
+                        <w:tblW w:w="0" w:type="auto"/>
+                        <w:tblInd w:w="0" w:type="dxa"/>
+                        <w:tblBorders>
+                          <w:top w:val="single" w:color="auto" w:sz="4" w:space="0"/>
+                          <w:left w:val="single" w:color="auto" w:sz="4" w:space="0"/>
+                          <w:bottom w:val="single" w:color="auto" w:sz="4" w:space="0"/>
+                          <w:right w:val="single" w:color="auto" w:sz="4" w:space="0"/>
+                          <w:insideH w:val="single" w:color="auto" w:sz="4" w:space="0"/>
+                          <w:insideV w:val="single" w:color="auto" w:sz="4" w:space="0"/>
+                        </w:tblBorders>
+                        <w:tblLayout w:type="autofit"/>
+                        <w:tblCellMar>
+                          <w:top w:w="0" w:type="dxa"/>
+                          <w:left w:w="108" w:type="dxa"/>
+                          <w:bottom w:w="0" w:type="dxa"/>
+                          <w:right w:w="108" w:type="dxa"/>
+                        </w:tblCellMar>
+                      </w:tblPr>
+                      <w:tblGrid>
+                        <w:gridCol w:w="1569"/>
+                        <w:gridCol w:w="1569"/>
+                        <w:gridCol w:w="1569"/>
+                        <w:gridCol w:w="1570"/>
+                      </w:tblGrid>
+                      <w:tr>
+                        <w:tblPrEx>
+                          <w:tblBorders>
+                            <w:top w:val="single" w:color="auto" w:sz="4" w:space="0"/>
+                            <w:left w:val="single" w:color="auto" w:sz="4" w:space="0"/>
+                            <w:bottom w:val="single" w:color="auto" w:sz="4" w:space="0"/>
+                            <w:right w:val="single" w:color="auto" w:sz="4" w:space="0"/>
+                            <w:insideH w:val="single" w:color="auto" w:sz="4" w:space="0"/>
+                            <w:insideV w:val="single" w:color="auto" w:sz="4" w:space="0"/>
+                          </w:tblBorders>
+                          <w:tblCellMar>
+                            <w:top w:w="0" w:type="dxa"/>
+                            <w:left w:w="108" w:type="dxa"/>
+                            <w:bottom w:w="0" w:type="dxa"/>
+                            <w:right w:w="108" w:type="dxa"/>
+                          </w:tblCellMar>
+                        </w:tblPrEx>
+                        <w:tc>
+                          <w:tcPr>
+                            <w:tcW w:w="1569" w:type="dxa"/>
+                            <w:shd w:val="clear" w:color="auto" w:fill="auto"/>
+                            <w:vAlign w:val="top"/>
+                          </w:tcPr>
+                          <w:p>
+                            <w:pPr>
+                              <w:keepNext w:val="0"/>
+                              <w:keepLines w:val="0"/>
+                              <w:suppressLineNumbers w:val="0"/>
+                              <w:spacing w:before="0" w:beforeAutospacing="0" w:after="0" w:afterAutospacing="0"/>
+                              <w:ind w:left="0" w:leftChars="0" w:right="0" w:rightChars="0"/>
+                              <w:jc w:val="center"/>
+                              <w:rPr>
+                                <w:rFonts w:hint="eastAsia" w:ascii="微软雅黑" w:hAnsi="微软雅黑" w:eastAsia="微软雅黑" w:cs="微软雅黑"/>
+                                <w:b w:val="0"/>
+                                <w:bCs/>
+                                <w:color w:val="auto"/>
+                                <w:kern w:val="2"/>
+                                <w:sz w:val="18"/>
+                                <w:szCs w:val="18"/>
+                                <w:vertAlign w:val="baseline"/>
+                                <w:lang w:val="en-US" w:eastAsia="zh-CN" w:bidi="ar-SA"/>
+                              </w:rPr>
+                            </w:pPr>
+                            <w:r>
+                              <w:rPr>
+                                <w:rFonts w:hint="eastAsia" w:ascii="微软雅黑" w:hAnsi="微软雅黑" w:eastAsia="微软雅黑" w:cs="微软雅黑"/>
+                                <w:b w:val="0"/>
+                                <w:bCs/>
+                                <w:color w:val="auto"/>
+                                <w:sz w:val="18"/>
+                                <w:szCs w:val="18"/>
+                                <w:lang w:eastAsia="zh-CN"/>
+                              </w:rPr>
+                              <w:t>门诊/住院号：</w:t>
+                            </w:r>
+                          </w:p>
+                        </w:tc>
+                        <w:tc>
+                          <w:tcPr>
+                            <w:tcW w:w="1569" w:type="dxa"/>
+                            <w:shd w:val="clear" w:color="auto" w:fill="auto"/>
+                            <w:vAlign w:val="top"/>
+                          </w:tcPr>
+                          <w:p>
+                            <w:pPr>
+                              <w:keepNext w:val="0"/>
+                              <w:keepLines w:val="0"/>
+                              <w:suppressLineNumbers w:val="0"/>
+                              <w:spacing w:before="0" w:beforeAutospacing="0" w:after="0" w:afterAutospacing="0"/>
+                              <w:ind w:left="0" w:leftChars="0" w:right="0" w:rightChars="0"/>
+                              <w:jc w:val="center"/>
+                              <w:rPr>
+                                <w:rFonts w:hint="eastAsia" w:ascii="微软雅黑" w:hAnsi="微软雅黑" w:eastAsia="微软雅黑" w:cs="微软雅黑"/>
+                                <w:b w:val="0"/>
+                                <w:bCs/>
+                                <w:color w:val="auto"/>
+                                <w:kern w:val="2"/>
+                                <w:sz w:val="18"/>
+                                <w:szCs w:val="18"/>
+                                <w:vertAlign w:val="baseline"/>
+                                <w:lang w:val="en-US" w:eastAsia="zh-CN" w:bidi="ar-SA"/>
+                              </w:rPr>
+                            </w:pPr>
+                            <w:r>
+                              <w:rPr>
+                                <w:rFonts w:hint="eastAsia" w:ascii="微软雅黑" w:hAnsi="微软雅黑" w:eastAsia="微软雅黑" w:cs="微软雅黑"/>
+                                <w:b w:val="0"/>
+                                <w:bCs/>
+                                <w:color w:val="auto"/>
+                                <w:sz w:val="18"/>
+                                <w:szCs w:val="18"/>
+                                <w:lang w:val="en-US" w:eastAsia="zh-CN"/>
+                              </w:rPr>
+                              <w:t>-</w:t>
+                            </w:r>
+                          </w:p>
+                        </w:tc>
+                        <w:tc>
+                          <w:tcPr>
+                            <w:tcW w:w="1569" w:type="dxa"/>
+                            <w:shd w:val="clear" w:color="auto" w:fill="auto"/>
+                            <w:vAlign w:val="top"/>
+                          </w:tcPr>
+                          <w:p>
+                            <w:pPr>
+                              <w:keepNext w:val="0"/>
+                              <w:keepLines w:val="0"/>
+                              <w:suppressLineNumbers w:val="0"/>
+                              <w:spacing w:before="0" w:beforeAutospacing="0" w:after="0" w:afterAutospacing="0"/>
+                              <w:ind w:left="0" w:leftChars="0" w:right="0" w:rightChars="0"/>
+                              <w:jc w:val="center"/>
+                              <w:rPr>
+                                <w:rFonts w:hint="eastAsia" w:ascii="微软雅黑" w:hAnsi="微软雅黑" w:eastAsia="微软雅黑" w:cs="微软雅黑"/>
+                                <w:b w:val="0"/>
+                                <w:bCs/>
+                                <w:color w:val="auto"/>
+                                <w:kern w:val="2"/>
+                                <w:sz w:val="18"/>
+                                <w:szCs w:val="18"/>
+                                <w:vertAlign w:val="baseline"/>
+                                <w:lang w:val="en-US" w:eastAsia="zh-CN" w:bidi="ar-SA"/>
+                              </w:rPr>
+                            </w:pPr>
+                            <w:r>
+                              <w:rPr>
+                                <w:rFonts w:hint="eastAsia" w:ascii="微软雅黑" w:hAnsi="微软雅黑" w:eastAsia="微软雅黑" w:cs="微软雅黑"/>
+                                <w:b w:val="0"/>
+                                <w:bCs/>
+                                <w:color w:val="auto"/>
+                                <w:sz w:val="18"/>
+                                <w:szCs w:val="18"/>
+                                <w:vertAlign w:val="baseline"/>
+                                <w:lang w:val="en-US" w:eastAsia="zh-CN"/>
+                              </w:rPr>
+                              <w:t>标本接收时间：</w:t>
+                            </w:r>
+                          </w:p>
+                        </w:tc>
+                        <w:tc>
+                          <w:tcPr>
+                            <w:tcW w:w="1570" w:type="dxa"/>
+                            <w:shd w:val="clear" w:color="auto" w:fill="auto"/>
+                            <w:vAlign w:val="top"/>
+                          </w:tcPr>
+                          <w:p>
+                            <w:pPr>
+                              <w:keepNext w:val="0"/>
+                              <w:keepLines w:val="0"/>
+                              <w:suppressLineNumbers w:val="0"/>
+                              <w:spacing w:before="0" w:beforeAutospacing="0" w:after="0" w:afterAutospacing="0"/>
+                              <w:ind w:left="0" w:leftChars="0" w:right="0" w:rightChars="0"/>
+                              <w:jc w:val="center"/>
+                              <w:rPr>
+                                <w:rFonts w:hint="eastAsia" w:ascii="微软雅黑" w:hAnsi="微软雅黑" w:eastAsia="微软雅黑" w:cs="微软雅黑"/>
+                                <w:b w:val="0"/>
+                                <w:bCs/>
+                                <w:color w:val="auto"/>
+                                <w:kern w:val="2"/>
+                                <w:sz w:val="18"/>
+                                <w:szCs w:val="18"/>
+                                <w:vertAlign w:val="baseline"/>
+                                <w:lang w:val="en-US" w:eastAsia="zh-CN" w:bidi="ar-SA"/>
+                              </w:rPr>
+                            </w:pPr>
+                            <w:r>
+                              <w:rPr>
+                                <w:rFonts w:hint="eastAsia" w:ascii="微软雅黑" w:hAnsi="微软雅黑" w:eastAsia="微软雅黑" w:cs="微软雅黑"/>
+                                <w:b w:val="0"/>
+                                <w:bCs/>
+                                <w:color w:val="auto"/>
+                                <w:sz w:val="18"/>
+                                <w:szCs w:val="18"/>
+                                <w:vertAlign w:val="baseline"/>
+                                <w:lang w:val="en-US" w:eastAsia="zh-CN"/>
+                              </w:rPr>
+                              <w:t>-</w:t>
+                            </w:r>
+                          </w:p>
+                        </w:tc>
+                      </w:tr>
+                      <w:tr>
+                        <w:tblPrEx>
+                          <w:tblBorders>
+                            <w:top w:val="single" w:color="auto" w:sz="4" w:space="0"/>
+                            <w:left w:val="single" w:color="auto" w:sz="4" w:space="0"/>
+                            <w:bottom w:val="single" w:color="auto" w:sz="4" w:space="0"/>
+                            <w:right w:val="single" w:color="auto" w:sz="4" w:space="0"/>
+                            <w:insideH w:val="single" w:color="auto" w:sz="4" w:space="0"/>
+                            <w:insideV w:val="single" w:color="auto" w:sz="4" w:space="0"/>
+                          </w:tblBorders>
+                          <w:tblCellMar>
+                            <w:top w:w="0" w:type="dxa"/>
+                            <w:left w:w="108" w:type="dxa"/>
+                            <w:bottom w:w="0" w:type="dxa"/>
+                            <w:right w:w="108" w:type="dxa"/>
+                          </w:tblCellMar>
+                        </w:tblPrEx>
+                        <w:tc>
+                          <w:tcPr>
+                            <w:tcW w:w="1569" w:type="dxa"/>
+                            <w:shd w:val="clear" w:color="auto" w:fill="auto"/>
+                            <w:vAlign w:val="center"/>
+                          </w:tcPr>
+                          <w:p>
+                            <w:pPr>
+                              <w:keepNext w:val="0"/>
+                              <w:keepLines w:val="0"/>
+                              <w:pageBreakBefore w:val="0"/>
+                              <w:widowControl/>
+                              <w:suppressLineNumbers w:val="0"/>
+                              <w:kinsoku/>
+                              <w:wordWrap/>
+                              <w:overflowPunct/>
+                              <w:topLinePunct w:val="0"/>
+                              <w:autoSpaceDE/>
+                              <w:autoSpaceDN/>
+                              <w:bidi w:val="0"/>
+                              <w:adjustRightInd/>
+                              <w:snapToGrid/>
+                              <w:spacing w:before="0" w:beforeAutospacing="0" w:after="0" w:afterAutospacing="0"/>
+                              <w:ind w:left="0" w:leftChars="0" w:right="0" w:rightChars="0"/>
+                              <w:jc w:val="center"/>
+                              <w:textAlignment w:val="auto"/>
+                              <w:rPr>
+                                <w:rFonts w:hint="eastAsia" w:ascii="微软雅黑" w:hAnsi="微软雅黑" w:eastAsia="微软雅黑" w:cs="微软雅黑"/>
+                                <w:bCs/>
+                                <w:color w:val="auto"/>
+                                <w:kern w:val="2"/>
+                                <w:sz w:val="18"/>
+                                <w:szCs w:val="18"/>
+                                <w:lang w:val="en-US" w:eastAsia="zh-CN" w:bidi="ar-SA"/>
+                              </w:rPr>
+                            </w:pPr>
+                            <w:r>
+                              <w:rPr>
+                                <w:rFonts w:hint="eastAsia" w:ascii="微软雅黑" w:hAnsi="微软雅黑" w:eastAsia="微软雅黑" w:cs="微软雅黑"/>
+                                <w:bCs/>
+                                <w:color w:val="auto"/>
+                                <w:sz w:val="18"/>
+                                <w:szCs w:val="18"/>
+                                <w:lang w:eastAsia="zh-CN"/>
+                              </w:rPr>
+                              <w:t>送检</w:t>
+                            </w:r>
+                            <w:r>
+                              <w:rPr>
+                                <w:rFonts w:hint="default" w:ascii="微软雅黑" w:hAnsi="微软雅黑" w:eastAsia="微软雅黑" w:cs="微软雅黑"/>
+                                <w:bCs/>
+                                <w:color w:val="auto"/>
+                                <w:sz w:val="18"/>
+                                <w:szCs w:val="18"/>
+                                <w:lang w:eastAsia="zh-CN"/>
+                              </w:rPr>
+                              <w:t>医院</w:t>
+                            </w:r>
+                            <w:r>
+                              <w:rPr>
+                                <w:rFonts w:hint="eastAsia" w:ascii="微软雅黑" w:hAnsi="微软雅黑" w:eastAsia="微软雅黑" w:cs="微软雅黑"/>
+                                <w:bCs/>
+                                <w:color w:val="auto"/>
+                                <w:sz w:val="18"/>
+                                <w:szCs w:val="18"/>
+                                <w:lang w:eastAsia="zh-CN"/>
+                              </w:rPr>
+                              <w:t>：</w:t>
+                            </w:r>
+                          </w:p>
+                        </w:tc>
+                        <w:tc>
+                          <w:tcPr>
+                            <w:tcW w:w="1569" w:type="dxa"/>
+                            <w:shd w:val="clear" w:color="auto" w:fill="auto"/>
+                            <w:vAlign w:val="center"/>
+                          </w:tcPr>
+                          <w:p>
+                            <w:pPr>
+                              <w:keepNext w:val="0"/>
+                              <w:keepLines w:val="0"/>
+                              <w:pageBreakBefore w:val="0"/>
+                              <w:widowControl/>
+                              <w:suppressLineNumbers w:val="0"/>
+                              <w:kinsoku/>
+                              <w:wordWrap/>
+                              <w:overflowPunct/>
+                              <w:topLinePunct w:val="0"/>
+                              <w:autoSpaceDE/>
+                              <w:autoSpaceDN/>
+                              <w:bidi w:val="0"/>
+                              <w:adjustRightInd/>
+                              <w:snapToGrid/>
+                              <w:spacing w:before="0" w:beforeAutospacing="0" w:after="0" w:afterAutospacing="0"/>
+                              <w:ind w:left="0" w:leftChars="0" w:right="0" w:rightChars="0"/>
+                              <w:jc w:val="center"/>
+                              <w:textAlignment w:val="auto"/>
+                              <w:rPr>
+                                <w:rFonts w:hint="eastAsia" w:ascii="微软雅黑" w:hAnsi="微软雅黑" w:eastAsia="微软雅黑" w:cs="微软雅黑"/>
+                                <w:bCs/>
+                                <w:color w:val="auto"/>
+                                <w:kern w:val="2"/>
+                                <w:sz w:val="18"/>
+                                <w:szCs w:val="18"/>
+                                <w:lang w:val="en-US" w:eastAsia="zh-CN" w:bidi="ar-SA"/>
+                              </w:rPr>
+                            </w:pPr>
+                            <w:r>
+                              <w:rPr>
+                                <w:rFonts w:hint="eastAsia" w:ascii="微软雅黑" w:hAnsi="微软雅黑" w:eastAsia="微软雅黑" w:cs="微软雅黑"/>
+                                <w:bCs/>
+                                <w:color w:val="auto"/>
+                                <w:sz w:val="18"/>
+                                <w:szCs w:val="18"/>
+                                <w:lang w:val="en-US" w:eastAsia="zh-CN"/>
+                              </w:rPr>
+                              <w:t>-</w:t>
+                            </w:r>
+                          </w:p>
+                        </w:tc>
+                        <w:tc>
+                          <w:tcPr>
+                            <w:tcW w:w="1569" w:type="dxa"/>
+                            <w:shd w:val="clear" w:color="auto" w:fill="auto"/>
+                            <w:vAlign w:val="top"/>
+                          </w:tcPr>
+                          <w:p>
+                            <w:pPr>
+                              <w:keepNext w:val="0"/>
+                              <w:keepLines w:val="0"/>
+                              <w:suppressLineNumbers w:val="0"/>
+                              <w:spacing w:before="0" w:beforeAutospacing="0" w:after="0" w:afterAutospacing="0"/>
+                              <w:ind w:left="0" w:leftChars="0" w:right="0" w:rightChars="0"/>
+                              <w:jc w:val="center"/>
+                              <w:rPr>
+                                <w:rFonts w:hint="eastAsia" w:ascii="微软雅黑" w:hAnsi="微软雅黑" w:eastAsia="微软雅黑" w:cs="微软雅黑"/>
+                                <w:b w:val="0"/>
+                                <w:bCs/>
+                                <w:color w:val="auto"/>
+                                <w:kern w:val="2"/>
+                                <w:sz w:val="18"/>
+                                <w:szCs w:val="18"/>
+                                <w:vertAlign w:val="baseline"/>
+                                <w:lang w:val="en-US" w:eastAsia="zh-CN" w:bidi="ar-SA"/>
+                              </w:rPr>
+                            </w:pPr>
+                            <w:r>
+                              <w:rPr>
+                                <w:rFonts w:hint="eastAsia" w:ascii="微软雅黑" w:hAnsi="微软雅黑" w:eastAsia="微软雅黑" w:cs="微软雅黑"/>
+                                <w:b w:val="0"/>
+                                <w:bCs/>
+                                <w:color w:val="auto"/>
+                                <w:sz w:val="18"/>
+                                <w:szCs w:val="18"/>
+                                <w:vertAlign w:val="baseline"/>
+                                <w:lang w:val="en-US" w:eastAsia="zh-CN"/>
+                              </w:rPr>
+                              <w:t>标本采集时间：</w:t>
+                            </w:r>
+                          </w:p>
+                        </w:tc>
+                        <w:tc>
+                          <w:tcPr>
+                            <w:tcW w:w="1570" w:type="dxa"/>
+                            <w:shd w:val="clear" w:color="auto" w:fill="auto"/>
+                            <w:vAlign w:val="top"/>
+                          </w:tcPr>
+                          <w:p>
+                            <w:pPr>
+                              <w:keepNext w:val="0"/>
+                              <w:keepLines w:val="0"/>
+                              <w:suppressLineNumbers w:val="0"/>
+                              <w:spacing w:before="0" w:beforeAutospacing="0" w:after="0" w:afterAutospacing="0"/>
+                              <w:ind w:left="0" w:leftChars="0" w:right="0" w:rightChars="0"/>
+                              <w:jc w:val="center"/>
+                              <w:rPr>
+                                <w:rFonts w:hint="eastAsia" w:ascii="微软雅黑" w:hAnsi="微软雅黑" w:eastAsia="微软雅黑" w:cs="微软雅黑"/>
+                                <w:b w:val="0"/>
+                                <w:bCs/>
+                                <w:color w:val="auto"/>
+                                <w:kern w:val="2"/>
+                                <w:sz w:val="18"/>
+                                <w:szCs w:val="18"/>
+                                <w:vertAlign w:val="baseline"/>
+                                <w:lang w:val="en-US" w:eastAsia="zh-CN" w:bidi="ar-SA"/>
+                              </w:rPr>
+                            </w:pPr>
+                            <w:r>
+                              <w:rPr>
+                                <w:rFonts w:hint="eastAsia" w:ascii="微软雅黑" w:hAnsi="微软雅黑" w:eastAsia="微软雅黑" w:cs="微软雅黑"/>
+                                <w:b w:val="0"/>
+                                <w:bCs/>
+                                <w:color w:val="auto"/>
+                                <w:sz w:val="18"/>
+                                <w:szCs w:val="18"/>
+                                <w:vertAlign w:val="baseline"/>
+                                <w:lang w:val="en-US" w:eastAsia="zh-CN"/>
+                              </w:rPr>
+                              <w:t>-</w:t>
+                            </w:r>
+                          </w:p>
+                        </w:tc>
+                      </w:tr>
+                    </w:tbl>
+                    <w:p>
+                      <w:pPr>
+                        <w:keepNext w:val="0"/>
+                        <w:keepLines w:val="0"/>
+                        <w:pageBreakBefore w:val="0"/>
+                        <w:widowControl/>
+                        <w:kinsoku/>
+                        <w:wordWrap/>
+                        <w:overflowPunct/>
+                        <w:topLinePunct w:val="0"/>
+                        <w:bidi w:val="0"/>
+                        <w:adjustRightInd/>
+                        <w:snapToGrid w:val="0"/>
+                        <w:jc w:val="left"/>
+                        <w:textAlignment w:val="auto"/>
+                        <w:rPr>
+                          <w:rFonts w:hint="eastAsia" w:ascii="Times New Roman" w:hAnsi="Times New Roman" w:eastAsia="微软雅黑" w:cs="Times New Roman"/>
+                          <w:b/>
+                          <w:bCs/>
+                          <w:kern w:val="0"/>
+                          <w:sz w:val="21"/>
+                          <w:szCs w:val="21"/>
+                          <w:lang w:val="en-US" w:eastAsia="zh-CN" w:bidi="ar-SA"/>
+                        </w:rPr>
+                      </w:pPr>
+                    </w:p>
+                    <w:p>
+                      <w:pPr>
+                        <w:keepNext w:val="0"/>
+                        <w:keepLines w:val="0"/>
+                        <w:pageBreakBefore w:val="0"/>
+                        <w:widowControl/>
+                        <w:kinsoku/>
+                        <w:wordWrap/>
+                        <w:overflowPunct/>
+                        <w:topLinePunct w:val="0"/>
+                        <w:bidi w:val="0"/>
+                        <w:adjustRightInd/>
+                        <w:snapToGrid w:val="0"/>
+                        <w:jc w:val="left"/>
+                        <w:textAlignment w:val="auto"/>
+                        <w:rPr>
+                          <w:rFonts w:hint="eastAsia" w:ascii="Times New Roman" w:hAnsi="Times New Roman" w:eastAsia="微软雅黑" w:cs="Times New Roman"/>
+                          <w:b/>
+                          <w:bCs/>
+                          <w:kern w:val="0"/>
+                          <w:sz w:val="21"/>
+                          <w:szCs w:val="21"/>
+                          <w:lang w:val="en-US" w:eastAsia="zh-CN" w:bidi="ar-SA"/>
+                        </w:rPr>
+                      </w:pPr>
+                      <w:r>
+                        <w:rPr>
+                          <w:rFonts w:hint="eastAsia" w:ascii="Times New Roman" w:hAnsi="Times New Roman" w:eastAsia="微软雅黑" w:cs="Times New Roman"/>
+                          <w:b/>
+                          <w:bCs/>
+                          <w:kern w:val="0"/>
+                          <w:sz w:val="21"/>
+                          <w:szCs w:val="21"/>
+                          <w:lang w:val="en-US" w:eastAsia="zh-CN" w:bidi="ar-SA"/>
+                        </w:rPr>
+                        <w:t>广州诺禾医学检验实验室</w:t>
+                      </w:r>
+                    </w:p>
+                    <w:p>
+                      <w:pPr>
+                        <w:keepNext w:val="0"/>
+                        <w:keepLines w:val="0"/>
+                        <w:pageBreakBefore w:val="0"/>
+                        <w:widowControl/>
+                        <w:kinsoku/>
+                        <w:wordWrap/>
+                        <w:overflowPunct/>
+                        <w:topLinePunct w:val="0"/>
+                        <w:bidi w:val="0"/>
+                        <w:adjustRightInd/>
+                        <w:snapToGrid w:val="0"/>
+                        <w:jc w:val="left"/>
+                        <w:textAlignment w:val="auto"/>
+                        <w:rPr>
+                          <w:rFonts w:hint="eastAsia" w:ascii="Times New Roman" w:hAnsi="Times New Roman" w:eastAsia="微软雅黑" w:cs="Times New Roman"/>
+                          <w:b/>
+                          <w:bCs/>
+                          <w:kern w:val="0"/>
+                          <w:sz w:val="21"/>
+                          <w:szCs w:val="21"/>
+                          <w:lang w:val="en-US" w:eastAsia="zh-CN" w:bidi="ar-SA"/>
+                        </w:rPr>
+                      </w:pPr>
+                      <w:r>
+                        <w:rPr>
+                          <w:rFonts w:hint="eastAsia" w:ascii="Times New Roman" w:hAnsi="Times New Roman" w:eastAsia="微软雅黑" w:cs="Times New Roman"/>
+                          <w:b w:val="0"/>
+                          <w:bCs w:val="0"/>
+                          <w:kern w:val="0"/>
+                          <w:sz w:val="21"/>
+                          <w:szCs w:val="21"/>
+                          <w:lang w:val="en-US" w:eastAsia="zh-CN" w:bidi="ar-SA"/>
+                        </w:rPr>
+                        <w:t>广州市黄埔区开源大道11号C6栋702室</w:t>
+                      </w:r>
+                    </w:p>
+                    <w:p>
+                      <w:pPr>
+                        <w:keepNext w:val="0"/>
+                        <w:keepLines w:val="0"/>
+                        <w:pageBreakBefore w:val="0"/>
+                        <w:widowControl/>
+                        <w:kinsoku/>
+                        <w:wordWrap/>
+                        <w:overflowPunct/>
+                        <w:topLinePunct w:val="0"/>
+                        <w:bidi w:val="0"/>
+                        <w:adjustRightInd/>
+                        <w:snapToGrid w:val="0"/>
+                        <w:jc w:val="left"/>
+                        <w:textAlignment w:val="auto"/>
+                        <w:rPr>
+                          <w:rFonts w:hint="eastAsia" w:ascii="Times New Roman" w:hAnsi="Times New Roman" w:eastAsia="微软雅黑" w:cs="Times New Roman"/>
+                          <w:b/>
+                          <w:bCs/>
+                          <w:kern w:val="0"/>
+                          <w:sz w:val="21"/>
+                          <w:szCs w:val="21"/>
+                          <w:lang w:val="en-US" w:eastAsia="zh-CN" w:bidi="ar-SA"/>
+                        </w:rPr>
+                      </w:pPr>
+                      <w:r>
+                        <w:rPr>
+                          <w:rFonts w:hint="eastAsia" w:ascii="Times New Roman" w:hAnsi="Times New Roman" w:eastAsia="微软雅黑" w:cs="Times New Roman"/>
+                          <w:b/>
+                          <w:bCs/>
+                          <w:kern w:val="0"/>
+                          <w:sz w:val="21"/>
+                          <w:szCs w:val="21"/>
+                          <w:lang w:val="en-US" w:eastAsia="zh-CN" w:bidi="ar-SA"/>
+                        </w:rPr>
+                        <w:t>上海诺禾医学检验实验室</w:t>
+                      </w:r>
+                    </w:p>
+                    <w:p>
+                      <w:pPr>
+                        <w:keepNext w:val="0"/>
+                        <w:keepLines w:val="0"/>
+                        <w:pageBreakBefore w:val="0"/>
+                        <w:widowControl/>
+                        <w:kinsoku/>
+                        <w:wordWrap/>
+                        <w:overflowPunct/>
+                        <w:topLinePunct w:val="0"/>
+                        <w:bidi w:val="0"/>
+                        <w:adjustRightInd/>
+                        <w:snapToGrid w:val="0"/>
+                        <w:jc w:val="left"/>
+                        <w:textAlignment w:val="auto"/>
+                        <w:rPr>
+                          <w:rFonts w:hint="eastAsia" w:ascii="Times New Roman" w:hAnsi="Times New Roman" w:eastAsia="微软雅黑" w:cs="Times New Roman"/>
+                          <w:b/>
+                          <w:bCs/>
+                          <w:kern w:val="0"/>
+                          <w:sz w:val="21"/>
+                          <w:szCs w:val="21"/>
+                          <w:lang w:val="en-US" w:eastAsia="zh-CN" w:bidi="ar-SA"/>
+                        </w:rPr>
+                      </w:pPr>
+                      <w:r>
+                        <w:rPr>
+                          <w:rFonts w:hint="eastAsia" w:ascii="Times New Roman" w:hAnsi="Times New Roman" w:eastAsia="微软雅黑" w:cs="Times New Roman"/>
+                          <w:b w:val="0"/>
+                          <w:bCs w:val="0"/>
+                          <w:kern w:val="0"/>
+                          <w:sz w:val="21"/>
+                          <w:szCs w:val="21"/>
+                          <w:lang w:val="en-US" w:eastAsia="zh-CN" w:bidi="ar-SA"/>
+                        </w:rPr>
+                        <w:t>上海市闵行区绿洲环路396弄9号201室</w:t>
+                      </w:r>
+                    </w:p>
+                    <w:p>
+                      <w:pPr>
+                        <w:keepNext w:val="0"/>
+                        <w:keepLines w:val="0"/>
+                        <w:pageBreakBefore w:val="0"/>
+                        <w:widowControl/>
+                        <w:kinsoku/>
+                        <w:wordWrap/>
+                        <w:overflowPunct/>
+                        <w:topLinePunct w:val="0"/>
+                        <w:bidi w:val="0"/>
+                        <w:adjustRightInd/>
+                        <w:snapToGrid w:val="0"/>
+                        <w:jc w:val="left"/>
+                        <w:textAlignment w:val="auto"/>
+                        <w:rPr>
+                          <w:rFonts w:hint="eastAsia" w:ascii="Times New Roman" w:hAnsi="Times New Roman" w:eastAsia="微软雅黑" w:cs="Times New Roman"/>
+                          <w:b/>
+                          <w:bCs/>
+                          <w:kern w:val="0"/>
+                          <w:sz w:val="21"/>
+                          <w:szCs w:val="21"/>
+                          <w:lang w:val="en-US" w:eastAsia="zh-CN" w:bidi="ar-SA"/>
+                        </w:rPr>
+                      </w:pPr>
+                      <w:r>
+                        <w:rPr>
+                          <w:rFonts w:hint="eastAsia" w:ascii="Times New Roman" w:hAnsi="Times New Roman" w:eastAsia="微软雅黑" w:cs="Times New Roman"/>
+                          <w:b/>
+                          <w:bCs/>
+                          <w:kern w:val="0"/>
+                          <w:sz w:val="21"/>
+                          <w:szCs w:val="21"/>
+                          <w:lang w:val="en-US" w:eastAsia="zh-CN" w:bidi="ar-SA"/>
+                        </w:rPr>
+                        <w:t>天津诺禾医学检验实验室</w:t>
+                      </w:r>
+                    </w:p>
+                    <w:p>
+                      <w:pPr>
+                        <w:keepNext w:val="0"/>
+                        <w:keepLines w:val="0"/>
+                        <w:pageBreakBefore w:val="0"/>
+                        <w:tabs>
+                          <w:tab w:val="left" w:pos="6770"/>
+                        </w:tabs>
+                        <w:kinsoku/>
+                        <w:wordWrap/>
+                        <w:overflowPunct/>
+                        <w:topLinePunct w:val="0"/>
+                        <w:bidi w:val="0"/>
+                        <w:adjustRightInd/>
+                        <w:snapToGrid w:val="0"/>
+                        <w:spacing w:before="27"/>
+                        <w:jc w:val="left"/>
+                        <w:textAlignment w:val="auto"/>
+                        <w:rPr>
+                          <w:rFonts w:hint="eastAsia" w:ascii="Times New Roman" w:hAnsi="Times New Roman" w:eastAsia="微软雅黑" w:cs="Times New Roman"/>
+                          <w:b w:val="0"/>
+                          <w:bCs w:val="0"/>
+                          <w:kern w:val="0"/>
+                          <w:sz w:val="21"/>
+                          <w:szCs w:val="21"/>
+                          <w:lang w:val="en-US" w:eastAsia="zh-CN" w:bidi="ar-SA"/>
+                        </w:rPr>
+                      </w:pPr>
+                      <w:r>
+                        <w:rPr>
+                          <w:rFonts w:hint="eastAsia" w:ascii="Times New Roman" w:hAnsi="Times New Roman" w:eastAsia="微软雅黑" w:cs="Times New Roman"/>
+                          <w:b w:val="0"/>
+                          <w:bCs w:val="0"/>
+                          <w:kern w:val="0"/>
+                          <w:sz w:val="21"/>
+                          <w:szCs w:val="21"/>
+                          <w:lang w:val="en-US" w:eastAsia="zh-CN" w:bidi="ar-SA"/>
+                        </w:rPr>
+                        <w:t>天津市武清区创业总部基地B07</w:t>
+                      </w:r>
+                    </w:p>
+                    <w:p>
+                      <w:pPr>
+                        <w:keepNext w:val="0"/>
+                        <w:keepLines w:val="0"/>
+                        <w:pageBreakBefore w:val="0"/>
+                        <w:tabs>
+                          <w:tab w:val="left" w:pos="6770"/>
+                        </w:tabs>
+                        <w:kinsoku/>
+                        <w:wordWrap/>
+                        <w:overflowPunct/>
+                        <w:topLinePunct w:val="0"/>
+                        <w:bidi w:val="0"/>
+                        <w:adjustRightInd/>
+                        <w:snapToGrid w:val="0"/>
+                        <w:spacing w:before="27"/>
+                        <w:jc w:val="left"/>
+                        <w:textAlignment w:val="auto"/>
+                        <w:rPr>
+                          <w:rFonts w:hint="eastAsia" w:ascii="Times New Roman" w:hAnsi="Times New Roman" w:eastAsia="微软雅黑" w:cs="Times New Roman"/>
+                          <w:b w:val="0"/>
+                          <w:bCs w:val="0"/>
+                          <w:kern w:val="0"/>
+                          <w:sz w:val="21"/>
+                          <w:szCs w:val="21"/>
+                          <w:lang w:val="en-US" w:eastAsia="zh-CN" w:bidi="ar-SA"/>
+                        </w:rPr>
+                      </w:pPr>
+                    </w:p>
+                    <w:p>
+                      <w:pPr>
+                        <w:keepNext w:val="0"/>
+                        <w:keepLines w:val="0"/>
+                        <w:pageBreakBefore w:val="0"/>
+                        <w:widowControl/>
+                        <w:kinsoku/>
+                        <w:wordWrap/>
+                        <w:overflowPunct/>
+                        <w:topLinePunct w:val="0"/>
+                        <w:bidi w:val="0"/>
+                        <w:adjustRightInd/>
+                        <w:snapToGrid w:val="0"/>
+                        <w:jc w:val="left"/>
+                        <w:textAlignment w:val="auto"/>
+                        <w:rPr>
+                          <w:rFonts w:ascii="Times New Roman" w:hAnsi="Times New Roman" w:eastAsia="等线" w:cs="宋体"/>
+                          <w:kern w:val="0"/>
+                          <w:sz w:val="21"/>
+                          <w:szCs w:val="21"/>
+                          <w:lang w:val="en-US" w:eastAsia="zh-CN" w:bidi="ar-SA"/>
+                        </w:rPr>
+                      </w:pPr>
+                      <w:r>
+                        <w:rPr>
+                          <w:rFonts w:ascii="宋体" w:hAnsi="宋体" w:eastAsia="宋体" w:cs="宋体"/>
+                          <w:kern w:val="0"/>
+                          <w:sz w:val="21"/>
+                          <w:szCs w:val="21"/>
+                          <w:lang w:val="en-US" w:eastAsia="en-US" w:bidi="ar-SA"/>
+                        </w:rPr>
+                        <w:drawing>
+                          <wp:inline distT="0" distB="0" distL="114935" distR="114935">
+                            <wp:extent cx="438785" cy="438785"/>
+                            <wp:effectExtent l="0" t="0" r="3175" b="3175"/>
+                            <wp:docPr id="63" name="图片 4" descr="IMG_256"/>
+                            <wp:cNvGraphicFramePr>
+                              <a:graphicFrameLocks xmlns:a="http://schemas.openxmlformats.org/drawingml/2006/main" noChangeAspect="1"/>
+                            </wp:cNvGraphicFramePr>
+                            <a:graphic xmlns:a="http://schemas.openxmlformats.org/drawingml/2006/main">
+                              <a:graphicData uri="http://schemas.openxmlformats.org/drawingml/2006/picture">
+                                <pic:pic xmlns:pic="http://schemas.openxmlformats.org/drawingml/2006/picture">
+                                  <pic:nvPicPr>
+                                    <pic:cNvPr id="63" name="图片 4" descr="IMG_256"/>
+                                    <pic:cNvPicPr>
+                                      <a:picLocks noChangeAspect="1"/>
+                                    </pic:cNvPicPr>
+                                  </pic:nvPicPr>
+                                  <pic:blipFill>
+                                    <a:blip r:embed="rId10"/>
+                                    <a:stretch>
+                                      <a:fillRect/>
+                                    </a:stretch>
+                                  </pic:blipFill>
+                                  <pic:spPr>
+                                    <a:xfrm>
+                                      <a:off x="0" y="0"/>
+                                      <a:ext cx="438785" cy="438785"/>
+                                    </a:xfrm>
+                                    <a:prstGeom prst="rect">
+                                      <a:avLst/>
+                                    </a:prstGeom>
+                                    <a:noFill/>
+                                    <a:ln w="9525">
+                                      <a:noFill/>
+                                    </a:ln>
+                                  </pic:spPr>
+                                </pic:pic>
+                              </a:graphicData>
+                            </a:graphic>
+                          </wp:inline>
+                        </w:drawing>
+                      </w:r>
+                      <w:r>
+                        <w:rPr>
+                          <w:rFonts w:hint="eastAsia" w:ascii="宋体" w:hAnsi="宋体" w:eastAsia="宋体" w:cs="宋体"/>
+                          <w:kern w:val="0"/>
+                          <w:sz w:val="21"/>
+                          <w:szCs w:val="21"/>
+                          <w:lang w:val="en-US" w:eastAsia="zh-CN" w:bidi="ar-SA"/>
+                        </w:rPr>
+                        <w:t xml:space="preserve">   </w:t>
+                      </w:r>
+                      <w:r>
+                        <w:rPr>
+                          <w:rFonts w:ascii="宋体" w:hAnsi="宋体" w:eastAsia="宋体" w:cs="宋体"/>
+                          <w:kern w:val="0"/>
+                          <w:sz w:val="21"/>
+                          <w:szCs w:val="21"/>
+                          <w:lang w:val="en-US" w:eastAsia="en-US" w:bidi="ar-SA"/>
+                        </w:rPr>
+                        <w:drawing>
+                          <wp:inline distT="0" distB="0" distL="114935" distR="114935">
+                            <wp:extent cx="439420" cy="439420"/>
+                            <wp:effectExtent l="0" t="0" r="2540" b="2540"/>
+                            <wp:docPr id="64" name="图片 3" descr="IMG_256"/>
+                            <wp:cNvGraphicFramePr>
+                              <a:graphicFrameLocks xmlns:a="http://schemas.openxmlformats.org/drawingml/2006/main" noChangeAspect="1"/>
+                            </wp:cNvGraphicFramePr>
+                            <a:graphic xmlns:a="http://schemas.openxmlformats.org/drawingml/2006/main">
+                              <a:graphicData uri="http://schemas.openxmlformats.org/drawingml/2006/picture">
+                                <pic:pic xmlns:pic="http://schemas.openxmlformats.org/drawingml/2006/picture">
+                                  <pic:nvPicPr>
+                                    <pic:cNvPr id="64" name="图片 3" descr="IMG_256"/>
+                                    <pic:cNvPicPr>
+                                      <a:picLocks noChangeAspect="1"/>
+                                    </pic:cNvPicPr>
+                                  </pic:nvPicPr>
+                                  <pic:blipFill>
+                                    <a:blip r:embed="rId11"/>
+                                    <a:stretch>
+                                      <a:fillRect/>
+                                    </a:stretch>
+                                  </pic:blipFill>
+                                  <pic:spPr>
+                                    <a:xfrm>
+                                      <a:off x="0" y="0"/>
+                                      <a:ext cx="439420" cy="439420"/>
+                                    </a:xfrm>
+                                    <a:prstGeom prst="rect">
+                                      <a:avLst/>
+                                    </a:prstGeom>
+                                    <a:noFill/>
+                                    <a:ln w="9525">
+                                      <a:noFill/>
+                                    </a:ln>
+                                  </pic:spPr>
+                                </pic:pic>
+                              </a:graphicData>
+                            </a:graphic>
+                          </wp:inline>
+                        </w:drawing>
+                      </w:r>
+                      <w:r>
+                        <w:rPr>
+                          <w:rFonts w:hint="eastAsia" w:ascii="宋体" w:hAnsi="宋体" w:eastAsia="宋体" w:cs="宋体"/>
+                          <w:kern w:val="0"/>
+                          <w:sz w:val="21"/>
+                          <w:szCs w:val="21"/>
+                          <w:lang w:val="en-US" w:eastAsia="zh-CN" w:bidi="ar-SA"/>
+                        </w:rPr>
+                        <w:t xml:space="preserve">   </w:t>
+                      </w:r>
+                      <w:r>
+                        <w:rPr>
+                          <w:rFonts w:ascii="宋体" w:hAnsi="宋体" w:eastAsia="宋体" w:cs="宋体"/>
+                          <w:color w:val="7F7F7F"/>
+                          <w:kern w:val="0"/>
+                          <w:sz w:val="20"/>
+                          <w:szCs w:val="20"/>
+                          <w:lang w:eastAsia="zh-CN"/>
+                        </w:rPr>
+                        <w:drawing>
+                          <wp:inline distT="0" distB="0" distL="0" distR="0">
+                            <wp:extent cx="1369060" cy="389255"/>
+                            <wp:effectExtent l="0" t="0" r="2540" b="6985"/>
+                            <wp:docPr id="65" name="图片 65" descr="C:\Users\JT\Desktop\2019.3.1-诺禾致源logo-最新版\logo-透明底.pnglogo-透明底"/>
+                            <wp:cNvGraphicFramePr>
+                              <a:graphicFrameLocks xmlns:a="http://schemas.openxmlformats.org/drawingml/2006/main" noChangeAspect="1"/>
+                            </wp:cNvGraphicFramePr>
+                            <a:graphic xmlns:a="http://schemas.openxmlformats.org/drawingml/2006/main">
+                              <a:graphicData uri="http://schemas.openxmlformats.org/drawingml/2006/picture">
+                                <pic:pic xmlns:pic="http://schemas.openxmlformats.org/drawingml/2006/picture">
+                                  <pic:nvPicPr>
+                                    <pic:cNvPr id="65" name="图片 65" descr="C:\Users\JT\Desktop\2019.3.1-诺禾致源logo-最新版\logo-透明底.pnglogo-透明底"/>
+                                    <pic:cNvPicPr>
+                                      <a:picLocks noChangeAspect="1"/>
+                                    </pic:cNvPicPr>
+                                  </pic:nvPicPr>
+                                  <pic:blipFill>
+                                    <a:blip r:embed="rId6"/>
+                                    <a:srcRect/>
+                                    <a:stretch>
+                                      <a:fillRect/>
+                                    </a:stretch>
+                                  </pic:blipFill>
+                                  <pic:spPr>
+                                    <a:xfrm>
+                                      <a:off x="0" y="0"/>
+                                      <a:ext cx="1369060" cy="389255"/>
+                                    </a:xfrm>
+                                    <a:prstGeom prst="rect">
+                                      <a:avLst/>
+                                    </a:prstGeom>
+                                  </pic:spPr>
+                                </pic:pic>
+                              </a:graphicData>
+                            </a:graphic>
+                          </wp:inline>
+                        </w:drawing>
+                      </w:r>
+                    </w:p>
+                    <w:p>
+                      <w:pPr>
+                        <w:keepNext w:val="0"/>
+                        <w:keepLines w:val="0"/>
+                        <w:pageBreakBefore w:val="0"/>
+                        <w:widowControl/>
+                        <w:kinsoku/>
+                        <w:wordWrap/>
+                        <w:overflowPunct/>
+                        <w:topLinePunct w:val="0"/>
+                        <w:bidi w:val="0"/>
+                        <w:adjustRightInd/>
+                        <w:snapToGrid w:val="0"/>
+                        <w:jc w:val="left"/>
+                        <w:textAlignment w:val="auto"/>
+                        <w:rPr>
+                          <w:rFonts w:hint="eastAsia" w:ascii="微软雅黑" w:hAnsi="微软雅黑" w:eastAsia="微软雅黑" w:cs="微软雅黑"/>
+                          <w:b/>
+                          <w:bCs/>
+                          <w:color w:val="0083C3"/>
+                          <w:kern w:val="0"/>
+                          <w:sz w:val="21"/>
+                          <w:szCs w:val="21"/>
+                          <w:lang w:val="en-US" w:eastAsia="zh-CN" w:bidi="ar-SA"/>
+                        </w:rPr>
+                      </w:pPr>
+                      <w:r>
+                        <w:rPr>
+                          <w:rFonts w:hint="eastAsia" w:ascii="微软雅黑" w:hAnsi="微软雅黑" w:eastAsia="微软雅黑" w:cs="微软雅黑"/>
+                          <w:b/>
+                          <w:bCs/>
+                          <w:color w:val="0083C3"/>
+                          <w:kern w:val="0"/>
+                          <w:sz w:val="21"/>
+                          <w:szCs w:val="21"/>
+                          <w:lang w:val="en-US" w:eastAsia="zh-CN" w:bidi="ar-SA"/>
+                        </w:rPr>
+                        <w:t>诺禾医学   诺禾在线</w:t>
+                      </w:r>
+                    </w:p>
+                    <w:p>
+                      <w:pPr>
+                        <w:keepNext w:val="0"/>
+                        <w:keepLines w:val="0"/>
+                        <w:pageBreakBefore w:val="0"/>
+                        <w:widowControl/>
+                        <w:kinsoku/>
+                        <w:wordWrap/>
+                        <w:overflowPunct/>
+                        <w:topLinePunct w:val="0"/>
+                        <w:bidi w:val="0"/>
+                        <w:adjustRightInd/>
+                        <w:snapToGrid w:val="0"/>
+                        <w:jc w:val="left"/>
+                        <w:textAlignment w:val="auto"/>
+                        <w:rPr>
+                          <w:rFonts w:ascii="Times New Roman" w:hAnsi="Times New Roman" w:eastAsia="等线" w:cs="宋体"/>
+                          <w:color w:val="0083C3"/>
+                          <w:kern w:val="0"/>
+                          <w:sz w:val="21"/>
+                          <w:szCs w:val="21"/>
+                          <w:lang w:val="en-US" w:eastAsia="zh-CN" w:bidi="ar-SA"/>
+                        </w:rPr>
+                      </w:pPr>
+                      <w:r>
+                        <w:rPr>
+                          <w:rFonts w:ascii="Times New Roman" w:hAnsi="Times New Roman" w:eastAsia="等线" w:cs="宋体"/>
+                          <w:b/>
+                          <w:bCs/>
+                          <w:color w:val="0083C3"/>
+                          <w:kern w:val="0"/>
+                          <w:sz w:val="21"/>
+                          <w:szCs w:val="21"/>
+                          <w:lang w:val="en-US" w:eastAsia="en-US" w:bidi="ar-SA"/>
+                        </w:rPr>
+                        <w:t>www.novogene.com</w:t>
+                      </w:r>
+                    </w:p>
+                    <w:p>
+                      <w:pPr>
+                        <w:keepNext w:val="0"/>
+                        <w:keepLines w:val="0"/>
+                        <w:pageBreakBefore w:val="0"/>
+                        <w:widowControl/>
+                        <w:kinsoku/>
+                        <w:wordWrap/>
+                        <w:overflowPunct/>
+                        <w:topLinePunct w:val="0"/>
+                        <w:bidi w:val="0"/>
+                        <w:adjustRightInd/>
+                        <w:snapToGrid w:val="0"/>
+                        <w:ind w:left="420" w:hanging="420" w:hangingChars="200"/>
+                        <w:jc w:val="left"/>
+                        <w:textAlignment w:val="auto"/>
+                        <w:rPr>
+                          <w:rFonts w:hint="eastAsia" w:ascii="微软雅黑" w:hAnsi="微软雅黑" w:eastAsia="微软雅黑" w:cs="微软雅黑"/>
+                          <w:b/>
+                          <w:bCs/>
+                          <w:kern w:val="0"/>
+                          <w:sz w:val="21"/>
+                          <w:szCs w:val="21"/>
+                          <w:lang w:val="en-US" w:eastAsia="zh-CN" w:bidi="ar-SA"/>
+                        </w:rPr>
+                      </w:pPr>
+                      <w:r>
+                        <w:rPr>
+                          <w:rFonts w:hint="eastAsia" w:ascii="微软雅黑" w:hAnsi="微软雅黑" w:eastAsia="微软雅黑" w:cs="微软雅黑"/>
+                          <w:b/>
+                          <w:bCs/>
+                          <w:kern w:val="0"/>
+                          <w:sz w:val="21"/>
+                          <w:szCs w:val="21"/>
+                          <w:lang w:val="en-US" w:eastAsia="zh-CN" w:bidi="ar-SA"/>
+                        </w:rPr>
+                        <w:t>中国 · 美国 · 英国 · 新加坡 · 荷兰 · 日本</w:t>
+                      </w:r>
+                    </w:p>
+                    <w:p>
+                      <w:pPr>
+                        <w:keepNext w:val="0"/>
+                        <w:keepLines w:val="0"/>
+                        <w:pageBreakBefore w:val="0"/>
+                        <w:widowControl/>
+                        <w:kinsoku/>
+                        <w:wordWrap/>
+                        <w:overflowPunct/>
+                        <w:topLinePunct w:val="0"/>
+                        <w:bidi w:val="0"/>
+                        <w:adjustRightInd/>
+                        <w:snapToGrid w:val="0"/>
+                        <w:jc w:val="left"/>
+                        <w:textAlignment w:val="auto"/>
+                        <w:rPr>
+                          <w:rFonts w:ascii="Times New Roman" w:hAnsi="Times New Roman" w:eastAsia="等线" w:cs="宋体"/>
+                          <w:kern w:val="0"/>
+                          <w:sz w:val="21"/>
+                          <w:szCs w:val="21"/>
+                          <w:lang w:val="en-US" w:eastAsia="en-US" w:bidi="ar-SA"/>
+                        </w:rPr>
+                      </w:pPr>
+                      <w:r>
+                        <w:rPr>
+                          <w:rFonts w:ascii="Times New Roman" w:hAnsi="Times New Roman" w:eastAsia="等线" w:cs="宋体"/>
+                          <w:kern w:val="0"/>
+                          <w:sz w:val="21"/>
+                          <w:szCs w:val="21"/>
+                          <w:lang w:val="en-US" w:eastAsia="en-US" w:bidi="ar-SA"/>
+                        </w:rPr>
+                        <w:t>China</w:t>
+                      </w:r>
+                      <w:r>
+                        <w:rPr>
+                          <w:rFonts w:hint="eastAsia" w:ascii="Times New Roman" w:hAnsi="Times New Roman" w:eastAsia="等线" w:cs="宋体"/>
+                          <w:kern w:val="0"/>
+                          <w:sz w:val="21"/>
+                          <w:szCs w:val="21"/>
+                          <w:lang w:val="en-US" w:eastAsia="zh-CN" w:bidi="ar-SA"/>
+                        </w:rPr>
+                        <w:t xml:space="preserve"> </w:t>
+                      </w:r>
+                      <w:r>
+                        <w:rPr>
+                          <w:rFonts w:ascii="Times New Roman" w:hAnsi="Times New Roman" w:eastAsia="等线" w:cs="宋体"/>
+                          <w:b/>
+                          <w:bCs/>
+                          <w:kern w:val="0"/>
+                          <w:sz w:val="21"/>
+                          <w:szCs w:val="21"/>
+                          <w:lang w:val="en-US" w:eastAsia="zh-CN" w:bidi="ar-SA"/>
+                        </w:rPr>
+                        <w:t>·</w:t>
+                      </w:r>
+                      <w:r>
+                        <w:rPr>
+                          <w:rFonts w:hint="eastAsia" w:ascii="Times New Roman" w:hAnsi="Times New Roman" w:eastAsia="等线" w:cs="宋体"/>
+                          <w:b/>
+                          <w:bCs/>
+                          <w:kern w:val="0"/>
+                          <w:sz w:val="21"/>
+                          <w:szCs w:val="21"/>
+                          <w:lang w:val="en-US" w:eastAsia="zh-CN" w:bidi="ar-SA"/>
+                        </w:rPr>
+                        <w:t xml:space="preserve"> </w:t>
+                      </w:r>
+                      <w:r>
+                        <w:rPr>
+                          <w:rFonts w:ascii="Times New Roman" w:hAnsi="Times New Roman" w:eastAsia="等线" w:cs="宋体"/>
+                          <w:kern w:val="0"/>
+                          <w:sz w:val="21"/>
+                          <w:szCs w:val="21"/>
+                          <w:lang w:val="en-US" w:eastAsia="en-US" w:bidi="ar-SA"/>
+                        </w:rPr>
+                        <w:t>USA</w:t>
+                      </w:r>
+                      <w:r>
+                        <w:rPr>
+                          <w:rFonts w:hint="eastAsia" w:ascii="Times New Roman" w:hAnsi="Times New Roman" w:eastAsia="等线" w:cs="宋体"/>
+                          <w:kern w:val="0"/>
+                          <w:sz w:val="21"/>
+                          <w:szCs w:val="21"/>
+                          <w:lang w:val="en-US" w:eastAsia="zh-CN" w:bidi="ar-SA"/>
+                        </w:rPr>
+                        <w:t xml:space="preserve"> </w:t>
+                      </w:r>
+                      <w:r>
+                        <w:rPr>
+                          <w:rFonts w:ascii="Times New Roman" w:hAnsi="Times New Roman" w:eastAsia="等线" w:cs="宋体"/>
+                          <w:b/>
+                          <w:bCs/>
+                          <w:kern w:val="0"/>
+                          <w:sz w:val="21"/>
+                          <w:szCs w:val="21"/>
+                          <w:lang w:val="en-US" w:eastAsia="zh-CN" w:bidi="ar-SA"/>
+                        </w:rPr>
+                        <w:t>·</w:t>
+                      </w:r>
+                      <w:r>
+                        <w:rPr>
+                          <w:rFonts w:hint="eastAsia" w:ascii="Times New Roman" w:hAnsi="Times New Roman" w:eastAsia="等线" w:cs="宋体"/>
+                          <w:b/>
+                          <w:bCs/>
+                          <w:kern w:val="0"/>
+                          <w:sz w:val="21"/>
+                          <w:szCs w:val="21"/>
+                          <w:lang w:val="en-US" w:eastAsia="zh-CN" w:bidi="ar-SA"/>
+                        </w:rPr>
+                        <w:t xml:space="preserve"> </w:t>
+                      </w:r>
+                      <w:r>
+                        <w:rPr>
+                          <w:rFonts w:ascii="Times New Roman" w:hAnsi="Times New Roman" w:eastAsia="等线" w:cs="宋体"/>
+                          <w:kern w:val="0"/>
+                          <w:sz w:val="21"/>
+                          <w:szCs w:val="21"/>
+                          <w:lang w:val="en-US" w:eastAsia="en-US" w:bidi="ar-SA"/>
+                        </w:rPr>
+                        <w:t>UK</w:t>
+                      </w:r>
+                      <w:r>
+                        <w:rPr>
+                          <w:rFonts w:hint="eastAsia" w:ascii="Times New Roman" w:hAnsi="Times New Roman" w:eastAsia="等线" w:cs="宋体"/>
+                          <w:kern w:val="0"/>
+                          <w:sz w:val="21"/>
+                          <w:szCs w:val="21"/>
+                          <w:lang w:val="en-US" w:eastAsia="zh-CN" w:bidi="ar-SA"/>
+                        </w:rPr>
+                        <w:t xml:space="preserve"> </w:t>
+                      </w:r>
+                      <w:r>
+                        <w:rPr>
+                          <w:rFonts w:ascii="Times New Roman" w:hAnsi="Times New Roman" w:eastAsia="等线" w:cs="宋体"/>
+                          <w:b/>
+                          <w:bCs/>
+                          <w:kern w:val="0"/>
+                          <w:sz w:val="21"/>
+                          <w:szCs w:val="21"/>
+                          <w:lang w:val="en-US" w:eastAsia="zh-CN" w:bidi="ar-SA"/>
+                        </w:rPr>
+                        <w:t>·</w:t>
+                      </w:r>
+                      <w:r>
+                        <w:rPr>
+                          <w:rFonts w:hint="eastAsia" w:ascii="Times New Roman" w:hAnsi="Times New Roman" w:eastAsia="等线" w:cs="宋体"/>
+                          <w:b/>
+                          <w:bCs/>
+                          <w:kern w:val="0"/>
+                          <w:sz w:val="21"/>
+                          <w:szCs w:val="21"/>
+                          <w:lang w:val="en-US" w:eastAsia="zh-CN" w:bidi="ar-SA"/>
+                        </w:rPr>
+                        <w:t xml:space="preserve"> </w:t>
+                      </w:r>
+                      <w:r>
+                        <w:rPr>
+                          <w:rFonts w:ascii="Times New Roman" w:hAnsi="Times New Roman" w:eastAsia="等线" w:cs="宋体"/>
+                          <w:kern w:val="0"/>
+                          <w:sz w:val="21"/>
+                          <w:szCs w:val="21"/>
+                          <w:lang w:val="en-US" w:eastAsia="en-US" w:bidi="ar-SA"/>
+                        </w:rPr>
+                        <w:t>Singapore</w:t>
+                      </w:r>
+                      <w:r>
+                        <w:rPr>
+                          <w:rFonts w:hint="eastAsia" w:ascii="Times New Roman" w:hAnsi="Times New Roman" w:eastAsia="等线" w:cs="宋体"/>
+                          <w:kern w:val="0"/>
+                          <w:sz w:val="21"/>
+                          <w:szCs w:val="21"/>
+                          <w:lang w:val="en-US" w:eastAsia="zh-CN" w:bidi="ar-SA"/>
+                        </w:rPr>
+                        <w:t xml:space="preserve"> </w:t>
+                      </w:r>
+                      <w:r>
+                        <w:rPr>
+                          <w:rFonts w:ascii="Times New Roman" w:hAnsi="Times New Roman" w:eastAsia="等线" w:cs="宋体"/>
+                          <w:b/>
+                          <w:bCs/>
+                          <w:kern w:val="0"/>
+                          <w:sz w:val="21"/>
+                          <w:szCs w:val="21"/>
+                          <w:lang w:val="en-US" w:eastAsia="zh-CN" w:bidi="ar-SA"/>
+                        </w:rPr>
+                        <w:t>·</w:t>
+                      </w:r>
+                      <w:r>
+                        <w:rPr>
+                          <w:rFonts w:hint="eastAsia" w:ascii="Times New Roman" w:hAnsi="Times New Roman" w:eastAsia="等线" w:cs="宋体"/>
+                          <w:b/>
+                          <w:bCs/>
+                          <w:kern w:val="0"/>
+                          <w:sz w:val="21"/>
+                          <w:szCs w:val="21"/>
+                          <w:lang w:val="en-US" w:eastAsia="zh-CN" w:bidi="ar-SA"/>
+                        </w:rPr>
+                        <w:t xml:space="preserve"> </w:t>
+                      </w:r>
+                      <w:r>
+                        <w:rPr>
+                          <w:rFonts w:ascii="Times New Roman" w:hAnsi="Times New Roman" w:eastAsia="等线" w:cs="宋体"/>
+                          <w:kern w:val="0"/>
+                          <w:sz w:val="21"/>
+                          <w:szCs w:val="21"/>
+                          <w:lang w:val="en-US" w:eastAsia="en-US" w:bidi="ar-SA"/>
+                        </w:rPr>
+                        <w:t>Netherlands</w:t>
+                      </w:r>
+                      <w:r>
+                        <w:rPr>
+                          <w:rFonts w:hint="eastAsia" w:ascii="Times New Roman" w:hAnsi="Times New Roman" w:eastAsia="等线" w:cs="宋体"/>
+                          <w:kern w:val="0"/>
+                          <w:sz w:val="21"/>
+                          <w:szCs w:val="21"/>
+                          <w:lang w:val="en-US" w:eastAsia="zh-CN" w:bidi="ar-SA"/>
+                        </w:rPr>
+                        <w:t xml:space="preserve"> </w:t>
+                      </w:r>
+                      <w:r>
+                        <w:rPr>
+                          <w:rFonts w:ascii="Times New Roman" w:hAnsi="Times New Roman" w:eastAsia="等线" w:cs="宋体"/>
+                          <w:b/>
+                          <w:bCs/>
+                          <w:kern w:val="0"/>
+                          <w:sz w:val="21"/>
+                          <w:szCs w:val="21"/>
+                          <w:lang w:val="en-US" w:eastAsia="zh-CN" w:bidi="ar-SA"/>
+                        </w:rPr>
+                        <w:t>·</w:t>
+                      </w:r>
+                      <w:r>
+                        <w:rPr>
+                          <w:rFonts w:hint="eastAsia" w:ascii="Times New Roman" w:hAnsi="Times New Roman" w:eastAsia="等线" w:cs="宋体"/>
+                          <w:b/>
+                          <w:bCs/>
+                          <w:kern w:val="0"/>
+                          <w:sz w:val="21"/>
+                          <w:szCs w:val="21"/>
+                          <w:lang w:val="en-US" w:eastAsia="zh-CN" w:bidi="ar-SA"/>
+                        </w:rPr>
+                        <w:t xml:space="preserve"> </w:t>
+                      </w:r>
+                      <w:r>
+                        <w:rPr>
+                          <w:rFonts w:hint="eastAsia" w:ascii="Times New Roman" w:hAnsi="Times New Roman" w:eastAsia="等线" w:cs="宋体"/>
+                          <w:kern w:val="0"/>
+                          <w:sz w:val="21"/>
+                          <w:szCs w:val="21"/>
+                          <w:lang w:val="en-US" w:eastAsia="zh-CN" w:bidi="ar-SA"/>
+                        </w:rPr>
+                        <w:t>J</w:t>
+                      </w:r>
+                      <w:r>
+                        <w:rPr>
+                          <w:rFonts w:ascii="Times New Roman" w:hAnsi="Times New Roman" w:eastAsia="等线" w:cs="宋体"/>
+                          <w:kern w:val="0"/>
+                          <w:sz w:val="21"/>
+                          <w:szCs w:val="21"/>
+                          <w:lang w:val="en-US" w:eastAsia="en-US" w:bidi="ar-SA"/>
+                        </w:rPr>
+                        <w:t>apan</w:t>
+                      </w:r>
+                    </w:p>
+                    <w:p>
+                      <w:pPr>
+                        <w:keepNext w:val="0"/>
+                        <w:keepLines w:val="0"/>
+                        <w:pageBreakBefore w:val="0"/>
+                        <w:numPr>
+                          <w:ilvl w:val="0"/>
+                          <w:numId w:val="0"/>
+                        </w:numPr>
+                        <w:kinsoku/>
+                        <w:wordWrap/>
+                        <w:overflowPunct/>
+                        <w:topLinePunct w:val="0"/>
+                        <w:bidi w:val="0"/>
+                        <w:adjustRightInd/>
+                        <w:snapToGrid w:val="0"/>
+                        <w:ind w:leftChars="0"/>
+                        <w:jc w:val="left"/>
+                        <w:textAlignment w:val="auto"/>
+                        <w:rPr>
+                          <w:rFonts w:hint="default" w:ascii="Times New Roman" w:hAnsi="Times New Roman" w:eastAsia="微软雅黑" w:cs="Times New Roman"/>
+                          <w:color w:val="auto"/>
+                          <w:kern w:val="0"/>
+                          <w:sz w:val="24"/>
+                          <w:szCs w:val="24"/>
+                          <w:lang w:eastAsia="zh-CN"/>
+                        </w:rPr>
+                      </w:pPr>
+                      <w:r>
+                        <w:rPr>
+                          <w:rFonts w:hint="default" w:ascii="Times New Roman" w:hAnsi="Times New Roman" w:eastAsia="微软雅黑" w:cs="Times New Roman"/>
+                          <w:color w:val="auto"/>
+                          <w:kern w:val="0"/>
+                          <w:sz w:val="24"/>
+                          <w:szCs w:val="24"/>
+                          <w:lang w:eastAsia="zh-CN"/>
+                        </w:rPr>
+                        <w:t>{% if testedby == “1” %}</w:t>
+                      </w:r>
+                    </w:p>
+                    <w:p>
+                      <w:pPr>
+                        <w:keepNext w:val="0"/>
+                        <w:keepLines w:val="0"/>
+                        <w:pageBreakBefore w:val="0"/>
+                        <w:numPr>
+                          <w:ilvl w:val="0"/>
+                          <w:numId w:val="0"/>
+                        </w:numPr>
+                        <w:kinsoku/>
+                        <w:wordWrap/>
+                        <w:overflowPunct/>
+                        <w:topLinePunct w:val="0"/>
+                        <w:bidi w:val="0"/>
+                        <w:adjustRightInd/>
+                        <w:snapToGrid w:val="0"/>
+                        <w:ind w:leftChars="0"/>
+                        <w:jc w:val="left"/>
+                        <w:textAlignment w:val="auto"/>
+                        <w:rPr>
+                          <w:rFonts w:hint="default" w:ascii="Times New Roman" w:hAnsi="Times New Roman" w:eastAsia="微软雅黑" w:cs="Times New Roman"/>
+                          <w:kern w:val="0"/>
+                          <w:sz w:val="24"/>
+                          <w:szCs w:val="24"/>
+                          <w:lang w:eastAsia="zh-CN"/>
+                        </w:rPr>
+                      </w:pPr>
+                    </w:p>
+                    <w:tbl>
+                      <w:tblPr>
+                        <w:tblStyle w:val="61"/>
+                        <w:tblW w:w="4447" w:type="dxa"/>
+                        <w:tblInd w:w="0" w:type="dxa"/>
+                        <w:tblLayout w:type="fixed"/>
+                        <w:tblCellMar>
+                          <w:top w:w="0" w:type="dxa"/>
+                          <w:left w:w="0" w:type="dxa"/>
+                          <w:bottom w:w="0" w:type="dxa"/>
+                          <w:right w:w="0" w:type="dxa"/>
+                        </w:tblCellMar>
+                      </w:tblPr>
+                      <w:tblGrid>
+                        <w:gridCol w:w="835"/>
+                        <w:gridCol w:w="1392"/>
+                        <w:gridCol w:w="984"/>
+                        <w:gridCol w:w="1236"/>
+                      </w:tblGrid>
+                      <w:tr>
+                        <w:tblPrEx>
+                          <w:tblCellMar>
+                            <w:top w:w="0" w:type="dxa"/>
+                            <w:left w:w="0" w:type="dxa"/>
+                            <w:bottom w:w="0" w:type="dxa"/>
+                            <w:right w:w="0" w:type="dxa"/>
+                          </w:tblCellMar>
+                        </w:tblPrEx>
+                        <w:trPr>
+                          <w:trHeight w:val="441" w:hRule="exact"/>
+                        </w:trPr>
+                        <w:tc>
+                          <w:tcPr>
+                            <w:tcW w:w="835" w:type="dxa"/>
+                            <w:vAlign w:val="center"/>
+                          </w:tcPr>
+                          <w:p>
+                            <w:pPr>
+                              <w:keepNext w:val="0"/>
+                              <w:keepLines w:val="0"/>
+                              <w:pageBreakBefore w:val="0"/>
+                              <w:widowControl w:val="0"/>
+                              <w:kinsoku/>
+                              <w:wordWrap/>
+                              <w:overflowPunct/>
+                              <w:topLinePunct w:val="0"/>
+                              <w:bidi w:val="0"/>
+                              <w:adjustRightInd/>
+                              <w:snapToGrid w:val="0"/>
+                              <w:spacing w:before="13"/>
+                              <w:ind w:left="13" w:right="95"/>
+                              <w:jc w:val="both"/>
+                              <w:textAlignment w:val="auto"/>
+                              <w:rPr>
+                                <w:rFonts w:ascii="Times New Roman" w:hAnsi="Times New Roman" w:eastAsia="宋体" w:cs="Times New Roman"/>
+                                <w:b/>
+                                <w:sz w:val="18"/>
+                                <w:szCs w:val="18"/>
+                                <w:lang w:val="en-US" w:eastAsia="en-US" w:bidi="ar-SA"/>
+                              </w:rPr>
+                            </w:pPr>
+                            <w:r>
+                              <w:rPr>
+                                <w:rFonts w:ascii="Times New Roman" w:hAnsi="Times New Roman" w:eastAsia="宋体" w:cs="Times New Roman"/>
+                                <w:b/>
+                                <w:sz w:val="18"/>
+                                <w:szCs w:val="18"/>
+                                <w:lang w:val="en-US" w:eastAsia="en-US" w:bidi="ar-SA"/>
+                              </w:rPr>
+                              <w:t>检测人：</w:t>
+                            </w:r>
+                          </w:p>
+                        </w:tc>
+                        <w:tc>
+                          <w:tcPr>
+                            <w:tcW w:w="1392" w:type="dxa"/>
+                            <w:vAlign w:val="center"/>
+                          </w:tcPr>
+                          <w:p>
+                            <w:pPr>
+                              <w:keepNext w:val="0"/>
+                              <w:keepLines w:val="0"/>
+                              <w:pageBreakBefore w:val="0"/>
+                              <w:widowControl w:val="0"/>
+                              <w:kinsoku/>
+                              <w:wordWrap/>
+                              <w:overflowPunct/>
+                              <w:topLinePunct w:val="0"/>
+                              <w:bidi w:val="0"/>
+                              <w:adjustRightInd/>
+                              <w:snapToGrid w:val="0"/>
+                              <w:spacing w:before="13"/>
+                              <w:jc w:val="both"/>
+                              <w:textAlignment w:val="auto"/>
+                              <w:rPr>
+                                <w:rFonts w:ascii="Times New Roman" w:hAnsi="Times New Roman" w:eastAsia="宋体" w:cs="Times New Roman"/>
+                                <w:b/>
+                                <w:sz w:val="18"/>
+                                <w:szCs w:val="18"/>
+                                <w:lang w:val="en-US" w:eastAsia="en-US" w:bidi="ar-SA"/>
+                              </w:rPr>
+                            </w:pPr>
+                            <w:r>
+                              <w:rPr>
+                                <w:rFonts w:ascii="宋体" w:hAnsi="宋体" w:eastAsia="宋体" w:cs="宋体"/>
+                                <w:sz w:val="18"/>
+                                <w:szCs w:val="18"/>
+                                <w:lang w:val="en-US" w:eastAsia="en-US" w:bidi="ar-SA"/>
+                              </w:rPr>
+                              <w:drawing>
+                                <wp:inline distT="0" distB="0" distL="114300" distR="114300">
+                                  <wp:extent cx="655955" cy="294640"/>
+                                  <wp:effectExtent l="0" t="0" r="14605" b="10160"/>
+                                  <wp:docPr id="66" name="图片 6" descr="蔡冬雪"/>
+                                  <wp:cNvGraphicFramePr>
+                                    <a:graphicFrameLocks xmlns:a="http://schemas.openxmlformats.org/drawingml/2006/main" noChangeAspect="1"/>
+                                  </wp:cNvGraphicFramePr>
+                                  <a:graphic xmlns:a="http://schemas.openxmlformats.org/drawingml/2006/main">
+                                    <a:graphicData uri="http://schemas.openxmlformats.org/drawingml/2006/picture">
+                                      <pic:pic xmlns:pic="http://schemas.openxmlformats.org/drawingml/2006/picture">
+                                        <pic:nvPicPr>
+                                          <pic:cNvPr id="66" name="图片 6" descr="蔡冬雪"/>
+                                          <pic:cNvPicPr>
+                                            <a:picLocks noChangeAspect="1"/>
+                                          </pic:cNvPicPr>
+                                        </pic:nvPicPr>
+                                        <pic:blipFill>
+                                          <a:blip r:embed="rId12">
+                                            <a:clrChange>
+                                              <a:clrFrom>
+                                                <a:srgbClr val="FFFFFF">
+                                                  <a:alpha val="100000"/>
+                                                </a:srgbClr>
+                                              </a:clrFrom>
+                                              <a:clrTo>
+                                                <a:srgbClr val="FFFFFF">
+                                                  <a:alpha val="100000"/>
+                                                  <a:alpha val="0"/>
+                                                </a:srgbClr>
+                                              </a:clrTo>
+                                            </a:clrChange>
+                                          </a:blip>
+                                          <a:srcRect l="18656" t="33322" r="18897" b="26699"/>
+                                          <a:stretch>
+                                            <a:fillRect/>
+                                          </a:stretch>
+                                        </pic:blipFill>
+                                        <pic:spPr>
+                                          <a:xfrm>
+                                            <a:off x="0" y="0"/>
+                                            <a:ext cx="655955" cy="294640"/>
+                                          </a:xfrm>
+                                          <a:prstGeom prst="rect">
+                                            <a:avLst/>
+                                          </a:prstGeom>
+                                        </pic:spPr>
+                                      </pic:pic>
+                                    </a:graphicData>
+                                  </a:graphic>
+                                </wp:inline>
+                              </w:drawing>
+                            </w:r>
+                          </w:p>
+                        </w:tc>
+                        <w:tc>
+                          <w:tcPr>
+                            <w:tcW w:w="984" w:type="dxa"/>
+                            <w:vAlign w:val="center"/>
+                          </w:tcPr>
+                          <w:p>
+                            <w:pPr>
+                              <w:keepNext w:val="0"/>
+                              <w:keepLines w:val="0"/>
+                              <w:pageBreakBefore w:val="0"/>
+                              <w:widowControl w:val="0"/>
+                              <w:kinsoku/>
+                              <w:wordWrap/>
+                              <w:overflowPunct/>
+                              <w:topLinePunct w:val="0"/>
+                              <w:bidi w:val="0"/>
+                              <w:adjustRightInd/>
+                              <w:snapToGrid w:val="0"/>
+                              <w:spacing w:before="13"/>
+                              <w:jc w:val="both"/>
+                              <w:textAlignment w:val="auto"/>
+                              <w:rPr>
+                                <w:rFonts w:ascii="Times New Roman" w:hAnsi="Times New Roman" w:eastAsia="宋体" w:cs="Times New Roman"/>
+                                <w:b/>
+                                <w:sz w:val="18"/>
+                                <w:szCs w:val="18"/>
+                                <w:lang w:val="en-US" w:eastAsia="en-US" w:bidi="ar-SA"/>
+                              </w:rPr>
+                            </w:pPr>
+                            <w:r>
+                              <w:rPr>
+                                <w:rFonts w:ascii="Times New Roman" w:hAnsi="Times New Roman" w:eastAsia="宋体" w:cs="Times New Roman"/>
+                                <w:b/>
+                                <w:sz w:val="18"/>
+                                <w:szCs w:val="18"/>
+                                <w:lang w:val="en-US" w:eastAsia="en-US" w:bidi="ar-SA"/>
+                              </w:rPr>
+                              <w:t>复核人</w:t>
+                            </w:r>
+                            <w:r>
+                              <w:rPr>
+                                <w:rFonts w:ascii="Times New Roman" w:hAnsi="Times New Roman" w:eastAsia="宋体" w:cs="Times New Roman"/>
+                                <w:b/>
+                                <w:sz w:val="18"/>
+                                <w:szCs w:val="18"/>
+                                <w:lang w:val="en-US" w:eastAsia="zh-CN" w:bidi="ar-SA"/>
+                              </w:rPr>
+                              <w:t>：</w:t>
+                            </w:r>
+                          </w:p>
+                        </w:tc>
+                        <w:tc>
+                          <w:tcPr>
+                            <w:tcW w:w="1236" w:type="dxa"/>
+                            <w:vAlign w:val="center"/>
+                          </w:tcPr>
+                          <w:p>
+                            <w:pPr>
+                              <w:keepNext w:val="0"/>
+                              <w:keepLines w:val="0"/>
+                              <w:pageBreakBefore w:val="0"/>
+                              <w:widowControl w:val="0"/>
+                              <w:kinsoku/>
+                              <w:wordWrap/>
+                              <w:overflowPunct/>
+                              <w:topLinePunct w:val="0"/>
+                              <w:bidi w:val="0"/>
+                              <w:adjustRightInd/>
+                              <w:snapToGrid w:val="0"/>
+                              <w:spacing w:before="13"/>
+                              <w:ind w:right="15"/>
+                              <w:jc w:val="both"/>
+                              <w:textAlignment w:val="auto"/>
+                              <w:rPr>
+                                <w:rFonts w:ascii="Times New Roman" w:hAnsi="Times New Roman" w:eastAsia="宋体" w:cs="Times New Roman"/>
+                                <w:b/>
+                                <w:sz w:val="18"/>
+                                <w:szCs w:val="18"/>
+                                <w:lang w:val="en-US" w:eastAsia="en-US" w:bidi="ar-SA"/>
+                              </w:rPr>
+                            </w:pPr>
+                            <w:r>
+                              <w:rPr>
+                                <w:rFonts w:ascii="宋体" w:hAnsi="宋体" w:eastAsia="宋体" w:cs="宋体"/>
+                                <w:sz w:val="18"/>
+                                <w:szCs w:val="18"/>
+                                <w:lang w:val="en-US" w:eastAsia="en-US" w:bidi="ar-SA"/>
+                              </w:rPr>
+                              <w:drawing>
+                                <wp:inline distT="0" distB="0" distL="114300" distR="114300">
+                                  <wp:extent cx="524510" cy="297180"/>
+                                  <wp:effectExtent l="0" t="0" r="0" b="6985"/>
+                                  <wp:docPr id="67" name="图片 4" descr="王建丽"/>
+                                  <wp:cNvGraphicFramePr>
+                                    <a:graphicFrameLocks xmlns:a="http://schemas.openxmlformats.org/drawingml/2006/main" noChangeAspect="1"/>
+                                  </wp:cNvGraphicFramePr>
+                                  <a:graphic xmlns:a="http://schemas.openxmlformats.org/drawingml/2006/main">
+                                    <a:graphicData uri="http://schemas.openxmlformats.org/drawingml/2006/picture">
+                                      <pic:pic xmlns:pic="http://schemas.openxmlformats.org/drawingml/2006/picture">
+                                        <pic:nvPicPr>
+                                          <pic:cNvPr id="67" name="图片 4" descr="王建丽"/>
+                                          <pic:cNvPicPr>
+                                            <a:picLocks noChangeAspect="1"/>
+                                          </pic:cNvPicPr>
+                                        </pic:nvPicPr>
+                                        <pic:blipFill>
+                                          <a:blip r:embed="rId13">
+                                            <a:clrChange>
+                                              <a:clrFrom>
+                                                <a:srgbClr val="FFFFFF">
+                                                  <a:alpha val="100000"/>
+                                                </a:srgbClr>
+                                              </a:clrFrom>
+                                              <a:clrTo>
+                                                <a:srgbClr val="FFFFFF">
+                                                  <a:alpha val="100000"/>
+                                                  <a:alpha val="0"/>
+                                                </a:srgbClr>
+                                              </a:clrTo>
+                                            </a:clrChange>
+                                          </a:blip>
+                                          <a:stretch>
+                                            <a:fillRect/>
+                                          </a:stretch>
+                                        </pic:blipFill>
+                                        <pic:spPr>
+                                          <a:xfrm>
+                                            <a:off x="0" y="0"/>
+                                            <a:ext cx="524510" cy="297180"/>
+                                          </a:xfrm>
+                                          <a:prstGeom prst="rect">
+                                            <a:avLst/>
+                                          </a:prstGeom>
+                                        </pic:spPr>
+                                      </pic:pic>
+                                    </a:graphicData>
+                                  </a:graphic>
+                                </wp:inline>
+                              </w:drawing>
+                            </w:r>
+                          </w:p>
+                        </w:tc>
+                      </w:tr>
+                      <w:tr>
+                        <w:tblPrEx>
+                          <w:tblCellMar>
+                            <w:top w:w="0" w:type="dxa"/>
+                            <w:left w:w="0" w:type="dxa"/>
+                            <w:bottom w:w="0" w:type="dxa"/>
+                            <w:right w:w="0" w:type="dxa"/>
+                          </w:tblCellMar>
+                        </w:tblPrEx>
+                        <w:trPr>
+                          <w:trHeight w:val="457" w:hRule="exact"/>
+                        </w:trPr>
+                        <w:tc>
+                          <w:tcPr>
+                            <w:tcW w:w="835" w:type="dxa"/>
+                            <w:vAlign w:val="center"/>
+                          </w:tcPr>
+                          <w:p>
+                            <w:pPr>
+                              <w:keepNext w:val="0"/>
+                              <w:keepLines w:val="0"/>
+                              <w:pageBreakBefore w:val="0"/>
+                              <w:widowControl w:val="0"/>
+                              <w:kinsoku/>
+                              <w:wordWrap/>
+                              <w:overflowPunct/>
+                              <w:topLinePunct w:val="0"/>
+                              <w:bidi w:val="0"/>
+                              <w:adjustRightInd/>
+                              <w:snapToGrid w:val="0"/>
+                              <w:spacing w:line="341" w:lineRule="exact"/>
+                              <w:ind w:left="13" w:right="165"/>
+                              <w:jc w:val="both"/>
+                              <w:textAlignment w:val="auto"/>
+                              <w:rPr>
+                                <w:rFonts w:ascii="Times New Roman" w:hAnsi="Times New Roman" w:eastAsia="宋体" w:cs="Times New Roman"/>
+                                <w:b/>
+                                <w:sz w:val="18"/>
+                                <w:szCs w:val="18"/>
+                                <w:lang w:val="en-US" w:eastAsia="en-US" w:bidi="ar-SA"/>
+                              </w:rPr>
+                            </w:pPr>
+                            <w:r>
+                              <w:rPr>
+                                <w:rFonts w:ascii="Times New Roman" w:hAnsi="Times New Roman" w:eastAsia="宋体" w:cs="Times New Roman"/>
+                                <w:b/>
+                                <w:sz w:val="18"/>
+                                <w:szCs w:val="18"/>
+                                <w:lang w:val="en-US" w:eastAsia="en-US" w:bidi="ar-SA"/>
+                              </w:rPr>
+                              <w:t>日</w:t>
+                            </w:r>
+                            <w:r>
+                              <w:rPr>
+                                <w:rFonts w:ascii="Times New Roman" w:hAnsi="Times New Roman" w:eastAsia="宋体" w:cs="Times New Roman"/>
+                                <w:b/>
+                                <w:sz w:val="18"/>
+                                <w:szCs w:val="18"/>
+                                <w:lang w:val="en-US" w:eastAsia="zh-CN" w:bidi="ar-SA"/>
+                              </w:rPr>
+                              <w:t xml:space="preserve">  </w:t>
+                            </w:r>
+                            <w:r>
+                              <w:rPr>
+                                <w:rFonts w:ascii="Times New Roman" w:hAnsi="Times New Roman" w:eastAsia="宋体" w:cs="Times New Roman"/>
+                                <w:b/>
+                                <w:sz w:val="18"/>
+                                <w:szCs w:val="18"/>
+                                <w:lang w:val="en-US" w:eastAsia="en-US" w:bidi="ar-SA"/>
+                              </w:rPr>
+                              <w:t>期：</w:t>
+                            </w:r>
+                          </w:p>
+                        </w:tc>
+                        <w:tc>
+                          <w:tcPr>
+                            <w:tcW w:w="1392" w:type="dxa"/>
+                            <w:vAlign w:val="center"/>
+                          </w:tcPr>
+                          <w:p>
+                            <w:pPr>
+                              <w:keepNext w:val="0"/>
+                              <w:keepLines w:val="0"/>
+                              <w:pageBreakBefore w:val="0"/>
+                              <w:widowControl w:val="0"/>
+                              <w:kinsoku/>
+                              <w:wordWrap/>
+                              <w:overflowPunct/>
+                              <w:topLinePunct w:val="0"/>
+                              <w:bidi w:val="0"/>
+                              <w:adjustRightInd/>
+                              <w:snapToGrid w:val="0"/>
+                              <w:spacing w:line="363" w:lineRule="exact"/>
+                              <w:jc w:val="both"/>
+                              <w:textAlignment w:val="auto"/>
+                              <w:rPr>
+                                <w:rFonts w:ascii="Times New Roman" w:hAnsi="Times New Roman" w:eastAsia="宋体" w:cs="Times New Roman"/>
+                                <w:sz w:val="18"/>
+                                <w:szCs w:val="18"/>
+                                <w:lang w:val="en-US" w:eastAsia="en-US" w:bidi="ar-SA"/>
+                              </w:rPr>
+                            </w:pPr>
+                            <w:r>
+                              <w:rPr>
+                                <w:rFonts w:ascii="Times New Roman" w:hAnsi="Times New Roman" w:eastAsia="宋体" w:cs="Times New Roman"/>
+                                <w:kern w:val="2"/>
+                                <w:sz w:val="18"/>
+                                <w:szCs w:val="18"/>
+                                <w:lang w:val="en-US" w:eastAsia="zh-CN" w:bidi="ar-SA"/>
+                              </w:rPr>
+                              <w:t>{{ reportdate }}</w:t>
+                            </w:r>
+                          </w:p>
+                        </w:tc>
+                        <w:tc>
+                          <w:tcPr>
+                            <w:tcW w:w="984" w:type="dxa"/>
+                            <w:vAlign w:val="center"/>
+                          </w:tcPr>
+                          <w:p>
+                            <w:pPr>
+                              <w:keepNext w:val="0"/>
+                              <w:keepLines w:val="0"/>
+                              <w:pageBreakBefore w:val="0"/>
+                              <w:widowControl w:val="0"/>
+                              <w:kinsoku/>
+                              <w:wordWrap/>
+                              <w:overflowPunct/>
+                              <w:topLinePunct w:val="0"/>
+                              <w:bidi w:val="0"/>
+                              <w:adjustRightInd/>
+                              <w:snapToGrid w:val="0"/>
+                              <w:spacing w:line="341" w:lineRule="exact"/>
+                              <w:jc w:val="both"/>
+                              <w:textAlignment w:val="auto"/>
+                              <w:rPr>
+                                <w:rFonts w:ascii="Times New Roman" w:hAnsi="Times New Roman" w:eastAsia="宋体" w:cs="Times New Roman"/>
+                                <w:b/>
+                                <w:sz w:val="18"/>
+                                <w:szCs w:val="18"/>
+                                <w:lang w:val="en-US" w:eastAsia="en-US" w:bidi="ar-SA"/>
+                              </w:rPr>
+                            </w:pPr>
+                            <w:r>
+                              <w:rPr>
+                                <w:rFonts w:ascii="Times New Roman" w:hAnsi="Times New Roman" w:eastAsia="宋体" w:cs="Times New Roman"/>
+                                <w:b/>
+                                <w:sz w:val="18"/>
+                                <w:szCs w:val="18"/>
+                                <w:lang w:val="en-US" w:eastAsia="en-US" w:bidi="ar-SA"/>
+                              </w:rPr>
+                              <w:t>日</w:t>
+                            </w:r>
+                            <w:r>
+                              <w:rPr>
+                                <w:rFonts w:ascii="Times New Roman" w:hAnsi="Times New Roman" w:eastAsia="宋体" w:cs="Times New Roman"/>
+                                <w:b/>
+                                <w:sz w:val="18"/>
+                                <w:szCs w:val="18"/>
+                                <w:lang w:val="en-US" w:eastAsia="zh-CN" w:bidi="ar-SA"/>
+                              </w:rPr>
+                              <w:t xml:space="preserve">  </w:t>
+                            </w:r>
+                            <w:r>
+                              <w:rPr>
+                                <w:rFonts w:ascii="Times New Roman" w:hAnsi="Times New Roman" w:eastAsia="宋体" w:cs="Times New Roman"/>
+                                <w:b/>
+                                <w:sz w:val="18"/>
+                                <w:szCs w:val="18"/>
+                                <w:lang w:val="en-US" w:eastAsia="en-US" w:bidi="ar-SA"/>
+                              </w:rPr>
+                              <w:t>期：</w:t>
+                            </w:r>
+                          </w:p>
+                        </w:tc>
+                        <w:tc>
+                          <w:tcPr>
+                            <w:tcW w:w="1236" w:type="dxa"/>
+                            <w:vAlign w:val="center"/>
+                          </w:tcPr>
+                          <w:p>
+                            <w:pPr>
+                              <w:keepNext w:val="0"/>
+                              <w:keepLines w:val="0"/>
+                              <w:pageBreakBefore w:val="0"/>
+                              <w:widowControl w:val="0"/>
+                              <w:kinsoku/>
+                              <w:wordWrap/>
+                              <w:overflowPunct/>
+                              <w:topLinePunct w:val="0"/>
+                              <w:bidi w:val="0"/>
+                              <w:adjustRightInd/>
+                              <w:snapToGrid w:val="0"/>
+                              <w:spacing w:line="363" w:lineRule="exact"/>
+                              <w:ind w:right="15"/>
+                              <w:jc w:val="both"/>
+                              <w:textAlignment w:val="auto"/>
+                              <w:rPr>
+                                <w:rFonts w:ascii="Times New Roman" w:hAnsi="Times New Roman" w:eastAsia="宋体" w:cs="Times New Roman"/>
+                                <w:sz w:val="18"/>
+                                <w:szCs w:val="18"/>
+                                <w:lang w:val="en-US" w:eastAsia="en-US" w:bidi="ar-SA"/>
+                              </w:rPr>
+                            </w:pPr>
+                            <w:r>
+                              <w:rPr>
+                                <w:rFonts w:ascii="Times New Roman" w:hAnsi="Times New Roman" w:eastAsia="宋体" w:cs="Times New Roman"/>
+                                <w:kern w:val="2"/>
+                                <w:sz w:val="18"/>
+                                <w:szCs w:val="18"/>
+                                <w:lang w:val="en-US" w:eastAsia="zh-CN" w:bidi="ar-SA"/>
+                              </w:rPr>
+                              <w:t>{{ reportdate }}</w:t>
+                            </w:r>
+                          </w:p>
+                        </w:tc>
+                      </w:tr>
+                    </w:tbl>
+                    <w:p>
+                      <w:pPr>
+                        <w:keepNext w:val="0"/>
+                        <w:keepLines w:val="0"/>
+                        <w:pageBreakBefore w:val="0"/>
+                        <w:kinsoku/>
+                        <w:wordWrap/>
+                        <w:overflowPunct/>
+                        <w:topLinePunct w:val="0"/>
+                        <w:bidi w:val="0"/>
+                        <w:adjustRightInd/>
+                        <w:snapToGrid w:val="0"/>
+                        <w:jc w:val="left"/>
+                        <w:textAlignment w:val="auto"/>
+                        <w:rPr>
+                          <w:rFonts w:hint="default" w:ascii="宋体" w:hAnsi="宋体" w:eastAsia="宋体" w:cs="宋体"/>
+                          <w:kern w:val="0"/>
+                          <w:sz w:val="18"/>
+                          <w:szCs w:val="18"/>
+                          <w:lang w:val="en-US" w:eastAsia="zh-CN"/>
+                        </w:rPr>
+                      </w:pPr>
+                      <w:r>
+                        <w:rPr>
+                          <w:rFonts w:hint="eastAsia" w:ascii="Times New Roman" w:hAnsi="Times New Roman" w:eastAsia="微软雅黑" w:cs="Times New Roman"/>
+                          <w:kern w:val="0"/>
+                          <w:sz w:val="18"/>
+                          <w:szCs w:val="18"/>
+                          <w:lang w:eastAsia="zh-CN"/>
+                        </w:rPr>
+                        <w:t xml:space="preserve">{% endif %}{% if testedby == </w:t>
+                      </w:r>
+                      <w:r>
+                        <w:rPr>
+                          <w:rFonts w:ascii="Times New Roman" w:hAnsi="Times New Roman" w:eastAsia="微软雅黑" w:cs="Times New Roman"/>
+                          <w:kern w:val="0"/>
+                          <w:sz w:val="18"/>
+                          <w:szCs w:val="18"/>
+                          <w:lang w:eastAsia="zh-CN"/>
+                        </w:rPr>
+                        <w:t>“</w:t>
+                      </w:r>
+                      <w:r>
+                        <w:rPr>
+                          <w:rFonts w:hint="eastAsia" w:ascii="Times New Roman" w:hAnsi="Times New Roman" w:eastAsia="微软雅黑" w:cs="Times New Roman"/>
+                          <w:kern w:val="0"/>
+                          <w:sz w:val="18"/>
+                          <w:szCs w:val="18"/>
+                          <w:lang w:eastAsia="zh-CN"/>
+                        </w:rPr>
+                        <w:t>2</w:t>
+                      </w:r>
+                      <w:r>
+                        <w:rPr>
+                          <w:rFonts w:ascii="Times New Roman" w:hAnsi="Times New Roman" w:eastAsia="微软雅黑" w:cs="Times New Roman"/>
+                          <w:kern w:val="0"/>
+                          <w:sz w:val="18"/>
+                          <w:szCs w:val="18"/>
+                          <w:lang w:eastAsia="zh-CN"/>
+                        </w:rPr>
+                        <w:t>”</w:t>
+                      </w:r>
+                      <w:r>
+                        <w:rPr>
+                          <w:rFonts w:hint="eastAsia" w:ascii="Times New Roman" w:hAnsi="Times New Roman" w:eastAsia="微软雅黑" w:cs="Times New Roman"/>
+                          <w:kern w:val="0"/>
+                          <w:sz w:val="18"/>
+                          <w:szCs w:val="18"/>
+                          <w:lang w:eastAsia="zh-CN"/>
+                        </w:rPr>
+                        <w:t xml:space="preserve"> %}</w:t>
+                      </w:r>
+                    </w:p>
+                    <w:p>
+                      <w:pPr>
+                        <w:keepNext w:val="0"/>
+                        <w:keepLines w:val="0"/>
+                        <w:pageBreakBefore w:val="0"/>
+                        <w:kinsoku/>
+                        <w:wordWrap/>
+                        <w:overflowPunct/>
+                        <w:topLinePunct w:val="0"/>
+                        <w:bidi w:val="0"/>
+                        <w:adjustRightInd/>
+                        <w:snapToGrid w:val="0"/>
+                        <w:jc w:val="left"/>
+                        <w:textAlignment w:val="auto"/>
+                        <w:rPr>
+                          <w:rFonts w:ascii="宋体" w:hAnsi="宋体" w:eastAsia="宋体" w:cs="宋体"/>
+                          <w:kern w:val="0"/>
+                          <w:sz w:val="18"/>
+                          <w:szCs w:val="18"/>
+                          <w:lang w:eastAsia="zh-CN"/>
+                        </w:rPr>
+                      </w:pPr>
+                    </w:p>
+                    <w:tbl>
+                      <w:tblPr>
+                        <w:tblStyle w:val="61"/>
+                        <w:tblW w:w="4543" w:type="dxa"/>
+                        <w:tblInd w:w="0" w:type="dxa"/>
+                        <w:tblLayout w:type="fixed"/>
+                        <w:tblCellMar>
+                          <w:top w:w="0" w:type="dxa"/>
+                          <w:left w:w="0" w:type="dxa"/>
+                          <w:bottom w:w="0" w:type="dxa"/>
+                          <w:right w:w="0" w:type="dxa"/>
+                        </w:tblCellMar>
+                      </w:tblPr>
+                      <w:tblGrid>
+                        <w:gridCol w:w="835"/>
+                        <w:gridCol w:w="1308"/>
+                        <w:gridCol w:w="912"/>
+                        <w:gridCol w:w="1488"/>
+                      </w:tblGrid>
+                      <w:tr>
+                        <w:tblPrEx>
+                          <w:tblCellMar>
+                            <w:top w:w="0" w:type="dxa"/>
+                            <w:left w:w="0" w:type="dxa"/>
+                            <w:bottom w:w="0" w:type="dxa"/>
+                            <w:right w:w="0" w:type="dxa"/>
+                          </w:tblCellMar>
+                        </w:tblPrEx>
+                        <w:trPr>
+                          <w:trHeight w:val="441" w:hRule="exact"/>
+                        </w:trPr>
+                        <w:tc>
+                          <w:tcPr>
+                            <w:tcW w:w="835" w:type="dxa"/>
+                            <w:vAlign w:val="center"/>
+                          </w:tcPr>
+                          <w:p>
+                            <w:pPr>
+                              <w:keepNext w:val="0"/>
+                              <w:keepLines w:val="0"/>
+                              <w:pageBreakBefore w:val="0"/>
+                              <w:widowControl w:val="0"/>
+                              <w:kinsoku/>
+                              <w:wordWrap/>
+                              <w:overflowPunct/>
+                              <w:topLinePunct w:val="0"/>
+                              <w:bidi w:val="0"/>
+                              <w:adjustRightInd/>
+                              <w:snapToGrid w:val="0"/>
+                              <w:spacing w:before="13"/>
+                              <w:ind w:left="13" w:right="95"/>
+                              <w:jc w:val="both"/>
+                              <w:textAlignment w:val="auto"/>
+                              <w:rPr>
+                                <w:rFonts w:ascii="Times New Roman" w:hAnsi="Times New Roman" w:eastAsia="宋体" w:cs="Times New Roman"/>
+                                <w:b/>
+                                <w:sz w:val="18"/>
+                                <w:szCs w:val="18"/>
+                                <w:lang w:val="en-US" w:eastAsia="en-US" w:bidi="ar-SA"/>
+                              </w:rPr>
+                            </w:pPr>
+                            <w:r>
+                              <w:rPr>
+                                <w:rFonts w:ascii="Times New Roman" w:hAnsi="Times New Roman" w:eastAsia="宋体" w:cs="Times New Roman"/>
+                                <w:b/>
+                                <w:sz w:val="18"/>
+                                <w:szCs w:val="18"/>
+                                <w:lang w:val="en-US" w:eastAsia="en-US" w:bidi="ar-SA"/>
+                              </w:rPr>
+                              <w:t>检测人：</w:t>
+                            </w:r>
+                          </w:p>
+                        </w:tc>
+                        <w:tc>
+                          <w:tcPr>
+                            <w:tcW w:w="1308" w:type="dxa"/>
+                            <w:vAlign w:val="center"/>
+                          </w:tcPr>
+                          <w:p>
+                            <w:pPr>
+                              <w:keepNext w:val="0"/>
+                              <w:keepLines w:val="0"/>
+                              <w:pageBreakBefore w:val="0"/>
+                              <w:widowControl w:val="0"/>
+                              <w:kinsoku/>
+                              <w:wordWrap/>
+                              <w:overflowPunct/>
+                              <w:topLinePunct w:val="0"/>
+                              <w:bidi w:val="0"/>
+                              <w:adjustRightInd/>
+                              <w:snapToGrid w:val="0"/>
+                              <w:spacing w:before="13"/>
+                              <w:jc w:val="both"/>
+                              <w:textAlignment w:val="auto"/>
+                              <w:rPr>
+                                <w:rFonts w:ascii="Times New Roman" w:hAnsi="Times New Roman" w:eastAsia="宋体" w:cs="Times New Roman"/>
+                                <w:b/>
+                                <w:sz w:val="18"/>
+                                <w:szCs w:val="18"/>
+                                <w:lang w:val="en-US" w:eastAsia="en-US" w:bidi="ar-SA"/>
+                              </w:rPr>
+                            </w:pPr>
+                            <w:r>
+                              <w:rPr>
+                                <w:rFonts w:ascii="宋体" w:hAnsi="宋体" w:eastAsia="宋体" w:cs="宋体"/>
+                                <w:sz w:val="18"/>
+                                <w:szCs w:val="18"/>
+                                <w:lang w:val="en-US" w:eastAsia="en-US" w:bidi="ar-SA"/>
+                              </w:rPr>
+                              <w:drawing>
+                                <wp:inline distT="0" distB="0" distL="114300" distR="114300">
+                                  <wp:extent cx="604520" cy="325755"/>
+                                  <wp:effectExtent l="0" t="0" r="0" b="0"/>
+                                  <wp:docPr id="31" name="图片 1"/>
+                                  <wp:cNvGraphicFramePr>
+                                    <a:graphicFrameLocks xmlns:a="http://schemas.openxmlformats.org/drawingml/2006/main" noChangeAspect="1"/>
+                                  </wp:cNvGraphicFramePr>
+                                  <a:graphic xmlns:a="http://schemas.openxmlformats.org/drawingml/2006/main">
+                                    <a:graphicData uri="http://schemas.openxmlformats.org/drawingml/2006/picture">
+                                      <pic:pic xmlns:pic="http://schemas.openxmlformats.org/drawingml/2006/picture">
+                                        <pic:nvPicPr>
+                                          <pic:cNvPr id="31" name="图片 1"/>
+                                          <pic:cNvPicPr>
+                                            <a:picLocks noChangeAspect="1"/>
+                                          </pic:cNvPicPr>
+                                        </pic:nvPicPr>
+                                        <pic:blipFill>
+                                          <a:blip r:embed="rId14">
+                                            <a:clrChange>
+                                              <a:clrFrom>
+                                                <a:srgbClr val="FFFFFF">
+                                                  <a:alpha val="100000"/>
+                                                </a:srgbClr>
+                                              </a:clrFrom>
+                                              <a:clrTo>
+                                                <a:srgbClr val="FFFFFF">
+                                                  <a:alpha val="100000"/>
+                                                  <a:alpha val="0"/>
+                                                </a:srgbClr>
+                                              </a:clrTo>
+                                            </a:clrChange>
+                                          </a:blip>
+                                          <a:srcRect l="10922" t="11667"/>
+                                          <a:stretch>
+                                            <a:fillRect/>
+                                          </a:stretch>
+                                        </pic:blipFill>
+                                        <pic:spPr>
+                                          <a:xfrm>
+                                            <a:off x="0" y="0"/>
+                                            <a:ext cx="604520" cy="325755"/>
+                                          </a:xfrm>
+                                          <a:prstGeom prst="rect">
+                                            <a:avLst/>
+                                          </a:prstGeom>
+                                          <a:noFill/>
+                                          <a:ln>
+                                            <a:noFill/>
+                                          </a:ln>
+                                        </pic:spPr>
+                                      </pic:pic>
+                                    </a:graphicData>
+                                  </a:graphic>
+                                </wp:inline>
+                              </w:drawing>
+                            </w:r>
+                          </w:p>
+                        </w:tc>
+                        <w:tc>
+                          <w:tcPr>
+                            <w:tcW w:w="912" w:type="dxa"/>
+                            <w:vAlign w:val="center"/>
+                          </w:tcPr>
+                          <w:p>
+                            <w:pPr>
+                              <w:keepNext w:val="0"/>
+                              <w:keepLines w:val="0"/>
+                              <w:pageBreakBefore w:val="0"/>
+                              <w:widowControl w:val="0"/>
+                              <w:kinsoku/>
+                              <w:wordWrap/>
+                              <w:overflowPunct/>
+                              <w:topLinePunct w:val="0"/>
+                              <w:bidi w:val="0"/>
+                              <w:adjustRightInd/>
+                              <w:snapToGrid w:val="0"/>
+                              <w:spacing w:before="13"/>
+                              <w:jc w:val="both"/>
+                              <w:textAlignment w:val="auto"/>
+                              <w:rPr>
+                                <w:rFonts w:ascii="Times New Roman" w:hAnsi="Times New Roman" w:eastAsia="宋体" w:cs="Times New Roman"/>
+                                <w:b/>
+                                <w:sz w:val="18"/>
+                                <w:szCs w:val="18"/>
+                                <w:lang w:val="en-US" w:eastAsia="en-US" w:bidi="ar-SA"/>
+                              </w:rPr>
+                            </w:pPr>
+                            <w:r>
+                              <w:rPr>
+                                <w:rFonts w:ascii="Times New Roman" w:hAnsi="Times New Roman" w:eastAsia="宋体" w:cs="Times New Roman"/>
+                                <w:b/>
+                                <w:sz w:val="18"/>
+                                <w:szCs w:val="18"/>
+                                <w:lang w:val="en-US" w:eastAsia="en-US" w:bidi="ar-SA"/>
+                              </w:rPr>
+                              <w:t>复核人</w:t>
+                            </w:r>
+                            <w:r>
+                              <w:rPr>
+                                <w:rFonts w:ascii="Times New Roman" w:hAnsi="Times New Roman" w:eastAsia="宋体" w:cs="Times New Roman"/>
+                                <w:b/>
+                                <w:sz w:val="18"/>
+                                <w:szCs w:val="18"/>
+                                <w:lang w:val="en-US" w:eastAsia="zh-CN" w:bidi="ar-SA"/>
+                              </w:rPr>
+                              <w:t>：</w:t>
+                            </w:r>
+                          </w:p>
+                        </w:tc>
+                        <w:tc>
+                          <w:tcPr>
+                            <w:tcW w:w="1488" w:type="dxa"/>
+                            <w:vAlign w:val="center"/>
+                          </w:tcPr>
+                          <w:p>
+                            <w:pPr>
+                              <w:keepNext w:val="0"/>
+                              <w:keepLines w:val="0"/>
+                              <w:pageBreakBefore w:val="0"/>
+                              <w:widowControl w:val="0"/>
+                              <w:kinsoku/>
+                              <w:wordWrap/>
+                              <w:overflowPunct/>
+                              <w:topLinePunct w:val="0"/>
+                              <w:bidi w:val="0"/>
+                              <w:adjustRightInd/>
+                              <w:snapToGrid w:val="0"/>
+                              <w:spacing w:before="13"/>
+                              <w:ind w:right="15"/>
+                              <w:jc w:val="both"/>
+                              <w:textAlignment w:val="auto"/>
+                              <w:rPr>
+                                <w:rFonts w:ascii="Times New Roman" w:hAnsi="Times New Roman" w:eastAsia="宋体" w:cs="Times New Roman"/>
+                                <w:b/>
+                                <w:sz w:val="18"/>
+                                <w:szCs w:val="18"/>
+                                <w:lang w:val="en-US" w:eastAsia="en-US" w:bidi="ar-SA"/>
+                              </w:rPr>
+                            </w:pPr>
+                            <w:r>
+                              <w:rPr>
+                                <w:rFonts w:ascii="宋体" w:hAnsi="宋体" w:eastAsia="宋体" w:cs="宋体"/>
+                                <w:sz w:val="18"/>
+                                <w:szCs w:val="18"/>
+                                <w:lang w:val="en-US" w:eastAsia="en-US" w:bidi="ar-SA"/>
+                              </w:rPr>
+                              <w:drawing>
+                                <wp:inline distT="0" distB="0" distL="114300" distR="114300">
+                                  <wp:extent cx="563245" cy="319405"/>
+                                  <wp:effectExtent l="0" t="0" r="0" b="635"/>
+                                  <wp:docPr id="22" name="图片 4" descr="王建丽"/>
+                                  <wp:cNvGraphicFramePr>
+                                    <a:graphicFrameLocks xmlns:a="http://schemas.openxmlformats.org/drawingml/2006/main" noChangeAspect="1"/>
+                                  </wp:cNvGraphicFramePr>
+                                  <a:graphic xmlns:a="http://schemas.openxmlformats.org/drawingml/2006/main">
+                                    <a:graphicData uri="http://schemas.openxmlformats.org/drawingml/2006/picture">
+                                      <pic:pic xmlns:pic="http://schemas.openxmlformats.org/drawingml/2006/picture">
+                                        <pic:nvPicPr>
+                                          <pic:cNvPr id="22" name="图片 4" descr="王建丽"/>
+                                          <pic:cNvPicPr>
+                                            <a:picLocks noChangeAspect="1"/>
+                                          </pic:cNvPicPr>
+                                        </pic:nvPicPr>
+                                        <pic:blipFill>
+                                          <a:blip r:embed="rId13">
+                                            <a:clrChange>
+                                              <a:clrFrom>
+                                                <a:srgbClr val="FFFFFF">
+                                                  <a:alpha val="100000"/>
+                                                </a:srgbClr>
+                                              </a:clrFrom>
+                                              <a:clrTo>
+                                                <a:srgbClr val="FFFFFF">
+                                                  <a:alpha val="100000"/>
+                                                  <a:alpha val="0"/>
+                                                </a:srgbClr>
+                                              </a:clrTo>
+                                            </a:clrChange>
+                                          </a:blip>
+                                          <a:stretch>
+                                            <a:fillRect/>
+                                          </a:stretch>
+                                        </pic:blipFill>
+                                        <pic:spPr>
+                                          <a:xfrm>
+                                            <a:off x="0" y="0"/>
+                                            <a:ext cx="563245" cy="319405"/>
+                                          </a:xfrm>
+                                          <a:prstGeom prst="rect">
+                                            <a:avLst/>
+                                          </a:prstGeom>
+                                        </pic:spPr>
+                                      </pic:pic>
+                                    </a:graphicData>
+                                  </a:graphic>
+                                </wp:inline>
+                              </w:drawing>
+                            </w:r>
+                          </w:p>
+                        </w:tc>
+                      </w:tr>
+                      <w:tr>
+                        <w:tblPrEx>
+                          <w:tblCellMar>
+                            <w:top w:w="0" w:type="dxa"/>
+                            <w:left w:w="0" w:type="dxa"/>
+                            <w:bottom w:w="0" w:type="dxa"/>
+                            <w:right w:w="0" w:type="dxa"/>
+                          </w:tblCellMar>
+                        </w:tblPrEx>
+                        <w:trPr>
+                          <w:trHeight w:val="457" w:hRule="exact"/>
+                        </w:trPr>
+                        <w:tc>
+                          <w:tcPr>
+                            <w:tcW w:w="835" w:type="dxa"/>
+                            <w:vAlign w:val="center"/>
+                          </w:tcPr>
+                          <w:p>
+                            <w:pPr>
+                              <w:keepNext w:val="0"/>
+                              <w:keepLines w:val="0"/>
+                              <w:pageBreakBefore w:val="0"/>
+                              <w:widowControl w:val="0"/>
+                              <w:kinsoku/>
+                              <w:wordWrap/>
+                              <w:overflowPunct/>
+                              <w:topLinePunct w:val="0"/>
+                              <w:bidi w:val="0"/>
+                              <w:adjustRightInd/>
+                              <w:snapToGrid w:val="0"/>
+                              <w:spacing w:line="341" w:lineRule="exact"/>
+                              <w:ind w:left="13" w:right="165"/>
+                              <w:jc w:val="both"/>
+                              <w:textAlignment w:val="auto"/>
+                              <w:rPr>
+                                <w:rFonts w:ascii="Times New Roman" w:hAnsi="Times New Roman" w:eastAsia="宋体" w:cs="Times New Roman"/>
+                                <w:b/>
+                                <w:sz w:val="18"/>
+                                <w:szCs w:val="18"/>
+                                <w:lang w:val="en-US" w:eastAsia="en-US" w:bidi="ar-SA"/>
+                              </w:rPr>
+                            </w:pPr>
+                            <w:r>
+                              <w:rPr>
+                                <w:rFonts w:ascii="Times New Roman" w:hAnsi="Times New Roman" w:eastAsia="宋体" w:cs="Times New Roman"/>
+                                <w:b/>
+                                <w:sz w:val="18"/>
+                                <w:szCs w:val="18"/>
+                                <w:lang w:val="en-US" w:eastAsia="en-US" w:bidi="ar-SA"/>
+                              </w:rPr>
+                              <w:t>日</w:t>
+                            </w:r>
+                            <w:r>
+                              <w:rPr>
+                                <w:rFonts w:ascii="Times New Roman" w:hAnsi="Times New Roman" w:eastAsia="宋体" w:cs="Times New Roman"/>
+                                <w:b/>
+                                <w:sz w:val="18"/>
+                                <w:szCs w:val="18"/>
+                                <w:lang w:val="en-US" w:eastAsia="zh-CN" w:bidi="ar-SA"/>
+                              </w:rPr>
+                              <w:t xml:space="preserve">  </w:t>
+                            </w:r>
+                            <w:r>
+                              <w:rPr>
+                                <w:rFonts w:ascii="Times New Roman" w:hAnsi="Times New Roman" w:eastAsia="宋体" w:cs="Times New Roman"/>
+                                <w:b/>
+                                <w:sz w:val="18"/>
+                                <w:szCs w:val="18"/>
+                                <w:lang w:val="en-US" w:eastAsia="en-US" w:bidi="ar-SA"/>
+                              </w:rPr>
+                              <w:t>期：</w:t>
+                            </w:r>
+                          </w:p>
+                        </w:tc>
+                        <w:tc>
+                          <w:tcPr>
+                            <w:tcW w:w="1308" w:type="dxa"/>
+                            <w:vAlign w:val="center"/>
+                          </w:tcPr>
+                          <w:p>
+                            <w:pPr>
+                              <w:keepNext w:val="0"/>
+                              <w:keepLines w:val="0"/>
+                              <w:pageBreakBefore w:val="0"/>
+                              <w:widowControl w:val="0"/>
+                              <w:kinsoku/>
+                              <w:wordWrap/>
+                              <w:overflowPunct/>
+                              <w:topLinePunct w:val="0"/>
+                              <w:bidi w:val="0"/>
+                              <w:adjustRightInd/>
+                              <w:snapToGrid w:val="0"/>
+                              <w:spacing w:line="363" w:lineRule="exact"/>
+                              <w:jc w:val="both"/>
+                              <w:textAlignment w:val="auto"/>
+                              <w:rPr>
+                                <w:rFonts w:ascii="Times New Roman" w:hAnsi="Times New Roman" w:eastAsia="宋体" w:cs="Times New Roman"/>
+                                <w:sz w:val="18"/>
+                                <w:szCs w:val="18"/>
+                                <w:lang w:val="en-US" w:eastAsia="en-US" w:bidi="ar-SA"/>
+                              </w:rPr>
+                            </w:pPr>
+                            <w:r>
+                              <w:rPr>
+                                <w:rFonts w:ascii="Times New Roman" w:hAnsi="Times New Roman" w:eastAsia="宋体" w:cs="Times New Roman"/>
+                                <w:kern w:val="2"/>
+                                <w:sz w:val="18"/>
+                                <w:szCs w:val="18"/>
+                                <w:lang w:val="en-US" w:eastAsia="zh-CN" w:bidi="ar-SA"/>
+                              </w:rPr>
+                              <w:t>{{ reportdate }}</w:t>
+                            </w:r>
+                          </w:p>
+                        </w:tc>
+                        <w:tc>
+                          <w:tcPr>
+                            <w:tcW w:w="912" w:type="dxa"/>
+                            <w:vAlign w:val="center"/>
+                          </w:tcPr>
+                          <w:p>
+                            <w:pPr>
+                              <w:keepNext w:val="0"/>
+                              <w:keepLines w:val="0"/>
+                              <w:pageBreakBefore w:val="0"/>
+                              <w:widowControl w:val="0"/>
+                              <w:kinsoku/>
+                              <w:wordWrap/>
+                              <w:overflowPunct/>
+                              <w:topLinePunct w:val="0"/>
+                              <w:bidi w:val="0"/>
+                              <w:adjustRightInd/>
+                              <w:snapToGrid w:val="0"/>
+                              <w:spacing w:line="341" w:lineRule="exact"/>
+                              <w:jc w:val="both"/>
+                              <w:textAlignment w:val="auto"/>
+                              <w:rPr>
+                                <w:rFonts w:ascii="Times New Roman" w:hAnsi="Times New Roman" w:eastAsia="宋体" w:cs="Times New Roman"/>
+                                <w:b/>
+                                <w:sz w:val="18"/>
+                                <w:szCs w:val="18"/>
+                                <w:lang w:val="en-US" w:eastAsia="en-US" w:bidi="ar-SA"/>
+                              </w:rPr>
+                            </w:pPr>
+                            <w:r>
+                              <w:rPr>
+                                <w:rFonts w:ascii="Times New Roman" w:hAnsi="Times New Roman" w:eastAsia="宋体" w:cs="Times New Roman"/>
+                                <w:b/>
+                                <w:sz w:val="18"/>
+                                <w:szCs w:val="18"/>
+                                <w:lang w:val="en-US" w:eastAsia="en-US" w:bidi="ar-SA"/>
+                              </w:rPr>
+                              <w:t>日</w:t>
+                            </w:r>
+                            <w:r>
+                              <w:rPr>
+                                <w:rFonts w:ascii="Times New Roman" w:hAnsi="Times New Roman" w:eastAsia="宋体" w:cs="Times New Roman"/>
+                                <w:b/>
+                                <w:sz w:val="18"/>
+                                <w:szCs w:val="18"/>
+                                <w:lang w:val="en-US" w:eastAsia="zh-CN" w:bidi="ar-SA"/>
+                              </w:rPr>
+                              <w:t xml:space="preserve">  </w:t>
+                            </w:r>
+                            <w:r>
+                              <w:rPr>
+                                <w:rFonts w:ascii="Times New Roman" w:hAnsi="Times New Roman" w:eastAsia="宋体" w:cs="Times New Roman"/>
+                                <w:b/>
+                                <w:sz w:val="18"/>
+                                <w:szCs w:val="18"/>
+                                <w:lang w:val="en-US" w:eastAsia="en-US" w:bidi="ar-SA"/>
+                              </w:rPr>
+                              <w:t>期：</w:t>
+                            </w:r>
+                          </w:p>
+                        </w:tc>
+                        <w:tc>
+                          <w:tcPr>
+                            <w:tcW w:w="1488" w:type="dxa"/>
+                            <w:vAlign w:val="center"/>
+                          </w:tcPr>
+                          <w:p>
+                            <w:pPr>
+                              <w:keepNext w:val="0"/>
+                              <w:keepLines w:val="0"/>
+                              <w:pageBreakBefore w:val="0"/>
+                              <w:widowControl w:val="0"/>
+                              <w:kinsoku/>
+                              <w:wordWrap/>
+                              <w:overflowPunct/>
+                              <w:topLinePunct w:val="0"/>
+                              <w:bidi w:val="0"/>
+                              <w:adjustRightInd/>
+                              <w:snapToGrid w:val="0"/>
+                              <w:spacing w:line="363" w:lineRule="exact"/>
+                              <w:ind w:right="15"/>
+                              <w:jc w:val="both"/>
+                              <w:textAlignment w:val="auto"/>
+                              <w:rPr>
+                                <w:rFonts w:ascii="Times New Roman" w:hAnsi="Times New Roman" w:eastAsia="宋体" w:cs="Times New Roman"/>
+                                <w:sz w:val="18"/>
+                                <w:szCs w:val="18"/>
+                                <w:lang w:val="en-US" w:eastAsia="en-US" w:bidi="ar-SA"/>
+                              </w:rPr>
+                            </w:pPr>
+                            <w:r>
+                              <w:rPr>
+                                <w:rFonts w:ascii="Times New Roman" w:hAnsi="Times New Roman" w:eastAsia="宋体" w:cs="Times New Roman"/>
+                                <w:kern w:val="2"/>
+                                <w:sz w:val="18"/>
+                                <w:szCs w:val="18"/>
+                                <w:lang w:val="en-US" w:eastAsia="zh-CN" w:bidi="ar-SA"/>
+                              </w:rPr>
+                              <w:t>{{ reportdate }}</w:t>
+                            </w:r>
+                          </w:p>
+                        </w:tc>
+                      </w:tr>
+                    </w:tbl>
+                    <w:p>
+                      <w:pPr>
+                        <w:keepNext w:val="0"/>
+                        <w:keepLines w:val="0"/>
+                        <w:pageBreakBefore w:val="0"/>
+                        <w:widowControl/>
+                        <w:kinsoku/>
+                        <w:wordWrap/>
+                        <w:overflowPunct/>
+                        <w:topLinePunct w:val="0"/>
+                        <w:bidi w:val="0"/>
+                        <w:adjustRightInd/>
+                        <w:snapToGrid w:val="0"/>
+                        <w:jc w:val="left"/>
+                        <w:textAlignment w:val="auto"/>
+                        <w:rPr>
+                          <w:rFonts w:hint="default" w:ascii="Times New Roman" w:hAnsi="Times New Roman" w:eastAsia="等线" w:cs="宋体"/>
+                          <w:sz w:val="18"/>
+                          <w:szCs w:val="18"/>
+                          <w:lang w:val="en-US" w:eastAsia="zh-CN" w:bidi="ar-SA"/>
+                        </w:rPr>
+                      </w:pPr>
+                      <w:r>
+                        <w:rPr>
+                          <w:rFonts w:hint="eastAsia" w:ascii="Times New Roman" w:hAnsi="Times New Roman" w:eastAsia="微软雅黑" w:cs="Times New Roman"/>
+                          <w:kern w:val="0"/>
+                          <w:sz w:val="18"/>
+                          <w:szCs w:val="18"/>
+                          <w:lang w:eastAsia="zh-CN"/>
+                        </w:rPr>
+                        <w:t>{% endif %}</w:t>
+                      </w:r>
+                    </w:p>
+                  </w:txbxContent>
+                </v:textbox>
+              </v:shape>
+            </w:pict>
+          </mc:Fallback>
+        </mc:AlternateContent>
+      </w:r>
       <w:r>
         <w:rPr>
           <w:rFonts w:hint="eastAsia" w:ascii="黑体" w:hAnsi="黑体" w:eastAsia="黑体" w:cs="黑体"/>
@@ -10420,7 +15433,7 @@
                     <pic:cNvPicPr/>
                   </pic:nvPicPr>
                   <pic:blipFill>
-                    <a:blip r:embed="rId9" cstate="print"/>
+                    <a:blip r:embed="rId15" cstate="print"/>
                     <a:srcRect/>
                     <a:stretch>
                       <a:fillRect/>
@@ -12441,6 +17454,19 @@
       </w:tblCellMar>
     </w:tblPr>
   </w:style>
+  <w:style w:type="table" w:customStyle="1" w:styleId="61">
+    <w:name w:val="Table Normal"/>
+    <w:basedOn w:val="15"/>
+    <w:autoRedefine/>
+    <w:qFormat/>
+    <w:uiPriority w:val="0"/>
+    <w:tblPr>
+      <w:tblCellMar>
+        <w:left w:w="0" w:type="dxa"/>
+        <w:right w:w="0" w:type="dxa"/>
+      </w:tblCellMar>
+    </w:tblPr>
+  </w:style>
 </w:styles>
 </file>
 
@@ -12726,4 +17752,21 @@
   </a:themeElements>
   <a:objectDefaults/>
 </a:theme>
+</file>
+
+<file path=customXml/item1.xml><?xml version="1.0" encoding="utf-8"?>
+<s:customData xmlns="http://www.wps.cn/officeDocument/2013/wpsCustomData" xmlns:s="http://www.wps.cn/officeDocument/2013/wpsCustomData">
+  <customSectProps/>
+  <customShpExts>
+    <customShpInfo spid="_x0000_s1026" textRotate="1"/>
+  </customShpExts>
+</s:customData>
+</file>
+
+<file path=customXml/itemProps1.xml><?xml version="1.0" encoding="utf-8"?>
+<ds:datastoreItem xmlns:ds="http://schemas.openxmlformats.org/officeDocument/2006/customXml" ds:itemID="{B1977F7D-205B-4081-913C-38D41E755F92}">
+  <ds:schemaRefs>
+    <ds:schemaRef ds:uri="http://www.wps.cn/officeDocument/2013/wpsCustomData"/>
+  </ds:schemaRefs>
+</ds:datastoreItem>
 </file>
--- a/WebContent/docx/实体瘤分子残留病灶MRD检测报告-基石.docx
+++ b/WebContent/docx/实体瘤分子残留病灶MRD检测报告-基石.docx
@@ -459,9 +459,9 @@
         </w:rPr>
       </w:pPr>
       <w:bookmarkStart w:id="0" w:name="_Toc117522755"/>
-      <w:bookmarkStart w:id="1" w:name="_Toc81408789"/>
-      <w:bookmarkStart w:id="2" w:name="_Toc114664075"/>
-      <w:bookmarkStart w:id="3" w:name="_Toc116571888"/>
+      <w:bookmarkStart w:id="1" w:name="_Toc116571888"/>
+      <w:bookmarkStart w:id="2" w:name="_Toc81408789"/>
+      <w:bookmarkStart w:id="3" w:name="_Toc114664075"/>
       <w:r>
         <w:rPr>
           <w:rFonts w:hint="eastAsia" w:ascii="黑体" w:hAnsi="黑体" w:eastAsia="黑体" w:cs="黑体"/>
@@ -471,8 +471,8 @@
         </w:rPr>
         <w:tab/>
       </w:r>
-      <w:bookmarkStart w:id="4" w:name="_Toc205305054"/>
-      <w:bookmarkStart w:id="5" w:name="_Toc21118"/>
+      <w:bookmarkStart w:id="4" w:name="_Toc21118"/>
+      <w:bookmarkStart w:id="5" w:name="_Toc205305054"/>
       <w:bookmarkStart w:id="6" w:name="_Toc14652"/>
       <w:r>
         <w:rPr>
@@ -6557,17 +6557,8 @@
         </w:rPr>
         <w:t>在实体瘤中，MRD通常指分子残留病灶（molecular residual disease）也称微小残留病灶（minimal residual disease），即通过循环肿瘤DNA（circulating tumor DNA，ctDNA）等</w:t>
       </w:r>
-    </w:p>
-    <w:p>
-      <w:pPr>
-        <w:pStyle w:val="40"/>
-        <w:spacing w:line="240" w:lineRule="auto"/>
-        <w:ind w:firstLine="360" w:firstLineChars="200"/>
-        <w:rPr>
-          <w:rFonts w:hint="eastAsia" w:ascii="黑体" w:hAnsi="黑体" w:eastAsia="黑体" w:cs="黑体"/>
-          <w:szCs w:val="18"/>
-        </w:rPr>
-      </w:pPr>
+      <w:bookmarkStart w:id="33" w:name="_GoBack"/>
+      <w:bookmarkEnd w:id="33"/>
       <w:r>
         <w:rPr>
           <w:rFonts w:hint="eastAsia" w:ascii="黑体" w:hAnsi="黑体" w:eastAsia="黑体" w:cs="黑体"/>
@@ -6863,9 +6854,9 @@
           <w:szCs w:val="32"/>
         </w:rPr>
       </w:pPr>
-      <w:bookmarkStart w:id="26" w:name="_Toc8808"/>
-      <w:bookmarkStart w:id="27" w:name="_Toc11900"/>
-      <w:bookmarkStart w:id="28" w:name="_Toc205305063"/>
+      <w:bookmarkStart w:id="26" w:name="_Toc205305063"/>
+      <w:bookmarkStart w:id="27" w:name="_Toc8808"/>
+      <w:bookmarkStart w:id="28" w:name="_Toc11900"/>
       <w:r>
         <w:rPr>
           <w:rFonts w:hint="eastAsia" w:ascii="黑体" w:hAnsi="黑体" w:eastAsia="黑体" w:cs="黑体"/>
@@ -10242,7 +10233,6 @@
           <w:rFonts w:hint="eastAsia" w:ascii="黑体" w:hAnsi="黑体" w:eastAsia="黑体" w:cs="黑体"/>
         </w:rPr>
       </w:pPr>
-      <w:bookmarkStart w:id="33" w:name="_GoBack"/>
       <w:r>
         <w:rPr>
           <w:sz w:val="15"/>
@@ -15532,7 +15522,6 @@
           </mc:Fallback>
         </mc:AlternateContent>
       </w:r>
-      <w:bookmarkEnd w:id="33"/>
       <w:r>
         <w:rPr>
           <w:rFonts w:hint="eastAsia" w:ascii="黑体" w:hAnsi="黑体" w:eastAsia="黑体" w:cs="黑体"/>

--- a/WebContent/docx/实体瘤分子残留病灶MRD检测报告-基石.docx
+++ b/WebContent/docx/实体瘤分子残留病灶MRD检测报告-基石.docx
@@ -458,10 +458,10 @@
           <w:szCs w:val="36"/>
         </w:rPr>
       </w:pPr>
-      <w:bookmarkStart w:id="0" w:name="_Toc117522755"/>
-      <w:bookmarkStart w:id="1" w:name="_Toc116571888"/>
-      <w:bookmarkStart w:id="2" w:name="_Toc81408789"/>
-      <w:bookmarkStart w:id="3" w:name="_Toc114664075"/>
+      <w:bookmarkStart w:id="0" w:name="_Toc116571888"/>
+      <w:bookmarkStart w:id="1" w:name="_Toc114664075"/>
+      <w:bookmarkStart w:id="2" w:name="_Toc117522755"/>
+      <w:bookmarkStart w:id="3" w:name="_Toc81408789"/>
       <w:r>
         <w:rPr>
           <w:rFonts w:hint="eastAsia" w:ascii="黑体" w:hAnsi="黑体" w:eastAsia="黑体" w:cs="黑体"/>
@@ -2747,8 +2747,8 @@
         </w:rPr>
       </w:pPr>
       <w:bookmarkStart w:id="7" w:name="_Toc10000"/>
-      <w:bookmarkStart w:id="8" w:name="_Toc114664077"/>
-      <w:bookmarkStart w:id="9" w:name="_Toc93496790"/>
+      <w:bookmarkStart w:id="8" w:name="_Toc93496790"/>
+      <w:bookmarkStart w:id="9" w:name="_Toc114664077"/>
       <w:r>
         <w:rPr>
           <w:rFonts w:hint="eastAsia" w:ascii="黑体" w:hAnsi="黑体" w:eastAsia="黑体" w:cs="黑体"/>
@@ -4700,7 +4700,27 @@
                 <w:szCs w:val="18"/>
                 <w:lang w:eastAsia="zh-CN" w:bidi="ar"/>
               </w:rPr>
-              <w:t>≥20</w:t>
+              <w:t>≥</w:t>
+            </w:r>
+            <w:r>
+              <w:rPr>
+                <w:rFonts w:hint="eastAsia" w:ascii="黑体" w:hAnsi="黑体" w:eastAsia="黑体" w:cs="黑体"/>
+                <w:color w:val="595959"/>
+                <w:sz w:val="18"/>
+                <w:szCs w:val="18"/>
+                <w:lang w:val="en-US" w:eastAsia="zh-CN" w:bidi="ar"/>
+              </w:rPr>
+              <w:t>1</w:t>
+            </w:r>
+            <w:r>
+              <w:rPr>
+                <w:rFonts w:hint="eastAsia" w:ascii="黑体" w:hAnsi="黑体" w:eastAsia="黑体" w:cs="黑体"/>
+                <w:color w:val="595959"/>
+                <w:sz w:val="18"/>
+                <w:szCs w:val="18"/>
+                <w:lang w:eastAsia="zh-CN" w:bidi="ar"/>
+              </w:rPr>
+              <w:t>0</w:t>
             </w:r>
           </w:p>
         </w:tc>
@@ -4829,9 +4849,19 @@
                 <w:color w:val="595959"/>
                 <w:sz w:val="18"/>
                 <w:szCs w:val="18"/>
+                <w:lang w:val="en-US" w:eastAsia="zh-CN" w:bidi="ar"/>
+              </w:rPr>
+              <w:t>1-2</w:t>
+            </w:r>
+            <w:r>
+              <w:rPr>
+                <w:rFonts w:hint="eastAsia" w:ascii="黑体" w:hAnsi="黑体" w:eastAsia="黑体" w:cs="黑体"/>
+                <w:color w:val="595959"/>
+                <w:sz w:val="18"/>
+                <w:szCs w:val="18"/>
                 <w:lang w:eastAsia="zh-CN" w:bidi="ar"/>
               </w:rPr>
-              <w:t>A/B/C级</w:t>
+              <w:t>级</w:t>
             </w:r>
           </w:p>
         </w:tc>
@@ -4962,7 +4992,27 @@
                 <w:szCs w:val="18"/>
                 <w:lang w:eastAsia="zh-CN" w:bidi="ar"/>
               </w:rPr>
-              <w:t>≥500</w:t>
+              <w:t>≥</w:t>
+            </w:r>
+            <w:r>
+              <w:rPr>
+                <w:rFonts w:hint="eastAsia" w:ascii="黑体" w:hAnsi="黑体" w:eastAsia="黑体" w:cs="黑体"/>
+                <w:color w:val="595959"/>
+                <w:sz w:val="18"/>
+                <w:szCs w:val="18"/>
+                <w:lang w:val="en-US" w:eastAsia="zh-CN" w:bidi="ar"/>
+              </w:rPr>
+              <w:t>32</w:t>
+            </w:r>
+            <w:r>
+              <w:rPr>
+                <w:rFonts w:hint="eastAsia" w:ascii="黑体" w:hAnsi="黑体" w:eastAsia="黑体" w:cs="黑体"/>
+                <w:color w:val="595959"/>
+                <w:sz w:val="18"/>
+                <w:szCs w:val="18"/>
+                <w:lang w:eastAsia="zh-CN" w:bidi="ar"/>
+              </w:rPr>
+              <w:t>0</w:t>
             </w:r>
           </w:p>
         </w:tc>
@@ -5717,134 +5767,7 @@
           <w:szCs w:val="18"/>
           <w:lang w:eastAsia="zh-CN"/>
         </w:rPr>
-        <w:t>DNA降解程度：{% if summaryOfRresults.type == “blood” %}cfDNA样本不适用于此项评估。{% endif %}</w:t>
-      </w:r>
-    </w:p>
-    <w:p>
-      <w:pPr>
-        <w:numPr>
-          <w:ilvl w:val="0"/>
-          <w:numId w:val="4"/>
-        </w:numPr>
-        <w:spacing w:line="270" w:lineRule="exact"/>
-        <w:ind w:left="598" w:leftChars="150" w:hanging="283"/>
-        <w:jc w:val="left"/>
-        <w:rPr>
-          <w:rFonts w:hint="eastAsia" w:ascii="黑体" w:hAnsi="黑体" w:eastAsia="黑体" w:cs="黑体"/>
-          <w:bCs/>
-          <w:color w:val="595959"/>
-          <w:kern w:val="0"/>
-          <w:sz w:val="18"/>
-          <w:szCs w:val="18"/>
-          <w:lang w:eastAsia="zh-CN"/>
-        </w:rPr>
-      </w:pPr>
-      <w:r>
-        <w:rPr>
-          <w:rFonts w:hint="eastAsia" w:ascii="黑体" w:hAnsi="黑体" w:eastAsia="黑体" w:cs="黑体"/>
-          <w:bCs/>
-          <w:color w:val="595959"/>
-          <w:kern w:val="0"/>
-          <w:sz w:val="18"/>
-          <w:szCs w:val="18"/>
-          <w:lang w:eastAsia="zh-CN"/>
-        </w:rPr>
-        <w:t>A级：有主带，或降解均匀且降解区域主要集中在5000bp以上；</w:t>
-      </w:r>
-    </w:p>
-    <w:p>
-      <w:pPr>
-        <w:numPr>
-          <w:ilvl w:val="0"/>
-          <w:numId w:val="4"/>
-        </w:numPr>
-        <w:spacing w:line="270" w:lineRule="exact"/>
-        <w:ind w:left="598" w:leftChars="150" w:hanging="283"/>
-        <w:jc w:val="left"/>
-        <w:rPr>
-          <w:rFonts w:hint="eastAsia" w:ascii="黑体" w:hAnsi="黑体" w:eastAsia="黑体" w:cs="黑体"/>
-          <w:bCs/>
-          <w:color w:val="595959"/>
-          <w:kern w:val="0"/>
-          <w:sz w:val="18"/>
-          <w:szCs w:val="18"/>
-          <w:lang w:eastAsia="zh-CN"/>
-        </w:rPr>
-      </w:pPr>
-      <w:r>
-        <w:rPr>
-          <w:rFonts w:hint="eastAsia" w:ascii="黑体" w:hAnsi="黑体" w:eastAsia="黑体" w:cs="黑体"/>
-          <w:bCs/>
-          <w:color w:val="595959"/>
-          <w:kern w:val="0"/>
-          <w:sz w:val="18"/>
-          <w:szCs w:val="18"/>
-          <w:lang w:eastAsia="zh-CN"/>
-        </w:rPr>
-        <w:t>B级：无主带，降解均匀且降解区域主要集中在1500-5000bp之间；</w:t>
-      </w:r>
-    </w:p>
-    <w:p>
-      <w:pPr>
-        <w:numPr>
-          <w:ilvl w:val="0"/>
-          <w:numId w:val="4"/>
-        </w:numPr>
-        <w:spacing w:line="270" w:lineRule="exact"/>
-        <w:ind w:left="598" w:leftChars="150" w:hanging="283"/>
-        <w:jc w:val="left"/>
-        <w:rPr>
-          <w:rFonts w:hint="eastAsia" w:ascii="黑体" w:hAnsi="黑体" w:eastAsia="黑体" w:cs="黑体"/>
-          <w:bCs/>
-          <w:color w:val="595959"/>
-          <w:kern w:val="0"/>
-          <w:sz w:val="18"/>
-          <w:szCs w:val="18"/>
-          <w:lang w:eastAsia="zh-CN"/>
-        </w:rPr>
-      </w:pPr>
-      <w:r>
-        <w:rPr>
-          <w:rFonts w:hint="eastAsia" w:ascii="黑体" w:hAnsi="黑体" w:eastAsia="黑体" w:cs="黑体"/>
-          <w:bCs/>
-          <w:color w:val="595959"/>
-          <w:kern w:val="0"/>
-          <w:sz w:val="18"/>
-          <w:szCs w:val="18"/>
-          <w:lang w:eastAsia="zh-CN"/>
-        </w:rPr>
-        <w:t>C级：无主带，降解均匀且降解区域主要集中在500-1500bp之间；</w:t>
-      </w:r>
-    </w:p>
-    <w:p>
-      <w:pPr>
-        <w:numPr>
-          <w:ilvl w:val="0"/>
-          <w:numId w:val="4"/>
-        </w:numPr>
-        <w:spacing w:line="270" w:lineRule="exact"/>
-        <w:ind w:left="598" w:leftChars="150" w:hanging="283"/>
-        <w:jc w:val="left"/>
-        <w:rPr>
-          <w:rFonts w:hint="eastAsia" w:ascii="黑体" w:hAnsi="黑体" w:eastAsia="黑体" w:cs="黑体"/>
-          <w:color w:val="595959"/>
-          <w:kern w:val="0"/>
-          <w:sz w:val="18"/>
-          <w:szCs w:val="18"/>
-          <w:lang w:eastAsia="zh-CN"/>
-        </w:rPr>
-      </w:pPr>
-      <w:r>
-        <w:rPr>
-          <w:rFonts w:hint="eastAsia" w:ascii="黑体" w:hAnsi="黑体" w:eastAsia="黑体" w:cs="黑体"/>
-          <w:bCs/>
-          <w:color w:val="595959"/>
-          <w:kern w:val="0"/>
-          <w:sz w:val="18"/>
-          <w:szCs w:val="18"/>
-          <w:lang w:eastAsia="zh-CN"/>
-        </w:rPr>
-        <w:t>D级（不合格））：无主带，降解均匀且降解区域主要集中在500-1500bp之间，但总量介于100ng到300ng之间；或降解区域弥散在150-1000bp，或集中在500bp以下。</w:t>
+        <w:t>DNA降解程度：1-2级别样本质量较好，3级不能满足检测要求{% if summaryOfRresults.type == “blood” %}；cfDNA样本不适用于此项评估{% endif %}。</w:t>
       </w:r>
     </w:p>
     <w:p>
@@ -5863,6 +5786,8 @@
           <w:lang w:eastAsia="zh-CN"/>
         </w:rPr>
       </w:pPr>
+      <w:bookmarkStart w:id="33" w:name="_GoBack"/>
+      <w:bookmarkEnd w:id="33"/>
       <w:r>
         <w:rPr>
           <w:rFonts w:hint="eastAsia" w:ascii="黑体" w:hAnsi="黑体" w:eastAsia="黑体" w:cs="黑体"/>
@@ -6131,8 +6056,8 @@
         </w:rPr>
       </w:pPr>
       <w:bookmarkStart w:id="20" w:name="_Toc8569"/>
-      <w:bookmarkStart w:id="21" w:name="_Toc488"/>
-      <w:bookmarkStart w:id="22" w:name="_Toc116571898"/>
+      <w:bookmarkStart w:id="21" w:name="_Toc116571898"/>
+      <w:bookmarkStart w:id="22" w:name="_Toc488"/>
       <w:r>
         <w:rPr>
           <w:rFonts w:hint="eastAsia" w:ascii="黑体" w:hAnsi="黑体" w:eastAsia="黑体" w:cs="黑体"/>
@@ -6555,16 +6480,7 @@
           <w:rFonts w:hint="eastAsia" w:ascii="黑体" w:hAnsi="黑体" w:eastAsia="黑体" w:cs="黑体"/>
           <w:szCs w:val="18"/>
         </w:rPr>
-        <w:t>在实体瘤中，MRD通常指分子残留病灶（molecular residual disease）也称微小残留病灶（minimal residual disease），即通过循环肿瘤DNA（circulating tumor DNA，ctDNA）等</w:t>
-      </w:r>
-      <w:bookmarkStart w:id="33" w:name="_GoBack"/>
-      <w:bookmarkEnd w:id="33"/>
-      <w:r>
-        <w:rPr>
-          <w:rFonts w:hint="eastAsia" w:ascii="黑体" w:hAnsi="黑体" w:eastAsia="黑体" w:cs="黑体"/>
-          <w:szCs w:val="18"/>
-        </w:rPr>
-        <w:t>肿瘤来源的分子异常，发现影像学（包括正电子发射计算机断层显像）或传统实验室方法不能发现的潜在病灶，代表着肿瘤的持续存在和临床进展可能。</w:t>
+        <w:t>在实体瘤中，MRD通常指分子残留病灶（molecular residual disease）也称微小残留病灶（minimal residual disease），即通过循环肿瘤DNA（circulating tumor DNA，ctDNA）等肿瘤来源的分子异常，发现影像学（包括正电子发射计算机断层显像）或传统实验室方法不能发现的潜在病灶，代表着肿瘤的持续存在和临床进展可能。</w:t>
       </w:r>
     </w:p>
     <w:p>
@@ -6780,7 +6696,7 @@
       <w:pPr>
         <w:numPr>
           <w:ilvl w:val="0"/>
-          <w:numId w:val="5"/>
+          <w:numId w:val="4"/>
         </w:numPr>
         <w:ind w:left="425" w:leftChars="0" w:hanging="425" w:firstLineChars="0"/>
         <w:rPr>
@@ -6855,8 +6771,8 @@
         </w:rPr>
       </w:pPr>
       <w:bookmarkStart w:id="26" w:name="_Toc205305063"/>
-      <w:bookmarkStart w:id="27" w:name="_Toc8808"/>
-      <w:bookmarkStart w:id="28" w:name="_Toc11900"/>
+      <w:bookmarkStart w:id="27" w:name="_Toc11900"/>
+      <w:bookmarkStart w:id="28" w:name="_Toc8808"/>
       <w:r>
         <w:rPr>
           <w:rFonts w:hint="eastAsia" w:ascii="黑体" w:hAnsi="黑体" w:eastAsia="黑体" w:cs="黑体"/>
@@ -7386,7 +7302,7 @@
       <w:pPr>
         <w:numPr>
           <w:ilvl w:val="0"/>
-          <w:numId w:val="6"/>
+          <w:numId w:val="5"/>
         </w:numPr>
         <w:ind w:left="425" w:leftChars="0" w:hanging="425" w:firstLineChars="0"/>
         <w:rPr>
@@ -7414,7 +7330,7 @@
       <w:pPr>
         <w:numPr>
           <w:ilvl w:val="0"/>
-          <w:numId w:val="6"/>
+          <w:numId w:val="5"/>
         </w:numPr>
         <w:ind w:left="425" w:leftChars="0" w:hanging="425" w:firstLineChars="0"/>
         <w:rPr>
@@ -7460,7 +7376,7 @@
       <w:pPr>
         <w:numPr>
           <w:ilvl w:val="0"/>
-          <w:numId w:val="6"/>
+          <w:numId w:val="5"/>
         </w:numPr>
         <w:ind w:left="425" w:leftChars="0" w:hanging="425" w:firstLineChars="0"/>
         <w:rPr>
@@ -7486,7 +7402,7 @@
       <w:pPr>
         <w:numPr>
           <w:ilvl w:val="0"/>
-          <w:numId w:val="6"/>
+          <w:numId w:val="5"/>
         </w:numPr>
         <w:ind w:left="425" w:leftChars="0" w:hanging="425" w:firstLineChars="0"/>
         <w:rPr>
@@ -7595,7 +7511,7 @@
         <w:pStyle w:val="42"/>
         <w:numPr>
           <w:ilvl w:val="0"/>
-          <w:numId w:val="7"/>
+          <w:numId w:val="6"/>
         </w:numPr>
         <w:snapToGrid w:val="0"/>
         <w:spacing w:before="156" w:beforeLines="50" w:after="156" w:afterLines="50" w:line="440" w:lineRule="exact"/>
@@ -8415,7 +8331,7 @@
         <w:widowControl/>
         <w:numPr>
           <w:ilvl w:val="0"/>
-          <w:numId w:val="8"/>
+          <w:numId w:val="7"/>
         </w:numPr>
         <w:kinsoku/>
         <w:wordWrap/>
@@ -8583,7 +8499,7 @@
         <w:widowControl/>
         <w:numPr>
           <w:ilvl w:val="0"/>
-          <w:numId w:val="8"/>
+          <w:numId w:val="7"/>
         </w:numPr>
         <w:kinsoku/>
         <w:wordWrap/>
@@ -8773,7 +8689,7 @@
         <w:widowControl/>
         <w:numPr>
           <w:ilvl w:val="0"/>
-          <w:numId w:val="8"/>
+          <w:numId w:val="7"/>
         </w:numPr>
         <w:kinsoku/>
         <w:wordWrap/>
@@ -8987,7 +8903,7 @@
         <w:widowControl/>
         <w:numPr>
           <w:ilvl w:val="0"/>
-          <w:numId w:val="8"/>
+          <w:numId w:val="7"/>
         </w:numPr>
         <w:kinsoku/>
         <w:wordWrap/>
@@ -9069,7 +8985,7 @@
         <w:widowControl/>
         <w:numPr>
           <w:ilvl w:val="0"/>
-          <w:numId w:val="8"/>
+          <w:numId w:val="7"/>
         </w:numPr>
         <w:kinsoku/>
         <w:wordWrap/>
@@ -9151,7 +9067,7 @@
         <w:widowControl/>
         <w:numPr>
           <w:ilvl w:val="0"/>
-          <w:numId w:val="8"/>
+          <w:numId w:val="7"/>
         </w:numPr>
         <w:kinsoku/>
         <w:wordWrap/>
@@ -9233,7 +9149,7 @@
         <w:widowControl/>
         <w:numPr>
           <w:ilvl w:val="0"/>
-          <w:numId w:val="8"/>
+          <w:numId w:val="7"/>
         </w:numPr>
         <w:kinsoku/>
         <w:wordWrap/>
@@ -9315,7 +9231,7 @@
         <w:widowControl/>
         <w:numPr>
           <w:ilvl w:val="0"/>
-          <w:numId w:val="8"/>
+          <w:numId w:val="7"/>
         </w:numPr>
         <w:kinsoku/>
         <w:wordWrap/>
@@ -9397,7 +9313,7 @@
         <w:widowControl/>
         <w:numPr>
           <w:ilvl w:val="0"/>
-          <w:numId w:val="8"/>
+          <w:numId w:val="7"/>
         </w:numPr>
         <w:kinsoku/>
         <w:wordWrap/>
@@ -9479,7 +9395,7 @@
         <w:widowControl/>
         <w:numPr>
           <w:ilvl w:val="0"/>
-          <w:numId w:val="8"/>
+          <w:numId w:val="7"/>
         </w:numPr>
         <w:kinsoku/>
         <w:wordWrap/>
@@ -9585,7 +9501,7 @@
         <w:widowControl/>
         <w:numPr>
           <w:ilvl w:val="0"/>
-          <w:numId w:val="8"/>
+          <w:numId w:val="7"/>
         </w:numPr>
         <w:kinsoku/>
         <w:wordWrap/>
@@ -9667,7 +9583,7 @@
         <w:widowControl/>
         <w:numPr>
           <w:ilvl w:val="0"/>
-          <w:numId w:val="8"/>
+          <w:numId w:val="7"/>
         </w:numPr>
         <w:kinsoku/>
         <w:wordWrap/>
@@ -9761,7 +9677,7 @@
         <w:widowControl/>
         <w:numPr>
           <w:ilvl w:val="0"/>
-          <w:numId w:val="8"/>
+          <w:numId w:val="7"/>
         </w:numPr>
         <w:kinsoku/>
         <w:wordWrap/>
@@ -9855,7 +9771,7 @@
         <w:widowControl/>
         <w:numPr>
           <w:ilvl w:val="0"/>
-          <w:numId w:val="8"/>
+          <w:numId w:val="7"/>
         </w:numPr>
         <w:kinsoku/>
         <w:wordWrap/>
@@ -9901,7 +9817,7 @@
         <w:widowControl/>
         <w:numPr>
           <w:ilvl w:val="0"/>
-          <w:numId w:val="8"/>
+          <w:numId w:val="7"/>
         </w:numPr>
         <w:kinsoku/>
         <w:wordWrap/>
@@ -9947,7 +9863,7 @@
         <w:widowControl/>
         <w:numPr>
           <w:ilvl w:val="0"/>
-          <w:numId w:val="8"/>
+          <w:numId w:val="7"/>
         </w:numPr>
         <w:kinsoku/>
         <w:wordWrap/>
@@ -9993,7 +9909,7 @@
         <w:widowControl/>
         <w:numPr>
           <w:ilvl w:val="0"/>
-          <w:numId w:val="8"/>
+          <w:numId w:val="7"/>
         </w:numPr>
         <w:kinsoku/>
         <w:wordWrap/>
@@ -10039,7 +9955,7 @@
         <w:widowControl/>
         <w:numPr>
           <w:ilvl w:val="0"/>
-          <w:numId w:val="8"/>
+          <w:numId w:val="7"/>
         </w:numPr>
         <w:kinsoku/>
         <w:wordWrap/>
@@ -10109,7 +10025,7 @@
         <w:widowControl/>
         <w:numPr>
           <w:ilvl w:val="0"/>
-          <w:numId w:val="8"/>
+          <w:numId w:val="7"/>
         </w:numPr>
         <w:kinsoku/>
         <w:wordWrap/>
@@ -10179,7 +10095,7 @@
         <w:widowControl/>
         <w:numPr>
           <w:ilvl w:val="0"/>
-          <w:numId w:val="8"/>
+          <w:numId w:val="7"/>
         </w:numPr>
         <w:kinsoku/>
         <w:wordWrap/>
@@ -11638,15 +11554,14 @@
                                 <w:overflowPunct/>
                                 <w:topLinePunct w:val="0"/>
                                 <w:bidi w:val="0"/>
-                                <w:adjustRightInd/>
+                                <w:adjustRightInd w:val="0"/>
                                 <w:snapToGrid w:val="0"/>
+                                <w:spacing w:line="240" w:lineRule="auto"/>
                                 <w:ind w:leftChars="0"/>
-                                <w:jc w:val="left"/>
                                 <w:textAlignment w:val="auto"/>
                                 <w:rPr>
                                   <w:rFonts w:hint="default" w:ascii="Times New Roman" w:hAnsi="Times New Roman" w:eastAsia="微软雅黑" w:cs="Times New Roman"/>
                                   <w:color w:val="auto"/>
-                                  <w:kern w:val="0"/>
                                   <w:sz w:val="24"/>
                                   <w:szCs w:val="24"/>
                                   <w:lang w:eastAsia="zh-CN"/>
@@ -11656,7 +11571,6 @@
                                 <w:rPr>
                                   <w:rFonts w:hint="default" w:ascii="Times New Roman" w:hAnsi="Times New Roman" w:eastAsia="微软雅黑" w:cs="Times New Roman"/>
                                   <w:color w:val="auto"/>
-                                  <w:kern w:val="0"/>
                                   <w:sz w:val="24"/>
                                   <w:szCs w:val="24"/>
                                   <w:lang w:eastAsia="zh-CN"/>
@@ -11678,14 +11592,13 @@
                                 <w:overflowPunct/>
                                 <w:topLinePunct w:val="0"/>
                                 <w:bidi w:val="0"/>
-                                <w:adjustRightInd/>
+                                <w:adjustRightInd w:val="0"/>
                                 <w:snapToGrid w:val="0"/>
+                                <w:spacing w:line="240" w:lineRule="auto"/>
                                 <w:ind w:leftChars="0"/>
-                                <w:jc w:val="left"/>
                                 <w:textAlignment w:val="auto"/>
                                 <w:rPr>
                                   <w:rFonts w:hint="default" w:ascii="Times New Roman" w:hAnsi="Times New Roman" w:eastAsia="微软雅黑" w:cs="Times New Roman"/>
-                                  <w:kern w:val="0"/>
                                   <w:sz w:val="24"/>
                                   <w:szCs w:val="24"/>
                                   <w:lang w:eastAsia="zh-CN"/>
@@ -11695,7 +11608,7 @@
                             <w:tbl>
                               <w:tblPr>
                                 <w:tblStyle w:val="61"/>
-                                <w:tblW w:w="4447" w:type="dxa"/>
+                                <w:tblW w:w="4705" w:type="dxa"/>
                                 <w:tblInd w:w="0" w:type="dxa"/>
                                 <w:tblLayout w:type="fixed"/>
                                 <w:tblCellMar>
@@ -11706,10 +11619,10 @@
                                 </w:tblCellMar>
                               </w:tblPr>
                               <w:tblGrid>
-                                <w:gridCol w:w="835"/>
-                                <w:gridCol w:w="1392"/>
-                                <w:gridCol w:w="984"/>
-                                <w:gridCol w:w="1236"/>
+                                <w:gridCol w:w="949"/>
+                                <w:gridCol w:w="1344"/>
+                                <w:gridCol w:w="918"/>
+                                <w:gridCol w:w="1494"/>
                               </w:tblGrid>
                               <w:tr>
                                 <w:tblPrEx>
@@ -11725,41 +11638,39 @@
                                 </w:trPr>
                                 <w:tc>
                                   <w:tcPr>
-                                    <w:tcW w:w="835" w:type="dxa"/>
+                                    <w:tcW w:w="949" w:type="dxa"/>
                                     <w:vAlign w:val="center"/>
                                   </w:tcPr>
                                   <w:p>
                                     <w:pPr>
+                                      <w:pStyle w:val="59"/>
                                       <w:keepNext w:val="0"/>
                                       <w:keepLines w:val="0"/>
                                       <w:pageBreakBefore w:val="0"/>
-                                      <w:widowControl w:val="0"/>
                                       <w:kinsoku/>
                                       <w:wordWrap/>
                                       <w:overflowPunct/>
                                       <w:topLinePunct w:val="0"/>
                                       <w:bidi w:val="0"/>
-                                      <w:adjustRightInd/>
+                                      <w:adjustRightInd w:val="0"/>
                                       <w:snapToGrid w:val="0"/>
-                                      <w:spacing w:before="13"/>
+                                      <w:spacing w:line="240" w:lineRule="auto"/>
                                       <w:ind w:left="13" w:right="95"/>
                                       <w:jc w:val="both"/>
                                       <w:textAlignment w:val="auto"/>
                                       <w:rPr>
-                                        <w:rFonts w:ascii="Times New Roman" w:hAnsi="Times New Roman" w:eastAsia="宋体" w:cs="Times New Roman"/>
+                                        <w:rFonts w:ascii="Times New Roman" w:hAnsi="Times New Roman" w:cs="Times New Roman"/>
                                         <w:b/>
                                         <w:sz w:val="18"/>
                                         <w:szCs w:val="18"/>
-                                        <w:lang w:val="en-US" w:eastAsia="en-US" w:bidi="ar-SA"/>
                                       </w:rPr>
                                     </w:pPr>
                                     <w:r>
                                       <w:rPr>
-                                        <w:rFonts w:ascii="Times New Roman" w:hAnsi="Times New Roman" w:eastAsia="宋体" w:cs="Times New Roman"/>
+                                        <w:rFonts w:ascii="Times New Roman" w:hAnsi="Times New Roman" w:cs="Times New Roman"/>
                                         <w:b/>
                                         <w:sz w:val="18"/>
                                         <w:szCs w:val="18"/>
-                                        <w:lang w:val="en-US" w:eastAsia="en-US" w:bidi="ar-SA"/>
                                       </w:rPr>
                                       <w:t>检测人：</w:t>
                                     </w:r>
@@ -11767,141 +11678,125 @@
                                 </w:tc>
                                 <w:tc>
                                   <w:tcPr>
-                                    <w:tcW w:w="1392" w:type="dxa"/>
+                                    <w:tcW w:w="1344" w:type="dxa"/>
                                     <w:vAlign w:val="center"/>
                                   </w:tcPr>
                                   <w:p>
                                     <w:pPr>
+                                      <w:pStyle w:val="59"/>
                                       <w:keepNext w:val="0"/>
                                       <w:keepLines w:val="0"/>
                                       <w:pageBreakBefore w:val="0"/>
-                                      <w:widowControl w:val="0"/>
                                       <w:kinsoku/>
                                       <w:wordWrap/>
                                       <w:overflowPunct/>
                                       <w:topLinePunct w:val="0"/>
                                       <w:bidi w:val="0"/>
-                                      <w:adjustRightInd/>
+                                      <w:adjustRightInd w:val="0"/>
                                       <w:snapToGrid w:val="0"/>
-                                      <w:spacing w:before="13"/>
+                                      <w:spacing w:line="240" w:lineRule="auto"/>
                                       <w:jc w:val="both"/>
                                       <w:textAlignment w:val="auto"/>
                                       <w:rPr>
-                                        <w:rFonts w:ascii="Times New Roman" w:hAnsi="Times New Roman" w:eastAsia="宋体" w:cs="Times New Roman"/>
+                                        <w:rFonts w:ascii="Times New Roman" w:hAnsi="Times New Roman" w:cs="Times New Roman"/>
                                         <w:b/>
                                         <w:sz w:val="18"/>
                                         <w:szCs w:val="18"/>
-                                        <w:lang w:val="en-US" w:eastAsia="en-US" w:bidi="ar-SA"/>
                                       </w:rPr>
                                     </w:pPr>
                                     <w:r>
                                       <w:rPr>
-                                        <w:rFonts w:ascii="宋体" w:hAnsi="宋体" w:eastAsia="宋体" w:cs="宋体"/>
+                                        <w:rFonts w:hint="eastAsia" w:ascii="Times New Roman" w:hAnsi="Times New Roman" w:cs="Times New Roman"/>
+                                        <w:b/>
                                         <w:sz w:val="18"/>
                                         <w:szCs w:val="18"/>
-                                        <w:lang w:val="en-US" w:eastAsia="en-US" w:bidi="ar-SA"/>
                                       </w:rPr>
-                                      <w:drawing>
-                                        <wp:inline distT="0" distB="0" distL="114300" distR="114300">
-                                          <wp:extent cx="655955" cy="294640"/>
-                                          <wp:effectExtent l="0" t="0" r="14605" b="10160"/>
-                                          <wp:docPr id="66" name="图片 6" descr="蔡冬雪"/>
-                                          <wp:cNvGraphicFramePr>
-                                            <a:graphicFrameLocks xmlns:a="http://schemas.openxmlformats.org/drawingml/2006/main" noChangeAspect="1"/>
-                                          </wp:cNvGraphicFramePr>
-                                          <a:graphic xmlns:a="http://schemas.openxmlformats.org/drawingml/2006/main">
-                                            <a:graphicData uri="http://schemas.openxmlformats.org/drawingml/2006/picture">
-                                              <pic:pic xmlns:pic="http://schemas.openxmlformats.org/drawingml/2006/picture">
-                                                <pic:nvPicPr>
-                                                  <pic:cNvPr id="66" name="图片 6" descr="蔡冬雪"/>
-                                                  <pic:cNvPicPr>
-                                                    <a:picLocks noChangeAspect="1"/>
-                                                  </pic:cNvPicPr>
-                                                </pic:nvPicPr>
-                                                <pic:blipFill>
-                                                  <a:blip r:embed="rId12">
-                                                    <a:clrChange>
-                                                      <a:clrFrom>
-                                                        <a:srgbClr val="FFFFFF">
-                                                          <a:alpha val="100000"/>
-                                                        </a:srgbClr>
-                                                      </a:clrFrom>
-                                                      <a:clrTo>
-                                                        <a:srgbClr val="FFFFFF">
-                                                          <a:alpha val="100000"/>
-                                                          <a:alpha val="0"/>
-                                                        </a:srgbClr>
-                                                      </a:clrTo>
-                                                    </a:clrChange>
-                                                  </a:blip>
-                                                  <a:srcRect l="18656" t="33322" r="18897" b="26699"/>
-                                                  <a:stretch>
-                                                    <a:fillRect/>
-                                                  </a:stretch>
-                                                </pic:blipFill>
-                                                <pic:spPr>
-                                                  <a:xfrm>
-                                                    <a:off x="0" y="0"/>
-                                                    <a:ext cx="655955" cy="294640"/>
-                                                  </a:xfrm>
-                                                  <a:prstGeom prst="rect">
-                                                    <a:avLst/>
-                                                  </a:prstGeom>
-                                                </pic:spPr>
-                                              </pic:pic>
-                                            </a:graphicData>
-                                          </a:graphic>
-                                        </wp:inline>
-                                      </w:drawing>
+                                      <w:t>{{"ty_tianjin1"|sign(</w:t>
+                                    </w:r>
+                                    <w:r>
+                                      <w:rPr>
+                                        <w:rFonts w:hint="eastAsia" w:ascii="Times New Roman" w:hAnsi="Times New Roman" w:cs="Times New Roman"/>
+                                        <w:b/>
+                                        <w:sz w:val="18"/>
+                                        <w:szCs w:val="18"/>
+                                        <w:lang w:val="en-US" w:eastAsia="zh-CN"/>
+                                      </w:rPr>
+                                      <w:t>46</w:t>
+                                    </w:r>
+                                    <w:r>
+                                      <w:rPr>
+                                        <w:rFonts w:hint="eastAsia" w:ascii="Times New Roman" w:hAnsi="Times New Roman" w:cs="Times New Roman"/>
+                                        <w:b/>
+                                        <w:sz w:val="18"/>
+                                        <w:szCs w:val="18"/>
+                                      </w:rPr>
+                                      <w:t>,2</w:t>
+                                    </w:r>
+                                    <w:r>
+                                      <w:rPr>
+                                        <w:rFonts w:hint="eastAsia" w:ascii="Times New Roman" w:hAnsi="Times New Roman" w:cs="Times New Roman"/>
+                                        <w:b/>
+                                        <w:sz w:val="18"/>
+                                        <w:szCs w:val="18"/>
+                                        <w:lang w:val="en-US" w:eastAsia="zh-CN"/>
+                                      </w:rPr>
+                                      <w:t>1</w:t>
+                                    </w:r>
+                                    <w:r>
+                                      <w:rPr>
+                                        <w:rFonts w:hint="eastAsia" w:ascii="Times New Roman" w:hAnsi="Times New Roman" w:cs="Times New Roman"/>
+                                        <w:b/>
+                                        <w:sz w:val="18"/>
+                                        <w:szCs w:val="18"/>
+                                      </w:rPr>
+                                      <w:t>)}}</w:t>
                                     </w:r>
                                   </w:p>
                                 </w:tc>
                                 <w:tc>
                                   <w:tcPr>
-                                    <w:tcW w:w="984" w:type="dxa"/>
+                                    <w:tcW w:w="918" w:type="dxa"/>
                                     <w:vAlign w:val="center"/>
                                   </w:tcPr>
                                   <w:p>
                                     <w:pPr>
+                                      <w:pStyle w:val="59"/>
                                       <w:keepNext w:val="0"/>
                                       <w:keepLines w:val="0"/>
                                       <w:pageBreakBefore w:val="0"/>
-                                      <w:widowControl w:val="0"/>
                                       <w:kinsoku/>
                                       <w:wordWrap/>
                                       <w:overflowPunct/>
                                       <w:topLinePunct w:val="0"/>
                                       <w:bidi w:val="0"/>
-                                      <w:adjustRightInd/>
+                                      <w:adjustRightInd w:val="0"/>
                                       <w:snapToGrid w:val="0"/>
-                                      <w:spacing w:before="13"/>
+                                      <w:spacing w:line="240" w:lineRule="auto"/>
                                       <w:jc w:val="both"/>
                                       <w:textAlignment w:val="auto"/>
                                       <w:rPr>
-                                        <w:rFonts w:ascii="Times New Roman" w:hAnsi="Times New Roman" w:eastAsia="宋体" w:cs="Times New Roman"/>
+                                        <w:rFonts w:ascii="Times New Roman" w:hAnsi="Times New Roman" w:cs="Times New Roman"/>
                                         <w:b/>
                                         <w:sz w:val="18"/>
                                         <w:szCs w:val="18"/>
-                                        <w:lang w:val="en-US" w:eastAsia="en-US" w:bidi="ar-SA"/>
                                       </w:rPr>
                                     </w:pPr>
                                     <w:r>
                                       <w:rPr>
-                                        <w:rFonts w:ascii="Times New Roman" w:hAnsi="Times New Roman" w:eastAsia="宋体" w:cs="Times New Roman"/>
+                                        <w:rFonts w:ascii="Times New Roman" w:hAnsi="Times New Roman" w:cs="Times New Roman"/>
                                         <w:b/>
                                         <w:sz w:val="18"/>
                                         <w:szCs w:val="18"/>
-                                        <w:lang w:val="en-US" w:eastAsia="en-US" w:bidi="ar-SA"/>
                                       </w:rPr>
                                       <w:t>复核人</w:t>
                                     </w:r>
                                     <w:r>
                                       <w:rPr>
-                                        <w:rFonts w:ascii="Times New Roman" w:hAnsi="Times New Roman" w:eastAsia="宋体" w:cs="Times New Roman"/>
+                                        <w:rFonts w:ascii="Times New Roman" w:hAnsi="Times New Roman" w:cs="Times New Roman"/>
                                         <w:b/>
                                         <w:sz w:val="18"/>
                                         <w:szCs w:val="18"/>
-                                        <w:lang w:val="en-US" w:eastAsia="zh-CN" w:bidi="ar-SA"/>
+                                        <w:lang w:eastAsia="zh-CN"/>
                                       </w:rPr>
                                       <w:t>：</w:t>
                                     </w:r>
@@ -11909,92 +11804,79 @@
                                 </w:tc>
                                 <w:tc>
                                   <w:tcPr>
-                                    <w:tcW w:w="1236" w:type="dxa"/>
+                                    <w:tcW w:w="1494" w:type="dxa"/>
                                     <w:vAlign w:val="center"/>
                                   </w:tcPr>
                                   <w:p>
                                     <w:pPr>
+                                      <w:pStyle w:val="59"/>
                                       <w:keepNext w:val="0"/>
                                       <w:keepLines w:val="0"/>
                                       <w:pageBreakBefore w:val="0"/>
-                                      <w:widowControl w:val="0"/>
                                       <w:kinsoku/>
                                       <w:wordWrap/>
                                       <w:overflowPunct/>
                                       <w:topLinePunct w:val="0"/>
                                       <w:bidi w:val="0"/>
-                                      <w:adjustRightInd/>
+                                      <w:adjustRightInd w:val="0"/>
                                       <w:snapToGrid w:val="0"/>
-                                      <w:spacing w:before="13"/>
+                                      <w:spacing w:line="240" w:lineRule="auto"/>
                                       <w:ind w:right="15"/>
                                       <w:jc w:val="both"/>
                                       <w:textAlignment w:val="auto"/>
                                       <w:rPr>
-                                        <w:rFonts w:ascii="Times New Roman" w:hAnsi="Times New Roman" w:eastAsia="宋体" w:cs="Times New Roman"/>
+                                        <w:rFonts w:ascii="Times New Roman" w:hAnsi="Times New Roman" w:cs="Times New Roman"/>
                                         <w:b/>
                                         <w:sz w:val="18"/>
                                         <w:szCs w:val="18"/>
-                                        <w:lang w:val="en-US" w:eastAsia="en-US" w:bidi="ar-SA"/>
                                       </w:rPr>
                                     </w:pPr>
                                     <w:r>
                                       <w:rPr>
-                                        <w:rFonts w:ascii="宋体" w:hAnsi="宋体" w:eastAsia="宋体" w:cs="宋体"/>
+                                        <w:rFonts w:hint="eastAsia" w:ascii="Times New Roman" w:hAnsi="Times New Roman" w:cs="Times New Roman"/>
+                                        <w:b/>
                                         <w:sz w:val="18"/>
                                         <w:szCs w:val="18"/>
-                                        <w:lang w:val="en-US" w:eastAsia="en-US" w:bidi="ar-SA"/>
                                       </w:rPr>
-                                      <w:drawing>
-                                        <wp:inline distT="0" distB="0" distL="114300" distR="114300">
-                                          <wp:extent cx="524510" cy="297180"/>
-                                          <wp:effectExtent l="0" t="0" r="0" b="6985"/>
-                                          <wp:docPr id="67" name="图片 4" descr="王建丽"/>
-                                          <wp:cNvGraphicFramePr>
-                                            <a:graphicFrameLocks xmlns:a="http://schemas.openxmlformats.org/drawingml/2006/main" noChangeAspect="1"/>
-                                          </wp:cNvGraphicFramePr>
-                                          <a:graphic xmlns:a="http://schemas.openxmlformats.org/drawingml/2006/main">
-                                            <a:graphicData uri="http://schemas.openxmlformats.org/drawingml/2006/picture">
-                                              <pic:pic xmlns:pic="http://schemas.openxmlformats.org/drawingml/2006/picture">
-                                                <pic:nvPicPr>
-                                                  <pic:cNvPr id="67" name="图片 4" descr="王建丽"/>
-                                                  <pic:cNvPicPr>
-                                                    <a:picLocks noChangeAspect="1"/>
-                                                  </pic:cNvPicPr>
-                                                </pic:nvPicPr>
-                                                <pic:blipFill>
-                                                  <a:blip r:embed="rId13">
-                                                    <a:clrChange>
-                                                      <a:clrFrom>
-                                                        <a:srgbClr val="FFFFFF">
-                                                          <a:alpha val="100000"/>
-                                                        </a:srgbClr>
-                                                      </a:clrFrom>
-                                                      <a:clrTo>
-                                                        <a:srgbClr val="FFFFFF">
-                                                          <a:alpha val="100000"/>
-                                                          <a:alpha val="0"/>
-                                                        </a:srgbClr>
-                                                      </a:clrTo>
-                                                    </a:clrChange>
-                                                  </a:blip>
-                                                  <a:stretch>
-                                                    <a:fillRect/>
-                                                  </a:stretch>
-                                                </pic:blipFill>
-                                                <pic:spPr>
-                                                  <a:xfrm>
-                                                    <a:off x="0" y="0"/>
-                                                    <a:ext cx="524510" cy="297180"/>
-                                                  </a:xfrm>
-                                                  <a:prstGeom prst="rect">
-                                                    <a:avLst/>
-                                                  </a:prstGeom>
-                                                </pic:spPr>
-                                              </pic:pic>
-                                            </a:graphicData>
-                                          </a:graphic>
-                                        </wp:inline>
-                                      </w:drawing>
+                                      <w:t>{{"ty_tianjin2"|sign(</w:t>
+                                    </w:r>
+                                    <w:r>
+                                      <w:rPr>
+                                        <w:rFonts w:hint="eastAsia" w:ascii="Times New Roman" w:hAnsi="Times New Roman" w:cs="Times New Roman"/>
+                                        <w:b/>
+                                        <w:sz w:val="18"/>
+                                        <w:szCs w:val="18"/>
+                                        <w:lang w:val="en-US" w:eastAsia="zh-CN"/>
+                                      </w:rPr>
+                                      <w:t>44</w:t>
+                                    </w:r>
+                                    <w:r>
+                                      <w:rPr>
+                                        <w:rFonts w:hint="eastAsia" w:ascii="Times New Roman" w:hAnsi="Times New Roman" w:cs="Times New Roman"/>
+                                        <w:b/>
+                                        <w:sz w:val="18"/>
+                                        <w:szCs w:val="18"/>
+                                      </w:rPr>
+                                      <w:t>,</w:t>
+                                    </w:r>
+                                    <w:r>
+                                      <w:rPr>
+                                        <w:rFonts w:hint="eastAsia" w:ascii="Times New Roman" w:hAnsi="Times New Roman" w:cs="Times New Roman"/>
+                                        <w:b/>
+                                        <w:sz w:val="18"/>
+                                        <w:szCs w:val="18"/>
+                                        <w:lang w:val="en-US" w:eastAsia="zh-CN"/>
+                                      </w:rPr>
+                                      <w:t>25</w:t>
+                                    </w:r>
+                                    <w:r>
+                                      <w:rPr>
+                                        <w:rFonts w:hint="eastAsia" w:ascii="Times New Roman" w:hAnsi="Times New Roman" w:cs="Times New Roman"/>
+                                        <w:b/>
+                                        <w:sz w:val="18"/>
+                                        <w:szCs w:val="18"/>
+                                      </w:rPr>
+                                      <w:t>)}}</w:t>
                                     </w:r>
                                   </w:p>
                                 </w:tc>
@@ -12013,61 +11895,58 @@
                                 </w:trPr>
                                 <w:tc>
                                   <w:tcPr>
-                                    <w:tcW w:w="835" w:type="dxa"/>
+                                    <w:tcW w:w="949" w:type="dxa"/>
                                     <w:vAlign w:val="center"/>
                                   </w:tcPr>
                                   <w:p>
                                     <w:pPr>
+                                      <w:pStyle w:val="59"/>
                                       <w:keepNext w:val="0"/>
                                       <w:keepLines w:val="0"/>
                                       <w:pageBreakBefore w:val="0"/>
-                                      <w:widowControl w:val="0"/>
                                       <w:kinsoku/>
                                       <w:wordWrap/>
                                       <w:overflowPunct/>
                                       <w:topLinePunct w:val="0"/>
                                       <w:bidi w:val="0"/>
-                                      <w:adjustRightInd/>
+                                      <w:adjustRightInd w:val="0"/>
                                       <w:snapToGrid w:val="0"/>
-                                      <w:spacing w:line="341" w:lineRule="exact"/>
+                                      <w:spacing w:line="240" w:lineRule="auto"/>
                                       <w:ind w:left="13" w:right="165"/>
                                       <w:jc w:val="both"/>
                                       <w:textAlignment w:val="auto"/>
                                       <w:rPr>
-                                        <w:rFonts w:ascii="Times New Roman" w:hAnsi="Times New Roman" w:eastAsia="宋体" w:cs="Times New Roman"/>
+                                        <w:rFonts w:ascii="Times New Roman" w:hAnsi="Times New Roman" w:cs="Times New Roman"/>
                                         <w:b/>
                                         <w:sz w:val="18"/>
                                         <w:szCs w:val="18"/>
-                                        <w:lang w:val="en-US" w:eastAsia="en-US" w:bidi="ar-SA"/>
                                       </w:rPr>
                                     </w:pPr>
                                     <w:r>
                                       <w:rPr>
-                                        <w:rFonts w:ascii="Times New Roman" w:hAnsi="Times New Roman" w:eastAsia="宋体" w:cs="Times New Roman"/>
+                                        <w:rFonts w:ascii="Times New Roman" w:hAnsi="Times New Roman" w:cs="Times New Roman"/>
                                         <w:b/>
                                         <w:sz w:val="18"/>
                                         <w:szCs w:val="18"/>
-                                        <w:lang w:val="en-US" w:eastAsia="en-US" w:bidi="ar-SA"/>
                                       </w:rPr>
                                       <w:t>日</w:t>
                                     </w:r>
                                     <w:r>
                                       <w:rPr>
-                                        <w:rFonts w:ascii="Times New Roman" w:hAnsi="Times New Roman" w:eastAsia="宋体" w:cs="Times New Roman"/>
+                                        <w:rFonts w:ascii="Times New Roman" w:hAnsi="Times New Roman" w:cs="Times New Roman"/>
                                         <w:b/>
                                         <w:sz w:val="18"/>
                                         <w:szCs w:val="18"/>
-                                        <w:lang w:val="en-US" w:eastAsia="zh-CN" w:bidi="ar-SA"/>
+                                        <w:lang w:eastAsia="zh-CN"/>
                                       </w:rPr>
                                       <w:t xml:space="preserve">  </w:t>
                                     </w:r>
                                     <w:r>
                                       <w:rPr>
-                                        <w:rFonts w:ascii="Times New Roman" w:hAnsi="Times New Roman" w:eastAsia="宋体" w:cs="Times New Roman"/>
+                                        <w:rFonts w:ascii="Times New Roman" w:hAnsi="Times New Roman" w:cs="Times New Roman"/>
                                         <w:b/>
                                         <w:sz w:val="18"/>
                                         <w:szCs w:val="18"/>
-                                        <w:lang w:val="en-US" w:eastAsia="en-US" w:bidi="ar-SA"/>
                                       </w:rPr>
                                       <w:t>期：</w:t>
                                     </w:r>
@@ -12075,39 +11954,38 @@
                                 </w:tc>
                                 <w:tc>
                                   <w:tcPr>
-                                    <w:tcW w:w="1392" w:type="dxa"/>
+                                    <w:tcW w:w="1344" w:type="dxa"/>
                                     <w:vAlign w:val="center"/>
                                   </w:tcPr>
                                   <w:p>
                                     <w:pPr>
+                                      <w:pStyle w:val="59"/>
                                       <w:keepNext w:val="0"/>
                                       <w:keepLines w:val="0"/>
                                       <w:pageBreakBefore w:val="0"/>
-                                      <w:widowControl w:val="0"/>
                                       <w:kinsoku/>
                                       <w:wordWrap/>
                                       <w:overflowPunct/>
                                       <w:topLinePunct w:val="0"/>
                                       <w:bidi w:val="0"/>
-                                      <w:adjustRightInd/>
+                                      <w:adjustRightInd w:val="0"/>
                                       <w:snapToGrid w:val="0"/>
-                                      <w:spacing w:line="363" w:lineRule="exact"/>
+                                      <w:spacing w:line="240" w:lineRule="auto"/>
                                       <w:jc w:val="both"/>
                                       <w:textAlignment w:val="auto"/>
                                       <w:rPr>
-                                        <w:rFonts w:ascii="Times New Roman" w:hAnsi="Times New Roman" w:eastAsia="宋体" w:cs="Times New Roman"/>
+                                        <w:rFonts w:ascii="Times New Roman" w:hAnsi="Times New Roman" w:cs="Times New Roman"/>
                                         <w:sz w:val="18"/>
                                         <w:szCs w:val="18"/>
-                                        <w:lang w:val="en-US" w:eastAsia="en-US" w:bidi="ar-SA"/>
                                       </w:rPr>
                                     </w:pPr>
                                     <w:r>
                                       <w:rPr>
-                                        <w:rFonts w:ascii="Times New Roman" w:hAnsi="Times New Roman" w:eastAsia="宋体" w:cs="Times New Roman"/>
+                                        <w:rFonts w:ascii="Times New Roman" w:hAnsi="Times New Roman" w:cs="Times New Roman"/>
                                         <w:kern w:val="2"/>
                                         <w:sz w:val="18"/>
                                         <w:szCs w:val="18"/>
-                                        <w:lang w:val="en-US" w:eastAsia="zh-CN" w:bidi="ar-SA"/>
+                                        <w:lang w:eastAsia="zh-CN"/>
                                       </w:rPr>
                                       <w:t>{{ reportdate }}</w:t>
                                     </w:r>
@@ -12115,60 +11993,57 @@
                                 </w:tc>
                                 <w:tc>
                                   <w:tcPr>
-                                    <w:tcW w:w="984" w:type="dxa"/>
+                                    <w:tcW w:w="918" w:type="dxa"/>
                                     <w:vAlign w:val="center"/>
                                   </w:tcPr>
                                   <w:p>
                                     <w:pPr>
+                                      <w:pStyle w:val="59"/>
                                       <w:keepNext w:val="0"/>
                                       <w:keepLines w:val="0"/>
                                       <w:pageBreakBefore w:val="0"/>
-                                      <w:widowControl w:val="0"/>
                                       <w:kinsoku/>
                                       <w:wordWrap/>
                                       <w:overflowPunct/>
                                       <w:topLinePunct w:val="0"/>
                                       <w:bidi w:val="0"/>
-                                      <w:adjustRightInd/>
+                                      <w:adjustRightInd w:val="0"/>
                                       <w:snapToGrid w:val="0"/>
-                                      <w:spacing w:line="341" w:lineRule="exact"/>
+                                      <w:spacing w:line="240" w:lineRule="auto"/>
                                       <w:jc w:val="both"/>
                                       <w:textAlignment w:val="auto"/>
                                       <w:rPr>
-                                        <w:rFonts w:ascii="Times New Roman" w:hAnsi="Times New Roman" w:eastAsia="宋体" w:cs="Times New Roman"/>
+                                        <w:rFonts w:ascii="Times New Roman" w:hAnsi="Times New Roman" w:cs="Times New Roman"/>
                                         <w:b/>
                                         <w:sz w:val="18"/>
                                         <w:szCs w:val="18"/>
-                                        <w:lang w:val="en-US" w:eastAsia="en-US" w:bidi="ar-SA"/>
                                       </w:rPr>
                                     </w:pPr>
                                     <w:r>
                                       <w:rPr>
-                                        <w:rFonts w:ascii="Times New Roman" w:hAnsi="Times New Roman" w:eastAsia="宋体" w:cs="Times New Roman"/>
+                                        <w:rFonts w:ascii="Times New Roman" w:hAnsi="Times New Roman" w:cs="Times New Roman"/>
                                         <w:b/>
                                         <w:sz w:val="18"/>
                                         <w:szCs w:val="18"/>
-                                        <w:lang w:val="en-US" w:eastAsia="en-US" w:bidi="ar-SA"/>
                                       </w:rPr>
                                       <w:t>日</w:t>
                                     </w:r>
                                     <w:r>
                                       <w:rPr>
-                                        <w:rFonts w:ascii="Times New Roman" w:hAnsi="Times New Roman" w:eastAsia="宋体" w:cs="Times New Roman"/>
+                                        <w:rFonts w:ascii="Times New Roman" w:hAnsi="Times New Roman" w:cs="Times New Roman"/>
                                         <w:b/>
                                         <w:sz w:val="18"/>
                                         <w:szCs w:val="18"/>
-                                        <w:lang w:val="en-US" w:eastAsia="zh-CN" w:bidi="ar-SA"/>
+                                        <w:lang w:eastAsia="zh-CN"/>
                                       </w:rPr>
                                       <w:t xml:space="preserve">  </w:t>
                                     </w:r>
                                     <w:r>
                                       <w:rPr>
-                                        <w:rFonts w:ascii="Times New Roman" w:hAnsi="Times New Roman" w:eastAsia="宋体" w:cs="Times New Roman"/>
+                                        <w:rFonts w:ascii="Times New Roman" w:hAnsi="Times New Roman" w:cs="Times New Roman"/>
                                         <w:b/>
                                         <w:sz w:val="18"/>
                                         <w:szCs w:val="18"/>
-                                        <w:lang w:val="en-US" w:eastAsia="en-US" w:bidi="ar-SA"/>
                                       </w:rPr>
                                       <w:t>期：</w:t>
                                     </w:r>
@@ -12176,40 +12051,39 @@
                                 </w:tc>
                                 <w:tc>
                                   <w:tcPr>
-                                    <w:tcW w:w="1236" w:type="dxa"/>
+                                    <w:tcW w:w="1494" w:type="dxa"/>
                                     <w:vAlign w:val="center"/>
                                   </w:tcPr>
                                   <w:p>
                                     <w:pPr>
+                                      <w:pStyle w:val="59"/>
                                       <w:keepNext w:val="0"/>
                                       <w:keepLines w:val="0"/>
                                       <w:pageBreakBefore w:val="0"/>
-                                      <w:widowControl w:val="0"/>
                                       <w:kinsoku/>
                                       <w:wordWrap/>
                                       <w:overflowPunct/>
                                       <w:topLinePunct w:val="0"/>
                                       <w:bidi w:val="0"/>
-                                      <w:adjustRightInd/>
+                                      <w:adjustRightInd w:val="0"/>
                                       <w:snapToGrid w:val="0"/>
-                                      <w:spacing w:line="363" w:lineRule="exact"/>
+                                      <w:spacing w:line="240" w:lineRule="auto"/>
                                       <w:ind w:right="15"/>
                                       <w:jc w:val="both"/>
                                       <w:textAlignment w:val="auto"/>
                                       <w:rPr>
-                                        <w:rFonts w:ascii="Times New Roman" w:hAnsi="Times New Roman" w:eastAsia="宋体" w:cs="Times New Roman"/>
+                                        <w:rFonts w:ascii="Times New Roman" w:hAnsi="Times New Roman" w:cs="Times New Roman"/>
                                         <w:sz w:val="18"/>
                                         <w:szCs w:val="18"/>
-                                        <w:lang w:val="en-US" w:eastAsia="en-US" w:bidi="ar-SA"/>
                                       </w:rPr>
                                     </w:pPr>
                                     <w:r>
                                       <w:rPr>
-                                        <w:rFonts w:ascii="Times New Roman" w:hAnsi="Times New Roman" w:eastAsia="宋体" w:cs="Times New Roman"/>
+                                        <w:rFonts w:ascii="Times New Roman" w:hAnsi="Times New Roman" w:cs="Times New Roman"/>
                                         <w:kern w:val="2"/>
                                         <w:sz w:val="18"/>
                                         <w:szCs w:val="18"/>
-                                        <w:lang w:val="en-US" w:eastAsia="zh-CN" w:bidi="ar-SA"/>
+                                        <w:lang w:eastAsia="zh-CN"/>
                                       </w:rPr>
                                       <w:t>{{ reportdate }}</w:t>
                                     </w:r>
@@ -12227,13 +12101,12 @@
                                 <w:overflowPunct/>
                                 <w:topLinePunct w:val="0"/>
                                 <w:bidi w:val="0"/>
-                                <w:adjustRightInd/>
+                                <w:adjustRightInd w:val="0"/>
                                 <w:snapToGrid w:val="0"/>
-                                <w:jc w:val="left"/>
+                                <w:spacing w:line="240" w:lineRule="auto"/>
                                 <w:textAlignment w:val="auto"/>
                                 <w:rPr>
-                                  <w:rFonts w:hint="default" w:ascii="宋体" w:hAnsi="宋体" w:eastAsia="宋体" w:cs="宋体"/>
-                                  <w:kern w:val="0"/>
+                                  <w:rFonts w:hint="default"/>
                                   <w:sz w:val="18"/>
                                   <w:szCs w:val="18"/>
                                   <w:lang w:val="en-US" w:eastAsia="zh-CN"/>
@@ -12242,7 +12115,6 @@
                               <w:r>
                                 <w:rPr>
                                   <w:rFonts w:hint="eastAsia" w:ascii="Times New Roman" w:hAnsi="Times New Roman" w:eastAsia="微软雅黑" w:cs="Times New Roman"/>
-                                  <w:kern w:val="0"/>
                                   <w:sz w:val="18"/>
                                   <w:szCs w:val="18"/>
                                   <w:lang w:eastAsia="zh-CN"/>
@@ -12252,7 +12124,6 @@
                               <w:r>
                                 <w:rPr>
                                   <w:rFonts w:ascii="Times New Roman" w:hAnsi="Times New Roman" w:eastAsia="微软雅黑" w:cs="Times New Roman"/>
-                                  <w:kern w:val="0"/>
                                   <w:sz w:val="18"/>
                                   <w:szCs w:val="18"/>
                                   <w:lang w:eastAsia="zh-CN"/>
@@ -12262,7 +12133,6 @@
                               <w:r>
                                 <w:rPr>
                                   <w:rFonts w:hint="eastAsia" w:ascii="Times New Roman" w:hAnsi="Times New Roman" w:eastAsia="微软雅黑" w:cs="Times New Roman"/>
-                                  <w:kern w:val="0"/>
                                   <w:sz w:val="18"/>
                                   <w:szCs w:val="18"/>
                                   <w:lang w:eastAsia="zh-CN"/>
@@ -12272,7 +12142,6 @@
                               <w:r>
                                 <w:rPr>
                                   <w:rFonts w:ascii="Times New Roman" w:hAnsi="Times New Roman" w:eastAsia="微软雅黑" w:cs="Times New Roman"/>
-                                  <w:kern w:val="0"/>
                                   <w:sz w:val="18"/>
                                   <w:szCs w:val="18"/>
                                   <w:lang w:eastAsia="zh-CN"/>
@@ -12282,7 +12151,6 @@
                               <w:r>
                                 <w:rPr>
                                   <w:rFonts w:hint="eastAsia" w:ascii="Times New Roman" w:hAnsi="Times New Roman" w:eastAsia="微软雅黑" w:cs="Times New Roman"/>
-                                  <w:kern w:val="0"/>
                                   <w:sz w:val="18"/>
                                   <w:szCs w:val="18"/>
                                   <w:lang w:eastAsia="zh-CN"/>
@@ -12300,13 +12168,11 @@
                                 <w:overflowPunct/>
                                 <w:topLinePunct w:val="0"/>
                                 <w:bidi w:val="0"/>
-                                <w:adjustRightInd/>
+                                <w:adjustRightInd w:val="0"/>
                                 <w:snapToGrid w:val="0"/>
-                                <w:jc w:val="left"/>
+                                <w:spacing w:line="240" w:lineRule="auto"/>
                                 <w:textAlignment w:val="auto"/>
                                 <w:rPr>
-                                  <w:rFonts w:ascii="宋体" w:hAnsi="宋体" w:eastAsia="宋体" w:cs="宋体"/>
-                                  <w:kern w:val="0"/>
                                   <w:sz w:val="18"/>
                                   <w:szCs w:val="18"/>
                                   <w:lang w:eastAsia="zh-CN"/>
@@ -12316,7 +12182,7 @@
                             <w:tbl>
                               <w:tblPr>
                                 <w:tblStyle w:val="61"/>
-                                <w:tblW w:w="4543" w:type="dxa"/>
+                                <w:tblW w:w="4693" w:type="dxa"/>
                                 <w:tblInd w:w="0" w:type="dxa"/>
                                 <w:tblLayout w:type="fixed"/>
                                 <w:tblCellMar>
@@ -12327,60 +12193,50 @@
                                 </w:tblCellMar>
                               </w:tblPr>
                               <w:tblGrid>
-                                <w:gridCol w:w="835"/>
-                                <w:gridCol w:w="1308"/>
+                                <w:gridCol w:w="961"/>
+                                <w:gridCol w:w="1332"/>
                                 <w:gridCol w:w="912"/>
                                 <w:gridCol w:w="1488"/>
                               </w:tblGrid>
                               <w:tr>
-                                <w:tblPrEx>
-                                  <w:tblCellMar>
-                                    <w:top w:w="0" w:type="dxa"/>
-                                    <w:left w:w="0" w:type="dxa"/>
-                                    <w:bottom w:w="0" w:type="dxa"/>
-                                    <w:right w:w="0" w:type="dxa"/>
-                                  </w:tblCellMar>
-                                </w:tblPrEx>
                                 <w:trPr>
                                   <w:trHeight w:val="441" w:hRule="exact"/>
                                 </w:trPr>
                                 <w:tc>
                                   <w:tcPr>
-                                    <w:tcW w:w="835" w:type="dxa"/>
+                                    <w:tcW w:w="961" w:type="dxa"/>
                                     <w:vAlign w:val="center"/>
                                   </w:tcPr>
                                   <w:p>
                                     <w:pPr>
+                                      <w:pStyle w:val="59"/>
                                       <w:keepNext w:val="0"/>
                                       <w:keepLines w:val="0"/>
                                       <w:pageBreakBefore w:val="0"/>
-                                      <w:widowControl w:val="0"/>
                                       <w:kinsoku/>
                                       <w:wordWrap/>
                                       <w:overflowPunct/>
                                       <w:topLinePunct w:val="0"/>
                                       <w:bidi w:val="0"/>
-                                      <w:adjustRightInd/>
+                                      <w:adjustRightInd w:val="0"/>
                                       <w:snapToGrid w:val="0"/>
-                                      <w:spacing w:before="13"/>
+                                      <w:spacing w:line="240" w:lineRule="auto"/>
                                       <w:ind w:left="13" w:right="95"/>
                                       <w:jc w:val="both"/>
                                       <w:textAlignment w:val="auto"/>
                                       <w:rPr>
-                                        <w:rFonts w:ascii="Times New Roman" w:hAnsi="Times New Roman" w:eastAsia="宋体" w:cs="Times New Roman"/>
+                                        <w:rFonts w:ascii="Times New Roman" w:hAnsi="Times New Roman" w:cs="Times New Roman"/>
                                         <w:b/>
                                         <w:sz w:val="18"/>
                                         <w:szCs w:val="18"/>
-                                        <w:lang w:val="en-US" w:eastAsia="en-US" w:bidi="ar-SA"/>
                                       </w:rPr>
                                     </w:pPr>
                                     <w:r>
                                       <w:rPr>
-                                        <w:rFonts w:ascii="Times New Roman" w:hAnsi="Times New Roman" w:eastAsia="宋体" w:cs="Times New Roman"/>
+                                        <w:rFonts w:ascii="Times New Roman" w:hAnsi="Times New Roman" w:cs="Times New Roman"/>
                                         <w:b/>
                                         <w:sz w:val="18"/>
                                         <w:szCs w:val="18"/>
-                                        <w:lang w:val="en-US" w:eastAsia="en-US" w:bidi="ar-SA"/>
                                       </w:rPr>
                                       <w:t>检测人：</w:t>
                                     </w:r>
@@ -12388,96 +12244,78 @@
                                 </w:tc>
                                 <w:tc>
                                   <w:tcPr>
-                                    <w:tcW w:w="1308" w:type="dxa"/>
+                                    <w:tcW w:w="1332" w:type="dxa"/>
                                     <w:vAlign w:val="center"/>
                                   </w:tcPr>
                                   <w:p>
                                     <w:pPr>
+                                      <w:pStyle w:val="59"/>
                                       <w:keepNext w:val="0"/>
                                       <w:keepLines w:val="0"/>
                                       <w:pageBreakBefore w:val="0"/>
-                                      <w:widowControl w:val="0"/>
                                       <w:kinsoku/>
                                       <w:wordWrap/>
                                       <w:overflowPunct/>
                                       <w:topLinePunct w:val="0"/>
                                       <w:bidi w:val="0"/>
-                                      <w:adjustRightInd/>
+                                      <w:adjustRightInd w:val="0"/>
                                       <w:snapToGrid w:val="0"/>
-                                      <w:spacing w:before="13"/>
+                                      <w:spacing w:line="240" w:lineRule="auto"/>
                                       <w:jc w:val="both"/>
                                       <w:textAlignment w:val="auto"/>
                                       <w:rPr>
-                                        <w:rFonts w:ascii="Times New Roman" w:hAnsi="Times New Roman" w:eastAsia="宋体" w:cs="Times New Roman"/>
+                                        <w:rFonts w:ascii="Times New Roman" w:hAnsi="Times New Roman" w:cs="Times New Roman"/>
                                         <w:b/>
                                         <w:sz w:val="18"/>
                                         <w:szCs w:val="18"/>
-                                        <w:lang w:val="en-US" w:eastAsia="en-US" w:bidi="ar-SA"/>
                                       </w:rPr>
                                     </w:pPr>
                                     <w:r>
                                       <w:rPr>
-                                        <w:rFonts w:ascii="宋体" w:hAnsi="宋体" w:eastAsia="宋体" w:cs="宋体"/>
+                                        <w:rFonts w:hint="eastAsia" w:ascii="Times New Roman" w:hAnsi="Times New Roman" w:cs="Times New Roman"/>
+                                        <w:b/>
                                         <w:sz w:val="18"/>
                                         <w:szCs w:val="18"/>
-                                        <w:lang w:val="en-US" w:eastAsia="en-US" w:bidi="ar-SA"/>
                                       </w:rPr>
-                                      <w:drawing>
-                                        <wp:inline distT="0" distB="0" distL="114300" distR="114300">
-                                          <wp:extent cx="604520" cy="325755"/>
-                                          <wp:effectExtent l="0" t="0" r="0" b="0"/>
-                                          <wp:docPr id="31" name="图片 1"/>
-                                          <wp:cNvGraphicFramePr>
-                                            <a:graphicFrameLocks xmlns:a="http://schemas.openxmlformats.org/drawingml/2006/main" noChangeAspect="1"/>
-                                          </wp:cNvGraphicFramePr>
-                                          <a:graphic xmlns:a="http://schemas.openxmlformats.org/drawingml/2006/main">
-                                            <a:graphicData uri="http://schemas.openxmlformats.org/drawingml/2006/picture">
-                                              <pic:pic xmlns:pic="http://schemas.openxmlformats.org/drawingml/2006/picture">
-                                                <pic:nvPicPr>
-                                                  <pic:cNvPr id="31" name="图片 1"/>
-                                                  <pic:cNvPicPr>
-                                                    <a:picLocks noChangeAspect="1"/>
-                                                  </pic:cNvPicPr>
-                                                </pic:nvPicPr>
-                                                <pic:blipFill>
-                                                  <a:blip r:embed="rId14">
-                                                    <a:clrChange>
-                                                      <a:clrFrom>
-                                                        <a:srgbClr val="FFFFFF">
-                                                          <a:alpha val="100000"/>
-                                                        </a:srgbClr>
-                                                      </a:clrFrom>
-                                                      <a:clrTo>
-                                                        <a:srgbClr val="FFFFFF">
-                                                          <a:alpha val="100000"/>
-                                                          <a:alpha val="0"/>
-                                                        </a:srgbClr>
-                                                      </a:clrTo>
-                                                    </a:clrChange>
-                                                  </a:blip>
-                                                  <a:srcRect l="10922" t="11667"/>
-                                                  <a:stretch>
-                                                    <a:fillRect/>
-                                                  </a:stretch>
-                                                </pic:blipFill>
-                                                <pic:spPr>
-                                                  <a:xfrm>
-                                                    <a:off x="0" y="0"/>
-                                                    <a:ext cx="604520" cy="325755"/>
-                                                  </a:xfrm>
-                                                  <a:prstGeom prst="rect">
-                                                    <a:avLst/>
-                                                  </a:prstGeom>
-                                                  <a:noFill/>
-                                                  <a:ln>
-                                                    <a:noFill/>
-                                                  </a:ln>
-                                                </pic:spPr>
-                                              </pic:pic>
-                                            </a:graphicData>
-                                          </a:graphic>
-                                        </wp:inline>
-                                      </w:drawing>
+                                      <w:t>{{"ty_guangzhou1"|sign(</w:t>
+                                    </w:r>
+                                    <w:r>
+                                      <w:rPr>
+                                        <w:rFonts w:hint="eastAsia" w:ascii="Times New Roman" w:hAnsi="Times New Roman" w:cs="Times New Roman"/>
+                                        <w:b/>
+                                        <w:sz w:val="18"/>
+                                        <w:szCs w:val="18"/>
+                                        <w:lang w:val="en-US" w:eastAsia="zh-CN"/>
+                                      </w:rPr>
+                                      <w:t>47</w:t>
+                                    </w:r>
+                                    <w:r>
+                                      <w:rPr>
+                                        <w:rFonts w:hint="eastAsia" w:ascii="Times New Roman" w:hAnsi="Times New Roman" w:cs="Times New Roman"/>
+                                        <w:b/>
+                                        <w:sz w:val="18"/>
+                                        <w:szCs w:val="18"/>
+                                      </w:rPr>
+                                      <w:t>,</w:t>
+                                    </w:r>
+                                    <w:r>
+                                      <w:rPr>
+                                        <w:rFonts w:hint="eastAsia" w:ascii="Times New Roman" w:hAnsi="Times New Roman" w:cs="Times New Roman"/>
+                                        <w:b/>
+                                        <w:sz w:val="18"/>
+                                        <w:szCs w:val="18"/>
+                                        <w:lang w:val="en-US" w:eastAsia="zh-CN"/>
+                                      </w:rPr>
+                                      <w:t>25</w:t>
+                                    </w:r>
+                                    <w:r>
+                                      <w:rPr>
+                                        <w:rFonts w:hint="eastAsia" w:ascii="Times New Roman" w:hAnsi="Times New Roman" w:cs="Times New Roman"/>
+                                        <w:b/>
+                                        <w:sz w:val="18"/>
+                                        <w:szCs w:val="18"/>
+                                      </w:rPr>
+                                      <w:t>)}}</w:t>
                                     </w:r>
                                   </w:p>
                                 </w:tc>
@@ -12488,45 +12326,43 @@
                                   </w:tcPr>
                                   <w:p>
                                     <w:pPr>
+                                      <w:pStyle w:val="59"/>
                                       <w:keepNext w:val="0"/>
                                       <w:keepLines w:val="0"/>
                                       <w:pageBreakBefore w:val="0"/>
-                                      <w:widowControl w:val="0"/>
                                       <w:kinsoku/>
                                       <w:wordWrap/>
                                       <w:overflowPunct/>
                                       <w:topLinePunct w:val="0"/>
                                       <w:bidi w:val="0"/>
-                                      <w:adjustRightInd/>
+                                      <w:adjustRightInd w:val="0"/>
                                       <w:snapToGrid w:val="0"/>
-                                      <w:spacing w:before="13"/>
+                                      <w:spacing w:line="240" w:lineRule="auto"/>
                                       <w:jc w:val="both"/>
                                       <w:textAlignment w:val="auto"/>
                                       <w:rPr>
-                                        <w:rFonts w:ascii="Times New Roman" w:hAnsi="Times New Roman" w:eastAsia="宋体" w:cs="Times New Roman"/>
+                                        <w:rFonts w:ascii="Times New Roman" w:hAnsi="Times New Roman" w:cs="Times New Roman"/>
                                         <w:b/>
                                         <w:sz w:val="18"/>
                                         <w:szCs w:val="18"/>
-                                        <w:lang w:val="en-US" w:eastAsia="en-US" w:bidi="ar-SA"/>
                                       </w:rPr>
                                     </w:pPr>
                                     <w:r>
                                       <w:rPr>
-                                        <w:rFonts w:ascii="Times New Roman" w:hAnsi="Times New Roman" w:eastAsia="宋体" w:cs="Times New Roman"/>
+                                        <w:rFonts w:ascii="Times New Roman" w:hAnsi="Times New Roman" w:cs="Times New Roman"/>
                                         <w:b/>
                                         <w:sz w:val="18"/>
                                         <w:szCs w:val="18"/>
-                                        <w:lang w:val="en-US" w:eastAsia="en-US" w:bidi="ar-SA"/>
                                       </w:rPr>
                                       <w:t>复核人</w:t>
                                     </w:r>
                                     <w:r>
                                       <w:rPr>
-                                        <w:rFonts w:ascii="Times New Roman" w:hAnsi="Times New Roman" w:eastAsia="宋体" w:cs="Times New Roman"/>
+                                        <w:rFonts w:ascii="Times New Roman" w:hAnsi="Times New Roman" w:cs="Times New Roman"/>
                                         <w:b/>
                                         <w:sz w:val="18"/>
                                         <w:szCs w:val="18"/>
-                                        <w:lang w:val="en-US" w:eastAsia="zh-CN" w:bidi="ar-SA"/>
+                                        <w:lang w:eastAsia="zh-CN"/>
                                       </w:rPr>
                                       <w:t>：</w:t>
                                     </w:r>
@@ -12539,87 +12375,74 @@
                                   </w:tcPr>
                                   <w:p>
                                     <w:pPr>
+                                      <w:pStyle w:val="59"/>
                                       <w:keepNext w:val="0"/>
                                       <w:keepLines w:val="0"/>
                                       <w:pageBreakBefore w:val="0"/>
-                                      <w:widowControl w:val="0"/>
                                       <w:kinsoku/>
                                       <w:wordWrap/>
                                       <w:overflowPunct/>
                                       <w:topLinePunct w:val="0"/>
                                       <w:bidi w:val="0"/>
-                                      <w:adjustRightInd/>
+                                      <w:adjustRightInd w:val="0"/>
                                       <w:snapToGrid w:val="0"/>
-                                      <w:spacing w:before="13"/>
+                                      <w:spacing w:line="240" w:lineRule="auto"/>
                                       <w:ind w:right="15"/>
                                       <w:jc w:val="both"/>
                                       <w:textAlignment w:val="auto"/>
                                       <w:rPr>
-                                        <w:rFonts w:ascii="Times New Roman" w:hAnsi="Times New Roman" w:eastAsia="宋体" w:cs="Times New Roman"/>
+                                        <w:rFonts w:ascii="Times New Roman" w:hAnsi="Times New Roman" w:cs="Times New Roman"/>
                                         <w:b/>
                                         <w:sz w:val="18"/>
                                         <w:szCs w:val="18"/>
-                                        <w:lang w:val="en-US" w:eastAsia="en-US" w:bidi="ar-SA"/>
                                       </w:rPr>
                                     </w:pPr>
                                     <w:r>
                                       <w:rPr>
-                                        <w:rFonts w:ascii="宋体" w:hAnsi="宋体" w:eastAsia="宋体" w:cs="宋体"/>
+                                        <w:rFonts w:hint="eastAsia" w:ascii="Times New Roman" w:hAnsi="Times New Roman" w:cs="Times New Roman"/>
+                                        <w:b/>
                                         <w:sz w:val="18"/>
                                         <w:szCs w:val="18"/>
-                                        <w:lang w:val="en-US" w:eastAsia="en-US" w:bidi="ar-SA"/>
                                       </w:rPr>
-                                      <w:drawing>
-                                        <wp:inline distT="0" distB="0" distL="114300" distR="114300">
-                                          <wp:extent cx="563245" cy="319405"/>
-                                          <wp:effectExtent l="0" t="0" r="0" b="635"/>
-                                          <wp:docPr id="22" name="图片 4" descr="王建丽"/>
-                                          <wp:cNvGraphicFramePr>
-                                            <a:graphicFrameLocks xmlns:a="http://schemas.openxmlformats.org/drawingml/2006/main" noChangeAspect="1"/>
-                                          </wp:cNvGraphicFramePr>
-                                          <a:graphic xmlns:a="http://schemas.openxmlformats.org/drawingml/2006/main">
-                                            <a:graphicData uri="http://schemas.openxmlformats.org/drawingml/2006/picture">
-                                              <pic:pic xmlns:pic="http://schemas.openxmlformats.org/drawingml/2006/picture">
-                                                <pic:nvPicPr>
-                                                  <pic:cNvPr id="22" name="图片 4" descr="王建丽"/>
-                                                  <pic:cNvPicPr>
-                                                    <a:picLocks noChangeAspect="1"/>
-                                                  </pic:cNvPicPr>
-                                                </pic:nvPicPr>
-                                                <pic:blipFill>
-                                                  <a:blip r:embed="rId13">
-                                                    <a:clrChange>
-                                                      <a:clrFrom>
-                                                        <a:srgbClr val="FFFFFF">
-                                                          <a:alpha val="100000"/>
-                                                        </a:srgbClr>
-                                                      </a:clrFrom>
-                                                      <a:clrTo>
-                                                        <a:srgbClr val="FFFFFF">
-                                                          <a:alpha val="100000"/>
-                                                          <a:alpha val="0"/>
-                                                        </a:srgbClr>
-                                                      </a:clrTo>
-                                                    </a:clrChange>
-                                                  </a:blip>
-                                                  <a:stretch>
-                                                    <a:fillRect/>
-                                                  </a:stretch>
-                                                </pic:blipFill>
-                                                <pic:spPr>
-                                                  <a:xfrm>
-                                                    <a:off x="0" y="0"/>
-                                                    <a:ext cx="563245" cy="319405"/>
-                                                  </a:xfrm>
-                                                  <a:prstGeom prst="rect">
-                                                    <a:avLst/>
-                                                  </a:prstGeom>
-                                                </pic:spPr>
-                                              </pic:pic>
-                                            </a:graphicData>
-                                          </a:graphic>
-                                        </wp:inline>
-                                      </w:drawing>
+                                      <w:t>{{"ty_guangzhou2"|sign(</w:t>
+                                    </w:r>
+                                    <w:r>
+                                      <w:rPr>
+                                        <w:rFonts w:hint="eastAsia" w:ascii="Times New Roman" w:hAnsi="Times New Roman" w:cs="Times New Roman"/>
+                                        <w:b/>
+                                        <w:sz w:val="18"/>
+                                        <w:szCs w:val="18"/>
+                                        <w:lang w:val="en-US" w:eastAsia="zh-CN"/>
+                                      </w:rPr>
+                                      <w:t>44</w:t>
+                                    </w:r>
+                                    <w:r>
+                                      <w:rPr>
+                                        <w:rFonts w:hint="eastAsia" w:ascii="Times New Roman" w:hAnsi="Times New Roman" w:cs="Times New Roman"/>
+                                        <w:b/>
+                                        <w:sz w:val="18"/>
+                                        <w:szCs w:val="18"/>
+                                      </w:rPr>
+                                      <w:t>,</w:t>
+                                    </w:r>
+                                    <w:r>
+                                      <w:rPr>
+                                        <w:rFonts w:hint="eastAsia" w:ascii="Times New Roman" w:hAnsi="Times New Roman" w:cs="Times New Roman"/>
+                                        <w:b/>
+                                        <w:sz w:val="18"/>
+                                        <w:szCs w:val="18"/>
+                                        <w:lang w:val="en-US" w:eastAsia="zh-CN"/>
+                                      </w:rPr>
+                                      <w:t>25</w:t>
+                                    </w:r>
+                                    <w:r>
+                                      <w:rPr>
+                                        <w:rFonts w:hint="eastAsia" w:ascii="Times New Roman" w:hAnsi="Times New Roman" w:cs="Times New Roman"/>
+                                        <w:b/>
+                                        <w:sz w:val="18"/>
+                                        <w:szCs w:val="18"/>
+                                      </w:rPr>
+                                      <w:t>)}}</w:t>
                                     </w:r>
                                   </w:p>
                                 </w:tc>
@@ -12638,61 +12461,58 @@
                                 </w:trPr>
                                 <w:tc>
                                   <w:tcPr>
-                                    <w:tcW w:w="835" w:type="dxa"/>
+                                    <w:tcW w:w="961" w:type="dxa"/>
                                     <w:vAlign w:val="center"/>
                                   </w:tcPr>
                                   <w:p>
                                     <w:pPr>
+                                      <w:pStyle w:val="59"/>
                                       <w:keepNext w:val="0"/>
                                       <w:keepLines w:val="0"/>
                                       <w:pageBreakBefore w:val="0"/>
-                                      <w:widowControl w:val="0"/>
                                       <w:kinsoku/>
                                       <w:wordWrap/>
                                       <w:overflowPunct/>
                                       <w:topLinePunct w:val="0"/>
                                       <w:bidi w:val="0"/>
-                                      <w:adjustRightInd/>
+                                      <w:adjustRightInd w:val="0"/>
                                       <w:snapToGrid w:val="0"/>
-                                      <w:spacing w:line="341" w:lineRule="exact"/>
+                                      <w:spacing w:line="240" w:lineRule="auto"/>
                                       <w:ind w:left="13" w:right="165"/>
                                       <w:jc w:val="both"/>
                                       <w:textAlignment w:val="auto"/>
                                       <w:rPr>
-                                        <w:rFonts w:ascii="Times New Roman" w:hAnsi="Times New Roman" w:eastAsia="宋体" w:cs="Times New Roman"/>
+                                        <w:rFonts w:ascii="Times New Roman" w:hAnsi="Times New Roman" w:cs="Times New Roman"/>
                                         <w:b/>
                                         <w:sz w:val="18"/>
                                         <w:szCs w:val="18"/>
-                                        <w:lang w:val="en-US" w:eastAsia="en-US" w:bidi="ar-SA"/>
                                       </w:rPr>
                                     </w:pPr>
                                     <w:r>
                                       <w:rPr>
-                                        <w:rFonts w:ascii="Times New Roman" w:hAnsi="Times New Roman" w:eastAsia="宋体" w:cs="Times New Roman"/>
+                                        <w:rFonts w:ascii="Times New Roman" w:hAnsi="Times New Roman" w:cs="Times New Roman"/>
                                         <w:b/>
                                         <w:sz w:val="18"/>
                                         <w:szCs w:val="18"/>
-                                        <w:lang w:val="en-US" w:eastAsia="en-US" w:bidi="ar-SA"/>
                                       </w:rPr>
                                       <w:t>日</w:t>
                                     </w:r>
                                     <w:r>
                                       <w:rPr>
-                                        <w:rFonts w:ascii="Times New Roman" w:hAnsi="Times New Roman" w:eastAsia="宋体" w:cs="Times New Roman"/>
+                                        <w:rFonts w:ascii="Times New Roman" w:hAnsi="Times New Roman" w:cs="Times New Roman"/>
                                         <w:b/>
                                         <w:sz w:val="18"/>
                                         <w:szCs w:val="18"/>
-                                        <w:lang w:val="en-US" w:eastAsia="zh-CN" w:bidi="ar-SA"/>
+                                        <w:lang w:eastAsia="zh-CN"/>
                                       </w:rPr>
                                       <w:t xml:space="preserve">  </w:t>
                                     </w:r>
                                     <w:r>
                                       <w:rPr>
-                                        <w:rFonts w:ascii="Times New Roman" w:hAnsi="Times New Roman" w:eastAsia="宋体" w:cs="Times New Roman"/>
+                                        <w:rFonts w:ascii="Times New Roman" w:hAnsi="Times New Roman" w:cs="Times New Roman"/>
                                         <w:b/>
                                         <w:sz w:val="18"/>
                                         <w:szCs w:val="18"/>
-                                        <w:lang w:val="en-US" w:eastAsia="en-US" w:bidi="ar-SA"/>
                                       </w:rPr>
                                       <w:t>期：</w:t>
                                     </w:r>
@@ -12700,39 +12520,38 @@
                                 </w:tc>
                                 <w:tc>
                                   <w:tcPr>
-                                    <w:tcW w:w="1308" w:type="dxa"/>
+                                    <w:tcW w:w="1332" w:type="dxa"/>
                                     <w:vAlign w:val="center"/>
                                   </w:tcPr>
                                   <w:p>
                                     <w:pPr>
+                                      <w:pStyle w:val="59"/>
                                       <w:keepNext w:val="0"/>
                                       <w:keepLines w:val="0"/>
                                       <w:pageBreakBefore w:val="0"/>
-                                      <w:widowControl w:val="0"/>
                                       <w:kinsoku/>
                                       <w:wordWrap/>
                                       <w:overflowPunct/>
                                       <w:topLinePunct w:val="0"/>
                                       <w:bidi w:val="0"/>
-                                      <w:adjustRightInd/>
+                                      <w:adjustRightInd w:val="0"/>
                                       <w:snapToGrid w:val="0"/>
-                                      <w:spacing w:line="363" w:lineRule="exact"/>
+                                      <w:spacing w:line="240" w:lineRule="auto"/>
                                       <w:jc w:val="both"/>
                                       <w:textAlignment w:val="auto"/>
                                       <w:rPr>
-                                        <w:rFonts w:ascii="Times New Roman" w:hAnsi="Times New Roman" w:eastAsia="宋体" w:cs="Times New Roman"/>
+                                        <w:rFonts w:ascii="Times New Roman" w:hAnsi="Times New Roman" w:cs="Times New Roman"/>
                                         <w:sz w:val="18"/>
                                         <w:szCs w:val="18"/>
-                                        <w:lang w:val="en-US" w:eastAsia="en-US" w:bidi="ar-SA"/>
                                       </w:rPr>
                                     </w:pPr>
                                     <w:r>
                                       <w:rPr>
-                                        <w:rFonts w:ascii="Times New Roman" w:hAnsi="Times New Roman" w:eastAsia="宋体" w:cs="Times New Roman"/>
+                                        <w:rFonts w:ascii="Times New Roman" w:hAnsi="Times New Roman" w:cs="Times New Roman"/>
                                         <w:kern w:val="2"/>
                                         <w:sz w:val="18"/>
                                         <w:szCs w:val="18"/>
-                                        <w:lang w:val="en-US" w:eastAsia="zh-CN" w:bidi="ar-SA"/>
+                                        <w:lang w:eastAsia="zh-CN"/>
                                       </w:rPr>
                                       <w:t>{{ reportdate }}</w:t>
                                     </w:r>
@@ -12745,55 +12564,52 @@
                                   </w:tcPr>
                                   <w:p>
                                     <w:pPr>
+                                      <w:pStyle w:val="59"/>
                                       <w:keepNext w:val="0"/>
                                       <w:keepLines w:val="0"/>
                                       <w:pageBreakBefore w:val="0"/>
-                                      <w:widowControl w:val="0"/>
                                       <w:kinsoku/>
                                       <w:wordWrap/>
                                       <w:overflowPunct/>
                                       <w:topLinePunct w:val="0"/>
                                       <w:bidi w:val="0"/>
-                                      <w:adjustRightInd/>
+                                      <w:adjustRightInd w:val="0"/>
                                       <w:snapToGrid w:val="0"/>
-                                      <w:spacing w:line="341" w:lineRule="exact"/>
+                                      <w:spacing w:line="240" w:lineRule="auto"/>
                                       <w:jc w:val="both"/>
                                       <w:textAlignment w:val="auto"/>
                                       <w:rPr>
-                                        <w:rFonts w:ascii="Times New Roman" w:hAnsi="Times New Roman" w:eastAsia="宋体" w:cs="Times New Roman"/>
+                                        <w:rFonts w:ascii="Times New Roman" w:hAnsi="Times New Roman" w:cs="Times New Roman"/>
                                         <w:b/>
                                         <w:sz w:val="18"/>
                                         <w:szCs w:val="18"/>
-                                        <w:lang w:val="en-US" w:eastAsia="en-US" w:bidi="ar-SA"/>
                                       </w:rPr>
                                     </w:pPr>
                                     <w:r>
                                       <w:rPr>
-                                        <w:rFonts w:ascii="Times New Roman" w:hAnsi="Times New Roman" w:eastAsia="宋体" w:cs="Times New Roman"/>
+                                        <w:rFonts w:ascii="Times New Roman" w:hAnsi="Times New Roman" w:cs="Times New Roman"/>
                                         <w:b/>
                                         <w:sz w:val="18"/>
                                         <w:szCs w:val="18"/>
-                                        <w:lang w:val="en-US" w:eastAsia="en-US" w:bidi="ar-SA"/>
                                       </w:rPr>
                                       <w:t>日</w:t>
                                     </w:r>
                                     <w:r>
                                       <w:rPr>
-                                        <w:rFonts w:ascii="Times New Roman" w:hAnsi="Times New Roman" w:eastAsia="宋体" w:cs="Times New Roman"/>
+                                        <w:rFonts w:ascii="Times New Roman" w:hAnsi="Times New Roman" w:cs="Times New Roman"/>
                                         <w:b/>
                                         <w:sz w:val="18"/>
                                         <w:szCs w:val="18"/>
-                                        <w:lang w:val="en-US" w:eastAsia="zh-CN" w:bidi="ar-SA"/>
+                                        <w:lang w:eastAsia="zh-CN"/>
                                       </w:rPr>
                                       <w:t xml:space="preserve">  </w:t>
                                     </w:r>
                                     <w:r>
                                       <w:rPr>
-                                        <w:rFonts w:ascii="Times New Roman" w:hAnsi="Times New Roman" w:eastAsia="宋体" w:cs="Times New Roman"/>
+                                        <w:rFonts w:ascii="Times New Roman" w:hAnsi="Times New Roman" w:cs="Times New Roman"/>
                                         <w:b/>
                                         <w:sz w:val="18"/>
                                         <w:szCs w:val="18"/>
-                                        <w:lang w:val="en-US" w:eastAsia="en-US" w:bidi="ar-SA"/>
                                       </w:rPr>
                                       <w:t>期：</w:t>
                                     </w:r>
@@ -12806,35 +12622,34 @@
                                   </w:tcPr>
                                   <w:p>
                                     <w:pPr>
+                                      <w:pStyle w:val="59"/>
                                       <w:keepNext w:val="0"/>
                                       <w:keepLines w:val="0"/>
                                       <w:pageBreakBefore w:val="0"/>
-                                      <w:widowControl w:val="0"/>
                                       <w:kinsoku/>
                                       <w:wordWrap/>
                                       <w:overflowPunct/>
                                       <w:topLinePunct w:val="0"/>
                                       <w:bidi w:val="0"/>
-                                      <w:adjustRightInd/>
+                                      <w:adjustRightInd w:val="0"/>
                                       <w:snapToGrid w:val="0"/>
-                                      <w:spacing w:line="363" w:lineRule="exact"/>
+                                      <w:spacing w:line="240" w:lineRule="auto"/>
                                       <w:ind w:right="15"/>
                                       <w:jc w:val="both"/>
                                       <w:textAlignment w:val="auto"/>
                                       <w:rPr>
-                                        <w:rFonts w:ascii="Times New Roman" w:hAnsi="Times New Roman" w:eastAsia="宋体" w:cs="Times New Roman"/>
+                                        <w:rFonts w:ascii="Times New Roman" w:hAnsi="Times New Roman" w:cs="Times New Roman"/>
                                         <w:sz w:val="18"/>
                                         <w:szCs w:val="18"/>
-                                        <w:lang w:val="en-US" w:eastAsia="en-US" w:bidi="ar-SA"/>
                                       </w:rPr>
                                     </w:pPr>
                                     <w:r>
                                       <w:rPr>
-                                        <w:rFonts w:ascii="Times New Roman" w:hAnsi="Times New Roman" w:eastAsia="宋体" w:cs="Times New Roman"/>
+                                        <w:rFonts w:ascii="Times New Roman" w:hAnsi="Times New Roman" w:cs="Times New Roman"/>
                                         <w:kern w:val="2"/>
                                         <w:sz w:val="18"/>
                                         <w:szCs w:val="18"/>
-                                        <w:lang w:val="en-US" w:eastAsia="zh-CN" w:bidi="ar-SA"/>
+                                        <w:lang w:eastAsia="zh-CN"/>
                                       </w:rPr>
                                       <w:t>{{ reportdate }}</w:t>
                                     </w:r>
@@ -12842,6 +12657,38 @@
                                 </w:tc>
                               </w:tr>
                             </w:tbl>
+                            <w:p>
+                              <w:pPr>
+                                <w:keepNext w:val="0"/>
+                                <w:keepLines w:val="0"/>
+                                <w:pageBreakBefore w:val="0"/>
+                                <w:widowControl/>
+                                <w:kinsoku/>
+                                <w:wordWrap/>
+                                <w:overflowPunct/>
+                                <w:topLinePunct w:val="0"/>
+                                <w:bidi w:val="0"/>
+                                <w:adjustRightInd w:val="0"/>
+                                <w:snapToGrid w:val="0"/>
+                                <w:spacing w:line="240" w:lineRule="auto"/>
+                                <w:textAlignment w:val="auto"/>
+                                <w:rPr>
+                                  <w:rFonts w:hint="default" w:ascii="Times New Roman" w:hAnsi="Times New Roman" w:eastAsia="等线" w:cs="宋体"/>
+                                  <w:sz w:val="18"/>
+                                  <w:szCs w:val="18"/>
+                                  <w:lang w:val="en-US" w:eastAsia="zh-CN" w:bidi="ar-SA"/>
+                                </w:rPr>
+                              </w:pPr>
+                              <w:r>
+                                <w:rPr>
+                                  <w:rFonts w:hint="eastAsia" w:ascii="Times New Roman" w:hAnsi="Times New Roman" w:eastAsia="微软雅黑" w:cs="Times New Roman"/>
+                                  <w:sz w:val="18"/>
+                                  <w:szCs w:val="18"/>
+                                  <w:lang w:eastAsia="zh-CN"/>
+                                </w:rPr>
+                                <w:t>{% endif %}</w:t>
+                              </w:r>
+                            </w:p>
                             <w:p>
                               <w:pPr>
                                 <w:keepNext w:val="0"/>
@@ -12864,16 +12711,6 @@
                                   <w:lang w:val="en-US" w:eastAsia="zh-CN" w:bidi="ar-SA"/>
                                 </w:rPr>
                               </w:pPr>
-                              <w:r>
-                                <w:rPr>
-                                  <w:rFonts w:hint="eastAsia" w:ascii="Times New Roman" w:hAnsi="Times New Roman" w:eastAsia="微软雅黑" w:cs="Times New Roman"/>
-                                  <w:kern w:val="0"/>
-                                  <w:sz w:val="18"/>
-                                  <w:szCs w:val="18"/>
-                                  <w:lang w:eastAsia="zh-CN"/>
-                                </w:rPr>
-                                <w:t>{% endif %}</w:t>
-                              </w:r>
                             </w:p>
                           </w:txbxContent>
                         </wps:txbx>
@@ -12889,7 +12726,7 @@
                           </pic:cNvPicPr>
                         </pic:nvPicPr>
                         <pic:blipFill>
-                          <a:blip r:embed="rId15">
+                          <a:blip r:embed="rId12">
                             <a:extLst>
                               <a:ext uri="{28A0092B-C50C-407E-A947-70E740481C1C}">
                                 <a14:useLocalDpi xmlns:a14="http://schemas.microsoft.com/office/drawing/2010/main" val="0"/>
@@ -14271,15 +14108,14 @@
                           <w:overflowPunct/>
                           <w:topLinePunct w:val="0"/>
                           <w:bidi w:val="0"/>
-                          <w:adjustRightInd/>
+                          <w:adjustRightInd w:val="0"/>
                           <w:snapToGrid w:val="0"/>
+                          <w:spacing w:line="240" w:lineRule="auto"/>
                           <w:ind w:leftChars="0"/>
-                          <w:jc w:val="left"/>
                           <w:textAlignment w:val="auto"/>
                           <w:rPr>
                             <w:rFonts w:hint="default" w:ascii="Times New Roman" w:hAnsi="Times New Roman" w:eastAsia="微软雅黑" w:cs="Times New Roman"/>
                             <w:color w:val="auto"/>
-                            <w:kern w:val="0"/>
                             <w:sz w:val="24"/>
                             <w:szCs w:val="24"/>
                             <w:lang w:eastAsia="zh-CN"/>
@@ -14289,7 +14125,6 @@
                           <w:rPr>
                             <w:rFonts w:hint="default" w:ascii="Times New Roman" w:hAnsi="Times New Roman" w:eastAsia="微软雅黑" w:cs="Times New Roman"/>
                             <w:color w:val="auto"/>
-                            <w:kern w:val="0"/>
                             <w:sz w:val="24"/>
                             <w:szCs w:val="24"/>
                             <w:lang w:eastAsia="zh-CN"/>
@@ -14311,14 +14146,13 @@
                           <w:overflowPunct/>
                           <w:topLinePunct w:val="0"/>
                           <w:bidi w:val="0"/>
-                          <w:adjustRightInd/>
+                          <w:adjustRightInd w:val="0"/>
                           <w:snapToGrid w:val="0"/>
+                          <w:spacing w:line="240" w:lineRule="auto"/>
                           <w:ind w:leftChars="0"/>
-                          <w:jc w:val="left"/>
                           <w:textAlignment w:val="auto"/>
                           <w:rPr>
                             <w:rFonts w:hint="default" w:ascii="Times New Roman" w:hAnsi="Times New Roman" w:eastAsia="微软雅黑" w:cs="Times New Roman"/>
-                            <w:kern w:val="0"/>
                             <w:sz w:val="24"/>
                             <w:szCs w:val="24"/>
                             <w:lang w:eastAsia="zh-CN"/>
@@ -14328,7 +14162,7 @@
                       <w:tbl>
                         <w:tblPr>
                           <w:tblStyle w:val="61"/>
-                          <w:tblW w:w="4447" w:type="dxa"/>
+                          <w:tblW w:w="4705" w:type="dxa"/>
                           <w:tblInd w:w="0" w:type="dxa"/>
                           <w:tblLayout w:type="fixed"/>
                           <w:tblCellMar>
@@ -14339,10 +14173,10 @@
                           </w:tblCellMar>
                         </w:tblPr>
                         <w:tblGrid>
-                          <w:gridCol w:w="835"/>
-                          <w:gridCol w:w="1392"/>
-                          <w:gridCol w:w="984"/>
-                          <w:gridCol w:w="1236"/>
+                          <w:gridCol w:w="949"/>
+                          <w:gridCol w:w="1344"/>
+                          <w:gridCol w:w="918"/>
+                          <w:gridCol w:w="1494"/>
                         </w:tblGrid>
                         <w:tr>
                           <w:tblPrEx>
@@ -14358,41 +14192,39 @@
                           </w:trPr>
                           <w:tc>
                             <w:tcPr>
-                              <w:tcW w:w="835" w:type="dxa"/>
+                              <w:tcW w:w="949" w:type="dxa"/>
                               <w:vAlign w:val="center"/>
                             </w:tcPr>
                             <w:p>
                               <w:pPr>
+                                <w:pStyle w:val="59"/>
                                 <w:keepNext w:val="0"/>
                                 <w:keepLines w:val="0"/>
                                 <w:pageBreakBefore w:val="0"/>
-                                <w:widowControl w:val="0"/>
                                 <w:kinsoku/>
                                 <w:wordWrap/>
                                 <w:overflowPunct/>
                                 <w:topLinePunct w:val="0"/>
                                 <w:bidi w:val="0"/>
-                                <w:adjustRightInd/>
+                                <w:adjustRightInd w:val="0"/>
                                 <w:snapToGrid w:val="0"/>
-                                <w:spacing w:before="13"/>
+                                <w:spacing w:line="240" w:lineRule="auto"/>
                                 <w:ind w:left="13" w:right="95"/>
                                 <w:jc w:val="both"/>
                                 <w:textAlignment w:val="auto"/>
                                 <w:rPr>
-                                  <w:rFonts w:ascii="Times New Roman" w:hAnsi="Times New Roman" w:eastAsia="宋体" w:cs="Times New Roman"/>
+                                  <w:rFonts w:ascii="Times New Roman" w:hAnsi="Times New Roman" w:cs="Times New Roman"/>
                                   <w:b/>
                                   <w:sz w:val="18"/>
                                   <w:szCs w:val="18"/>
-                                  <w:lang w:val="en-US" w:eastAsia="en-US" w:bidi="ar-SA"/>
                                 </w:rPr>
                               </w:pPr>
                               <w:r>
                                 <w:rPr>
-                                  <w:rFonts w:ascii="Times New Roman" w:hAnsi="Times New Roman" w:eastAsia="宋体" w:cs="Times New Roman"/>
+                                  <w:rFonts w:ascii="Times New Roman" w:hAnsi="Times New Roman" w:cs="Times New Roman"/>
                                   <w:b/>
                                   <w:sz w:val="18"/>
                                   <w:szCs w:val="18"/>
-                                  <w:lang w:val="en-US" w:eastAsia="en-US" w:bidi="ar-SA"/>
                                 </w:rPr>
                                 <w:t>检测人：</w:t>
                               </w:r>
@@ -14400,141 +14232,125 @@
                           </w:tc>
                           <w:tc>
                             <w:tcPr>
-                              <w:tcW w:w="1392" w:type="dxa"/>
+                              <w:tcW w:w="1344" w:type="dxa"/>
                               <w:vAlign w:val="center"/>
                             </w:tcPr>
                             <w:p>
                               <w:pPr>
+                                <w:pStyle w:val="59"/>
                                 <w:keepNext w:val="0"/>
                                 <w:keepLines w:val="0"/>
                                 <w:pageBreakBefore w:val="0"/>
-                                <w:widowControl w:val="0"/>
                                 <w:kinsoku/>
                                 <w:wordWrap/>
                                 <w:overflowPunct/>
                                 <w:topLinePunct w:val="0"/>
                                 <w:bidi w:val="0"/>
-                                <w:adjustRightInd/>
+                                <w:adjustRightInd w:val="0"/>
                                 <w:snapToGrid w:val="0"/>
-                                <w:spacing w:before="13"/>
+                                <w:spacing w:line="240" w:lineRule="auto"/>
                                 <w:jc w:val="both"/>
                                 <w:textAlignment w:val="auto"/>
                                 <w:rPr>
-                                  <w:rFonts w:ascii="Times New Roman" w:hAnsi="Times New Roman" w:eastAsia="宋体" w:cs="Times New Roman"/>
+                                  <w:rFonts w:ascii="Times New Roman" w:hAnsi="Times New Roman" w:cs="Times New Roman"/>
                                   <w:b/>
                                   <w:sz w:val="18"/>
                                   <w:szCs w:val="18"/>
-                                  <w:lang w:val="en-US" w:eastAsia="en-US" w:bidi="ar-SA"/>
                                 </w:rPr>
                               </w:pPr>
                               <w:r>
                                 <w:rPr>
-                                  <w:rFonts w:ascii="宋体" w:hAnsi="宋体" w:eastAsia="宋体" w:cs="宋体"/>
+                                  <w:rFonts w:hint="eastAsia" w:ascii="Times New Roman" w:hAnsi="Times New Roman" w:cs="Times New Roman"/>
+                                  <w:b/>
                                   <w:sz w:val="18"/>
                                   <w:szCs w:val="18"/>
-                                  <w:lang w:val="en-US" w:eastAsia="en-US" w:bidi="ar-SA"/>
                                 </w:rPr>
-                                <w:drawing>
-                                  <wp:inline distT="0" distB="0" distL="114300" distR="114300">
-                                    <wp:extent cx="655955" cy="294640"/>
-                                    <wp:effectExtent l="0" t="0" r="14605" b="10160"/>
-                                    <wp:docPr id="66" name="图片 6" descr="蔡冬雪"/>
-                                    <wp:cNvGraphicFramePr>
-                                      <a:graphicFrameLocks xmlns:a="http://schemas.openxmlformats.org/drawingml/2006/main" noChangeAspect="1"/>
-                                    </wp:cNvGraphicFramePr>
-                                    <a:graphic xmlns:a="http://schemas.openxmlformats.org/drawingml/2006/main">
-                                      <a:graphicData uri="http://schemas.openxmlformats.org/drawingml/2006/picture">
-                                        <pic:pic xmlns:pic="http://schemas.openxmlformats.org/drawingml/2006/picture">
-                                          <pic:nvPicPr>
-                                            <pic:cNvPr id="66" name="图片 6" descr="蔡冬雪"/>
-                                            <pic:cNvPicPr>
-                                              <a:picLocks noChangeAspect="1"/>
-                                            </pic:cNvPicPr>
-                                          </pic:nvPicPr>
-                                          <pic:blipFill>
-                                            <a:blip r:embed="rId12">
-                                              <a:clrChange>
-                                                <a:clrFrom>
-                                                  <a:srgbClr val="FFFFFF">
-                                                    <a:alpha val="100000"/>
-                                                  </a:srgbClr>
-                                                </a:clrFrom>
-                                                <a:clrTo>
-                                                  <a:srgbClr val="FFFFFF">
-                                                    <a:alpha val="100000"/>
-                                                    <a:alpha val="0"/>
-                                                  </a:srgbClr>
-                                                </a:clrTo>
-                                              </a:clrChange>
-                                            </a:blip>
-                                            <a:srcRect l="18656" t="33322" r="18897" b="26699"/>
-                                            <a:stretch>
-                                              <a:fillRect/>
-                                            </a:stretch>
-                                          </pic:blipFill>
-                                          <pic:spPr>
-                                            <a:xfrm>
-                                              <a:off x="0" y="0"/>
-                                              <a:ext cx="655955" cy="294640"/>
-                                            </a:xfrm>
-                                            <a:prstGeom prst="rect">
-                                              <a:avLst/>
-                                            </a:prstGeom>
-                                          </pic:spPr>
-                                        </pic:pic>
-                                      </a:graphicData>
-                                    </a:graphic>
-                                  </wp:inline>
-                                </w:drawing>
+                                <w:t>{{"ty_tianjin1"|sign(</w:t>
+                              </w:r>
+                              <w:r>
+                                <w:rPr>
+                                  <w:rFonts w:hint="eastAsia" w:ascii="Times New Roman" w:hAnsi="Times New Roman" w:cs="Times New Roman"/>
+                                  <w:b/>
+                                  <w:sz w:val="18"/>
+                                  <w:szCs w:val="18"/>
+                                  <w:lang w:val="en-US" w:eastAsia="zh-CN"/>
+                                </w:rPr>
+                                <w:t>46</w:t>
+                              </w:r>
+                              <w:r>
+                                <w:rPr>
+                                  <w:rFonts w:hint="eastAsia" w:ascii="Times New Roman" w:hAnsi="Times New Roman" w:cs="Times New Roman"/>
+                                  <w:b/>
+                                  <w:sz w:val="18"/>
+                                  <w:szCs w:val="18"/>
+                                </w:rPr>
+                                <w:t>,2</w:t>
+                              </w:r>
+                              <w:r>
+                                <w:rPr>
+                                  <w:rFonts w:hint="eastAsia" w:ascii="Times New Roman" w:hAnsi="Times New Roman" w:cs="Times New Roman"/>
+                                  <w:b/>
+                                  <w:sz w:val="18"/>
+                                  <w:szCs w:val="18"/>
+                                  <w:lang w:val="en-US" w:eastAsia="zh-CN"/>
+                                </w:rPr>
+                                <w:t>1</w:t>
+                              </w:r>
+                              <w:r>
+                                <w:rPr>
+                                  <w:rFonts w:hint="eastAsia" w:ascii="Times New Roman" w:hAnsi="Times New Roman" w:cs="Times New Roman"/>
+                                  <w:b/>
+                                  <w:sz w:val="18"/>
+                                  <w:szCs w:val="18"/>
+                                </w:rPr>
+                                <w:t>)}}</w:t>
                               </w:r>
                             </w:p>
                           </w:tc>
                           <w:tc>
                             <w:tcPr>
-                              <w:tcW w:w="984" w:type="dxa"/>
+                              <w:tcW w:w="918" w:type="dxa"/>
                               <w:vAlign w:val="center"/>
                             </w:tcPr>
                             <w:p>
                               <w:pPr>
+                                <w:pStyle w:val="59"/>
                                 <w:keepNext w:val="0"/>
                                 <w:keepLines w:val="0"/>
                                 <w:pageBreakBefore w:val="0"/>
-                                <w:widowControl w:val="0"/>
                                 <w:kinsoku/>
                                 <w:wordWrap/>
                                 <w:overflowPunct/>
                                 <w:topLinePunct w:val="0"/>
                                 <w:bidi w:val="0"/>
-                                <w:adjustRightInd/>
+                                <w:adjustRightInd w:val="0"/>
                                 <w:snapToGrid w:val="0"/>
-                                <w:spacing w:before="13"/>
+                                <w:spacing w:line="240" w:lineRule="auto"/>
                                 <w:jc w:val="both"/>
                                 <w:textAlignment w:val="auto"/>
                                 <w:rPr>
-                                  <w:rFonts w:ascii="Times New Roman" w:hAnsi="Times New Roman" w:eastAsia="宋体" w:cs="Times New Roman"/>
+                                  <w:rFonts w:ascii="Times New Roman" w:hAnsi="Times New Roman" w:cs="Times New Roman"/>
                                   <w:b/>
                                   <w:sz w:val="18"/>
                                   <w:szCs w:val="18"/>
-                                  <w:lang w:val="en-US" w:eastAsia="en-US" w:bidi="ar-SA"/>
                                 </w:rPr>
                               </w:pPr>
                               <w:r>
                                 <w:rPr>
-                                  <w:rFonts w:ascii="Times New Roman" w:hAnsi="Times New Roman" w:eastAsia="宋体" w:cs="Times New Roman"/>
+                                  <w:rFonts w:ascii="Times New Roman" w:hAnsi="Times New Roman" w:cs="Times New Roman"/>
                                   <w:b/>
                                   <w:sz w:val="18"/>
                                   <w:szCs w:val="18"/>
-                                  <w:lang w:val="en-US" w:eastAsia="en-US" w:bidi="ar-SA"/>
                                 </w:rPr>
                                 <w:t>复核人</w:t>
                               </w:r>
                               <w:r>
                                 <w:rPr>
-                                  <w:rFonts w:ascii="Times New Roman" w:hAnsi="Times New Roman" w:eastAsia="宋体" w:cs="Times New Roman"/>
+                                  <w:rFonts w:ascii="Times New Roman" w:hAnsi="Times New Roman" w:cs="Times New Roman"/>
                                   <w:b/>
                                   <w:sz w:val="18"/>
                                   <w:szCs w:val="18"/>
-                                  <w:lang w:val="en-US" w:eastAsia="zh-CN" w:bidi="ar-SA"/>
+                                  <w:lang w:eastAsia="zh-CN"/>
                                 </w:rPr>
                                 <w:t>：</w:t>
                               </w:r>
@@ -14542,92 +14358,79 @@
                           </w:tc>
                           <w:tc>
                             <w:tcPr>
-                              <w:tcW w:w="1236" w:type="dxa"/>
+                              <w:tcW w:w="1494" w:type="dxa"/>
                               <w:vAlign w:val="center"/>
                             </w:tcPr>
                             <w:p>
                               <w:pPr>
+                                <w:pStyle w:val="59"/>
                                 <w:keepNext w:val="0"/>
                                 <w:keepLines w:val="0"/>
                                 <w:pageBreakBefore w:val="0"/>
-                                <w:widowControl w:val="0"/>
                                 <w:kinsoku/>
                                 <w:wordWrap/>
                                 <w:overflowPunct/>
                                 <w:topLinePunct w:val="0"/>
                                 <w:bidi w:val="0"/>
-                                <w:adjustRightInd/>
+                                <w:adjustRightInd w:val="0"/>
                                 <w:snapToGrid w:val="0"/>
-                                <w:spacing w:before="13"/>
+                                <w:spacing w:line="240" w:lineRule="auto"/>
                                 <w:ind w:right="15"/>
                                 <w:jc w:val="both"/>
                                 <w:textAlignment w:val="auto"/>
                                 <w:rPr>
-                                  <w:rFonts w:ascii="Times New Roman" w:hAnsi="Times New Roman" w:eastAsia="宋体" w:cs="Times New Roman"/>
+                                  <w:rFonts w:ascii="Times New Roman" w:hAnsi="Times New Roman" w:cs="Times New Roman"/>
                                   <w:b/>
                                   <w:sz w:val="18"/>
                                   <w:szCs w:val="18"/>
-                                  <w:lang w:val="en-US" w:eastAsia="en-US" w:bidi="ar-SA"/>
                                 </w:rPr>
                               </w:pPr>
                               <w:r>
                                 <w:rPr>
-                                  <w:rFonts w:ascii="宋体" w:hAnsi="宋体" w:eastAsia="宋体" w:cs="宋体"/>
+                                  <w:rFonts w:hint="eastAsia" w:ascii="Times New Roman" w:hAnsi="Times New Roman" w:cs="Times New Roman"/>
+                                  <w:b/>
                                   <w:sz w:val="18"/>
                                   <w:szCs w:val="18"/>
-                                  <w:lang w:val="en-US" w:eastAsia="en-US" w:bidi="ar-SA"/>
                                 </w:rPr>
-                                <w:drawing>
-                                  <wp:inline distT="0" distB="0" distL="114300" distR="114300">
-                                    <wp:extent cx="524510" cy="297180"/>
-                                    <wp:effectExtent l="0" t="0" r="0" b="6985"/>
-                                    <wp:docPr id="67" name="图片 4" descr="王建丽"/>
-                                    <wp:cNvGraphicFramePr>
-                                      <a:graphicFrameLocks xmlns:a="http://schemas.openxmlformats.org/drawingml/2006/main" noChangeAspect="1"/>
-                                    </wp:cNvGraphicFramePr>
-                                    <a:graphic xmlns:a="http://schemas.openxmlformats.org/drawingml/2006/main">
-                                      <a:graphicData uri="http://schemas.openxmlformats.org/drawingml/2006/picture">
-                                        <pic:pic xmlns:pic="http://schemas.openxmlformats.org/drawingml/2006/picture">
-                                          <pic:nvPicPr>
-                                            <pic:cNvPr id="67" name="图片 4" descr="王建丽"/>
-                                            <pic:cNvPicPr>
-                                              <a:picLocks noChangeAspect="1"/>
-                                            </pic:cNvPicPr>
-                                          </pic:nvPicPr>
-                                          <pic:blipFill>
-                                            <a:blip r:embed="rId13">
-                                              <a:clrChange>
-                                                <a:clrFrom>
-                                                  <a:srgbClr val="FFFFFF">
-                                                    <a:alpha val="100000"/>
-                                                  </a:srgbClr>
-                                                </a:clrFrom>
-                                                <a:clrTo>
-                                                  <a:srgbClr val="FFFFFF">
-                                                    <a:alpha val="100000"/>
-                                                    <a:alpha val="0"/>
-                                                  </a:srgbClr>
-                                                </a:clrTo>
-                                              </a:clrChange>
-                                            </a:blip>
-                                            <a:stretch>
-                                              <a:fillRect/>
-                                            </a:stretch>
-                                          </pic:blipFill>
-                                          <pic:spPr>
-                                            <a:xfrm>
-                                              <a:off x="0" y="0"/>
-                                              <a:ext cx="524510" cy="297180"/>
-                                            </a:xfrm>
-                                            <a:prstGeom prst="rect">
-                                              <a:avLst/>
-                                            </a:prstGeom>
-                                          </pic:spPr>
-                                        </pic:pic>
-                                      </a:graphicData>
-                                    </a:graphic>
-                                  </wp:inline>
-                                </w:drawing>
+                                <w:t>{{"ty_tianjin2"|sign(</w:t>
+                              </w:r>
+                              <w:r>
+                                <w:rPr>
+                                  <w:rFonts w:hint="eastAsia" w:ascii="Times New Roman" w:hAnsi="Times New Roman" w:cs="Times New Roman"/>
+                                  <w:b/>
+                                  <w:sz w:val="18"/>
+                                  <w:szCs w:val="18"/>
+                                  <w:lang w:val="en-US" w:eastAsia="zh-CN"/>
+                                </w:rPr>
+                                <w:t>44</w:t>
+                              </w:r>
+                              <w:r>
+                                <w:rPr>
+                                  <w:rFonts w:hint="eastAsia" w:ascii="Times New Roman" w:hAnsi="Times New Roman" w:cs="Times New Roman"/>
+                                  <w:b/>
+                                  <w:sz w:val="18"/>
+                                  <w:szCs w:val="18"/>
+                                </w:rPr>
+                                <w:t>,</w:t>
+                              </w:r>
+                              <w:r>
+                                <w:rPr>
+                                  <w:rFonts w:hint="eastAsia" w:ascii="Times New Roman" w:hAnsi="Times New Roman" w:cs="Times New Roman"/>
+                                  <w:b/>
+                                  <w:sz w:val="18"/>
+                                  <w:szCs w:val="18"/>
+                                  <w:lang w:val="en-US" w:eastAsia="zh-CN"/>
+                                </w:rPr>
+                                <w:t>25</w:t>
+                              </w:r>
+                              <w:r>
+                                <w:rPr>
+                                  <w:rFonts w:hint="eastAsia" w:ascii="Times New Roman" w:hAnsi="Times New Roman" w:cs="Times New Roman"/>
+                                  <w:b/>
+                                  <w:sz w:val="18"/>
+                                  <w:szCs w:val="18"/>
+                                </w:rPr>
+                                <w:t>)}}</w:t>
                               </w:r>
                             </w:p>
                           </w:tc>
@@ -14646,61 +14449,58 @@
                           </w:trPr>
                           <w:tc>
                             <w:tcPr>
-                              <w:tcW w:w="835" w:type="dxa"/>
+                              <w:tcW w:w="949" w:type="dxa"/>
                               <w:vAlign w:val="center"/>
                             </w:tcPr>
                             <w:p>
                               <w:pPr>
+                                <w:pStyle w:val="59"/>
                                 <w:keepNext w:val="0"/>
                                 <w:keepLines w:val="0"/>
                                 <w:pageBreakBefore w:val="0"/>
-                                <w:widowControl w:val="0"/>
                                 <w:kinsoku/>
                                 <w:wordWrap/>
                                 <w:overflowPunct/>
                                 <w:topLinePunct w:val="0"/>
                                 <w:bidi w:val="0"/>
-                                <w:adjustRightInd/>
+                                <w:adjustRightInd w:val="0"/>
                                 <w:snapToGrid w:val="0"/>
-                                <w:spacing w:line="341" w:lineRule="exact"/>
+                                <w:spacing w:line="240" w:lineRule="auto"/>
                                 <w:ind w:left="13" w:right="165"/>
                                 <w:jc w:val="both"/>
                                 <w:textAlignment w:val="auto"/>
                                 <w:rPr>
-                                  <w:rFonts w:ascii="Times New Roman" w:hAnsi="Times New Roman" w:eastAsia="宋体" w:cs="Times New Roman"/>
+                                  <w:rFonts w:ascii="Times New Roman" w:hAnsi="Times New Roman" w:cs="Times New Roman"/>
                                   <w:b/>
                                   <w:sz w:val="18"/>
                                   <w:szCs w:val="18"/>
-                                  <w:lang w:val="en-US" w:eastAsia="en-US" w:bidi="ar-SA"/>
                                 </w:rPr>
                               </w:pPr>
                               <w:r>
                                 <w:rPr>
-                                  <w:rFonts w:ascii="Times New Roman" w:hAnsi="Times New Roman" w:eastAsia="宋体" w:cs="Times New Roman"/>
+                                  <w:rFonts w:ascii="Times New Roman" w:hAnsi="Times New Roman" w:cs="Times New Roman"/>
                                   <w:b/>
                                   <w:sz w:val="18"/>
                                   <w:szCs w:val="18"/>
-                                  <w:lang w:val="en-US" w:eastAsia="en-US" w:bidi="ar-SA"/>
                                 </w:rPr>
                                 <w:t>日</w:t>
                               </w:r>
                               <w:r>
                                 <w:rPr>
-                                  <w:rFonts w:ascii="Times New Roman" w:hAnsi="Times New Roman" w:eastAsia="宋体" w:cs="Times New Roman"/>
+                                  <w:rFonts w:ascii="Times New Roman" w:hAnsi="Times New Roman" w:cs="Times New Roman"/>
                                   <w:b/>
                                   <w:sz w:val="18"/>
                                   <w:szCs w:val="18"/>
-                                  <w:lang w:val="en-US" w:eastAsia="zh-CN" w:bidi="ar-SA"/>
+                                  <w:lang w:eastAsia="zh-CN"/>
                                 </w:rPr>
                                 <w:t xml:space="preserve">  </w:t>
                               </w:r>
                               <w:r>
                                 <w:rPr>
-                                  <w:rFonts w:ascii="Times New Roman" w:hAnsi="Times New Roman" w:eastAsia="宋体" w:cs="Times New Roman"/>
+                                  <w:rFonts w:ascii="Times New Roman" w:hAnsi="Times New Roman" w:cs="Times New Roman"/>
                                   <w:b/>
                                   <w:sz w:val="18"/>
                                   <w:szCs w:val="18"/>
-                                  <w:lang w:val="en-US" w:eastAsia="en-US" w:bidi="ar-SA"/>
                                 </w:rPr>
                                 <w:t>期：</w:t>
                               </w:r>
@@ -14708,39 +14508,38 @@
                           </w:tc>
                           <w:tc>
                             <w:tcPr>
-                              <w:tcW w:w="1392" w:type="dxa"/>
+                              <w:tcW w:w="1344" w:type="dxa"/>
                               <w:vAlign w:val="center"/>
                             </w:tcPr>
                             <w:p>
                               <w:pPr>
+                                <w:pStyle w:val="59"/>
                                 <w:keepNext w:val="0"/>
                                 <w:keepLines w:val="0"/>
                                 <w:pageBreakBefore w:val="0"/>
-                                <w:widowControl w:val="0"/>
                                 <w:kinsoku/>
                                 <w:wordWrap/>
                                 <w:overflowPunct/>
                                 <w:topLinePunct w:val="0"/>
                                 <w:bidi w:val="0"/>
-                                <w:adjustRightInd/>
+                                <w:adjustRightInd w:val="0"/>
                                 <w:snapToGrid w:val="0"/>
-                                <w:spacing w:line="363" w:lineRule="exact"/>
+                                <w:spacing w:line="240" w:lineRule="auto"/>
                                 <w:jc w:val="both"/>
                                 <w:textAlignment w:val="auto"/>
                                 <w:rPr>
-                                  <w:rFonts w:ascii="Times New Roman" w:hAnsi="Times New Roman" w:eastAsia="宋体" w:cs="Times New Roman"/>
+                                  <w:rFonts w:ascii="Times New Roman" w:hAnsi="Times New Roman" w:cs="Times New Roman"/>
                                   <w:sz w:val="18"/>
                                   <w:szCs w:val="18"/>
-                                  <w:lang w:val="en-US" w:eastAsia="en-US" w:bidi="ar-SA"/>
                                 </w:rPr>
                               </w:pPr>
                               <w:r>
                                 <w:rPr>
-                                  <w:rFonts w:ascii="Times New Roman" w:hAnsi="Times New Roman" w:eastAsia="宋体" w:cs="Times New Roman"/>
+                                  <w:rFonts w:ascii="Times New Roman" w:hAnsi="Times New Roman" w:cs="Times New Roman"/>
                                   <w:kern w:val="2"/>
                                   <w:sz w:val="18"/>
                                   <w:szCs w:val="18"/>
-                                  <w:lang w:val="en-US" w:eastAsia="zh-CN" w:bidi="ar-SA"/>
+                                  <w:lang w:eastAsia="zh-CN"/>
                                 </w:rPr>
                                 <w:t>{{ reportdate }}</w:t>
                               </w:r>
@@ -14748,60 +14547,57 @@
                           </w:tc>
                           <w:tc>
                             <w:tcPr>
-                              <w:tcW w:w="984" w:type="dxa"/>
+                              <w:tcW w:w="918" w:type="dxa"/>
                               <w:vAlign w:val="center"/>
                             </w:tcPr>
                             <w:p>
                               <w:pPr>
+                                <w:pStyle w:val="59"/>
                                 <w:keepNext w:val="0"/>
                                 <w:keepLines w:val="0"/>
                                 <w:pageBreakBefore w:val="0"/>
-                                <w:widowControl w:val="0"/>
                                 <w:kinsoku/>
                                 <w:wordWrap/>
                                 <w:overflowPunct/>
                                 <w:topLinePunct w:val="0"/>
                                 <w:bidi w:val="0"/>
-                                <w:adjustRightInd/>
+                                <w:adjustRightInd w:val="0"/>
                                 <w:snapToGrid w:val="0"/>
-                                <w:spacing w:line="341" w:lineRule="exact"/>
+                                <w:spacing w:line="240" w:lineRule="auto"/>
                                 <w:jc w:val="both"/>
                                 <w:textAlignment w:val="auto"/>
                                 <w:rPr>
-                                  <w:rFonts w:ascii="Times New Roman" w:hAnsi="Times New Roman" w:eastAsia="宋体" w:cs="Times New Roman"/>
+                                  <w:rFonts w:ascii="Times New Roman" w:hAnsi="Times New Roman" w:cs="Times New Roman"/>
                                   <w:b/>
                                   <w:sz w:val="18"/>
                                   <w:szCs w:val="18"/>
-                                  <w:lang w:val="en-US" w:eastAsia="en-US" w:bidi="ar-SA"/>
                                 </w:rPr>
                               </w:pPr>
                               <w:r>
                                 <w:rPr>
-                                  <w:rFonts w:ascii="Times New Roman" w:hAnsi="Times New Roman" w:eastAsia="宋体" w:cs="Times New Roman"/>
+                                  <w:rFonts w:ascii="Times New Roman" w:hAnsi="Times New Roman" w:cs="Times New Roman"/>
                                   <w:b/>
                                   <w:sz w:val="18"/>
                                   <w:szCs w:val="18"/>
-                                  <w:lang w:val="en-US" w:eastAsia="en-US" w:bidi="ar-SA"/>
                                 </w:rPr>
                                 <w:t>日</w:t>
                               </w:r>
                               <w:r>
                                 <w:rPr>
-                                  <w:rFonts w:ascii="Times New Roman" w:hAnsi="Times New Roman" w:eastAsia="宋体" w:cs="Times New Roman"/>
+                                  <w:rFonts w:ascii="Times New Roman" w:hAnsi="Times New Roman" w:cs="Times New Roman"/>
                                   <w:b/>
                                   <w:sz w:val="18"/>
                                   <w:szCs w:val="18"/>
-                                  <w:lang w:val="en-US" w:eastAsia="zh-CN" w:bidi="ar-SA"/>
+                                  <w:lang w:eastAsia="zh-CN"/>
                                 </w:rPr>
                                 <w:t xml:space="preserve">  </w:t>
                               </w:r>
                               <w:r>
                                 <w:rPr>
-                                  <w:rFonts w:ascii="Times New Roman" w:hAnsi="Times New Roman" w:eastAsia="宋体" w:cs="Times New Roman"/>
+                                  <w:rFonts w:ascii="Times New Roman" w:hAnsi="Times New Roman" w:cs="Times New Roman"/>
                                   <w:b/>
                                   <w:sz w:val="18"/>
                                   <w:szCs w:val="18"/>
-                                  <w:lang w:val="en-US" w:eastAsia="en-US" w:bidi="ar-SA"/>
                                 </w:rPr>
                                 <w:t>期：</w:t>
                               </w:r>
@@ -14809,40 +14605,39 @@
                           </w:tc>
                           <w:tc>
                             <w:tcPr>
-                              <w:tcW w:w="1236" w:type="dxa"/>
+                              <w:tcW w:w="1494" w:type="dxa"/>
                               <w:vAlign w:val="center"/>
                             </w:tcPr>
                             <w:p>
                               <w:pPr>
+                                <w:pStyle w:val="59"/>
                                 <w:keepNext w:val="0"/>
                                 <w:keepLines w:val="0"/>
                                 <w:pageBreakBefore w:val="0"/>
-                                <w:widowControl w:val="0"/>
                                 <w:kinsoku/>
                                 <w:wordWrap/>
                                 <w:overflowPunct/>
                                 <w:topLinePunct w:val="0"/>
                                 <w:bidi w:val="0"/>
-                                <w:adjustRightInd/>
+                                <w:adjustRightInd w:val="0"/>
                                 <w:snapToGrid w:val="0"/>
-                                <w:spacing w:line="363" w:lineRule="exact"/>
+                                <w:spacing w:line="240" w:lineRule="auto"/>
                                 <w:ind w:right="15"/>
                                 <w:jc w:val="both"/>
                                 <w:textAlignment w:val="auto"/>
                                 <w:rPr>
-                                  <w:rFonts w:ascii="Times New Roman" w:hAnsi="Times New Roman" w:eastAsia="宋体" w:cs="Times New Roman"/>
+                                  <w:rFonts w:ascii="Times New Roman" w:hAnsi="Times New Roman" w:cs="Times New Roman"/>
                                   <w:sz w:val="18"/>
                                   <w:szCs w:val="18"/>
-                                  <w:lang w:val="en-US" w:eastAsia="en-US" w:bidi="ar-SA"/>
                                 </w:rPr>
                               </w:pPr>
                               <w:r>
                                 <w:rPr>
-                                  <w:rFonts w:ascii="Times New Roman" w:hAnsi="Times New Roman" w:eastAsia="宋体" w:cs="Times New Roman"/>
+                                  <w:rFonts w:ascii="Times New Roman" w:hAnsi="Times New Roman" w:cs="Times New Roman"/>
                                   <w:kern w:val="2"/>
                                   <w:sz w:val="18"/>
                                   <w:szCs w:val="18"/>
-                                  <w:lang w:val="en-US" w:eastAsia="zh-CN" w:bidi="ar-SA"/>
+                                  <w:lang w:eastAsia="zh-CN"/>
                                 </w:rPr>
                                 <w:t>{{ reportdate }}</w:t>
                               </w:r>
@@ -14860,13 +14655,12 @@
                           <w:overflowPunct/>
                           <w:topLinePunct w:val="0"/>
                           <w:bidi w:val="0"/>
-                          <w:adjustRightInd/>
+                          <w:adjustRightInd w:val="0"/>
                           <w:snapToGrid w:val="0"/>
-                          <w:jc w:val="left"/>
+                          <w:spacing w:line="240" w:lineRule="auto"/>
                           <w:textAlignment w:val="auto"/>
                           <w:rPr>
-                            <w:rFonts w:hint="default" w:ascii="宋体" w:hAnsi="宋体" w:eastAsia="宋体" w:cs="宋体"/>
-                            <w:kern w:val="0"/>
+                            <w:rFonts w:hint="default"/>
                             <w:sz w:val="18"/>
                             <w:szCs w:val="18"/>
                             <w:lang w:val="en-US" w:eastAsia="zh-CN"/>
@@ -14875,7 +14669,6 @@
                         <w:r>
                           <w:rPr>
                             <w:rFonts w:hint="eastAsia" w:ascii="Times New Roman" w:hAnsi="Times New Roman" w:eastAsia="微软雅黑" w:cs="Times New Roman"/>
-                            <w:kern w:val="0"/>
                             <w:sz w:val="18"/>
                             <w:szCs w:val="18"/>
                             <w:lang w:eastAsia="zh-CN"/>
@@ -14885,7 +14678,6 @@
                         <w:r>
                           <w:rPr>
                             <w:rFonts w:ascii="Times New Roman" w:hAnsi="Times New Roman" w:eastAsia="微软雅黑" w:cs="Times New Roman"/>
-                            <w:kern w:val="0"/>
                             <w:sz w:val="18"/>
                             <w:szCs w:val="18"/>
                             <w:lang w:eastAsia="zh-CN"/>
@@ -14895,7 +14687,6 @@
                         <w:r>
                           <w:rPr>
                             <w:rFonts w:hint="eastAsia" w:ascii="Times New Roman" w:hAnsi="Times New Roman" w:eastAsia="微软雅黑" w:cs="Times New Roman"/>
-                            <w:kern w:val="0"/>
                             <w:sz w:val="18"/>
                             <w:szCs w:val="18"/>
                             <w:lang w:eastAsia="zh-CN"/>
@@ -14905,7 +14696,6 @@
                         <w:r>
                           <w:rPr>
                             <w:rFonts w:ascii="Times New Roman" w:hAnsi="Times New Roman" w:eastAsia="微软雅黑" w:cs="Times New Roman"/>
-                            <w:kern w:val="0"/>
                             <w:sz w:val="18"/>
                             <w:szCs w:val="18"/>
                             <w:lang w:eastAsia="zh-CN"/>
@@ -14915,7 +14705,6 @@
                         <w:r>
                           <w:rPr>
                             <w:rFonts w:hint="eastAsia" w:ascii="Times New Roman" w:hAnsi="Times New Roman" w:eastAsia="微软雅黑" w:cs="Times New Roman"/>
-                            <w:kern w:val="0"/>
                             <w:sz w:val="18"/>
                             <w:szCs w:val="18"/>
                             <w:lang w:eastAsia="zh-CN"/>
@@ -14933,13 +14722,11 @@
                           <w:overflowPunct/>
                           <w:topLinePunct w:val="0"/>
                           <w:bidi w:val="0"/>
-                          <w:adjustRightInd/>
+                          <w:adjustRightInd w:val="0"/>
                           <w:snapToGrid w:val="0"/>
-                          <w:jc w:val="left"/>
+                          <w:spacing w:line="240" w:lineRule="auto"/>
                           <w:textAlignment w:val="auto"/>
                           <w:rPr>
-                            <w:rFonts w:ascii="宋体" w:hAnsi="宋体" w:eastAsia="宋体" w:cs="宋体"/>
-                            <w:kern w:val="0"/>
                             <w:sz w:val="18"/>
                             <w:szCs w:val="18"/>
                             <w:lang w:eastAsia="zh-CN"/>
@@ -14949,7 +14736,7 @@
                       <w:tbl>
                         <w:tblPr>
                           <w:tblStyle w:val="61"/>
-                          <w:tblW w:w="4543" w:type="dxa"/>
+                          <w:tblW w:w="4693" w:type="dxa"/>
                           <w:tblInd w:w="0" w:type="dxa"/>
                           <w:tblLayout w:type="fixed"/>
                           <w:tblCellMar>
@@ -14960,8 +14747,8 @@
                           </w:tblCellMar>
                         </w:tblPr>
                         <w:tblGrid>
-                          <w:gridCol w:w="835"/>
-                          <w:gridCol w:w="1308"/>
+                          <w:gridCol w:w="961"/>
+                          <w:gridCol w:w="1332"/>
                           <w:gridCol w:w="912"/>
                           <w:gridCol w:w="1488"/>
                         </w:tblGrid>
@@ -14979,41 +14766,39 @@
                           </w:trPr>
                           <w:tc>
                             <w:tcPr>
-                              <w:tcW w:w="835" w:type="dxa"/>
+                              <w:tcW w:w="961" w:type="dxa"/>
                               <w:vAlign w:val="center"/>
                             </w:tcPr>
                             <w:p>
                               <w:pPr>
+                                <w:pStyle w:val="59"/>
                                 <w:keepNext w:val="0"/>
                                 <w:keepLines w:val="0"/>
                                 <w:pageBreakBefore w:val="0"/>
-                                <w:widowControl w:val="0"/>
                                 <w:kinsoku/>
                                 <w:wordWrap/>
                                 <w:overflowPunct/>
                                 <w:topLinePunct w:val="0"/>
                                 <w:bidi w:val="0"/>
-                                <w:adjustRightInd/>
+                                <w:adjustRightInd w:val="0"/>
                                 <w:snapToGrid w:val="0"/>
-                                <w:spacing w:before="13"/>
+                                <w:spacing w:line="240" w:lineRule="auto"/>
                                 <w:ind w:left="13" w:right="95"/>
                                 <w:jc w:val="both"/>
                                 <w:textAlignment w:val="auto"/>
                                 <w:rPr>
-                                  <w:rFonts w:ascii="Times New Roman" w:hAnsi="Times New Roman" w:eastAsia="宋体" w:cs="Times New Roman"/>
+                                  <w:rFonts w:ascii="Times New Roman" w:hAnsi="Times New Roman" w:cs="Times New Roman"/>
                                   <w:b/>
                                   <w:sz w:val="18"/>
                                   <w:szCs w:val="18"/>
-                                  <w:lang w:val="en-US" w:eastAsia="en-US" w:bidi="ar-SA"/>
                                 </w:rPr>
                               </w:pPr>
                               <w:r>
                                 <w:rPr>
-                                  <w:rFonts w:ascii="Times New Roman" w:hAnsi="Times New Roman" w:eastAsia="宋体" w:cs="Times New Roman"/>
+                                  <w:rFonts w:ascii="Times New Roman" w:hAnsi="Times New Roman" w:cs="Times New Roman"/>
                                   <w:b/>
                                   <w:sz w:val="18"/>
                                   <w:szCs w:val="18"/>
-                                  <w:lang w:val="en-US" w:eastAsia="en-US" w:bidi="ar-SA"/>
                                 </w:rPr>
                                 <w:t>检测人：</w:t>
                               </w:r>
@@ -15021,96 +14806,78 @@
                           </w:tc>
                           <w:tc>
                             <w:tcPr>
-                              <w:tcW w:w="1308" w:type="dxa"/>
+                              <w:tcW w:w="1332" w:type="dxa"/>
                               <w:vAlign w:val="center"/>
                             </w:tcPr>
                             <w:p>
                               <w:pPr>
+                                <w:pStyle w:val="59"/>
                                 <w:keepNext w:val="0"/>
                                 <w:keepLines w:val="0"/>
                                 <w:pageBreakBefore w:val="0"/>
-                                <w:widowControl w:val="0"/>
                                 <w:kinsoku/>
                                 <w:wordWrap/>
                                 <w:overflowPunct/>
                                 <w:topLinePunct w:val="0"/>
                                 <w:bidi w:val="0"/>
-                                <w:adjustRightInd/>
+                                <w:adjustRightInd w:val="0"/>
                                 <w:snapToGrid w:val="0"/>
-                                <w:spacing w:before="13"/>
+                                <w:spacing w:line="240" w:lineRule="auto"/>
                                 <w:jc w:val="both"/>
                                 <w:textAlignment w:val="auto"/>
                                 <w:rPr>
-                                  <w:rFonts w:ascii="Times New Roman" w:hAnsi="Times New Roman" w:eastAsia="宋体" w:cs="Times New Roman"/>
+                                  <w:rFonts w:ascii="Times New Roman" w:hAnsi="Times New Roman" w:cs="Times New Roman"/>
                                   <w:b/>
                                   <w:sz w:val="18"/>
                                   <w:szCs w:val="18"/>
-                                  <w:lang w:val="en-US" w:eastAsia="en-US" w:bidi="ar-SA"/>
                                 </w:rPr>
                               </w:pPr>
                               <w:r>
                                 <w:rPr>
-                                  <w:rFonts w:ascii="宋体" w:hAnsi="宋体" w:eastAsia="宋体" w:cs="宋体"/>
+                                  <w:rFonts w:hint="eastAsia" w:ascii="Times New Roman" w:hAnsi="Times New Roman" w:cs="Times New Roman"/>
+                                  <w:b/>
                                   <w:sz w:val="18"/>
                                   <w:szCs w:val="18"/>
-                                  <w:lang w:val="en-US" w:eastAsia="en-US" w:bidi="ar-SA"/>
                                 </w:rPr>
-                                <w:drawing>
-                                  <wp:inline distT="0" distB="0" distL="114300" distR="114300">
-                                    <wp:extent cx="604520" cy="325755"/>
-                                    <wp:effectExtent l="0" t="0" r="0" b="0"/>
-                                    <wp:docPr id="31" name="图片 1"/>
-                                    <wp:cNvGraphicFramePr>
-                                      <a:graphicFrameLocks xmlns:a="http://schemas.openxmlformats.org/drawingml/2006/main" noChangeAspect="1"/>
-                                    </wp:cNvGraphicFramePr>
-                                    <a:graphic xmlns:a="http://schemas.openxmlformats.org/drawingml/2006/main">
-                                      <a:graphicData uri="http://schemas.openxmlformats.org/drawingml/2006/picture">
-                                        <pic:pic xmlns:pic="http://schemas.openxmlformats.org/drawingml/2006/picture">
-                                          <pic:nvPicPr>
-                                            <pic:cNvPr id="31" name="图片 1"/>
-                                            <pic:cNvPicPr>
-                                              <a:picLocks noChangeAspect="1"/>
-                                            </pic:cNvPicPr>
-                                          </pic:nvPicPr>
-                                          <pic:blipFill>
-                                            <a:blip r:embed="rId14">
-                                              <a:clrChange>
-                                                <a:clrFrom>
-                                                  <a:srgbClr val="FFFFFF">
-                                                    <a:alpha val="100000"/>
-                                                  </a:srgbClr>
-                                                </a:clrFrom>
-                                                <a:clrTo>
-                                                  <a:srgbClr val="FFFFFF">
-                                                    <a:alpha val="100000"/>
-                                                    <a:alpha val="0"/>
-                                                  </a:srgbClr>
-                                                </a:clrTo>
-                                              </a:clrChange>
-                                            </a:blip>
-                                            <a:srcRect l="10922" t="11667"/>
-                                            <a:stretch>
-                                              <a:fillRect/>
-                                            </a:stretch>
-                                          </pic:blipFill>
-                                          <pic:spPr>
-                                            <a:xfrm>
-                                              <a:off x="0" y="0"/>
-                                              <a:ext cx="604520" cy="325755"/>
-                                            </a:xfrm>
-                                            <a:prstGeom prst="rect">
-                                              <a:avLst/>
-                                            </a:prstGeom>
-                                            <a:noFill/>
-                                            <a:ln>
-                                              <a:noFill/>
-                                            </a:ln>
-                                          </pic:spPr>
-                                        </pic:pic>
-                                      </a:graphicData>
-                                    </a:graphic>
-                                  </wp:inline>
-                                </w:drawing>
+                                <w:t>{{"ty_guangzhou1"|sign(</w:t>
+                              </w:r>
+                              <w:r>
+                                <w:rPr>
+                                  <w:rFonts w:hint="eastAsia" w:ascii="Times New Roman" w:hAnsi="Times New Roman" w:cs="Times New Roman"/>
+                                  <w:b/>
+                                  <w:sz w:val="18"/>
+                                  <w:szCs w:val="18"/>
+                                  <w:lang w:val="en-US" w:eastAsia="zh-CN"/>
+                                </w:rPr>
+                                <w:t>47</w:t>
+                              </w:r>
+                              <w:r>
+                                <w:rPr>
+                                  <w:rFonts w:hint="eastAsia" w:ascii="Times New Roman" w:hAnsi="Times New Roman" w:cs="Times New Roman"/>
+                                  <w:b/>
+                                  <w:sz w:val="18"/>
+                                  <w:szCs w:val="18"/>
+                                </w:rPr>
+                                <w:t>,</w:t>
+                              </w:r>
+                              <w:r>
+                                <w:rPr>
+                                  <w:rFonts w:hint="eastAsia" w:ascii="Times New Roman" w:hAnsi="Times New Roman" w:cs="Times New Roman"/>
+                                  <w:b/>
+                                  <w:sz w:val="18"/>
+                                  <w:szCs w:val="18"/>
+                                  <w:lang w:val="en-US" w:eastAsia="zh-CN"/>
+                                </w:rPr>
+                                <w:t>25</w:t>
+                              </w:r>
+                              <w:r>
+                                <w:rPr>
+                                  <w:rFonts w:hint="eastAsia" w:ascii="Times New Roman" w:hAnsi="Times New Roman" w:cs="Times New Roman"/>
+                                  <w:b/>
+                                  <w:sz w:val="18"/>
+                                  <w:szCs w:val="18"/>
+                                </w:rPr>
+                                <w:t>)}}</w:t>
                               </w:r>
                             </w:p>
                           </w:tc>
@@ -15121,45 +14888,43 @@
                             </w:tcPr>
                             <w:p>
                               <w:pPr>
+                                <w:pStyle w:val="59"/>
                                 <w:keepNext w:val="0"/>
                                 <w:keepLines w:val="0"/>
                                 <w:pageBreakBefore w:val="0"/>
-                                <w:widowControl w:val="0"/>
                                 <w:kinsoku/>
                                 <w:wordWrap/>
                                 <w:overflowPunct/>
                                 <w:topLinePunct w:val="0"/>
                                 <w:bidi w:val="0"/>
-                                <w:adjustRightInd/>
+                                <w:adjustRightInd w:val="0"/>
                                 <w:snapToGrid w:val="0"/>
-                                <w:spacing w:before="13"/>
+                                <w:spacing w:line="240" w:lineRule="auto"/>
                                 <w:jc w:val="both"/>
                                 <w:textAlignment w:val="auto"/>
                                 <w:rPr>
-                                  <w:rFonts w:ascii="Times New Roman" w:hAnsi="Times New Roman" w:eastAsia="宋体" w:cs="Times New Roman"/>
+                                  <w:rFonts w:ascii="Times New Roman" w:hAnsi="Times New Roman" w:cs="Times New Roman"/>
                                   <w:b/>
                                   <w:sz w:val="18"/>
                                   <w:szCs w:val="18"/>
-                                  <w:lang w:val="en-US" w:eastAsia="en-US" w:bidi="ar-SA"/>
                                 </w:rPr>
                               </w:pPr>
                               <w:r>
                                 <w:rPr>
-                                  <w:rFonts w:ascii="Times New Roman" w:hAnsi="Times New Roman" w:eastAsia="宋体" w:cs="Times New Roman"/>
+                                  <w:rFonts w:ascii="Times New Roman" w:hAnsi="Times New Roman" w:cs="Times New Roman"/>
                                   <w:b/>
                                   <w:sz w:val="18"/>
                                   <w:szCs w:val="18"/>
-                                  <w:lang w:val="en-US" w:eastAsia="en-US" w:bidi="ar-SA"/>
                                 </w:rPr>
                                 <w:t>复核人</w:t>
                               </w:r>
                               <w:r>
                                 <w:rPr>
-                                  <w:rFonts w:ascii="Times New Roman" w:hAnsi="Times New Roman" w:eastAsia="宋体" w:cs="Times New Roman"/>
+                                  <w:rFonts w:ascii="Times New Roman" w:hAnsi="Times New Roman" w:cs="Times New Roman"/>
                                   <w:b/>
                                   <w:sz w:val="18"/>
                                   <w:szCs w:val="18"/>
-                                  <w:lang w:val="en-US" w:eastAsia="zh-CN" w:bidi="ar-SA"/>
+                                  <w:lang w:eastAsia="zh-CN"/>
                                 </w:rPr>
                                 <w:t>：</w:t>
                               </w:r>
@@ -15172,87 +14937,74 @@
                             </w:tcPr>
                             <w:p>
                               <w:pPr>
+                                <w:pStyle w:val="59"/>
                                 <w:keepNext w:val="0"/>
                                 <w:keepLines w:val="0"/>
                                 <w:pageBreakBefore w:val="0"/>
-                                <w:widowControl w:val="0"/>
                                 <w:kinsoku/>
                                 <w:wordWrap/>
                                 <w:overflowPunct/>
                                 <w:topLinePunct w:val="0"/>
                                 <w:bidi w:val="0"/>
-                                <w:adjustRightInd/>
+                                <w:adjustRightInd w:val="0"/>
                                 <w:snapToGrid w:val="0"/>
-                                <w:spacing w:before="13"/>
+                                <w:spacing w:line="240" w:lineRule="auto"/>
                                 <w:ind w:right="15"/>
                                 <w:jc w:val="both"/>
                                 <w:textAlignment w:val="auto"/>
                                 <w:rPr>
-                                  <w:rFonts w:ascii="Times New Roman" w:hAnsi="Times New Roman" w:eastAsia="宋体" w:cs="Times New Roman"/>
+                                  <w:rFonts w:ascii="Times New Roman" w:hAnsi="Times New Roman" w:cs="Times New Roman"/>
                                   <w:b/>
                                   <w:sz w:val="18"/>
                                   <w:szCs w:val="18"/>
-                                  <w:lang w:val="en-US" w:eastAsia="en-US" w:bidi="ar-SA"/>
                                 </w:rPr>
                               </w:pPr>
                               <w:r>
                                 <w:rPr>
-                                  <w:rFonts w:ascii="宋体" w:hAnsi="宋体" w:eastAsia="宋体" w:cs="宋体"/>
+                                  <w:rFonts w:hint="eastAsia" w:ascii="Times New Roman" w:hAnsi="Times New Roman" w:cs="Times New Roman"/>
+                                  <w:b/>
                                   <w:sz w:val="18"/>
                                   <w:szCs w:val="18"/>
-                                  <w:lang w:val="en-US" w:eastAsia="en-US" w:bidi="ar-SA"/>
                                 </w:rPr>
-                                <w:drawing>
-                                  <wp:inline distT="0" distB="0" distL="114300" distR="114300">
-                                    <wp:extent cx="563245" cy="319405"/>
-                                    <wp:effectExtent l="0" t="0" r="0" b="635"/>
-                                    <wp:docPr id="22" name="图片 4" descr="王建丽"/>
-                                    <wp:cNvGraphicFramePr>
-                                      <a:graphicFrameLocks xmlns:a="http://schemas.openxmlformats.org/drawingml/2006/main" noChangeAspect="1"/>
-                                    </wp:cNvGraphicFramePr>
-                                    <a:graphic xmlns:a="http://schemas.openxmlformats.org/drawingml/2006/main">
-                                      <a:graphicData uri="http://schemas.openxmlformats.org/drawingml/2006/picture">
-                                        <pic:pic xmlns:pic="http://schemas.openxmlformats.org/drawingml/2006/picture">
-                                          <pic:nvPicPr>
-                                            <pic:cNvPr id="22" name="图片 4" descr="王建丽"/>
-                                            <pic:cNvPicPr>
-                                              <a:picLocks noChangeAspect="1"/>
-                                            </pic:cNvPicPr>
-                                          </pic:nvPicPr>
-                                          <pic:blipFill>
-                                            <a:blip r:embed="rId13">
-                                              <a:clrChange>
-                                                <a:clrFrom>
-                                                  <a:srgbClr val="FFFFFF">
-                                                    <a:alpha val="100000"/>
-                                                  </a:srgbClr>
-                                                </a:clrFrom>
-                                                <a:clrTo>
-                                                  <a:srgbClr val="FFFFFF">
-                                                    <a:alpha val="100000"/>
-                                                    <a:alpha val="0"/>
-                                                  </a:srgbClr>
-                                                </a:clrTo>
-                                              </a:clrChange>
-                                            </a:blip>
-                                            <a:stretch>
-                                              <a:fillRect/>
-                                            </a:stretch>
-                                          </pic:blipFill>
-                                          <pic:spPr>
-                                            <a:xfrm>
-                                              <a:off x="0" y="0"/>
-                                              <a:ext cx="563245" cy="319405"/>
-                                            </a:xfrm>
-                                            <a:prstGeom prst="rect">
-                                              <a:avLst/>
-                                            </a:prstGeom>
-                                          </pic:spPr>
-                                        </pic:pic>
-                                      </a:graphicData>
-                                    </a:graphic>
-                                  </wp:inline>
-                                </w:drawing>
+                                <w:t>{{"ty_guangzhou2"|sign(</w:t>
+                              </w:r>
+                              <w:r>
+                                <w:rPr>
+                                  <w:rFonts w:hint="eastAsia" w:ascii="Times New Roman" w:hAnsi="Times New Roman" w:cs="Times New Roman"/>
+                                  <w:b/>
+                                  <w:sz w:val="18"/>
+                                  <w:szCs w:val="18"/>
+                                  <w:lang w:val="en-US" w:eastAsia="zh-CN"/>
+                                </w:rPr>
+                                <w:t>44</w:t>
+                              </w:r>
+                              <w:r>
+                                <w:rPr>
+                                  <w:rFonts w:hint="eastAsia" w:ascii="Times New Roman" w:hAnsi="Times New Roman" w:cs="Times New Roman"/>
+                                  <w:b/>
+                                  <w:sz w:val="18"/>
+                                  <w:szCs w:val="18"/>
+                                </w:rPr>
+                                <w:t>,</w:t>
+                              </w:r>
+                              <w:r>
+                                <w:rPr>
+                                  <w:rFonts w:hint="eastAsia" w:ascii="Times New Roman" w:hAnsi="Times New Roman" w:cs="Times New Roman"/>
+                                  <w:b/>
+                                  <w:sz w:val="18"/>
+                                  <w:szCs w:val="18"/>
+                                  <w:lang w:val="en-US" w:eastAsia="zh-CN"/>
+                                </w:rPr>
+                                <w:t>25</w:t>
+                              </w:r>
+                              <w:r>
+                                <w:rPr>
+                                  <w:rFonts w:hint="eastAsia" w:ascii="Times New Roman" w:hAnsi="Times New Roman" w:cs="Times New Roman"/>
+                                  <w:b/>
+                                  <w:sz w:val="18"/>
+                                  <w:szCs w:val="18"/>
+                                </w:rPr>
+                                <w:t>)}}</w:t>
                               </w:r>
                             </w:p>
                           </w:tc>
@@ -15271,61 +15023,58 @@
                           </w:trPr>
                           <w:tc>
                             <w:tcPr>
-                              <w:tcW w:w="835" w:type="dxa"/>
+                              <w:tcW w:w="961" w:type="dxa"/>
                               <w:vAlign w:val="center"/>
                             </w:tcPr>
                             <w:p>
                               <w:pPr>
+                                <w:pStyle w:val="59"/>
                                 <w:keepNext w:val="0"/>
                                 <w:keepLines w:val="0"/>
                                 <w:pageBreakBefore w:val="0"/>
-                                <w:widowControl w:val="0"/>
                                 <w:kinsoku/>
                                 <w:wordWrap/>
                                 <w:overflowPunct/>
                                 <w:topLinePunct w:val="0"/>
                                 <w:bidi w:val="0"/>
-                                <w:adjustRightInd/>
+                                <w:adjustRightInd w:val="0"/>
                                 <w:snapToGrid w:val="0"/>
-                                <w:spacing w:line="341" w:lineRule="exact"/>
+                                <w:spacing w:line="240" w:lineRule="auto"/>
                                 <w:ind w:left="13" w:right="165"/>
                                 <w:jc w:val="both"/>
                                 <w:textAlignment w:val="auto"/>
                                 <w:rPr>
-                                  <w:rFonts w:ascii="Times New Roman" w:hAnsi="Times New Roman" w:eastAsia="宋体" w:cs="Times New Roman"/>
+                                  <w:rFonts w:ascii="Times New Roman" w:hAnsi="Times New Roman" w:cs="Times New Roman"/>
                                   <w:b/>
                                   <w:sz w:val="18"/>
                                   <w:szCs w:val="18"/>
-                                  <w:lang w:val="en-US" w:eastAsia="en-US" w:bidi="ar-SA"/>
                                 </w:rPr>
                               </w:pPr>
                               <w:r>
                                 <w:rPr>
-                                  <w:rFonts w:ascii="Times New Roman" w:hAnsi="Times New Roman" w:eastAsia="宋体" w:cs="Times New Roman"/>
+                                  <w:rFonts w:ascii="Times New Roman" w:hAnsi="Times New Roman" w:cs="Times New Roman"/>
                                   <w:b/>
                                   <w:sz w:val="18"/>
                                   <w:szCs w:val="18"/>
-                                  <w:lang w:val="en-US" w:eastAsia="en-US" w:bidi="ar-SA"/>
                                 </w:rPr>
                                 <w:t>日</w:t>
                               </w:r>
                               <w:r>
                                 <w:rPr>
-                                  <w:rFonts w:ascii="Times New Roman" w:hAnsi="Times New Roman" w:eastAsia="宋体" w:cs="Times New Roman"/>
+                                  <w:rFonts w:ascii="Times New Roman" w:hAnsi="Times New Roman" w:cs="Times New Roman"/>
                                   <w:b/>
                                   <w:sz w:val="18"/>
                                   <w:szCs w:val="18"/>
-                                  <w:lang w:val="en-US" w:eastAsia="zh-CN" w:bidi="ar-SA"/>
+                                  <w:lang w:eastAsia="zh-CN"/>
                                 </w:rPr>
                                 <w:t xml:space="preserve">  </w:t>
                               </w:r>
                               <w:r>
                                 <w:rPr>
-                                  <w:rFonts w:ascii="Times New Roman" w:hAnsi="Times New Roman" w:eastAsia="宋体" w:cs="Times New Roman"/>
+                                  <w:rFonts w:ascii="Times New Roman" w:hAnsi="Times New Roman" w:cs="Times New Roman"/>
                                   <w:b/>
                                   <w:sz w:val="18"/>
                                   <w:szCs w:val="18"/>
-                                  <w:lang w:val="en-US" w:eastAsia="en-US" w:bidi="ar-SA"/>
                                 </w:rPr>
                                 <w:t>期：</w:t>
                               </w:r>
@@ -15333,39 +15082,38 @@
                           </w:tc>
                           <w:tc>
                             <w:tcPr>
-                              <w:tcW w:w="1308" w:type="dxa"/>
+                              <w:tcW w:w="1332" w:type="dxa"/>
                               <w:vAlign w:val="center"/>
                             </w:tcPr>
                             <w:p>
                               <w:pPr>
+                                <w:pStyle w:val="59"/>
                                 <w:keepNext w:val="0"/>
                                 <w:keepLines w:val="0"/>
                                 <w:pageBreakBefore w:val="0"/>
-                                <w:widowControl w:val="0"/>
                                 <w:kinsoku/>
                                 <w:wordWrap/>
                                 <w:overflowPunct/>
                                 <w:topLinePunct w:val="0"/>
                                 <w:bidi w:val="0"/>
-                                <w:adjustRightInd/>
+                                <w:adjustRightInd w:val="0"/>
                                 <w:snapToGrid w:val="0"/>
-                                <w:spacing w:line="363" w:lineRule="exact"/>
+                                <w:spacing w:line="240" w:lineRule="auto"/>
                                 <w:jc w:val="both"/>
                                 <w:textAlignment w:val="auto"/>
                                 <w:rPr>
-                                  <w:rFonts w:ascii="Times New Roman" w:hAnsi="Times New Roman" w:eastAsia="宋体" w:cs="Times New Roman"/>
+                                  <w:rFonts w:ascii="Times New Roman" w:hAnsi="Times New Roman" w:cs="Times New Roman"/>
                                   <w:sz w:val="18"/>
                                   <w:szCs w:val="18"/>
-                                  <w:lang w:val="en-US" w:eastAsia="en-US" w:bidi="ar-SA"/>
                                 </w:rPr>
                               </w:pPr>
                               <w:r>
                                 <w:rPr>
-                                  <w:rFonts w:ascii="Times New Roman" w:hAnsi="Times New Roman" w:eastAsia="宋体" w:cs="Times New Roman"/>
+                                  <w:rFonts w:ascii="Times New Roman" w:hAnsi="Times New Roman" w:cs="Times New Roman"/>
                                   <w:kern w:val="2"/>
                                   <w:sz w:val="18"/>
                                   <w:szCs w:val="18"/>
-                                  <w:lang w:val="en-US" w:eastAsia="zh-CN" w:bidi="ar-SA"/>
+                                  <w:lang w:eastAsia="zh-CN"/>
                                 </w:rPr>
                                 <w:t>{{ reportdate }}</w:t>
                               </w:r>
@@ -15378,55 +15126,52 @@
                             </w:tcPr>
                             <w:p>
                               <w:pPr>
+                                <w:pStyle w:val="59"/>
                                 <w:keepNext w:val="0"/>
                                 <w:keepLines w:val="0"/>
                                 <w:pageBreakBefore w:val="0"/>
-                                <w:widowControl w:val="0"/>
                                 <w:kinsoku/>
                                 <w:wordWrap/>
                                 <w:overflowPunct/>
                                 <w:topLinePunct w:val="0"/>
                                 <w:bidi w:val="0"/>
-                                <w:adjustRightInd/>
+                                <w:adjustRightInd w:val="0"/>
                                 <w:snapToGrid w:val="0"/>
-                                <w:spacing w:line="341" w:lineRule="exact"/>
+                                <w:spacing w:line="240" w:lineRule="auto"/>
                                 <w:jc w:val="both"/>
                                 <w:textAlignment w:val="auto"/>
                                 <w:rPr>
-                                  <w:rFonts w:ascii="Times New Roman" w:hAnsi="Times New Roman" w:eastAsia="宋体" w:cs="Times New Roman"/>
+                                  <w:rFonts w:ascii="Times New Roman" w:hAnsi="Times New Roman" w:cs="Times New Roman"/>
                                   <w:b/>
                                   <w:sz w:val="18"/>
                                   <w:szCs w:val="18"/>
-                                  <w:lang w:val="en-US" w:eastAsia="en-US" w:bidi="ar-SA"/>
                                 </w:rPr>
                               </w:pPr>
                               <w:r>
                                 <w:rPr>
-                                  <w:rFonts w:ascii="Times New Roman" w:hAnsi="Times New Roman" w:eastAsia="宋体" w:cs="Times New Roman"/>
+                                  <w:rFonts w:ascii="Times New Roman" w:hAnsi="Times New Roman" w:cs="Times New Roman"/>
                                   <w:b/>
                                   <w:sz w:val="18"/>
                                   <w:szCs w:val="18"/>
-                                  <w:lang w:val="en-US" w:eastAsia="en-US" w:bidi="ar-SA"/>
                                 </w:rPr>
                                 <w:t>日</w:t>
                               </w:r>
                               <w:r>
                                 <w:rPr>
-                                  <w:rFonts w:ascii="Times New Roman" w:hAnsi="Times New Roman" w:eastAsia="宋体" w:cs="Times New Roman"/>
+                                  <w:rFonts w:ascii="Times New Roman" w:hAnsi="Times New Roman" w:cs="Times New Roman"/>
                                   <w:b/>
                                   <w:sz w:val="18"/>
                                   <w:szCs w:val="18"/>
-                                  <w:lang w:val="en-US" w:eastAsia="zh-CN" w:bidi="ar-SA"/>
+                                  <w:lang w:eastAsia="zh-CN"/>
                                 </w:rPr>
                                 <w:t xml:space="preserve">  </w:t>
                               </w:r>
                               <w:r>
                                 <w:rPr>
-                                  <w:rFonts w:ascii="Times New Roman" w:hAnsi="Times New Roman" w:eastAsia="宋体" w:cs="Times New Roman"/>
+                                  <w:rFonts w:ascii="Times New Roman" w:hAnsi="Times New Roman" w:cs="Times New Roman"/>
                                   <w:b/>
                                   <w:sz w:val="18"/>
                                   <w:szCs w:val="18"/>
-                                  <w:lang w:val="en-US" w:eastAsia="en-US" w:bidi="ar-SA"/>
                                 </w:rPr>
                                 <w:t>期：</w:t>
                               </w:r>
@@ -15439,35 +15184,34 @@
                             </w:tcPr>
                             <w:p>
                               <w:pPr>
+                                <w:pStyle w:val="59"/>
                                 <w:keepNext w:val="0"/>
                                 <w:keepLines w:val="0"/>
                                 <w:pageBreakBefore w:val="0"/>
-                                <w:widowControl w:val="0"/>
                                 <w:kinsoku/>
                                 <w:wordWrap/>
                                 <w:overflowPunct/>
                                 <w:topLinePunct w:val="0"/>
                                 <w:bidi w:val="0"/>
-                                <w:adjustRightInd/>
+                                <w:adjustRightInd w:val="0"/>
                                 <w:snapToGrid w:val="0"/>
-                                <w:spacing w:line="363" w:lineRule="exact"/>
+                                <w:spacing w:line="240" w:lineRule="auto"/>
                                 <w:ind w:right="15"/>
                                 <w:jc w:val="both"/>
                                 <w:textAlignment w:val="auto"/>
                                 <w:rPr>
-                                  <w:rFonts w:ascii="Times New Roman" w:hAnsi="Times New Roman" w:eastAsia="宋体" w:cs="Times New Roman"/>
+                                  <w:rFonts w:ascii="Times New Roman" w:hAnsi="Times New Roman" w:cs="Times New Roman"/>
                                   <w:sz w:val="18"/>
                                   <w:szCs w:val="18"/>
-                                  <w:lang w:val="en-US" w:eastAsia="en-US" w:bidi="ar-SA"/>
                                 </w:rPr>
                               </w:pPr>
                               <w:r>
                                 <w:rPr>
-                                  <w:rFonts w:ascii="Times New Roman" w:hAnsi="Times New Roman" w:eastAsia="宋体" w:cs="Times New Roman"/>
+                                  <w:rFonts w:ascii="Times New Roman" w:hAnsi="Times New Roman" w:cs="Times New Roman"/>
                                   <w:kern w:val="2"/>
                                   <w:sz w:val="18"/>
                                   <w:szCs w:val="18"/>
-                                  <w:lang w:val="en-US" w:eastAsia="zh-CN" w:bidi="ar-SA"/>
+                                  <w:lang w:eastAsia="zh-CN"/>
                                 </w:rPr>
                                 <w:t>{{ reportdate }}</w:t>
                               </w:r>
@@ -15475,6 +15219,38 @@
                           </w:tc>
                         </w:tr>
                       </w:tbl>
+                      <w:p>
+                        <w:pPr>
+                          <w:keepNext w:val="0"/>
+                          <w:keepLines w:val="0"/>
+                          <w:pageBreakBefore w:val="0"/>
+                          <w:widowControl/>
+                          <w:kinsoku/>
+                          <w:wordWrap/>
+                          <w:overflowPunct/>
+                          <w:topLinePunct w:val="0"/>
+                          <w:bidi w:val="0"/>
+                          <w:adjustRightInd w:val="0"/>
+                          <w:snapToGrid w:val="0"/>
+                          <w:spacing w:line="240" w:lineRule="auto"/>
+                          <w:textAlignment w:val="auto"/>
+                          <w:rPr>
+                            <w:rFonts w:hint="default" w:ascii="Times New Roman" w:hAnsi="Times New Roman" w:eastAsia="等线" w:cs="宋体"/>
+                            <w:sz w:val="18"/>
+                            <w:szCs w:val="18"/>
+                            <w:lang w:val="en-US" w:eastAsia="zh-CN" w:bidi="ar-SA"/>
+                          </w:rPr>
+                        </w:pPr>
+                        <w:r>
+                          <w:rPr>
+                            <w:rFonts w:hint="eastAsia" w:ascii="Times New Roman" w:hAnsi="Times New Roman" w:eastAsia="微软雅黑" w:cs="Times New Roman"/>
+                            <w:sz w:val="18"/>
+                            <w:szCs w:val="18"/>
+                            <w:lang w:eastAsia="zh-CN"/>
+                          </w:rPr>
+                          <w:t>{% endif %}</w:t>
+                        </w:r>
+                      </w:p>
                       <w:p>
                         <w:pPr>
                           <w:keepNext w:val="0"/>
@@ -15497,16 +15273,6 @@
                             <w:lang w:val="en-US" w:eastAsia="zh-CN" w:bidi="ar-SA"/>
                           </w:rPr>
                         </w:pPr>
-                        <w:r>
-                          <w:rPr>
-                            <w:rFonts w:hint="eastAsia" w:ascii="Times New Roman" w:hAnsi="Times New Roman" w:eastAsia="微软雅黑" w:cs="Times New Roman"/>
-                            <w:kern w:val="0"/>
-                            <w:sz w:val="18"/>
-                            <w:szCs w:val="18"/>
-                            <w:lang w:eastAsia="zh-CN"/>
-                          </w:rPr>
-                          <w:t>{% endif %}</w:t>
-                        </w:r>
                       </w:p>
                     </w:txbxContent>
                   </v:textbox>
@@ -15514,7 +15280,7 @@
                 <v:shape id="图片 25" o:spid="_x0000_s1026" o:spt="75" type="#_x0000_t75" style="position:absolute;left:6863;top:725010;height:1098;width:1098;" filled="f" o:preferrelative="t" stroked="f" coordsize="21600,21600" o:gfxdata="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">
                   <v:fill on="f" focussize="0,0"/>
                   <v:stroke on="f"/>
-                  <v:imagedata r:id="rId15" o:title=""/>
+                  <v:imagedata r:id="rId12" o:title=""/>
                   <o:lock v:ext="edit" aspectratio="t"/>
                 </v:shape>
               </v:group>
@@ -15553,7 +15319,7 @@
                     <pic:cNvPicPr/>
                   </pic:nvPicPr>
                   <pic:blipFill>
-                    <a:blip r:embed="rId16" cstate="print"/>
+                    <a:blip r:embed="rId13" cstate="print"/>
                     <a:srcRect/>
                     <a:stretch>
                       <a:fillRect/>
@@ -16185,23 +15951,6 @@
     </w:lvl>
   </w:abstractNum>
   <w:abstractNum w:abstractNumId="6">
-    <w:nsid w:val="58AABCAB"/>
-    <w:multiLevelType w:val="singleLevel"/>
-    <w:tmpl w:val="58AABCAB"/>
-    <w:lvl w:ilvl="0" w:tentative="0">
-      <w:start w:val="1"/>
-      <w:numFmt w:val="bullet"/>
-      <w:lvlText w:val=""/>
-      <w:lvlJc w:val="left"/>
-      <w:pPr>
-        <w:ind w:left="420" w:hanging="420"/>
-      </w:pPr>
-      <w:rPr>
-        <w:rFonts w:hint="default" w:ascii="Wingdings" w:hAnsi="Wingdings"/>
-      </w:rPr>
-    </w:lvl>
-  </w:abstractNum>
-  <w:abstractNum w:abstractNumId="7">
     <w:nsid w:val="689C4F3F"/>
     <w:multiLevelType w:val="multilevel"/>
     <w:tmpl w:val="689C4F3F"/>
@@ -16300,21 +16049,18 @@
     <w:abstractNumId w:val="1"/>
   </w:num>
   <w:num w:numId="4">
-    <w:abstractNumId w:val="6"/>
+    <w:abstractNumId w:val="0"/>
   </w:num>
   <w:num w:numId="5">
-    <w:abstractNumId w:val="0"/>
+    <w:abstractNumId w:val="5"/>
   </w:num>
   <w:num w:numId="6">
-    <w:abstractNumId w:val="5"/>
-  </w:num>
-  <w:num w:numId="7">
-    <w:abstractNumId w:val="7"/>
+    <w:abstractNumId w:val="6"/>
     <w:lvlOverride w:ilvl="0">
       <w:startOverride w:val="1"/>
     </w:lvlOverride>
   </w:num>
-  <w:num w:numId="8">
+  <w:num w:numId="7">
     <w:abstractNumId w:val="2"/>
   </w:num>
 </w:numbering>
